--- a/docs/Паспорт_GeoPoint.docx
+++ b/docs/Паспорт_GeoPoint.docx
@@ -301,7 +301,6 @@
           <w:rFonts w:ascii="Times New Roman" w:hAnsi="Times New Roman" w:cs="Times New Roman"/>
           <w:b/>
           <w:bCs/>
-          <w:lang w:val="en-US"/>
         </w:rPr>
       </w:pPr>
       <w:r>
@@ -324,19 +323,7 @@
         <w:rPr>
           <w:rFonts w:ascii="Times New Roman" w:hAnsi="Times New Roman" w:cs="Times New Roman"/>
         </w:rPr>
-        <w:t>Отзывы о заведениях на классических картах не всегда достоверны</w:t>
-      </w:r>
-      <w:r>
-        <w:rPr>
-          <w:rFonts w:ascii="Times New Roman" w:hAnsi="Times New Roman" w:cs="Times New Roman"/>
-        </w:rPr>
-        <w:t>. И</w:t>
-      </w:r>
-      <w:r>
-        <w:rPr>
-          <w:rFonts w:ascii="Times New Roman" w:hAnsi="Times New Roman" w:cs="Times New Roman"/>
-        </w:rPr>
-        <w:t>х можно оставить, не побывав на месте, или накрутить. Одновременно люди реже посещают местные заведения, из-за чего малый бизнес теряет выручку. Проект решает обе проблемы: даёт людям стимул выбираться из дома и обеспечивает достоверность отзывов.</w:t>
+        <w:t>Отзывы о заведениях на классических картах не всегда достоверны. Их можно оставить, не побывав на месте, или накрутить. Одновременно люди реже посещают местные заведения, из-за чего малый бизнес теряет выручку. Проект решает обе проблемы: даёт людям стимул выбираться из дома и обеспечивает достоверность отзывов.</w:t>
       </w:r>
     </w:p>
     <w:p>
@@ -347,7 +334,6 @@
           <w:rFonts w:ascii="Times New Roman" w:hAnsi="Times New Roman" w:cs="Times New Roman"/>
           <w:b/>
           <w:bCs/>
-          <w:lang w:val="en-US"/>
         </w:rPr>
       </w:pPr>
       <w:r>
@@ -386,19 +372,7 @@
         <w:rPr>
           <w:rFonts w:ascii="Times New Roman" w:hAnsi="Times New Roman" w:cs="Times New Roman"/>
         </w:rPr>
-        <w:t xml:space="preserve"> </w:t>
-      </w:r>
-      <w:r>
-        <w:rPr>
-          <w:rFonts w:ascii="Times New Roman" w:hAnsi="Times New Roman" w:cs="Times New Roman"/>
-        </w:rPr>
-        <w:t>-</w:t>
-      </w:r>
-      <w:r>
-        <w:rPr>
-          <w:rFonts w:ascii="Times New Roman" w:hAnsi="Times New Roman" w:cs="Times New Roman"/>
-        </w:rPr>
-        <w:t xml:space="preserve"> веб-сервис, где пользователь отмечается в заведении, получает достижения за посещения и может оставить отзыв только после подтверждённого посещения. На основе достижений формируется рейтинг лучших посетителей. Подтверждение посещения выполняется по индивидуальному ключу заведения. </w:t>
+        <w:t xml:space="preserve"> - веб-сервис, где пользователь отмечается в заведении, получает достижения за посещения и может оставить отзыв только после подтверждённого посещения. На основе достижений формируется рейтинг лучших посетителей. Подтверждение посещения выполняется по индивидуальному ключу заведения. </w:t>
       </w:r>
     </w:p>
     <w:p>
@@ -422,7 +396,6 @@
           <w:rFonts w:ascii="Times New Roman" w:hAnsi="Times New Roman" w:cs="Times New Roman"/>
           <w:b/>
           <w:bCs/>
-          <w:lang w:val="en-US"/>
         </w:rPr>
       </w:pPr>
       <w:r>
@@ -461,31 +434,7 @@
         <w:rPr>
           <w:rFonts w:ascii="Times New Roman" w:hAnsi="Times New Roman" w:cs="Times New Roman"/>
         </w:rPr>
-        <w:t xml:space="preserve"> закрытое приложение, ориентированное на путешественников</w:t>
-      </w:r>
-      <w:r>
-        <w:rPr>
-          <w:rFonts w:ascii="Times New Roman" w:hAnsi="Times New Roman" w:cs="Times New Roman"/>
-        </w:rPr>
-        <w:t xml:space="preserve"> -</w:t>
-      </w:r>
-      <w:r>
-        <w:rPr>
-          <w:rFonts w:ascii="Times New Roman" w:hAnsi="Times New Roman" w:cs="Times New Roman"/>
-        </w:rPr>
-        <w:t xml:space="preserve"> берём механику отметок. Яндекс Карты </w:t>
-      </w:r>
-      <w:r>
-        <w:rPr>
-          <w:rFonts w:ascii="Times New Roman" w:hAnsi="Times New Roman" w:cs="Times New Roman"/>
-        </w:rPr>
-        <w:t xml:space="preserve">- </w:t>
-      </w:r>
-      <w:r>
-        <w:rPr>
-          <w:rFonts w:ascii="Times New Roman" w:hAnsi="Times New Roman" w:cs="Times New Roman"/>
-        </w:rPr>
-        <w:t xml:space="preserve">берём идею системы отзывов. Отличие </w:t>
+        <w:t xml:space="preserve"> закрытое приложение, ориентированное на путешественников - берём механику отметок. Яндекс Карты - берём идею системы отзывов. Отличие </w:t>
       </w:r>
       <w:proofErr w:type="spellStart"/>
       <w:r>
@@ -561,22 +510,6 @@
           <w:bCs/>
         </w:rPr>
         <w:t>Цель проекта</w:t>
-      </w:r>
-      <w:r>
-        <w:rPr>
-          <w:rFonts w:ascii="Times New Roman" w:hAnsi="Times New Roman" w:cs="Times New Roman"/>
-          <w:b/>
-          <w:bCs/>
-        </w:rPr>
-        <w:t>:</w:t>
-      </w:r>
-      <w:r>
-        <w:rPr>
-          <w:rFonts w:ascii="Times New Roman" w:hAnsi="Times New Roman" w:cs="Times New Roman"/>
-          <w:b/>
-          <w:bCs/>
-        </w:rPr>
-        <w:t xml:space="preserve"> </w:t>
       </w:r>
     </w:p>
     <w:p>
@@ -1665,13 +1598,7 @@
               <w:rPr>
                 <w:rFonts w:ascii="Times New Roman" w:hAnsi="Times New Roman" w:cs="Times New Roman"/>
               </w:rPr>
-              <w:t xml:space="preserve"> или </w:t>
-            </w:r>
-            <w:r>
-              <w:rPr>
-                <w:rFonts w:ascii="Times New Roman" w:hAnsi="Times New Roman" w:cs="Times New Roman"/>
-              </w:rPr>
-              <w:t>СДЭК ГИС</w:t>
+              <w:t xml:space="preserve"> или СДЭК ГИС</w:t>
             </w:r>
           </w:p>
         </w:tc>
@@ -1740,7 +1667,27 @@
               <w:rPr>
                 <w:rFonts w:ascii="Times New Roman" w:hAnsi="Times New Roman" w:cs="Times New Roman"/>
               </w:rPr>
-              <w:t xml:space="preserve">Индивидуальный ключ заведения в виде QR-кода; дополнительно проверка геопозиции средствами </w:t>
+              <w:t xml:space="preserve">Индивидуальный ключ заведения </w:t>
+            </w:r>
+            <w:proofErr w:type="gramStart"/>
+            <w:r>
+              <w:rPr>
+                <w:rFonts w:ascii="Times New Roman" w:hAnsi="Times New Roman" w:cs="Times New Roman"/>
+              </w:rPr>
+              <w:t xml:space="preserve">или </w:t>
+            </w:r>
+            <w:r>
+              <w:rPr>
+                <w:rFonts w:ascii="Times New Roman" w:hAnsi="Times New Roman" w:cs="Times New Roman"/>
+              </w:rPr>
+              <w:t xml:space="preserve"> QR</w:t>
+            </w:r>
+            <w:proofErr w:type="gramEnd"/>
+            <w:r>
+              <w:rPr>
+                <w:rFonts w:ascii="Times New Roman" w:hAnsi="Times New Roman" w:cs="Times New Roman"/>
+              </w:rPr>
+              <w:t xml:space="preserve">-кода; дополнительно проверка геопозиции средствами </w:t>
             </w:r>
             <w:proofErr w:type="spellStart"/>
             <w:r>
@@ -2014,6 +1961,5418 @@
         </w:rPr>
       </w:pPr>
     </w:p>
+    <w:p>
+      <w:pPr>
+        <w:rPr>
+          <w:rFonts w:ascii="Times New Roman" w:hAnsi="Times New Roman" w:cs="Times New Roman"/>
+        </w:rPr>
+      </w:pPr>
+      <w:r>
+        <w:rPr>
+          <w:rFonts w:ascii="Times New Roman" w:hAnsi="Times New Roman" w:cs="Times New Roman"/>
+        </w:rPr>
+        <w:br w:type="page"/>
+      </w:r>
+    </w:p>
+    <w:p>
+      <w:pPr>
+        <w:spacing w:after="0" w:line="360" w:lineRule="auto"/>
+        <w:jc w:val="center"/>
+        <w:rPr>
+          <w:rFonts w:ascii="Times New Roman" w:hAnsi="Times New Roman" w:cs="Times New Roman"/>
+          <w:b/>
+          <w:bCs/>
+          <w:sz w:val="32"/>
+          <w:szCs w:val="32"/>
+        </w:rPr>
+      </w:pPr>
+      <w:r>
+        <w:rPr>
+          <w:rFonts w:ascii="Times New Roman" w:hAnsi="Times New Roman" w:cs="Times New Roman"/>
+          <w:b/>
+          <w:bCs/>
+          <w:sz w:val="36"/>
+          <w:szCs w:val="36"/>
+        </w:rPr>
+        <w:lastRenderedPageBreak/>
+        <w:t>Техническая часть</w:t>
+      </w:r>
+    </w:p>
+    <w:p>
+      <w:pPr>
+        <w:spacing w:after="0" w:line="360" w:lineRule="auto"/>
+        <w:rPr>
+          <w:rFonts w:ascii="Times New Roman" w:hAnsi="Times New Roman" w:cs="Times New Roman"/>
+          <w:b/>
+          <w:bCs/>
+          <w:sz w:val="28"/>
+          <w:szCs w:val="28"/>
+        </w:rPr>
+      </w:pPr>
+      <w:r>
+        <w:rPr>
+          <w:rFonts w:ascii="Times New Roman" w:hAnsi="Times New Roman" w:cs="Times New Roman"/>
+          <w:b/>
+          <w:bCs/>
+          <w:sz w:val="28"/>
+          <w:szCs w:val="28"/>
+        </w:rPr>
+        <w:t>Требования к системе</w:t>
+      </w:r>
+    </w:p>
+    <w:p>
+      <w:pPr>
+        <w:spacing w:after="0" w:line="360" w:lineRule="auto"/>
+        <w:ind w:firstLine="708"/>
+        <w:rPr>
+          <w:rFonts w:ascii="Times New Roman" w:hAnsi="Times New Roman" w:cs="Times New Roman"/>
+          <w:b/>
+          <w:bCs/>
+          <w:sz w:val="28"/>
+          <w:szCs w:val="28"/>
+        </w:rPr>
+      </w:pPr>
+      <w:r>
+        <w:rPr>
+          <w:rFonts w:ascii="Times New Roman" w:hAnsi="Times New Roman" w:cs="Times New Roman"/>
+          <w:b/>
+          <w:bCs/>
+          <w:sz w:val="28"/>
+          <w:szCs w:val="28"/>
+        </w:rPr>
+        <w:t>Роли пользователей</w:t>
+      </w:r>
+    </w:p>
+    <w:p>
+      <w:pPr>
+        <w:pStyle w:val="a7"/>
+        <w:numPr>
+          <w:ilvl w:val="0"/>
+          <w:numId w:val="10"/>
+        </w:numPr>
+        <w:spacing w:after="0" w:line="360" w:lineRule="auto"/>
+        <w:rPr>
+          <w:rFonts w:ascii="Times New Roman" w:hAnsi="Times New Roman" w:cs="Times New Roman"/>
+          <w:sz w:val="28"/>
+          <w:szCs w:val="28"/>
+        </w:rPr>
+      </w:pPr>
+      <w:r>
+        <w:rPr>
+          <w:rFonts w:ascii="Times New Roman" w:hAnsi="Times New Roman" w:cs="Times New Roman"/>
+          <w:sz w:val="28"/>
+          <w:szCs w:val="28"/>
+        </w:rPr>
+        <w:t>Гость (неавторизованный пользователь): может просматривать интерактивную карту, список заведений, их рейтинг и читать отзывы.</w:t>
+      </w:r>
+    </w:p>
+    <w:p>
+      <w:pPr>
+        <w:pStyle w:val="a7"/>
+        <w:numPr>
+          <w:ilvl w:val="0"/>
+          <w:numId w:val="10"/>
+        </w:numPr>
+        <w:spacing w:after="0" w:line="360" w:lineRule="auto"/>
+        <w:rPr>
+          <w:rFonts w:ascii="Times New Roman" w:hAnsi="Times New Roman" w:cs="Times New Roman"/>
+          <w:sz w:val="28"/>
+          <w:szCs w:val="28"/>
+        </w:rPr>
+      </w:pPr>
+      <w:r>
+        <w:rPr>
+          <w:rFonts w:ascii="Times New Roman" w:hAnsi="Times New Roman" w:cs="Times New Roman"/>
+          <w:sz w:val="28"/>
+          <w:szCs w:val="28"/>
+        </w:rPr>
+        <w:t>Пользователь (Посетитель): может авторизовываться, искать заведения поблизости, отмечаться в заведениях (</w:t>
+      </w:r>
+      <w:proofErr w:type="spellStart"/>
+      <w:r>
+        <w:rPr>
+          <w:rFonts w:ascii="Times New Roman" w:hAnsi="Times New Roman" w:cs="Times New Roman"/>
+          <w:sz w:val="28"/>
+          <w:szCs w:val="28"/>
+        </w:rPr>
+        <w:t>чекин</w:t>
+      </w:r>
+      <w:proofErr w:type="spellEnd"/>
+      <w:r>
+        <w:rPr>
+          <w:rFonts w:ascii="Times New Roman" w:hAnsi="Times New Roman" w:cs="Times New Roman"/>
+          <w:sz w:val="28"/>
+          <w:szCs w:val="28"/>
+        </w:rPr>
+        <w:t>) по секретному ключу</w:t>
+      </w:r>
+      <w:r>
+        <w:rPr>
+          <w:rFonts w:ascii="Times New Roman" w:hAnsi="Times New Roman" w:cs="Times New Roman"/>
+          <w:sz w:val="28"/>
+          <w:szCs w:val="28"/>
+        </w:rPr>
+        <w:t xml:space="preserve"> или </w:t>
+      </w:r>
+      <w:r>
+        <w:rPr>
+          <w:rFonts w:ascii="Times New Roman" w:hAnsi="Times New Roman" w:cs="Times New Roman"/>
+          <w:sz w:val="28"/>
+          <w:szCs w:val="28"/>
+        </w:rPr>
+        <w:t xml:space="preserve">QR-коду и геопозиции, оставлять отзывы (только после успешного </w:t>
+      </w:r>
+      <w:proofErr w:type="spellStart"/>
+      <w:r>
+        <w:rPr>
+          <w:rFonts w:ascii="Times New Roman" w:hAnsi="Times New Roman" w:cs="Times New Roman"/>
+          <w:sz w:val="28"/>
+          <w:szCs w:val="28"/>
+        </w:rPr>
+        <w:t>чекина</w:t>
+      </w:r>
+      <w:proofErr w:type="spellEnd"/>
+      <w:r>
+        <w:rPr>
+          <w:rFonts w:ascii="Times New Roman" w:hAnsi="Times New Roman" w:cs="Times New Roman"/>
+          <w:sz w:val="28"/>
+          <w:szCs w:val="28"/>
+        </w:rPr>
+        <w:t>), получать достижения и участвовать в рейтинге посетителей.</w:t>
+      </w:r>
+    </w:p>
+    <w:p>
+      <w:pPr>
+        <w:pStyle w:val="a7"/>
+        <w:numPr>
+          <w:ilvl w:val="0"/>
+          <w:numId w:val="10"/>
+        </w:numPr>
+        <w:spacing w:after="0" w:line="360" w:lineRule="auto"/>
+        <w:rPr>
+          <w:rFonts w:ascii="Times New Roman" w:hAnsi="Times New Roman" w:cs="Times New Roman"/>
+          <w:sz w:val="28"/>
+          <w:szCs w:val="28"/>
+        </w:rPr>
+      </w:pPr>
+      <w:r>
+        <w:rPr>
+          <w:rFonts w:ascii="Times New Roman" w:hAnsi="Times New Roman" w:cs="Times New Roman"/>
+          <w:sz w:val="28"/>
+          <w:szCs w:val="28"/>
+        </w:rPr>
+        <w:t xml:space="preserve">Администратор: управляет базой заведений (добавление точек, координат, описаний), генерирует и обновляет индивидуальные </w:t>
+      </w:r>
+      <w:proofErr w:type="gramStart"/>
+      <w:r>
+        <w:rPr>
+          <w:rFonts w:ascii="Times New Roman" w:hAnsi="Times New Roman" w:cs="Times New Roman"/>
+          <w:sz w:val="28"/>
+          <w:szCs w:val="28"/>
+        </w:rPr>
+        <w:t>ключи</w:t>
+      </w:r>
+      <w:r>
+        <w:rPr>
+          <w:rFonts w:ascii="Times New Roman" w:hAnsi="Times New Roman" w:cs="Times New Roman"/>
+          <w:sz w:val="28"/>
+          <w:szCs w:val="28"/>
+        </w:rPr>
+        <w:t>(</w:t>
+      </w:r>
+      <w:proofErr w:type="gramEnd"/>
+      <w:r>
+        <w:rPr>
+          <w:rFonts w:ascii="Times New Roman" w:hAnsi="Times New Roman" w:cs="Times New Roman"/>
+          <w:sz w:val="28"/>
+          <w:szCs w:val="28"/>
+        </w:rPr>
+        <w:t>QR-коды</w:t>
+      </w:r>
+      <w:r>
+        <w:rPr>
+          <w:rFonts w:ascii="Times New Roman" w:hAnsi="Times New Roman" w:cs="Times New Roman"/>
+          <w:sz w:val="28"/>
+          <w:szCs w:val="28"/>
+        </w:rPr>
+        <w:t>)</w:t>
+      </w:r>
+      <w:r>
+        <w:rPr>
+          <w:rFonts w:ascii="Times New Roman" w:hAnsi="Times New Roman" w:cs="Times New Roman"/>
+          <w:sz w:val="28"/>
+          <w:szCs w:val="28"/>
+        </w:rPr>
+        <w:t xml:space="preserve"> заведений, модерирует отзывы.</w:t>
+      </w:r>
+    </w:p>
+    <w:p>
+      <w:pPr>
+        <w:pStyle w:val="a7"/>
+        <w:numPr>
+          <w:ilvl w:val="0"/>
+          <w:numId w:val="10"/>
+        </w:numPr>
+        <w:spacing w:after="0" w:line="360" w:lineRule="auto"/>
+        <w:rPr>
+          <w:rFonts w:ascii="Times New Roman" w:hAnsi="Times New Roman" w:cs="Times New Roman"/>
+          <w:sz w:val="28"/>
+          <w:szCs w:val="28"/>
+        </w:rPr>
+      </w:pPr>
+      <w:r>
+        <w:rPr>
+          <w:rFonts w:ascii="Times New Roman" w:hAnsi="Times New Roman" w:cs="Times New Roman"/>
+          <w:sz w:val="28"/>
+          <w:szCs w:val="28"/>
+        </w:rPr>
+        <w:t>Владелец заведения</w:t>
+      </w:r>
+      <w:proofErr w:type="gramStart"/>
+      <w:r>
+        <w:rPr>
+          <w:rFonts w:ascii="Times New Roman" w:hAnsi="Times New Roman" w:cs="Times New Roman"/>
+          <w:sz w:val="28"/>
+          <w:szCs w:val="28"/>
+        </w:rPr>
+        <w:t>: Дает</w:t>
+      </w:r>
+      <w:proofErr w:type="gramEnd"/>
+      <w:r>
+        <w:rPr>
+          <w:rFonts w:ascii="Times New Roman" w:hAnsi="Times New Roman" w:cs="Times New Roman"/>
+          <w:sz w:val="28"/>
+          <w:szCs w:val="28"/>
+        </w:rPr>
+        <w:t xml:space="preserve"> пользователям индивидуальные ключи, отмечая их посещения в заведение.</w:t>
+      </w:r>
+    </w:p>
+    <w:p>
+      <w:pPr>
+        <w:spacing w:after="0" w:line="360" w:lineRule="auto"/>
+        <w:rPr>
+          <w:rFonts w:ascii="Times New Roman" w:hAnsi="Times New Roman" w:cs="Times New Roman"/>
+          <w:b/>
+          <w:bCs/>
+          <w:sz w:val="28"/>
+          <w:szCs w:val="28"/>
+        </w:rPr>
+      </w:pPr>
+      <w:r>
+        <w:rPr>
+          <w:rFonts w:ascii="Times New Roman" w:hAnsi="Times New Roman" w:cs="Times New Roman"/>
+          <w:b/>
+          <w:bCs/>
+          <w:sz w:val="28"/>
+          <w:szCs w:val="28"/>
+        </w:rPr>
+        <w:t>Функциональные требования</w:t>
+      </w:r>
+    </w:p>
+    <w:p>
+      <w:pPr>
+        <w:spacing w:after="0" w:line="360" w:lineRule="auto"/>
+        <w:ind w:firstLine="708"/>
+        <w:rPr>
+          <w:rFonts w:ascii="Times New Roman" w:hAnsi="Times New Roman" w:cs="Times New Roman"/>
+          <w:sz w:val="28"/>
+          <w:szCs w:val="28"/>
+        </w:rPr>
+      </w:pPr>
+      <w:r>
+        <w:rPr>
+          <w:rFonts w:ascii="Times New Roman" w:hAnsi="Times New Roman" w:cs="Times New Roman"/>
+          <w:b/>
+          <w:bCs/>
+          <w:sz w:val="28"/>
+          <w:szCs w:val="28"/>
+        </w:rPr>
+        <w:t>Модуль авторизации и профиля:</w:t>
+      </w:r>
+    </w:p>
+    <w:p>
+      <w:pPr>
+        <w:pStyle w:val="a7"/>
+        <w:numPr>
+          <w:ilvl w:val="1"/>
+          <w:numId w:val="9"/>
+        </w:numPr>
+        <w:spacing w:after="0" w:line="360" w:lineRule="auto"/>
+        <w:rPr>
+          <w:rFonts w:ascii="Times New Roman" w:hAnsi="Times New Roman" w:cs="Times New Roman"/>
+          <w:sz w:val="28"/>
+          <w:szCs w:val="28"/>
+        </w:rPr>
+      </w:pPr>
+      <w:r>
+        <w:rPr>
+          <w:rFonts w:ascii="Times New Roman" w:hAnsi="Times New Roman" w:cs="Times New Roman"/>
+          <w:sz w:val="28"/>
+          <w:szCs w:val="28"/>
+        </w:rPr>
+        <w:t xml:space="preserve">Регистрация, вход и выход с использованием стандартной системы аутентификации </w:t>
+      </w:r>
+      <w:proofErr w:type="spellStart"/>
+      <w:r>
+        <w:rPr>
+          <w:rFonts w:ascii="Times New Roman" w:hAnsi="Times New Roman" w:cs="Times New Roman"/>
+          <w:sz w:val="28"/>
+          <w:szCs w:val="28"/>
+        </w:rPr>
+        <w:t>Django</w:t>
+      </w:r>
+      <w:proofErr w:type="spellEnd"/>
+      <w:r>
+        <w:rPr>
+          <w:rFonts w:ascii="Times New Roman" w:hAnsi="Times New Roman" w:cs="Times New Roman"/>
+          <w:sz w:val="28"/>
+          <w:szCs w:val="28"/>
+        </w:rPr>
+        <w:t>.</w:t>
+      </w:r>
+    </w:p>
+    <w:p>
+      <w:pPr>
+        <w:pStyle w:val="a7"/>
+        <w:numPr>
+          <w:ilvl w:val="1"/>
+          <w:numId w:val="9"/>
+        </w:numPr>
+        <w:spacing w:after="0" w:line="360" w:lineRule="auto"/>
+        <w:rPr>
+          <w:rFonts w:ascii="Times New Roman" w:hAnsi="Times New Roman" w:cs="Times New Roman"/>
+          <w:sz w:val="28"/>
+          <w:szCs w:val="28"/>
+        </w:rPr>
+      </w:pPr>
+      <w:r>
+        <w:rPr>
+          <w:rFonts w:ascii="Times New Roman" w:hAnsi="Times New Roman" w:cs="Times New Roman"/>
+          <w:sz w:val="28"/>
+          <w:szCs w:val="28"/>
+        </w:rPr>
+        <w:t>Просмотр профиля пользователя: история посещений, полученные достижения, текущее место в рейтинге.</w:t>
+      </w:r>
+    </w:p>
+    <w:p>
+      <w:pPr>
+        <w:spacing w:after="0" w:line="360" w:lineRule="auto"/>
+        <w:ind w:firstLine="708"/>
+        <w:rPr>
+          <w:rFonts w:ascii="Times New Roman" w:hAnsi="Times New Roman" w:cs="Times New Roman"/>
+          <w:sz w:val="28"/>
+          <w:szCs w:val="28"/>
+        </w:rPr>
+      </w:pPr>
+      <w:r>
+        <w:rPr>
+          <w:rFonts w:ascii="Times New Roman" w:hAnsi="Times New Roman" w:cs="Times New Roman"/>
+          <w:b/>
+          <w:bCs/>
+          <w:sz w:val="28"/>
+          <w:szCs w:val="28"/>
+        </w:rPr>
+        <w:t>Модуль карты и заведений:</w:t>
+      </w:r>
+    </w:p>
+    <w:p>
+      <w:pPr>
+        <w:pStyle w:val="a7"/>
+        <w:numPr>
+          <w:ilvl w:val="1"/>
+          <w:numId w:val="8"/>
+        </w:numPr>
+        <w:spacing w:after="0" w:line="360" w:lineRule="auto"/>
+        <w:rPr>
+          <w:rFonts w:ascii="Times New Roman" w:hAnsi="Times New Roman" w:cs="Times New Roman"/>
+          <w:sz w:val="28"/>
+          <w:szCs w:val="28"/>
+        </w:rPr>
+      </w:pPr>
+      <w:r>
+        <w:rPr>
+          <w:rFonts w:ascii="Times New Roman" w:hAnsi="Times New Roman" w:cs="Times New Roman"/>
+          <w:sz w:val="28"/>
+          <w:szCs w:val="28"/>
+        </w:rPr>
+        <w:t>Отображение интерактивной карты с маркерами заведений.</w:t>
+      </w:r>
+    </w:p>
+    <w:p>
+      <w:pPr>
+        <w:pStyle w:val="a7"/>
+        <w:numPr>
+          <w:ilvl w:val="1"/>
+          <w:numId w:val="8"/>
+        </w:numPr>
+        <w:spacing w:after="0" w:line="360" w:lineRule="auto"/>
+        <w:rPr>
+          <w:rFonts w:ascii="Times New Roman" w:hAnsi="Times New Roman" w:cs="Times New Roman"/>
+          <w:sz w:val="28"/>
+          <w:szCs w:val="28"/>
+        </w:rPr>
+      </w:pPr>
+      <w:r>
+        <w:rPr>
+          <w:rFonts w:ascii="Times New Roman" w:hAnsi="Times New Roman" w:cs="Times New Roman"/>
+          <w:sz w:val="28"/>
+          <w:szCs w:val="28"/>
+        </w:rPr>
+        <w:t>Просмотр карточки заведения (название, адрес, среднее значение рейтинга, список подтверждённых отзывов).</w:t>
+      </w:r>
+    </w:p>
+    <w:p>
+      <w:pPr>
+        <w:spacing w:after="0" w:line="360" w:lineRule="auto"/>
+        <w:ind w:left="720"/>
+        <w:rPr>
+          <w:rFonts w:ascii="Times New Roman" w:hAnsi="Times New Roman" w:cs="Times New Roman"/>
+          <w:sz w:val="28"/>
+          <w:szCs w:val="28"/>
+        </w:rPr>
+      </w:pPr>
+      <w:r>
+        <w:rPr>
+          <w:rFonts w:ascii="Times New Roman" w:hAnsi="Times New Roman" w:cs="Times New Roman"/>
+          <w:b/>
+          <w:bCs/>
+          <w:sz w:val="28"/>
+          <w:szCs w:val="28"/>
+        </w:rPr>
+        <w:t>Модуль подтверждения посещений (Check-</w:t>
+      </w:r>
+      <w:proofErr w:type="spellStart"/>
+      <w:r>
+        <w:rPr>
+          <w:rFonts w:ascii="Times New Roman" w:hAnsi="Times New Roman" w:cs="Times New Roman"/>
+          <w:b/>
+          <w:bCs/>
+          <w:sz w:val="28"/>
+          <w:szCs w:val="28"/>
+        </w:rPr>
+        <w:t>in</w:t>
+      </w:r>
+      <w:proofErr w:type="spellEnd"/>
+      <w:r>
+        <w:rPr>
+          <w:rFonts w:ascii="Times New Roman" w:hAnsi="Times New Roman" w:cs="Times New Roman"/>
+          <w:b/>
+          <w:bCs/>
+          <w:sz w:val="28"/>
+          <w:szCs w:val="28"/>
+        </w:rPr>
+        <w:t>):</w:t>
+      </w:r>
+    </w:p>
+    <w:p>
+      <w:pPr>
+        <w:pStyle w:val="a7"/>
+        <w:numPr>
+          <w:ilvl w:val="2"/>
+          <w:numId w:val="9"/>
+        </w:numPr>
+        <w:spacing w:after="0" w:line="360" w:lineRule="auto"/>
+        <w:ind w:left="1418"/>
+        <w:rPr>
+          <w:rFonts w:ascii="Times New Roman" w:hAnsi="Times New Roman" w:cs="Times New Roman"/>
+          <w:sz w:val="28"/>
+          <w:szCs w:val="28"/>
+        </w:rPr>
+      </w:pPr>
+      <w:r>
+        <w:rPr>
+          <w:rFonts w:ascii="Times New Roman" w:hAnsi="Times New Roman" w:cs="Times New Roman"/>
+          <w:sz w:val="28"/>
+          <w:szCs w:val="28"/>
+        </w:rPr>
+        <w:t xml:space="preserve">Ввод индивидуального ключа заведения или сканирование QR-кода (переход по уникальной ссылке </w:t>
+      </w:r>
+      <w:proofErr w:type="spellStart"/>
+      <w:r>
+        <w:rPr>
+          <w:rFonts w:ascii="Times New Roman" w:hAnsi="Times New Roman" w:cs="Times New Roman"/>
+          <w:sz w:val="28"/>
+          <w:szCs w:val="28"/>
+        </w:rPr>
+        <w:t>чекина</w:t>
+      </w:r>
+      <w:proofErr w:type="spellEnd"/>
+      <w:r>
+        <w:rPr>
+          <w:rFonts w:ascii="Times New Roman" w:hAnsi="Times New Roman" w:cs="Times New Roman"/>
+          <w:sz w:val="28"/>
+          <w:szCs w:val="28"/>
+        </w:rPr>
+        <w:t>).</w:t>
+      </w:r>
+    </w:p>
+    <w:p>
+      <w:pPr>
+        <w:pStyle w:val="a7"/>
+        <w:numPr>
+          <w:ilvl w:val="2"/>
+          <w:numId w:val="9"/>
+        </w:numPr>
+        <w:spacing w:after="0" w:line="360" w:lineRule="auto"/>
+        <w:ind w:left="1418"/>
+        <w:rPr>
+          <w:rFonts w:ascii="Times New Roman" w:hAnsi="Times New Roman" w:cs="Times New Roman"/>
+          <w:sz w:val="28"/>
+          <w:szCs w:val="28"/>
+        </w:rPr>
+      </w:pPr>
+      <w:r>
+        <w:rPr>
+          <w:rFonts w:ascii="Times New Roman" w:hAnsi="Times New Roman" w:cs="Times New Roman"/>
+          <w:sz w:val="28"/>
+          <w:szCs w:val="28"/>
+        </w:rPr>
+        <w:lastRenderedPageBreak/>
+        <w:t>Ограничение на повторные отметки (например, не более одно</w:t>
+      </w:r>
+      <w:r>
+        <w:rPr>
+          <w:rFonts w:ascii="Times New Roman" w:hAnsi="Times New Roman" w:cs="Times New Roman"/>
+          <w:sz w:val="28"/>
+          <w:szCs w:val="28"/>
+        </w:rPr>
+        <w:t xml:space="preserve">й проверки </w:t>
+      </w:r>
+      <w:r>
+        <w:rPr>
+          <w:rFonts w:ascii="Times New Roman" w:hAnsi="Times New Roman" w:cs="Times New Roman"/>
+          <w:sz w:val="28"/>
+          <w:szCs w:val="28"/>
+        </w:rPr>
+        <w:t>в одном заведении в сутки для защиты от накрутки).</w:t>
+      </w:r>
+    </w:p>
+    <w:p>
+      <w:pPr>
+        <w:spacing w:after="0" w:line="360" w:lineRule="auto"/>
+        <w:ind w:firstLine="708"/>
+        <w:rPr>
+          <w:rFonts w:ascii="Times New Roman" w:hAnsi="Times New Roman" w:cs="Times New Roman"/>
+          <w:sz w:val="28"/>
+          <w:szCs w:val="28"/>
+        </w:rPr>
+      </w:pPr>
+      <w:r>
+        <w:rPr>
+          <w:rFonts w:ascii="Times New Roman" w:hAnsi="Times New Roman" w:cs="Times New Roman"/>
+          <w:b/>
+          <w:bCs/>
+          <w:sz w:val="28"/>
+          <w:szCs w:val="28"/>
+        </w:rPr>
+        <w:t>Модуль отзывов и оценок:</w:t>
+      </w:r>
+    </w:p>
+    <w:p>
+      <w:pPr>
+        <w:spacing w:after="0" w:line="360" w:lineRule="auto"/>
+        <w:ind w:left="993"/>
+        <w:rPr>
+          <w:rFonts w:ascii="Times New Roman" w:hAnsi="Times New Roman" w:cs="Times New Roman"/>
+          <w:sz w:val="28"/>
+          <w:szCs w:val="28"/>
+        </w:rPr>
+      </w:pPr>
+      <w:r>
+        <w:rPr>
+          <w:rFonts w:ascii="Times New Roman" w:hAnsi="Times New Roman" w:cs="Times New Roman"/>
+          <w:sz w:val="28"/>
+          <w:szCs w:val="28"/>
+        </w:rPr>
+        <w:t>1)</w:t>
+      </w:r>
+      <w:r>
+        <w:rPr>
+          <w:rFonts w:ascii="Times New Roman" w:hAnsi="Times New Roman" w:cs="Times New Roman"/>
+          <w:sz w:val="28"/>
+          <w:szCs w:val="28"/>
+        </w:rPr>
+        <w:t>Проверка права на отзыв: форма отправки отзыва и оценки (от 1 до 5 звёзд) доступна только при наличии подтверждённо</w:t>
+      </w:r>
+      <w:r>
+        <w:rPr>
+          <w:rFonts w:ascii="Times New Roman" w:hAnsi="Times New Roman" w:cs="Times New Roman"/>
+          <w:sz w:val="28"/>
+          <w:szCs w:val="28"/>
+        </w:rPr>
+        <w:t xml:space="preserve">й проверки </w:t>
+      </w:r>
+      <w:r>
+        <w:rPr>
+          <w:rFonts w:ascii="Times New Roman" w:hAnsi="Times New Roman" w:cs="Times New Roman"/>
+          <w:sz w:val="28"/>
+          <w:szCs w:val="28"/>
+        </w:rPr>
+        <w:t>в данном заведении.</w:t>
+      </w:r>
+    </w:p>
+    <w:p>
+      <w:pPr>
+        <w:spacing w:after="0" w:line="360" w:lineRule="auto"/>
+        <w:ind w:left="993"/>
+        <w:rPr>
+          <w:rFonts w:ascii="Times New Roman" w:hAnsi="Times New Roman" w:cs="Times New Roman"/>
+          <w:sz w:val="28"/>
+          <w:szCs w:val="28"/>
+        </w:rPr>
+      </w:pPr>
+      <w:r>
+        <w:rPr>
+          <w:rFonts w:ascii="Times New Roman" w:hAnsi="Times New Roman" w:cs="Times New Roman"/>
+          <w:sz w:val="28"/>
+          <w:szCs w:val="28"/>
+        </w:rPr>
+        <w:t>2)</w:t>
+      </w:r>
+      <w:r>
+        <w:rPr>
+          <w:rFonts w:ascii="Times New Roman" w:hAnsi="Times New Roman" w:cs="Times New Roman"/>
+          <w:sz w:val="28"/>
+          <w:szCs w:val="28"/>
+        </w:rPr>
+        <w:t xml:space="preserve">Один подтверждённый визит (или один пользователь) может оставить один актуальный отзыв </w:t>
+      </w:r>
+      <w:proofErr w:type="gramStart"/>
+      <w:r>
+        <w:rPr>
+          <w:rFonts w:ascii="Times New Roman" w:hAnsi="Times New Roman" w:cs="Times New Roman"/>
+          <w:sz w:val="28"/>
+          <w:szCs w:val="28"/>
+        </w:rPr>
+        <w:t>на заведение</w:t>
+      </w:r>
+      <w:proofErr w:type="gramEnd"/>
+      <w:r>
+        <w:rPr>
+          <w:rFonts w:ascii="Times New Roman" w:hAnsi="Times New Roman" w:cs="Times New Roman"/>
+          <w:sz w:val="28"/>
+          <w:szCs w:val="28"/>
+        </w:rPr>
+        <w:t>.</w:t>
+      </w:r>
+    </w:p>
+    <w:p>
+      <w:pPr>
+        <w:spacing w:after="0" w:line="360" w:lineRule="auto"/>
+        <w:ind w:left="720"/>
+        <w:rPr>
+          <w:rFonts w:ascii="Times New Roman" w:hAnsi="Times New Roman" w:cs="Times New Roman"/>
+          <w:sz w:val="28"/>
+          <w:szCs w:val="28"/>
+        </w:rPr>
+      </w:pPr>
+      <w:r>
+        <w:rPr>
+          <w:rFonts w:ascii="Times New Roman" w:hAnsi="Times New Roman" w:cs="Times New Roman"/>
+          <w:b/>
+          <w:bCs/>
+          <w:sz w:val="28"/>
+          <w:szCs w:val="28"/>
+        </w:rPr>
+        <w:t xml:space="preserve">Модуль </w:t>
+      </w:r>
+      <w:r>
+        <w:rPr>
+          <w:rFonts w:ascii="Times New Roman" w:hAnsi="Times New Roman" w:cs="Times New Roman"/>
+          <w:b/>
+          <w:bCs/>
+          <w:sz w:val="28"/>
+          <w:szCs w:val="28"/>
+        </w:rPr>
+        <w:t>д</w:t>
+      </w:r>
+      <w:r>
+        <w:rPr>
+          <w:rFonts w:ascii="Times New Roman" w:hAnsi="Times New Roman" w:cs="Times New Roman"/>
+          <w:b/>
+          <w:bCs/>
+          <w:sz w:val="28"/>
+          <w:szCs w:val="28"/>
+        </w:rPr>
+        <w:t>остижени</w:t>
+      </w:r>
+      <w:r>
+        <w:rPr>
+          <w:rFonts w:ascii="Times New Roman" w:hAnsi="Times New Roman" w:cs="Times New Roman"/>
+          <w:b/>
+          <w:bCs/>
+          <w:sz w:val="28"/>
+          <w:szCs w:val="28"/>
+        </w:rPr>
+        <w:t xml:space="preserve">й </w:t>
+      </w:r>
+      <w:r>
+        <w:rPr>
+          <w:rFonts w:ascii="Times New Roman" w:hAnsi="Times New Roman" w:cs="Times New Roman"/>
+          <w:b/>
+          <w:bCs/>
+          <w:sz w:val="28"/>
+          <w:szCs w:val="28"/>
+        </w:rPr>
+        <w:t xml:space="preserve">и </w:t>
+      </w:r>
+      <w:r>
+        <w:rPr>
+          <w:rFonts w:ascii="Times New Roman" w:hAnsi="Times New Roman" w:cs="Times New Roman"/>
+          <w:b/>
+          <w:bCs/>
+          <w:sz w:val="28"/>
+          <w:szCs w:val="28"/>
+        </w:rPr>
+        <w:t>р</w:t>
+      </w:r>
+      <w:r>
+        <w:rPr>
+          <w:rFonts w:ascii="Times New Roman" w:hAnsi="Times New Roman" w:cs="Times New Roman"/>
+          <w:b/>
+          <w:bCs/>
+          <w:sz w:val="28"/>
+          <w:szCs w:val="28"/>
+        </w:rPr>
+        <w:t>ейтинг</w:t>
+      </w:r>
+      <w:r>
+        <w:rPr>
+          <w:rFonts w:ascii="Times New Roman" w:hAnsi="Times New Roman" w:cs="Times New Roman"/>
+          <w:b/>
+          <w:bCs/>
+          <w:sz w:val="28"/>
+          <w:szCs w:val="28"/>
+        </w:rPr>
+        <w:t>а</w:t>
+      </w:r>
+      <w:r>
+        <w:rPr>
+          <w:rFonts w:ascii="Times New Roman" w:hAnsi="Times New Roman" w:cs="Times New Roman"/>
+          <w:b/>
+          <w:bCs/>
+          <w:sz w:val="28"/>
+          <w:szCs w:val="28"/>
+        </w:rPr>
+        <w:t>:</w:t>
+      </w:r>
+    </w:p>
+    <w:p>
+      <w:pPr>
+        <w:spacing w:after="0" w:line="360" w:lineRule="auto"/>
+        <w:ind w:left="993"/>
+        <w:rPr>
+          <w:rFonts w:ascii="Times New Roman" w:hAnsi="Times New Roman" w:cs="Times New Roman"/>
+          <w:sz w:val="28"/>
+          <w:szCs w:val="28"/>
+        </w:rPr>
+      </w:pPr>
+      <w:r>
+        <w:rPr>
+          <w:rFonts w:ascii="Times New Roman" w:hAnsi="Times New Roman" w:cs="Times New Roman"/>
+          <w:sz w:val="28"/>
+          <w:szCs w:val="28"/>
+        </w:rPr>
+        <w:t>1)</w:t>
+      </w:r>
+      <w:r>
+        <w:rPr>
+          <w:rFonts w:ascii="Times New Roman" w:hAnsi="Times New Roman" w:cs="Times New Roman"/>
+          <w:sz w:val="28"/>
+          <w:szCs w:val="28"/>
+        </w:rPr>
+        <w:t>Автоматическая проверка условий и выдача достижений после каждо</w:t>
+      </w:r>
+      <w:r>
+        <w:rPr>
+          <w:rFonts w:ascii="Times New Roman" w:hAnsi="Times New Roman" w:cs="Times New Roman"/>
+          <w:sz w:val="28"/>
+          <w:szCs w:val="28"/>
+        </w:rPr>
+        <w:t>й проверки</w:t>
+      </w:r>
+      <w:r>
+        <w:rPr>
+          <w:rFonts w:ascii="Times New Roman" w:hAnsi="Times New Roman" w:cs="Times New Roman"/>
+          <w:sz w:val="28"/>
+          <w:szCs w:val="28"/>
+        </w:rPr>
+        <w:t>.</w:t>
+      </w:r>
+    </w:p>
+    <w:p>
+      <w:pPr>
+        <w:spacing w:after="0" w:line="360" w:lineRule="auto"/>
+        <w:ind w:left="993"/>
+        <w:rPr>
+          <w:rFonts w:ascii="Times New Roman" w:hAnsi="Times New Roman" w:cs="Times New Roman"/>
+          <w:sz w:val="28"/>
+          <w:szCs w:val="28"/>
+        </w:rPr>
+      </w:pPr>
+      <w:r>
+        <w:rPr>
+          <w:rFonts w:ascii="Times New Roman" w:hAnsi="Times New Roman" w:cs="Times New Roman"/>
+          <w:sz w:val="28"/>
+          <w:szCs w:val="28"/>
+        </w:rPr>
+        <w:t>2)</w:t>
+      </w:r>
+      <w:r>
+        <w:rPr>
+          <w:rFonts w:ascii="Times New Roman" w:hAnsi="Times New Roman" w:cs="Times New Roman"/>
+          <w:sz w:val="28"/>
+          <w:szCs w:val="28"/>
+        </w:rPr>
+        <w:t>Формирование таблицы лидеров</w:t>
+      </w:r>
+      <w:r>
+        <w:rPr>
+          <w:rFonts w:ascii="Times New Roman" w:hAnsi="Times New Roman" w:cs="Times New Roman"/>
+          <w:sz w:val="28"/>
+          <w:szCs w:val="28"/>
+        </w:rPr>
+        <w:t xml:space="preserve"> </w:t>
+      </w:r>
+      <w:r>
+        <w:rPr>
+          <w:rFonts w:ascii="Times New Roman" w:hAnsi="Times New Roman" w:cs="Times New Roman"/>
+          <w:sz w:val="28"/>
+          <w:szCs w:val="28"/>
+        </w:rPr>
+        <w:t>по количеству посещений и набранным очкам достижений.</w:t>
+      </w:r>
+    </w:p>
+    <w:p>
+      <w:pPr>
+        <w:spacing w:before="240" w:line="360" w:lineRule="auto"/>
+        <w:ind w:firstLine="708"/>
+        <w:jc w:val="center"/>
+        <w:rPr>
+          <w:rFonts w:ascii="Times New Roman" w:hAnsi="Times New Roman" w:cs="Times New Roman"/>
+          <w:b/>
+          <w:bCs/>
+          <w:sz w:val="28"/>
+          <w:szCs w:val="28"/>
+        </w:rPr>
+      </w:pPr>
+      <w:r>
+        <w:rPr>
+          <w:rFonts w:ascii="Times New Roman" w:hAnsi="Times New Roman" w:cs="Times New Roman"/>
+          <w:b/>
+          <w:bCs/>
+          <w:sz w:val="28"/>
+          <w:szCs w:val="28"/>
+        </w:rPr>
+        <w:t>Архитектура</w:t>
+      </w:r>
+    </w:p>
+    <w:p>
+      <w:pPr>
+        <w:spacing w:after="0" w:line="360" w:lineRule="auto"/>
+        <w:ind w:firstLine="708"/>
+        <w:rPr>
+          <w:rFonts w:ascii="Times New Roman" w:hAnsi="Times New Roman" w:cs="Times New Roman"/>
+          <w:sz w:val="28"/>
+          <w:szCs w:val="28"/>
+        </w:rPr>
+      </w:pPr>
+      <w:r>
+        <w:rPr>
+          <w:rFonts w:ascii="Times New Roman" w:hAnsi="Times New Roman" w:cs="Times New Roman"/>
+          <w:sz w:val="28"/>
+          <w:szCs w:val="28"/>
+        </w:rPr>
+        <w:t>Клиентская часть (это всё, что работает в браузере) связывается с серверной частью, чтобы получить данные, авторизоваться, подтвердить посещения и отправить отзывы. Серверная часть держит секретные ключи заведений, проверяет, кто ты (Гость, Посетитель, Владелец или Администратор), следит за тем, чтобы ты не отмечался чаще одного раза в сутки, и даёт доступ к форме отзыва только после подтверждённого посещения.</w:t>
+      </w:r>
+    </w:p>
+    <w:p>
+      <w:pPr>
+        <w:spacing w:after="0" w:line="360" w:lineRule="auto"/>
+        <w:ind w:firstLine="708"/>
+        <w:rPr>
+          <w:rFonts w:ascii="Times New Roman" w:hAnsi="Times New Roman" w:cs="Times New Roman"/>
+          <w:sz w:val="28"/>
+          <w:szCs w:val="28"/>
+        </w:rPr>
+      </w:pPr>
+      <w:r>
+        <w:rPr>
+          <w:rFonts w:ascii="Times New Roman" w:hAnsi="Times New Roman" w:cs="Times New Roman"/>
+          <w:sz w:val="28"/>
+          <w:szCs w:val="28"/>
+        </w:rPr>
+        <w:t xml:space="preserve">Для карты используется библиотека </w:t>
+      </w:r>
+      <w:proofErr w:type="spellStart"/>
+      <w:r>
+        <w:rPr>
+          <w:rFonts w:ascii="Times New Roman" w:hAnsi="Times New Roman" w:cs="Times New Roman"/>
+          <w:sz w:val="28"/>
+          <w:szCs w:val="28"/>
+        </w:rPr>
+        <w:t>Leaflet</w:t>
+      </w:r>
+      <w:proofErr w:type="spellEnd"/>
+      <w:r>
+        <w:rPr>
+          <w:rFonts w:ascii="Times New Roman" w:hAnsi="Times New Roman" w:cs="Times New Roman"/>
+          <w:sz w:val="28"/>
+          <w:szCs w:val="28"/>
+        </w:rPr>
+        <w:t xml:space="preserve"> и тайлы </w:t>
+      </w:r>
+      <w:proofErr w:type="spellStart"/>
+      <w:r>
+        <w:rPr>
+          <w:rFonts w:ascii="Times New Roman" w:hAnsi="Times New Roman" w:cs="Times New Roman"/>
+          <w:sz w:val="28"/>
+          <w:szCs w:val="28"/>
+        </w:rPr>
+        <w:t>OpenStreetMap</w:t>
+      </w:r>
+      <w:proofErr w:type="spellEnd"/>
+      <w:r>
+        <w:rPr>
+          <w:rFonts w:ascii="Times New Roman" w:hAnsi="Times New Roman" w:cs="Times New Roman"/>
+          <w:sz w:val="28"/>
+          <w:szCs w:val="28"/>
+        </w:rPr>
+        <w:t xml:space="preserve"> (или российские аналоги, такие как </w:t>
+      </w:r>
+      <w:proofErr w:type="spellStart"/>
+      <w:r>
+        <w:rPr>
+          <w:rFonts w:ascii="Times New Roman" w:hAnsi="Times New Roman" w:cs="Times New Roman"/>
+          <w:sz w:val="28"/>
+          <w:szCs w:val="28"/>
+        </w:rPr>
+        <w:t>RuMap</w:t>
+      </w:r>
+      <w:proofErr w:type="spellEnd"/>
+      <w:r>
+        <w:rPr>
+          <w:rFonts w:ascii="Times New Roman" w:hAnsi="Times New Roman" w:cs="Times New Roman"/>
+          <w:sz w:val="28"/>
+          <w:szCs w:val="28"/>
+        </w:rPr>
+        <w:t>, СДЭК ГИС). Адрес этих тайлов можно настроить, и он не влияет на работу сервера.</w:t>
+      </w:r>
+    </w:p>
+    <w:p>
+      <w:pPr>
+        <w:spacing w:after="0" w:line="360" w:lineRule="auto"/>
+        <w:ind w:firstLine="708"/>
+        <w:rPr>
+          <w:rFonts w:ascii="Times New Roman" w:hAnsi="Times New Roman" w:cs="Times New Roman"/>
+          <w:sz w:val="28"/>
+          <w:szCs w:val="28"/>
+        </w:rPr>
+      </w:pPr>
+      <w:r>
+        <w:rPr>
+          <w:rFonts w:ascii="Times New Roman" w:hAnsi="Times New Roman" w:cs="Times New Roman"/>
+          <w:sz w:val="28"/>
+          <w:szCs w:val="28"/>
+        </w:rPr>
+        <w:t xml:space="preserve">При запуске на локальной машине сервисы связываются по именам, </w:t>
+      </w:r>
+      <w:proofErr w:type="spellStart"/>
+      <w:r>
+        <w:rPr>
+          <w:rFonts w:ascii="Times New Roman" w:hAnsi="Times New Roman" w:cs="Times New Roman"/>
+          <w:sz w:val="28"/>
+          <w:szCs w:val="28"/>
+        </w:rPr>
+        <w:t>PostgreSQL</w:t>
+      </w:r>
+      <w:proofErr w:type="spellEnd"/>
+      <w:r>
+        <w:rPr>
+          <w:rFonts w:ascii="Times New Roman" w:hAnsi="Times New Roman" w:cs="Times New Roman"/>
+          <w:sz w:val="28"/>
+          <w:szCs w:val="28"/>
+        </w:rPr>
+        <w:t xml:space="preserve"> с расширением </w:t>
+      </w:r>
+      <w:proofErr w:type="spellStart"/>
+      <w:r>
+        <w:rPr>
+          <w:rFonts w:ascii="Times New Roman" w:hAnsi="Times New Roman" w:cs="Times New Roman"/>
+          <w:sz w:val="28"/>
+          <w:szCs w:val="28"/>
+        </w:rPr>
+        <w:t>PostGIS</w:t>
+      </w:r>
+      <w:proofErr w:type="spellEnd"/>
+      <w:r>
+        <w:rPr>
+          <w:rFonts w:ascii="Times New Roman" w:hAnsi="Times New Roman" w:cs="Times New Roman"/>
+          <w:sz w:val="28"/>
+          <w:szCs w:val="28"/>
+        </w:rPr>
+        <w:t xml:space="preserve"> работает на порту 5432 и не должен быть доступен снаружи. Браузер обращается к адресу веб-сервера </w:t>
+      </w:r>
+      <w:proofErr w:type="spellStart"/>
+      <w:r>
+        <w:rPr>
+          <w:rFonts w:ascii="Times New Roman" w:hAnsi="Times New Roman" w:cs="Times New Roman"/>
+          <w:sz w:val="28"/>
+          <w:szCs w:val="28"/>
+        </w:rPr>
+        <w:t>Django</w:t>
+      </w:r>
+      <w:proofErr w:type="spellEnd"/>
+      <w:r>
+        <w:rPr>
+          <w:rFonts w:ascii="Times New Roman" w:hAnsi="Times New Roman" w:cs="Times New Roman"/>
+          <w:sz w:val="28"/>
+          <w:szCs w:val="28"/>
+        </w:rPr>
+        <w:t xml:space="preserve">, а для загрузки карты требуется HTTPS-соединение (порт 443) к серверу тайлов </w:t>
+      </w:r>
+      <w:proofErr w:type="spellStart"/>
+      <w:r>
+        <w:rPr>
+          <w:rFonts w:ascii="Times New Roman" w:hAnsi="Times New Roman" w:cs="Times New Roman"/>
+          <w:sz w:val="28"/>
+          <w:szCs w:val="28"/>
+        </w:rPr>
+        <w:lastRenderedPageBreak/>
+        <w:t>OpenStreetMap</w:t>
+      </w:r>
+      <w:proofErr w:type="spellEnd"/>
+      <w:r>
+        <w:rPr>
+          <w:rFonts w:ascii="Times New Roman" w:hAnsi="Times New Roman" w:cs="Times New Roman"/>
+          <w:sz w:val="28"/>
+          <w:szCs w:val="28"/>
+        </w:rPr>
+        <w:t xml:space="preserve"> или </w:t>
+      </w:r>
+      <w:proofErr w:type="spellStart"/>
+      <w:r>
+        <w:rPr>
+          <w:rFonts w:ascii="Times New Roman" w:hAnsi="Times New Roman" w:cs="Times New Roman"/>
+          <w:sz w:val="28"/>
+          <w:szCs w:val="28"/>
+        </w:rPr>
+        <w:t>RuMap</w:t>
+      </w:r>
+      <w:proofErr w:type="spellEnd"/>
+      <w:r>
+        <w:rPr>
+          <w:rFonts w:ascii="Times New Roman" w:hAnsi="Times New Roman" w:cs="Times New Roman"/>
+          <w:sz w:val="28"/>
+          <w:szCs w:val="28"/>
+        </w:rPr>
+        <w:t>. Точный адрес приложения и порты (например, 8000) зависят от того, как ты настроил запуск.</w:t>
+      </w:r>
+    </w:p>
+    <w:p>
+      <w:pPr>
+        <w:spacing w:before="240" w:line="360" w:lineRule="auto"/>
+        <w:jc w:val="center"/>
+        <w:rPr>
+          <w:rFonts w:ascii="Times New Roman" w:hAnsi="Times New Roman" w:cs="Times New Roman"/>
+          <w:b/>
+          <w:bCs/>
+          <w:sz w:val="28"/>
+          <w:szCs w:val="28"/>
+        </w:rPr>
+      </w:pPr>
+      <w:r>
+        <w:rPr>
+          <w:rFonts w:ascii="Times New Roman" w:hAnsi="Times New Roman" w:cs="Times New Roman"/>
+          <w:b/>
+          <w:bCs/>
+          <w:sz w:val="28"/>
+          <w:szCs w:val="28"/>
+          <w:lang w:val="en-US"/>
+        </w:rPr>
+        <w:t>ER-</w:t>
+      </w:r>
+      <w:r>
+        <w:rPr>
+          <w:rFonts w:ascii="Times New Roman" w:hAnsi="Times New Roman" w:cs="Times New Roman"/>
+          <w:b/>
+          <w:bCs/>
+          <w:sz w:val="28"/>
+          <w:szCs w:val="28"/>
+        </w:rPr>
+        <w:t>Диаграмма</w:t>
+      </w:r>
+    </w:p>
+    <w:p>
+      <w:pPr>
+        <w:spacing w:after="0" w:line="360" w:lineRule="auto"/>
+        <w:jc w:val="center"/>
+        <w:rPr>
+          <w:rFonts w:ascii="Times New Roman" w:hAnsi="Times New Roman" w:cs="Times New Roman"/>
+          <w:sz w:val="28"/>
+          <w:szCs w:val="28"/>
+        </w:rPr>
+      </w:pPr>
+      <w:r>
+        <w:rPr>
+          <w:noProof/>
+          <w:sz w:val="28"/>
+          <w:szCs w:val="28"/>
+        </w:rPr>
+        <w:drawing>
+          <wp:inline distT="0" distB="0" distL="0" distR="0" wp14:anchorId="3A7A08C5" wp14:editId="30730F5D">
+            <wp:extent cx="5940425" cy="6327140"/>
+            <wp:effectExtent l="0" t="0" r="3175" b="0"/>
+            <wp:docPr id="2100257198" name="Рисунок 1"/>
+            <wp:cNvGraphicFramePr>
+              <a:graphicFrameLocks xmlns:a="http://schemas.openxmlformats.org/drawingml/2006/main" noChangeAspect="1"/>
+            </wp:cNvGraphicFramePr>
+            <a:graphic xmlns:a="http://schemas.openxmlformats.org/drawingml/2006/main">
+              <a:graphicData uri="http://schemas.openxmlformats.org/drawingml/2006/picture">
+                <pic:pic xmlns:pic="http://schemas.openxmlformats.org/drawingml/2006/picture">
+                  <pic:nvPicPr>
+                    <pic:cNvPr id="0" name="Picture 1"/>
+                    <pic:cNvPicPr>
+                      <a:picLocks noChangeAspect="1" noChangeArrowheads="1"/>
+                    </pic:cNvPicPr>
+                  </pic:nvPicPr>
+                  <pic:blipFill>
+                    <a:blip r:embed="rId5" cstate="print">
+                      <a:extLst>
+                        <a:ext uri="{28A0092B-C50C-407E-A947-70E740481C1C}">
+                          <a14:useLocalDpi xmlns:a14="http://schemas.microsoft.com/office/drawing/2010/main" val="0"/>
+                        </a:ext>
+                      </a:extLst>
+                    </a:blip>
+                    <a:srcRect/>
+                    <a:stretch>
+                      <a:fillRect/>
+                    </a:stretch>
+                  </pic:blipFill>
+                  <pic:spPr bwMode="auto">
+                    <a:xfrm>
+                      <a:off x="0" y="0"/>
+                      <a:ext cx="5940425" cy="6327140"/>
+                    </a:xfrm>
+                    <a:prstGeom prst="rect">
+                      <a:avLst/>
+                    </a:prstGeom>
+                    <a:noFill/>
+                    <a:ln>
+                      <a:noFill/>
+                    </a:ln>
+                  </pic:spPr>
+                </pic:pic>
+              </a:graphicData>
+            </a:graphic>
+          </wp:inline>
+        </w:drawing>
+      </w:r>
+    </w:p>
+    <w:p>
+      <w:pPr>
+        <w:spacing w:after="0" w:line="360" w:lineRule="auto"/>
+        <w:rPr>
+          <w:rFonts w:ascii="Times New Roman" w:hAnsi="Times New Roman" w:cs="Times New Roman"/>
+          <w:b/>
+          <w:bCs/>
+          <w:sz w:val="28"/>
+          <w:szCs w:val="28"/>
+        </w:rPr>
+      </w:pPr>
+      <w:r>
+        <w:rPr>
+          <w:rFonts w:ascii="Times New Roman" w:hAnsi="Times New Roman" w:cs="Times New Roman"/>
+          <w:b/>
+          <w:bCs/>
+          <w:sz w:val="28"/>
+          <w:szCs w:val="28"/>
+        </w:rPr>
+        <w:t>Ограничения (в стиле документации твоего друга)</w:t>
+      </w:r>
+    </w:p>
+    <w:p>
+      <w:pPr>
+        <w:numPr>
+          <w:ilvl w:val="0"/>
+          <w:numId w:val="14"/>
+        </w:numPr>
+        <w:spacing w:after="0" w:line="360" w:lineRule="auto"/>
+        <w:rPr>
+          <w:rFonts w:ascii="Times New Roman" w:hAnsi="Times New Roman" w:cs="Times New Roman"/>
+          <w:sz w:val="28"/>
+          <w:szCs w:val="28"/>
+        </w:rPr>
+      </w:pPr>
+      <w:proofErr w:type="spellStart"/>
+      <w:proofErr w:type="gramStart"/>
+      <w:r>
+        <w:rPr>
+          <w:rFonts w:ascii="Times New Roman" w:hAnsi="Times New Roman" w:cs="Times New Roman"/>
+          <w:sz w:val="28"/>
+          <w:szCs w:val="28"/>
+        </w:rPr>
+        <w:t>users.username</w:t>
+      </w:r>
+      <w:proofErr w:type="spellEnd"/>
+      <w:proofErr w:type="gramEnd"/>
+      <w:r>
+        <w:rPr>
+          <w:rFonts w:ascii="Times New Roman" w:hAnsi="Times New Roman" w:cs="Times New Roman"/>
+          <w:sz w:val="28"/>
+          <w:szCs w:val="28"/>
+        </w:rPr>
+        <w:t> и </w:t>
+      </w:r>
+      <w:proofErr w:type="spellStart"/>
+      <w:proofErr w:type="gramStart"/>
+      <w:r>
+        <w:rPr>
+          <w:rFonts w:ascii="Times New Roman" w:hAnsi="Times New Roman" w:cs="Times New Roman"/>
+          <w:sz w:val="28"/>
+          <w:szCs w:val="28"/>
+        </w:rPr>
+        <w:t>users.email</w:t>
+      </w:r>
+      <w:proofErr w:type="spellEnd"/>
+      <w:proofErr w:type="gramEnd"/>
+      <w:r>
+        <w:rPr>
+          <w:rFonts w:ascii="Times New Roman" w:hAnsi="Times New Roman" w:cs="Times New Roman"/>
+          <w:sz w:val="28"/>
+          <w:szCs w:val="28"/>
+        </w:rPr>
+        <w:t> уникальны;</w:t>
+      </w:r>
+    </w:p>
+    <w:p>
+      <w:pPr>
+        <w:numPr>
+          <w:ilvl w:val="0"/>
+          <w:numId w:val="14"/>
+        </w:numPr>
+        <w:spacing w:after="0" w:line="360" w:lineRule="auto"/>
+        <w:rPr>
+          <w:rFonts w:ascii="Times New Roman" w:hAnsi="Times New Roman" w:cs="Times New Roman"/>
+          <w:sz w:val="28"/>
+          <w:szCs w:val="28"/>
+        </w:rPr>
+      </w:pPr>
+      <w:proofErr w:type="spellStart"/>
+      <w:proofErr w:type="gramStart"/>
+      <w:r>
+        <w:rPr>
+          <w:rFonts w:ascii="Times New Roman" w:hAnsi="Times New Roman" w:cs="Times New Roman"/>
+          <w:sz w:val="28"/>
+          <w:szCs w:val="28"/>
+        </w:rPr>
+        <w:t>users.role</w:t>
+      </w:r>
+      <w:proofErr w:type="spellEnd"/>
+      <w:proofErr w:type="gramEnd"/>
+      <w:r>
+        <w:rPr>
+          <w:rFonts w:ascii="Times New Roman" w:hAnsi="Times New Roman" w:cs="Times New Roman"/>
+          <w:sz w:val="28"/>
+          <w:szCs w:val="28"/>
+        </w:rPr>
+        <w:t> принимает одно из</w:t>
+      </w:r>
+      <w:r>
+        <w:rPr>
+          <w:rFonts w:ascii="Times New Roman" w:hAnsi="Times New Roman" w:cs="Times New Roman"/>
+          <w:sz w:val="28"/>
+          <w:szCs w:val="28"/>
+        </w:rPr>
+        <w:t xml:space="preserve"> </w:t>
+      </w:r>
+      <w:r>
+        <w:rPr>
+          <w:rFonts w:ascii="Times New Roman" w:hAnsi="Times New Roman" w:cs="Times New Roman"/>
+          <w:sz w:val="28"/>
+          <w:szCs w:val="28"/>
+        </w:rPr>
+        <w:t>значений: </w:t>
+      </w:r>
+      <w:proofErr w:type="spellStart"/>
+      <w:r>
+        <w:rPr>
+          <w:rFonts w:ascii="Times New Roman" w:hAnsi="Times New Roman" w:cs="Times New Roman"/>
+          <w:sz w:val="28"/>
+          <w:szCs w:val="28"/>
+        </w:rPr>
+        <w:t>visitor</w:t>
+      </w:r>
+      <w:proofErr w:type="spellEnd"/>
+      <w:r>
+        <w:rPr>
+          <w:rFonts w:ascii="Times New Roman" w:hAnsi="Times New Roman" w:cs="Times New Roman"/>
+          <w:sz w:val="28"/>
+          <w:szCs w:val="28"/>
+        </w:rPr>
+        <w:t> (посетитель), </w:t>
+      </w:r>
+      <w:proofErr w:type="spellStart"/>
+      <w:r>
+        <w:rPr>
+          <w:rFonts w:ascii="Times New Roman" w:hAnsi="Times New Roman" w:cs="Times New Roman"/>
+          <w:sz w:val="28"/>
+          <w:szCs w:val="28"/>
+        </w:rPr>
+        <w:t>owner</w:t>
+      </w:r>
+      <w:proofErr w:type="spellEnd"/>
+      <w:r>
+        <w:rPr>
+          <w:rFonts w:ascii="Times New Roman" w:hAnsi="Times New Roman" w:cs="Times New Roman"/>
+          <w:sz w:val="28"/>
+          <w:szCs w:val="28"/>
+        </w:rPr>
+        <w:t> (владелец</w:t>
+      </w:r>
+      <w:r>
+        <w:rPr>
+          <w:rFonts w:ascii="Times New Roman" w:hAnsi="Times New Roman" w:cs="Times New Roman"/>
+          <w:sz w:val="28"/>
+          <w:szCs w:val="28"/>
+        </w:rPr>
+        <w:t xml:space="preserve"> </w:t>
+      </w:r>
+      <w:r>
+        <w:rPr>
+          <w:rFonts w:ascii="Times New Roman" w:hAnsi="Times New Roman" w:cs="Times New Roman"/>
+          <w:sz w:val="28"/>
+          <w:szCs w:val="28"/>
+        </w:rPr>
+        <w:t>заведения), </w:t>
+      </w:r>
+      <w:proofErr w:type="spellStart"/>
+      <w:r>
+        <w:rPr>
+          <w:rFonts w:ascii="Times New Roman" w:hAnsi="Times New Roman" w:cs="Times New Roman"/>
+          <w:sz w:val="28"/>
+          <w:szCs w:val="28"/>
+        </w:rPr>
+        <w:t>admin</w:t>
+      </w:r>
+      <w:proofErr w:type="spellEnd"/>
+      <w:r>
+        <w:rPr>
+          <w:rFonts w:ascii="Times New Roman" w:hAnsi="Times New Roman" w:cs="Times New Roman"/>
+          <w:sz w:val="28"/>
+          <w:szCs w:val="28"/>
+        </w:rPr>
+        <w:t> (администратор);</w:t>
+      </w:r>
+    </w:p>
+    <w:p>
+      <w:pPr>
+        <w:numPr>
+          <w:ilvl w:val="0"/>
+          <w:numId w:val="14"/>
+        </w:numPr>
+        <w:spacing w:after="0" w:line="360" w:lineRule="auto"/>
+        <w:rPr>
+          <w:rFonts w:ascii="Times New Roman" w:hAnsi="Times New Roman" w:cs="Times New Roman"/>
+          <w:sz w:val="28"/>
+          <w:szCs w:val="28"/>
+        </w:rPr>
+      </w:pPr>
+      <w:proofErr w:type="spellStart"/>
+      <w:proofErr w:type="gramStart"/>
+      <w:r>
+        <w:rPr>
+          <w:rFonts w:ascii="Times New Roman" w:hAnsi="Times New Roman" w:cs="Times New Roman"/>
+          <w:sz w:val="28"/>
+          <w:szCs w:val="28"/>
+        </w:rPr>
+        <w:lastRenderedPageBreak/>
+        <w:t>users.total</w:t>
+      </w:r>
+      <w:proofErr w:type="gramEnd"/>
+      <w:r>
+        <w:rPr>
+          <w:rFonts w:ascii="Times New Roman" w:hAnsi="Times New Roman" w:cs="Times New Roman"/>
+          <w:sz w:val="28"/>
+          <w:szCs w:val="28"/>
+        </w:rPr>
+        <w:t>_points</w:t>
+      </w:r>
+      <w:proofErr w:type="spellEnd"/>
+      <w:r>
+        <w:rPr>
+          <w:rFonts w:ascii="Times New Roman" w:hAnsi="Times New Roman" w:cs="Times New Roman"/>
+          <w:sz w:val="28"/>
+          <w:szCs w:val="28"/>
+        </w:rPr>
+        <w:t xml:space="preserve"> — целое неотрицательное число </w:t>
+      </w:r>
+      <w:proofErr w:type="gramStart"/>
+      <w:r>
+        <w:rPr>
+          <w:rFonts w:ascii="Times New Roman" w:hAnsi="Times New Roman" w:cs="Times New Roman"/>
+          <w:sz w:val="28"/>
+          <w:szCs w:val="28"/>
+        </w:rPr>
+        <w:t>(&gt;=</w:t>
+      </w:r>
+      <w:proofErr w:type="gramEnd"/>
+      <w:r>
+        <w:rPr>
+          <w:rFonts w:ascii="Times New Roman" w:hAnsi="Times New Roman" w:cs="Times New Roman"/>
+          <w:sz w:val="28"/>
+          <w:szCs w:val="28"/>
+        </w:rPr>
+        <w:t xml:space="preserve"> 0, по умолчанию 0);</w:t>
+      </w:r>
+    </w:p>
+    <w:p>
+      <w:pPr>
+        <w:numPr>
+          <w:ilvl w:val="0"/>
+          <w:numId w:val="14"/>
+        </w:numPr>
+        <w:spacing w:after="0" w:line="360" w:lineRule="auto"/>
+        <w:rPr>
+          <w:rFonts w:ascii="Times New Roman" w:hAnsi="Times New Roman" w:cs="Times New Roman"/>
+          <w:sz w:val="28"/>
+          <w:szCs w:val="28"/>
+        </w:rPr>
+      </w:pPr>
+      <w:proofErr w:type="spellStart"/>
+      <w:proofErr w:type="gramStart"/>
+      <w:r>
+        <w:rPr>
+          <w:rFonts w:ascii="Times New Roman" w:hAnsi="Times New Roman" w:cs="Times New Roman"/>
+          <w:sz w:val="28"/>
+          <w:szCs w:val="28"/>
+        </w:rPr>
+        <w:t>places.secret</w:t>
+      </w:r>
+      <w:proofErr w:type="gramEnd"/>
+      <w:r>
+        <w:rPr>
+          <w:rFonts w:ascii="Times New Roman" w:hAnsi="Times New Roman" w:cs="Times New Roman"/>
+          <w:sz w:val="28"/>
+          <w:szCs w:val="28"/>
+        </w:rPr>
+        <w:t>_key</w:t>
+      </w:r>
+      <w:proofErr w:type="spellEnd"/>
+      <w:r>
+        <w:rPr>
+          <w:rFonts w:ascii="Times New Roman" w:hAnsi="Times New Roman" w:cs="Times New Roman"/>
+          <w:sz w:val="28"/>
+          <w:szCs w:val="28"/>
+        </w:rPr>
+        <w:t> уникален (индивидуальный ключ заведения для генерации QR-кода не может совпадать у разных точек);</w:t>
+      </w:r>
+    </w:p>
+    <w:p>
+      <w:pPr>
+        <w:numPr>
+          <w:ilvl w:val="0"/>
+          <w:numId w:val="14"/>
+        </w:numPr>
+        <w:spacing w:after="0" w:line="360" w:lineRule="auto"/>
+        <w:rPr>
+          <w:rFonts w:ascii="Times New Roman" w:hAnsi="Times New Roman" w:cs="Times New Roman"/>
+          <w:sz w:val="28"/>
+          <w:szCs w:val="28"/>
+        </w:rPr>
+      </w:pPr>
+      <w:proofErr w:type="spellStart"/>
+      <w:proofErr w:type="gramStart"/>
+      <w:r>
+        <w:rPr>
+          <w:rFonts w:ascii="Times New Roman" w:hAnsi="Times New Roman" w:cs="Times New Roman"/>
+          <w:sz w:val="28"/>
+          <w:szCs w:val="28"/>
+        </w:rPr>
+        <w:t>places.owner</w:t>
+      </w:r>
+      <w:proofErr w:type="gramEnd"/>
+      <w:r>
+        <w:rPr>
+          <w:rFonts w:ascii="Times New Roman" w:hAnsi="Times New Roman" w:cs="Times New Roman"/>
+          <w:sz w:val="28"/>
+          <w:szCs w:val="28"/>
+        </w:rPr>
+        <w:t>_id</w:t>
+      </w:r>
+      <w:proofErr w:type="spellEnd"/>
+      <w:r>
+        <w:rPr>
+          <w:rFonts w:ascii="Times New Roman" w:hAnsi="Times New Roman" w:cs="Times New Roman"/>
+          <w:sz w:val="28"/>
+          <w:szCs w:val="28"/>
+        </w:rPr>
+        <w:t> ссылается на users.id (один владелец может управлять одним или несколькими заведениями);</w:t>
+      </w:r>
+    </w:p>
+    <w:p>
+      <w:pPr>
+        <w:numPr>
+          <w:ilvl w:val="0"/>
+          <w:numId w:val="14"/>
+        </w:numPr>
+        <w:spacing w:after="0" w:line="360" w:lineRule="auto"/>
+        <w:rPr>
+          <w:rFonts w:ascii="Times New Roman" w:hAnsi="Times New Roman" w:cs="Times New Roman"/>
+          <w:sz w:val="28"/>
+          <w:szCs w:val="28"/>
+        </w:rPr>
+      </w:pPr>
+      <w:r>
+        <w:rPr>
+          <w:rFonts w:ascii="Times New Roman" w:hAnsi="Times New Roman" w:cs="Times New Roman"/>
+          <w:sz w:val="28"/>
+          <w:szCs w:val="28"/>
+        </w:rPr>
+        <w:t>не более одной отметки о посещении (</w:t>
+      </w:r>
+      <w:proofErr w:type="spellStart"/>
+      <w:r>
+        <w:rPr>
+          <w:rFonts w:ascii="Times New Roman" w:hAnsi="Times New Roman" w:cs="Times New Roman"/>
+          <w:sz w:val="28"/>
+          <w:szCs w:val="28"/>
+        </w:rPr>
+        <w:t>checkins</w:t>
+      </w:r>
+      <w:proofErr w:type="spellEnd"/>
+      <w:r>
+        <w:rPr>
+          <w:rFonts w:ascii="Times New Roman" w:hAnsi="Times New Roman" w:cs="Times New Roman"/>
+          <w:sz w:val="28"/>
+          <w:szCs w:val="28"/>
+        </w:rPr>
+        <w:t>) на тройку </w:t>
+      </w:r>
+      <w:proofErr w:type="spellStart"/>
+      <w:r>
+        <w:rPr>
+          <w:rFonts w:ascii="Times New Roman" w:hAnsi="Times New Roman" w:cs="Times New Roman"/>
+          <w:sz w:val="28"/>
+          <w:szCs w:val="28"/>
+        </w:rPr>
+        <w:t>user_id</w:t>
+      </w:r>
+      <w:proofErr w:type="spellEnd"/>
+      <w:r>
+        <w:rPr>
+          <w:rFonts w:ascii="Times New Roman" w:hAnsi="Times New Roman" w:cs="Times New Roman"/>
+          <w:sz w:val="28"/>
+          <w:szCs w:val="28"/>
+        </w:rPr>
+        <w:t xml:space="preserve"> / </w:t>
+      </w:r>
+      <w:proofErr w:type="spellStart"/>
+      <w:r>
+        <w:rPr>
+          <w:rFonts w:ascii="Times New Roman" w:hAnsi="Times New Roman" w:cs="Times New Roman"/>
+          <w:sz w:val="28"/>
+          <w:szCs w:val="28"/>
+        </w:rPr>
+        <w:t>place_id</w:t>
+      </w:r>
+      <w:proofErr w:type="spellEnd"/>
+      <w:r>
+        <w:rPr>
+          <w:rFonts w:ascii="Times New Roman" w:hAnsi="Times New Roman" w:cs="Times New Roman"/>
+          <w:sz w:val="28"/>
+          <w:szCs w:val="28"/>
+        </w:rPr>
+        <w:t xml:space="preserve"> / </w:t>
+      </w:r>
+      <w:proofErr w:type="spellStart"/>
+      <w:r>
+        <w:rPr>
+          <w:rFonts w:ascii="Times New Roman" w:hAnsi="Times New Roman" w:cs="Times New Roman"/>
+          <w:sz w:val="28"/>
+          <w:szCs w:val="28"/>
+        </w:rPr>
+        <w:t>checkin_date</w:t>
+      </w:r>
+      <w:proofErr w:type="spellEnd"/>
+      <w:r>
+        <w:rPr>
+          <w:rFonts w:ascii="Times New Roman" w:hAnsi="Times New Roman" w:cs="Times New Roman"/>
+          <w:sz w:val="28"/>
+          <w:szCs w:val="28"/>
+        </w:rPr>
+        <w:t> (защита от накрутки: один пользователь может отметиться в одном заведении не чаще одного раза в сутки);</w:t>
+      </w:r>
+    </w:p>
+    <w:p>
+      <w:pPr>
+        <w:numPr>
+          <w:ilvl w:val="0"/>
+          <w:numId w:val="14"/>
+        </w:numPr>
+        <w:spacing w:after="0" w:line="360" w:lineRule="auto"/>
+        <w:rPr>
+          <w:rFonts w:ascii="Times New Roman" w:hAnsi="Times New Roman" w:cs="Times New Roman"/>
+          <w:sz w:val="28"/>
+          <w:szCs w:val="28"/>
+        </w:rPr>
+      </w:pPr>
+      <w:r>
+        <w:rPr>
+          <w:rFonts w:ascii="Times New Roman" w:hAnsi="Times New Roman" w:cs="Times New Roman"/>
+          <w:sz w:val="28"/>
+          <w:szCs w:val="28"/>
+        </w:rPr>
+        <w:t>один актуальный отзыв (</w:t>
+      </w:r>
+      <w:proofErr w:type="spellStart"/>
+      <w:r>
+        <w:rPr>
+          <w:rFonts w:ascii="Times New Roman" w:hAnsi="Times New Roman" w:cs="Times New Roman"/>
+          <w:sz w:val="28"/>
+          <w:szCs w:val="28"/>
+        </w:rPr>
+        <w:t>reviews</w:t>
+      </w:r>
+      <w:proofErr w:type="spellEnd"/>
+      <w:r>
+        <w:rPr>
+          <w:rFonts w:ascii="Times New Roman" w:hAnsi="Times New Roman" w:cs="Times New Roman"/>
+          <w:sz w:val="28"/>
+          <w:szCs w:val="28"/>
+        </w:rPr>
+        <w:t xml:space="preserve">) </w:t>
+      </w:r>
+      <w:proofErr w:type="gramStart"/>
+      <w:r>
+        <w:rPr>
+          <w:rFonts w:ascii="Times New Roman" w:hAnsi="Times New Roman" w:cs="Times New Roman"/>
+          <w:sz w:val="28"/>
+          <w:szCs w:val="28"/>
+        </w:rPr>
+        <w:t>на пару</w:t>
+      </w:r>
+      <w:proofErr w:type="gramEnd"/>
+      <w:r>
+        <w:rPr>
+          <w:rFonts w:ascii="Times New Roman" w:hAnsi="Times New Roman" w:cs="Times New Roman"/>
+          <w:sz w:val="28"/>
+          <w:szCs w:val="28"/>
+        </w:rPr>
+        <w:t> </w:t>
+      </w:r>
+      <w:proofErr w:type="spellStart"/>
+      <w:r>
+        <w:rPr>
+          <w:rFonts w:ascii="Times New Roman" w:hAnsi="Times New Roman" w:cs="Times New Roman"/>
+          <w:sz w:val="28"/>
+          <w:szCs w:val="28"/>
+        </w:rPr>
+        <w:t>user_id</w:t>
+      </w:r>
+      <w:proofErr w:type="spellEnd"/>
+      <w:r>
+        <w:rPr>
+          <w:rFonts w:ascii="Times New Roman" w:hAnsi="Times New Roman" w:cs="Times New Roman"/>
+          <w:sz w:val="28"/>
+          <w:szCs w:val="28"/>
+        </w:rPr>
+        <w:t xml:space="preserve"> / </w:t>
+      </w:r>
+      <w:proofErr w:type="spellStart"/>
+      <w:r>
+        <w:rPr>
+          <w:rFonts w:ascii="Times New Roman" w:hAnsi="Times New Roman" w:cs="Times New Roman"/>
+          <w:sz w:val="28"/>
+          <w:szCs w:val="28"/>
+        </w:rPr>
+        <w:t>place_id</w:t>
+      </w:r>
+      <w:proofErr w:type="spellEnd"/>
+      <w:r>
+        <w:rPr>
+          <w:rFonts w:ascii="Times New Roman" w:hAnsi="Times New Roman" w:cs="Times New Roman"/>
+          <w:sz w:val="28"/>
+          <w:szCs w:val="28"/>
+        </w:rPr>
+        <w:t xml:space="preserve"> (один пользователь может оставить только один отзыв </w:t>
+      </w:r>
+      <w:proofErr w:type="gramStart"/>
+      <w:r>
+        <w:rPr>
+          <w:rFonts w:ascii="Times New Roman" w:hAnsi="Times New Roman" w:cs="Times New Roman"/>
+          <w:sz w:val="28"/>
+          <w:szCs w:val="28"/>
+        </w:rPr>
+        <w:t>на конкретное заведение</w:t>
+      </w:r>
+      <w:proofErr w:type="gramEnd"/>
+      <w:r>
+        <w:rPr>
+          <w:rFonts w:ascii="Times New Roman" w:hAnsi="Times New Roman" w:cs="Times New Roman"/>
+          <w:sz w:val="28"/>
+          <w:szCs w:val="28"/>
+        </w:rPr>
+        <w:t>);</w:t>
+      </w:r>
+    </w:p>
+    <w:p>
+      <w:pPr>
+        <w:numPr>
+          <w:ilvl w:val="0"/>
+          <w:numId w:val="14"/>
+        </w:numPr>
+        <w:spacing w:after="0" w:line="360" w:lineRule="auto"/>
+        <w:rPr>
+          <w:rFonts w:ascii="Times New Roman" w:hAnsi="Times New Roman" w:cs="Times New Roman"/>
+          <w:sz w:val="28"/>
+          <w:szCs w:val="28"/>
+        </w:rPr>
+      </w:pPr>
+      <w:proofErr w:type="spellStart"/>
+      <w:proofErr w:type="gramStart"/>
+      <w:r>
+        <w:rPr>
+          <w:rFonts w:ascii="Times New Roman" w:hAnsi="Times New Roman" w:cs="Times New Roman"/>
+          <w:sz w:val="28"/>
+          <w:szCs w:val="28"/>
+        </w:rPr>
+        <w:t>reviews.checkin</w:t>
+      </w:r>
+      <w:proofErr w:type="gramEnd"/>
+      <w:r>
+        <w:rPr>
+          <w:rFonts w:ascii="Times New Roman" w:hAnsi="Times New Roman" w:cs="Times New Roman"/>
+          <w:sz w:val="28"/>
+          <w:szCs w:val="28"/>
+        </w:rPr>
+        <w:t>_id</w:t>
+      </w:r>
+      <w:proofErr w:type="spellEnd"/>
+      <w:r>
+        <w:rPr>
+          <w:rFonts w:ascii="Times New Roman" w:hAnsi="Times New Roman" w:cs="Times New Roman"/>
+          <w:sz w:val="28"/>
+          <w:szCs w:val="28"/>
+        </w:rPr>
+        <w:t> обязателен (NOT NULL), уникален и ссылается на существующую запись в </w:t>
+      </w:r>
+      <w:proofErr w:type="spellStart"/>
+      <w:r>
+        <w:rPr>
+          <w:rFonts w:ascii="Times New Roman" w:hAnsi="Times New Roman" w:cs="Times New Roman"/>
+          <w:sz w:val="28"/>
+          <w:szCs w:val="28"/>
+        </w:rPr>
+        <w:t>checkins</w:t>
+      </w:r>
+      <w:proofErr w:type="spellEnd"/>
+      <w:r>
+        <w:rPr>
+          <w:rFonts w:ascii="Times New Roman" w:hAnsi="Times New Roman" w:cs="Times New Roman"/>
+          <w:sz w:val="28"/>
+          <w:szCs w:val="28"/>
+        </w:rPr>
+        <w:t> — оставить отзыв без подтверждённого посещения невозможно на уровне структуры БД;</w:t>
+      </w:r>
+    </w:p>
+    <w:p>
+      <w:pPr>
+        <w:numPr>
+          <w:ilvl w:val="0"/>
+          <w:numId w:val="14"/>
+        </w:numPr>
+        <w:spacing w:after="0" w:line="360" w:lineRule="auto"/>
+        <w:rPr>
+          <w:rFonts w:ascii="Times New Roman" w:hAnsi="Times New Roman" w:cs="Times New Roman"/>
+          <w:sz w:val="28"/>
+          <w:szCs w:val="28"/>
+          <w:lang w:val="en-US"/>
+        </w:rPr>
+      </w:pPr>
+      <w:proofErr w:type="spellStart"/>
+      <w:proofErr w:type="gramStart"/>
+      <w:r>
+        <w:rPr>
+          <w:rFonts w:ascii="Times New Roman" w:hAnsi="Times New Roman" w:cs="Times New Roman"/>
+          <w:sz w:val="28"/>
+          <w:szCs w:val="28"/>
+          <w:lang w:val="en-US"/>
+        </w:rPr>
+        <w:t>reviews.rating</w:t>
+      </w:r>
+      <w:proofErr w:type="spellEnd"/>
+      <w:proofErr w:type="gramEnd"/>
+      <w:r>
+        <w:rPr>
+          <w:rFonts w:ascii="Times New Roman" w:hAnsi="Times New Roman" w:cs="Times New Roman"/>
+          <w:sz w:val="28"/>
+          <w:szCs w:val="28"/>
+          <w:lang w:val="en-US"/>
+        </w:rPr>
+        <w:t xml:space="preserve"> — </w:t>
+      </w:r>
+      <w:r>
+        <w:rPr>
+          <w:rFonts w:ascii="Times New Roman" w:hAnsi="Times New Roman" w:cs="Times New Roman"/>
+          <w:sz w:val="28"/>
+          <w:szCs w:val="28"/>
+        </w:rPr>
+        <w:t>целое</w:t>
+      </w:r>
+      <w:r>
+        <w:rPr>
+          <w:rFonts w:ascii="Times New Roman" w:hAnsi="Times New Roman" w:cs="Times New Roman"/>
+          <w:sz w:val="28"/>
+          <w:szCs w:val="28"/>
+          <w:lang w:val="en-US"/>
+        </w:rPr>
+        <w:t xml:space="preserve"> </w:t>
+      </w:r>
+      <w:r>
+        <w:rPr>
+          <w:rFonts w:ascii="Times New Roman" w:hAnsi="Times New Roman" w:cs="Times New Roman"/>
+          <w:sz w:val="28"/>
+          <w:szCs w:val="28"/>
+        </w:rPr>
+        <w:t>число</w:t>
+      </w:r>
+      <w:r>
+        <w:rPr>
+          <w:rFonts w:ascii="Times New Roman" w:hAnsi="Times New Roman" w:cs="Times New Roman"/>
+          <w:sz w:val="28"/>
+          <w:szCs w:val="28"/>
+          <w:lang w:val="en-US"/>
+        </w:rPr>
+        <w:t xml:space="preserve"> </w:t>
+      </w:r>
+      <w:r>
+        <w:rPr>
+          <w:rFonts w:ascii="Times New Roman" w:hAnsi="Times New Roman" w:cs="Times New Roman"/>
+          <w:sz w:val="28"/>
+          <w:szCs w:val="28"/>
+        </w:rPr>
+        <w:t>от</w:t>
+      </w:r>
+      <w:r>
+        <w:rPr>
+          <w:rFonts w:ascii="Times New Roman" w:hAnsi="Times New Roman" w:cs="Times New Roman"/>
+          <w:sz w:val="28"/>
+          <w:szCs w:val="28"/>
+          <w:lang w:val="en-US"/>
+        </w:rPr>
+        <w:t> 1 </w:t>
+      </w:r>
+      <w:r>
+        <w:rPr>
+          <w:rFonts w:ascii="Times New Roman" w:hAnsi="Times New Roman" w:cs="Times New Roman"/>
+          <w:sz w:val="28"/>
+          <w:szCs w:val="28"/>
+        </w:rPr>
+        <w:t>до</w:t>
+      </w:r>
+      <w:r>
+        <w:rPr>
+          <w:rFonts w:ascii="Times New Roman" w:hAnsi="Times New Roman" w:cs="Times New Roman"/>
+          <w:sz w:val="28"/>
+          <w:szCs w:val="28"/>
+          <w:lang w:val="en-US"/>
+        </w:rPr>
+        <w:t> 5 (CHECK (rating &gt;= 1 AND rating &lt;= 5));</w:t>
+      </w:r>
+    </w:p>
+    <w:p>
+      <w:pPr>
+        <w:numPr>
+          <w:ilvl w:val="0"/>
+          <w:numId w:val="14"/>
+        </w:numPr>
+        <w:spacing w:after="0" w:line="360" w:lineRule="auto"/>
+        <w:rPr>
+          <w:rFonts w:ascii="Times New Roman" w:hAnsi="Times New Roman" w:cs="Times New Roman"/>
+          <w:sz w:val="28"/>
+          <w:szCs w:val="28"/>
+          <w:lang w:val="en-US"/>
+        </w:rPr>
+      </w:pPr>
+      <w:proofErr w:type="spellStart"/>
+      <w:proofErr w:type="gramStart"/>
+      <w:r>
+        <w:rPr>
+          <w:rFonts w:ascii="Times New Roman" w:hAnsi="Times New Roman" w:cs="Times New Roman"/>
+          <w:sz w:val="28"/>
+          <w:szCs w:val="28"/>
+          <w:lang w:val="en-US"/>
+        </w:rPr>
+        <w:t>achievements.code</w:t>
+      </w:r>
+      <w:proofErr w:type="spellEnd"/>
+      <w:proofErr w:type="gramEnd"/>
+      <w:r>
+        <w:rPr>
+          <w:rFonts w:ascii="Times New Roman" w:hAnsi="Times New Roman" w:cs="Times New Roman"/>
+          <w:sz w:val="28"/>
+          <w:szCs w:val="28"/>
+          <w:lang w:val="en-US"/>
+        </w:rPr>
+        <w:t> </w:t>
+      </w:r>
+      <w:r>
+        <w:rPr>
+          <w:rFonts w:ascii="Times New Roman" w:hAnsi="Times New Roman" w:cs="Times New Roman"/>
+          <w:sz w:val="28"/>
+          <w:szCs w:val="28"/>
+        </w:rPr>
+        <w:t>уникален</w:t>
+      </w:r>
+      <w:r>
+        <w:rPr>
+          <w:rFonts w:ascii="Times New Roman" w:hAnsi="Times New Roman" w:cs="Times New Roman"/>
+          <w:sz w:val="28"/>
+          <w:szCs w:val="28"/>
+          <w:lang w:val="en-US"/>
+        </w:rPr>
+        <w:t xml:space="preserve">, </w:t>
+      </w:r>
+      <w:r>
+        <w:rPr>
+          <w:rFonts w:ascii="Times New Roman" w:hAnsi="Times New Roman" w:cs="Times New Roman"/>
+          <w:sz w:val="28"/>
+          <w:szCs w:val="28"/>
+        </w:rPr>
+        <w:t>а</w:t>
+      </w:r>
+      <w:r>
+        <w:rPr>
+          <w:rFonts w:ascii="Times New Roman" w:hAnsi="Times New Roman" w:cs="Times New Roman"/>
+          <w:sz w:val="28"/>
+          <w:szCs w:val="28"/>
+          <w:lang w:val="en-US"/>
+        </w:rPr>
+        <w:t> </w:t>
+      </w:r>
+      <w:proofErr w:type="spellStart"/>
+      <w:proofErr w:type="gramStart"/>
+      <w:r>
+        <w:rPr>
+          <w:rFonts w:ascii="Times New Roman" w:hAnsi="Times New Roman" w:cs="Times New Roman"/>
+          <w:sz w:val="28"/>
+          <w:szCs w:val="28"/>
+          <w:lang w:val="en-US"/>
+        </w:rPr>
+        <w:t>achievements.points</w:t>
+      </w:r>
+      <w:proofErr w:type="spellEnd"/>
+      <w:proofErr w:type="gramEnd"/>
+      <w:r>
+        <w:rPr>
+          <w:rFonts w:ascii="Times New Roman" w:hAnsi="Times New Roman" w:cs="Times New Roman"/>
+          <w:sz w:val="28"/>
+          <w:szCs w:val="28"/>
+          <w:lang w:val="en-US"/>
+        </w:rPr>
+        <w:t xml:space="preserve"> — </w:t>
+      </w:r>
+      <w:r>
+        <w:rPr>
+          <w:rFonts w:ascii="Times New Roman" w:hAnsi="Times New Roman" w:cs="Times New Roman"/>
+          <w:sz w:val="28"/>
+          <w:szCs w:val="28"/>
+        </w:rPr>
+        <w:t>целое</w:t>
+      </w:r>
+      <w:r>
+        <w:rPr>
+          <w:rFonts w:ascii="Times New Roman" w:hAnsi="Times New Roman" w:cs="Times New Roman"/>
+          <w:sz w:val="28"/>
+          <w:szCs w:val="28"/>
+          <w:lang w:val="en-US"/>
+        </w:rPr>
+        <w:t xml:space="preserve"> </w:t>
+      </w:r>
+      <w:r>
+        <w:rPr>
+          <w:rFonts w:ascii="Times New Roman" w:hAnsi="Times New Roman" w:cs="Times New Roman"/>
+          <w:sz w:val="28"/>
+          <w:szCs w:val="28"/>
+        </w:rPr>
+        <w:t>число</w:t>
+      </w:r>
+      <w:r>
+        <w:rPr>
+          <w:rFonts w:ascii="Times New Roman" w:hAnsi="Times New Roman" w:cs="Times New Roman"/>
+          <w:sz w:val="28"/>
+          <w:szCs w:val="28"/>
+          <w:lang w:val="en-US"/>
+        </w:rPr>
+        <w:t xml:space="preserve"> </w:t>
+      </w:r>
+      <w:r>
+        <w:rPr>
+          <w:rFonts w:ascii="Times New Roman" w:hAnsi="Times New Roman" w:cs="Times New Roman"/>
+          <w:sz w:val="28"/>
+          <w:szCs w:val="28"/>
+        </w:rPr>
+        <w:t>больше</w:t>
+      </w:r>
+      <w:r>
+        <w:rPr>
+          <w:rFonts w:ascii="Times New Roman" w:hAnsi="Times New Roman" w:cs="Times New Roman"/>
+          <w:sz w:val="28"/>
+          <w:szCs w:val="28"/>
+          <w:lang w:val="en-US"/>
+        </w:rPr>
+        <w:t xml:space="preserve"> </w:t>
+      </w:r>
+      <w:r>
+        <w:rPr>
+          <w:rFonts w:ascii="Times New Roman" w:hAnsi="Times New Roman" w:cs="Times New Roman"/>
+          <w:sz w:val="28"/>
+          <w:szCs w:val="28"/>
+        </w:rPr>
+        <w:t>нуля</w:t>
+      </w:r>
+      <w:r>
+        <w:rPr>
+          <w:rFonts w:ascii="Times New Roman" w:hAnsi="Times New Roman" w:cs="Times New Roman"/>
+          <w:sz w:val="28"/>
+          <w:szCs w:val="28"/>
+          <w:lang w:val="en-US"/>
+        </w:rPr>
+        <w:t xml:space="preserve"> (CHECK (points &gt; 0));</w:t>
+      </w:r>
+    </w:p>
+    <w:p>
+      <w:pPr>
+        <w:numPr>
+          <w:ilvl w:val="0"/>
+          <w:numId w:val="14"/>
+        </w:numPr>
+        <w:spacing w:after="0" w:line="360" w:lineRule="auto"/>
+        <w:rPr>
+          <w:rFonts w:ascii="Times New Roman" w:hAnsi="Times New Roman" w:cs="Times New Roman"/>
+          <w:sz w:val="28"/>
+          <w:szCs w:val="28"/>
+          <w:lang w:val="en-US"/>
+        </w:rPr>
+      </w:pPr>
+      <w:r>
+        <w:rPr>
+          <w:rFonts w:ascii="Times New Roman" w:hAnsi="Times New Roman" w:cs="Times New Roman"/>
+          <w:sz w:val="28"/>
+          <w:szCs w:val="28"/>
+        </w:rPr>
+        <w:t>одно</w:t>
+      </w:r>
+      <w:r>
+        <w:rPr>
+          <w:rFonts w:ascii="Times New Roman" w:hAnsi="Times New Roman" w:cs="Times New Roman"/>
+          <w:sz w:val="28"/>
+          <w:szCs w:val="28"/>
+          <w:lang w:val="en-US"/>
+        </w:rPr>
+        <w:t xml:space="preserve"> </w:t>
+      </w:r>
+      <w:r>
+        <w:rPr>
+          <w:rFonts w:ascii="Times New Roman" w:hAnsi="Times New Roman" w:cs="Times New Roman"/>
+          <w:sz w:val="28"/>
+          <w:szCs w:val="28"/>
+        </w:rPr>
+        <w:t>полученное</w:t>
+      </w:r>
+      <w:r>
+        <w:rPr>
+          <w:rFonts w:ascii="Times New Roman" w:hAnsi="Times New Roman" w:cs="Times New Roman"/>
+          <w:sz w:val="28"/>
+          <w:szCs w:val="28"/>
+          <w:lang w:val="en-US"/>
+        </w:rPr>
+        <w:t xml:space="preserve"> </w:t>
+      </w:r>
+      <w:r>
+        <w:rPr>
+          <w:rFonts w:ascii="Times New Roman" w:hAnsi="Times New Roman" w:cs="Times New Roman"/>
+          <w:sz w:val="28"/>
+          <w:szCs w:val="28"/>
+        </w:rPr>
+        <w:t>достижение</w:t>
+      </w:r>
+      <w:r>
+        <w:rPr>
+          <w:rFonts w:ascii="Times New Roman" w:hAnsi="Times New Roman" w:cs="Times New Roman"/>
+          <w:sz w:val="28"/>
+          <w:szCs w:val="28"/>
+          <w:lang w:val="en-US"/>
+        </w:rPr>
+        <w:t xml:space="preserve"> </w:t>
+      </w:r>
+      <w:r>
+        <w:rPr>
+          <w:rFonts w:ascii="Times New Roman" w:hAnsi="Times New Roman" w:cs="Times New Roman"/>
+          <w:sz w:val="28"/>
+          <w:szCs w:val="28"/>
+        </w:rPr>
+        <w:t>на</w:t>
+      </w:r>
+      <w:r>
+        <w:rPr>
+          <w:rFonts w:ascii="Times New Roman" w:hAnsi="Times New Roman" w:cs="Times New Roman"/>
+          <w:sz w:val="28"/>
+          <w:szCs w:val="28"/>
+          <w:lang w:val="en-US"/>
+        </w:rPr>
+        <w:t xml:space="preserve"> </w:t>
+      </w:r>
+      <w:r>
+        <w:rPr>
+          <w:rFonts w:ascii="Times New Roman" w:hAnsi="Times New Roman" w:cs="Times New Roman"/>
+          <w:sz w:val="28"/>
+          <w:szCs w:val="28"/>
+        </w:rPr>
+        <w:t>пару</w:t>
+      </w:r>
+      <w:r>
+        <w:rPr>
+          <w:rFonts w:ascii="Times New Roman" w:hAnsi="Times New Roman" w:cs="Times New Roman"/>
+          <w:sz w:val="28"/>
+          <w:szCs w:val="28"/>
+          <w:lang w:val="en-US"/>
+        </w:rPr>
+        <w:t> </w:t>
+      </w:r>
+      <w:proofErr w:type="spellStart"/>
+      <w:r>
+        <w:rPr>
+          <w:rFonts w:ascii="Times New Roman" w:hAnsi="Times New Roman" w:cs="Times New Roman"/>
+          <w:sz w:val="28"/>
+          <w:szCs w:val="28"/>
+          <w:lang w:val="en-US"/>
+        </w:rPr>
+        <w:t>user_id</w:t>
+      </w:r>
+      <w:proofErr w:type="spellEnd"/>
+      <w:r>
+        <w:rPr>
+          <w:rFonts w:ascii="Times New Roman" w:hAnsi="Times New Roman" w:cs="Times New Roman"/>
+          <w:sz w:val="28"/>
+          <w:szCs w:val="28"/>
+          <w:lang w:val="en-US"/>
+        </w:rPr>
+        <w:t xml:space="preserve"> / </w:t>
+      </w:r>
+      <w:proofErr w:type="spellStart"/>
+      <w:r>
+        <w:rPr>
+          <w:rFonts w:ascii="Times New Roman" w:hAnsi="Times New Roman" w:cs="Times New Roman"/>
+          <w:sz w:val="28"/>
+          <w:szCs w:val="28"/>
+          <w:lang w:val="en-US"/>
+        </w:rPr>
+        <w:t>achievement_id</w:t>
+      </w:r>
+      <w:proofErr w:type="spellEnd"/>
+      <w:r>
+        <w:rPr>
+          <w:rFonts w:ascii="Times New Roman" w:hAnsi="Times New Roman" w:cs="Times New Roman"/>
+          <w:sz w:val="28"/>
+          <w:szCs w:val="28"/>
+          <w:lang w:val="en-US"/>
+        </w:rPr>
+        <w:t> </w:t>
+      </w:r>
+      <w:r>
+        <w:rPr>
+          <w:rFonts w:ascii="Times New Roman" w:hAnsi="Times New Roman" w:cs="Times New Roman"/>
+          <w:sz w:val="28"/>
+          <w:szCs w:val="28"/>
+        </w:rPr>
+        <w:t>в</w:t>
+      </w:r>
+      <w:r>
+        <w:rPr>
+          <w:rFonts w:ascii="Times New Roman" w:hAnsi="Times New Roman" w:cs="Times New Roman"/>
+          <w:sz w:val="28"/>
+          <w:szCs w:val="28"/>
+          <w:lang w:val="en-US"/>
+        </w:rPr>
+        <w:t xml:space="preserve"> </w:t>
+      </w:r>
+      <w:r>
+        <w:rPr>
+          <w:rFonts w:ascii="Times New Roman" w:hAnsi="Times New Roman" w:cs="Times New Roman"/>
+          <w:sz w:val="28"/>
+          <w:szCs w:val="28"/>
+        </w:rPr>
+        <w:t>таблице</w:t>
+      </w:r>
+      <w:r>
+        <w:rPr>
+          <w:rFonts w:ascii="Times New Roman" w:hAnsi="Times New Roman" w:cs="Times New Roman"/>
+          <w:sz w:val="28"/>
+          <w:szCs w:val="28"/>
+          <w:lang w:val="en-US"/>
+        </w:rPr>
+        <w:t> </w:t>
+      </w:r>
+      <w:proofErr w:type="spellStart"/>
+      <w:r>
+        <w:rPr>
+          <w:rFonts w:ascii="Times New Roman" w:hAnsi="Times New Roman" w:cs="Times New Roman"/>
+          <w:sz w:val="28"/>
+          <w:szCs w:val="28"/>
+          <w:lang w:val="en-US"/>
+        </w:rPr>
+        <w:t>user_achievements</w:t>
+      </w:r>
+      <w:proofErr w:type="spellEnd"/>
+      <w:r>
+        <w:rPr>
+          <w:rFonts w:ascii="Times New Roman" w:hAnsi="Times New Roman" w:cs="Times New Roman"/>
+          <w:sz w:val="28"/>
+          <w:szCs w:val="28"/>
+          <w:lang w:val="en-US"/>
+        </w:rPr>
+        <w:t> (</w:t>
+      </w:r>
+      <w:r>
+        <w:rPr>
+          <w:rFonts w:ascii="Times New Roman" w:hAnsi="Times New Roman" w:cs="Times New Roman"/>
+          <w:sz w:val="28"/>
+          <w:szCs w:val="28"/>
+        </w:rPr>
+        <w:t>составной</w:t>
+      </w:r>
+      <w:r>
+        <w:rPr>
+          <w:rFonts w:ascii="Times New Roman" w:hAnsi="Times New Roman" w:cs="Times New Roman"/>
+          <w:sz w:val="28"/>
+          <w:szCs w:val="28"/>
+          <w:lang w:val="en-US"/>
+        </w:rPr>
+        <w:t xml:space="preserve"> </w:t>
+      </w:r>
+      <w:r>
+        <w:rPr>
+          <w:rFonts w:ascii="Times New Roman" w:hAnsi="Times New Roman" w:cs="Times New Roman"/>
+          <w:sz w:val="28"/>
+          <w:szCs w:val="28"/>
+        </w:rPr>
+        <w:t>первичный</w:t>
+      </w:r>
+      <w:r>
+        <w:rPr>
+          <w:rFonts w:ascii="Times New Roman" w:hAnsi="Times New Roman" w:cs="Times New Roman"/>
+          <w:sz w:val="28"/>
+          <w:szCs w:val="28"/>
+          <w:lang w:val="en-US"/>
+        </w:rPr>
+        <w:t xml:space="preserve"> </w:t>
+      </w:r>
+      <w:r>
+        <w:rPr>
+          <w:rFonts w:ascii="Times New Roman" w:hAnsi="Times New Roman" w:cs="Times New Roman"/>
+          <w:sz w:val="28"/>
+          <w:szCs w:val="28"/>
+        </w:rPr>
+        <w:t>ключ</w:t>
+      </w:r>
+      <w:r>
+        <w:rPr>
+          <w:rFonts w:ascii="Times New Roman" w:hAnsi="Times New Roman" w:cs="Times New Roman"/>
+          <w:sz w:val="28"/>
+          <w:szCs w:val="28"/>
+          <w:lang w:val="en-US"/>
+        </w:rPr>
+        <w:t> PRIMARY KEY (</w:t>
+      </w:r>
+      <w:proofErr w:type="spellStart"/>
+      <w:r>
+        <w:rPr>
+          <w:rFonts w:ascii="Times New Roman" w:hAnsi="Times New Roman" w:cs="Times New Roman"/>
+          <w:sz w:val="28"/>
+          <w:szCs w:val="28"/>
+          <w:lang w:val="en-US"/>
+        </w:rPr>
+        <w:t>user_id</w:t>
+      </w:r>
+      <w:proofErr w:type="spellEnd"/>
+      <w:r>
+        <w:rPr>
+          <w:rFonts w:ascii="Times New Roman" w:hAnsi="Times New Roman" w:cs="Times New Roman"/>
+          <w:sz w:val="28"/>
+          <w:szCs w:val="28"/>
+          <w:lang w:val="en-US"/>
+        </w:rPr>
+        <w:t xml:space="preserve">, </w:t>
+      </w:r>
+      <w:proofErr w:type="spellStart"/>
+      <w:r>
+        <w:rPr>
+          <w:rFonts w:ascii="Times New Roman" w:hAnsi="Times New Roman" w:cs="Times New Roman"/>
+          <w:sz w:val="28"/>
+          <w:szCs w:val="28"/>
+          <w:lang w:val="en-US"/>
+        </w:rPr>
+        <w:t>achievement_id</w:t>
+      </w:r>
+      <w:proofErr w:type="spellEnd"/>
+      <w:r>
+        <w:rPr>
+          <w:rFonts w:ascii="Times New Roman" w:hAnsi="Times New Roman" w:cs="Times New Roman"/>
+          <w:sz w:val="28"/>
+          <w:szCs w:val="28"/>
+          <w:lang w:val="en-US"/>
+        </w:rPr>
+        <w:t xml:space="preserve">) — </w:t>
+      </w:r>
+      <w:r>
+        <w:rPr>
+          <w:rFonts w:ascii="Times New Roman" w:hAnsi="Times New Roman" w:cs="Times New Roman"/>
+          <w:sz w:val="28"/>
+          <w:szCs w:val="28"/>
+        </w:rPr>
+        <w:t>одну</w:t>
+      </w:r>
+      <w:r>
+        <w:rPr>
+          <w:rFonts w:ascii="Times New Roman" w:hAnsi="Times New Roman" w:cs="Times New Roman"/>
+          <w:sz w:val="28"/>
+          <w:szCs w:val="28"/>
+          <w:lang w:val="en-US"/>
+        </w:rPr>
+        <w:t xml:space="preserve"> </w:t>
+      </w:r>
+      <w:r>
+        <w:rPr>
+          <w:rFonts w:ascii="Times New Roman" w:hAnsi="Times New Roman" w:cs="Times New Roman"/>
+          <w:sz w:val="28"/>
+          <w:szCs w:val="28"/>
+        </w:rPr>
+        <w:t>и</w:t>
+      </w:r>
+      <w:r>
+        <w:rPr>
+          <w:rFonts w:ascii="Times New Roman" w:hAnsi="Times New Roman" w:cs="Times New Roman"/>
+          <w:sz w:val="28"/>
+          <w:szCs w:val="28"/>
+          <w:lang w:val="en-US"/>
+        </w:rPr>
+        <w:t xml:space="preserve"> </w:t>
+      </w:r>
+      <w:r>
+        <w:rPr>
+          <w:rFonts w:ascii="Times New Roman" w:hAnsi="Times New Roman" w:cs="Times New Roman"/>
+          <w:sz w:val="28"/>
+          <w:szCs w:val="28"/>
+        </w:rPr>
+        <w:t>ту</w:t>
+      </w:r>
+      <w:r>
+        <w:rPr>
+          <w:rFonts w:ascii="Times New Roman" w:hAnsi="Times New Roman" w:cs="Times New Roman"/>
+          <w:sz w:val="28"/>
+          <w:szCs w:val="28"/>
+          <w:lang w:val="en-US"/>
+        </w:rPr>
+        <w:t xml:space="preserve"> </w:t>
+      </w:r>
+      <w:r>
+        <w:rPr>
+          <w:rFonts w:ascii="Times New Roman" w:hAnsi="Times New Roman" w:cs="Times New Roman"/>
+          <w:sz w:val="28"/>
+          <w:szCs w:val="28"/>
+        </w:rPr>
+        <w:t>же</w:t>
+      </w:r>
+      <w:r>
+        <w:rPr>
+          <w:rFonts w:ascii="Times New Roman" w:hAnsi="Times New Roman" w:cs="Times New Roman"/>
+          <w:sz w:val="28"/>
+          <w:szCs w:val="28"/>
+          <w:lang w:val="en-US"/>
+        </w:rPr>
+        <w:t xml:space="preserve"> </w:t>
+      </w:r>
+      <w:r>
+        <w:rPr>
+          <w:rFonts w:ascii="Times New Roman" w:hAnsi="Times New Roman" w:cs="Times New Roman"/>
+          <w:sz w:val="28"/>
+          <w:szCs w:val="28"/>
+        </w:rPr>
+        <w:t>награду</w:t>
+      </w:r>
+      <w:r>
+        <w:rPr>
+          <w:rFonts w:ascii="Times New Roman" w:hAnsi="Times New Roman" w:cs="Times New Roman"/>
+          <w:sz w:val="28"/>
+          <w:szCs w:val="28"/>
+          <w:lang w:val="en-US"/>
+        </w:rPr>
+        <w:t xml:space="preserve"> </w:t>
+      </w:r>
+      <w:r>
+        <w:rPr>
+          <w:rFonts w:ascii="Times New Roman" w:hAnsi="Times New Roman" w:cs="Times New Roman"/>
+          <w:sz w:val="28"/>
+          <w:szCs w:val="28"/>
+        </w:rPr>
+        <w:t>нельзя</w:t>
+      </w:r>
+      <w:r>
+        <w:rPr>
+          <w:rFonts w:ascii="Times New Roman" w:hAnsi="Times New Roman" w:cs="Times New Roman"/>
+          <w:sz w:val="28"/>
+          <w:szCs w:val="28"/>
+          <w:lang w:val="en-US"/>
+        </w:rPr>
+        <w:t xml:space="preserve"> </w:t>
+      </w:r>
+      <w:r>
+        <w:rPr>
+          <w:rFonts w:ascii="Times New Roman" w:hAnsi="Times New Roman" w:cs="Times New Roman"/>
+          <w:sz w:val="28"/>
+          <w:szCs w:val="28"/>
+        </w:rPr>
+        <w:t>получить</w:t>
+      </w:r>
+      <w:r>
+        <w:rPr>
+          <w:rFonts w:ascii="Times New Roman" w:hAnsi="Times New Roman" w:cs="Times New Roman"/>
+          <w:sz w:val="28"/>
+          <w:szCs w:val="28"/>
+          <w:lang w:val="en-US"/>
+        </w:rPr>
+        <w:t xml:space="preserve"> </w:t>
+      </w:r>
+      <w:r>
+        <w:rPr>
+          <w:rFonts w:ascii="Times New Roman" w:hAnsi="Times New Roman" w:cs="Times New Roman"/>
+          <w:sz w:val="28"/>
+          <w:szCs w:val="28"/>
+        </w:rPr>
+        <w:t>дважды</w:t>
+      </w:r>
+      <w:r>
+        <w:rPr>
+          <w:rFonts w:ascii="Times New Roman" w:hAnsi="Times New Roman" w:cs="Times New Roman"/>
+          <w:sz w:val="28"/>
+          <w:szCs w:val="28"/>
+          <w:lang w:val="en-US"/>
+        </w:rPr>
+        <w:t>).</w:t>
+      </w:r>
+    </w:p>
+    <w:p>
+      <w:pPr>
+        <w:spacing w:before="240" w:line="360" w:lineRule="auto"/>
+        <w:jc w:val="center"/>
+        <w:rPr>
+          <w:rFonts w:ascii="Times New Roman" w:hAnsi="Times New Roman" w:cs="Times New Roman"/>
+          <w:b/>
+          <w:bCs/>
+          <w:sz w:val="28"/>
+          <w:szCs w:val="28"/>
+        </w:rPr>
+      </w:pPr>
+      <w:r>
+        <w:rPr>
+          <w:rFonts w:ascii="Times New Roman" w:hAnsi="Times New Roman" w:cs="Times New Roman"/>
+          <w:b/>
+          <w:bCs/>
+          <w:sz w:val="28"/>
+          <w:szCs w:val="28"/>
+        </w:rPr>
+        <w:t>API и маршруты сервера</w:t>
+      </w:r>
+    </w:p>
+    <w:p>
+      <w:pPr>
+        <w:spacing w:after="0" w:line="360" w:lineRule="auto"/>
+        <w:ind w:firstLine="708"/>
+        <w:rPr>
+          <w:rFonts w:ascii="Times New Roman" w:hAnsi="Times New Roman" w:cs="Times New Roman"/>
+          <w:sz w:val="28"/>
+          <w:szCs w:val="28"/>
+        </w:rPr>
+      </w:pPr>
+      <w:r>
+        <w:rPr>
+          <w:rFonts w:ascii="Times New Roman" w:hAnsi="Times New Roman" w:cs="Times New Roman"/>
+          <w:sz w:val="28"/>
+          <w:szCs w:val="28"/>
+        </w:rPr>
+        <w:t>Базовый префикс для асинхронных запросов карты и клиентских скриптов: /</w:t>
+      </w:r>
+      <w:proofErr w:type="spellStart"/>
+      <w:r>
+        <w:rPr>
+          <w:rFonts w:ascii="Times New Roman" w:hAnsi="Times New Roman" w:cs="Times New Roman"/>
+          <w:sz w:val="28"/>
+          <w:szCs w:val="28"/>
+        </w:rPr>
+        <w:t>api</w:t>
+      </w:r>
+      <w:proofErr w:type="spellEnd"/>
+      <w:r>
+        <w:rPr>
+          <w:rFonts w:ascii="Times New Roman" w:hAnsi="Times New Roman" w:cs="Times New Roman"/>
+          <w:sz w:val="28"/>
+          <w:szCs w:val="28"/>
+        </w:rPr>
+        <w:t xml:space="preserve">. Формат обмена данными: JSON (для точек на карте </w:t>
+      </w:r>
+      <w:r>
+        <w:rPr>
+          <w:rFonts w:ascii="Times New Roman" w:hAnsi="Times New Roman" w:cs="Times New Roman"/>
+          <w:sz w:val="28"/>
+          <w:szCs w:val="28"/>
+        </w:rPr>
+        <w:t>-</w:t>
+      </w:r>
+      <w:r>
+        <w:rPr>
+          <w:rFonts w:ascii="Times New Roman" w:hAnsi="Times New Roman" w:cs="Times New Roman"/>
+          <w:sz w:val="28"/>
+          <w:szCs w:val="28"/>
+        </w:rPr>
+        <w:t> </w:t>
+      </w:r>
+      <w:proofErr w:type="spellStart"/>
+      <w:r>
+        <w:rPr>
+          <w:rFonts w:ascii="Times New Roman" w:hAnsi="Times New Roman" w:cs="Times New Roman"/>
+          <w:sz w:val="28"/>
+          <w:szCs w:val="28"/>
+        </w:rPr>
+        <w:t>GeoJSON</w:t>
+      </w:r>
+      <w:proofErr w:type="spellEnd"/>
+      <w:r>
+        <w:rPr>
+          <w:rFonts w:ascii="Times New Roman" w:hAnsi="Times New Roman" w:cs="Times New Roman"/>
+          <w:sz w:val="28"/>
+          <w:szCs w:val="28"/>
+        </w:rPr>
+        <w:t xml:space="preserve">). Защищённые методы требуют авторизации через встроенную систему сессий </w:t>
+      </w:r>
+      <w:proofErr w:type="spellStart"/>
+      <w:r>
+        <w:rPr>
+          <w:rFonts w:ascii="Times New Roman" w:hAnsi="Times New Roman" w:cs="Times New Roman"/>
+          <w:sz w:val="28"/>
+          <w:szCs w:val="28"/>
+        </w:rPr>
+        <w:t>Django</w:t>
+      </w:r>
+      <w:proofErr w:type="spellEnd"/>
+      <w:r>
+        <w:rPr>
+          <w:rFonts w:ascii="Times New Roman" w:hAnsi="Times New Roman" w:cs="Times New Roman"/>
+          <w:sz w:val="28"/>
+          <w:szCs w:val="28"/>
+        </w:rPr>
+        <w:t>.</w:t>
+      </w:r>
+    </w:p>
+    <w:p>
+      <w:pPr>
+        <w:spacing w:after="0" w:line="360" w:lineRule="auto"/>
+        <w:rPr>
+          <w:rFonts w:ascii="Times New Roman" w:hAnsi="Times New Roman" w:cs="Times New Roman"/>
+          <w:sz w:val="28"/>
+          <w:szCs w:val="28"/>
+        </w:rPr>
+      </w:pPr>
+      <w:r>
+        <w:rPr>
+          <w:rFonts w:ascii="Times New Roman" w:hAnsi="Times New Roman" w:cs="Times New Roman"/>
+          <w:sz w:val="28"/>
+          <w:szCs w:val="28"/>
+        </w:rPr>
+        <w:lastRenderedPageBreak/>
+        <w:t>/</w:t>
+      </w:r>
+      <w:proofErr w:type="spellStart"/>
+      <w:r>
+        <w:rPr>
+          <w:rFonts w:ascii="Times New Roman" w:hAnsi="Times New Roman" w:cs="Times New Roman"/>
+          <w:sz w:val="28"/>
+          <w:szCs w:val="28"/>
+        </w:rPr>
+        <w:t>api</w:t>
+      </w:r>
+      <w:proofErr w:type="spellEnd"/>
+      <w:r>
+        <w:rPr>
+          <w:rFonts w:ascii="Times New Roman" w:hAnsi="Times New Roman" w:cs="Times New Roman"/>
+          <w:sz w:val="28"/>
+          <w:szCs w:val="28"/>
+        </w:rPr>
+        <w:t xml:space="preserve"> — логическая часть пути запроса к веб-серверу </w:t>
+      </w:r>
+      <w:proofErr w:type="spellStart"/>
+      <w:r>
+        <w:rPr>
+          <w:rFonts w:ascii="Times New Roman" w:hAnsi="Times New Roman" w:cs="Times New Roman"/>
+          <w:sz w:val="28"/>
+          <w:szCs w:val="28"/>
+        </w:rPr>
+        <w:t>Django</w:t>
+      </w:r>
+      <w:proofErr w:type="spellEnd"/>
+      <w:r>
+        <w:rPr>
+          <w:rFonts w:ascii="Times New Roman" w:hAnsi="Times New Roman" w:cs="Times New Roman"/>
+          <w:sz w:val="28"/>
+          <w:szCs w:val="28"/>
+        </w:rPr>
+        <w:t xml:space="preserve">. Параметры подключения к базе данных </w:t>
+      </w:r>
+      <w:proofErr w:type="spellStart"/>
+      <w:r>
+        <w:rPr>
+          <w:rFonts w:ascii="Times New Roman" w:hAnsi="Times New Roman" w:cs="Times New Roman"/>
+          <w:sz w:val="28"/>
+          <w:szCs w:val="28"/>
+        </w:rPr>
+        <w:t>PostgreSQL</w:t>
+      </w:r>
+      <w:proofErr w:type="spellEnd"/>
+      <w:r>
+        <w:rPr>
+          <w:rFonts w:ascii="Times New Roman" w:hAnsi="Times New Roman" w:cs="Times New Roman"/>
+          <w:sz w:val="28"/>
+          <w:szCs w:val="28"/>
+        </w:rPr>
+        <w:t xml:space="preserve"> и внутренние секретные настройки сервера в браузер не передаются.</w:t>
+      </w:r>
+    </w:p>
+    <w:p>
+      <w:pPr>
+        <w:spacing w:after="0" w:line="360" w:lineRule="auto"/>
+        <w:ind w:firstLine="708"/>
+        <w:rPr>
+          <w:rFonts w:ascii="Times New Roman" w:hAnsi="Times New Roman" w:cs="Times New Roman"/>
+          <w:b/>
+          <w:bCs/>
+          <w:sz w:val="28"/>
+          <w:szCs w:val="28"/>
+          <w:lang w:val="en-US"/>
+        </w:rPr>
+      </w:pPr>
+      <w:r>
+        <w:rPr>
+          <w:rFonts w:ascii="Times New Roman" w:hAnsi="Times New Roman" w:cs="Times New Roman"/>
+          <w:b/>
+          <w:bCs/>
+          <w:sz w:val="28"/>
+          <w:szCs w:val="28"/>
+        </w:rPr>
+        <w:t>Авторизация</w:t>
+      </w:r>
+    </w:p>
+    <w:p>
+      <w:pPr>
+        <w:spacing w:after="0" w:line="360" w:lineRule="auto"/>
+        <w:rPr>
+          <w:rFonts w:ascii="Times New Roman" w:hAnsi="Times New Roman" w:cs="Times New Roman"/>
+          <w:sz w:val="28"/>
+          <w:szCs w:val="28"/>
+          <w:lang w:val="en-US"/>
+        </w:rPr>
+      </w:pPr>
+      <w:r>
+        <w:rPr>
+          <w:rFonts w:ascii="Times New Roman" w:hAnsi="Times New Roman" w:cs="Times New Roman"/>
+          <w:sz w:val="28"/>
+          <w:szCs w:val="28"/>
+          <w:lang w:val="en-US"/>
+        </w:rPr>
+        <w:t>Plaintext</w:t>
+      </w:r>
+    </w:p>
+    <w:p>
+      <w:pPr>
+        <w:spacing w:after="0" w:line="360" w:lineRule="auto"/>
+        <w:rPr>
+          <w:rFonts w:ascii="Times New Roman" w:hAnsi="Times New Roman" w:cs="Times New Roman"/>
+          <w:sz w:val="28"/>
+          <w:szCs w:val="28"/>
+          <w:lang w:val="en-US"/>
+        </w:rPr>
+      </w:pPr>
+      <w:r>
+        <w:rPr>
+          <w:rFonts w:ascii="Times New Roman" w:hAnsi="Times New Roman" w:cs="Times New Roman"/>
+          <w:sz w:val="28"/>
+          <w:szCs w:val="28"/>
+          <w:lang w:val="en-US"/>
+        </w:rPr>
+        <w:t>POST /auth/register</w:t>
+      </w:r>
+    </w:p>
+    <w:p>
+      <w:pPr>
+        <w:spacing w:after="0" w:line="360" w:lineRule="auto"/>
+        <w:rPr>
+          <w:rFonts w:ascii="Times New Roman" w:hAnsi="Times New Roman" w:cs="Times New Roman"/>
+          <w:sz w:val="28"/>
+          <w:szCs w:val="28"/>
+          <w:lang w:val="en-US"/>
+        </w:rPr>
+      </w:pPr>
+      <w:r>
+        <w:rPr>
+          <w:rFonts w:ascii="Times New Roman" w:hAnsi="Times New Roman" w:cs="Times New Roman"/>
+          <w:sz w:val="28"/>
+          <w:szCs w:val="28"/>
+          <w:lang w:val="en-US"/>
+        </w:rPr>
+        <w:t>POST /auth/login</w:t>
+      </w:r>
+    </w:p>
+    <w:p>
+      <w:pPr>
+        <w:spacing w:after="0" w:line="360" w:lineRule="auto"/>
+        <w:rPr>
+          <w:rFonts w:ascii="Times New Roman" w:hAnsi="Times New Roman" w:cs="Times New Roman"/>
+          <w:sz w:val="28"/>
+          <w:szCs w:val="28"/>
+          <w:lang w:val="en-US"/>
+        </w:rPr>
+      </w:pPr>
+      <w:r>
+        <w:rPr>
+          <w:rFonts w:ascii="Times New Roman" w:hAnsi="Times New Roman" w:cs="Times New Roman"/>
+          <w:sz w:val="28"/>
+          <w:szCs w:val="28"/>
+          <w:lang w:val="en-US"/>
+        </w:rPr>
+        <w:t>POST /auth/logout</w:t>
+      </w:r>
+    </w:p>
+    <w:p>
+      <w:pPr>
+        <w:spacing w:after="0" w:line="360" w:lineRule="auto"/>
+        <w:rPr>
+          <w:rFonts w:ascii="Times New Roman" w:hAnsi="Times New Roman" w:cs="Times New Roman"/>
+          <w:sz w:val="28"/>
+          <w:szCs w:val="28"/>
+        </w:rPr>
+      </w:pPr>
+      <w:proofErr w:type="gramStart"/>
+      <w:r>
+        <w:rPr>
+          <w:rFonts w:ascii="Times New Roman" w:hAnsi="Times New Roman" w:cs="Times New Roman"/>
+          <w:sz w:val="28"/>
+          <w:szCs w:val="28"/>
+          <w:lang w:val="en-US"/>
+        </w:rPr>
+        <w:t>GET  /</w:t>
+      </w:r>
+      <w:proofErr w:type="gramEnd"/>
+      <w:r>
+        <w:rPr>
+          <w:rFonts w:ascii="Times New Roman" w:hAnsi="Times New Roman" w:cs="Times New Roman"/>
+          <w:sz w:val="28"/>
+          <w:szCs w:val="28"/>
+          <w:lang w:val="en-US"/>
+        </w:rPr>
+        <w:t>auth/me</w:t>
+      </w:r>
+    </w:p>
+    <w:p>
+      <w:pPr>
+        <w:spacing w:after="0" w:line="360" w:lineRule="auto"/>
+        <w:ind w:firstLine="708"/>
+        <w:rPr>
+          <w:rFonts w:ascii="Times New Roman" w:hAnsi="Times New Roman" w:cs="Times New Roman"/>
+          <w:b/>
+          <w:bCs/>
+          <w:sz w:val="28"/>
+          <w:szCs w:val="28"/>
+          <w:lang w:val="en-US"/>
+        </w:rPr>
+      </w:pPr>
+      <w:r>
+        <w:rPr>
+          <w:rFonts w:ascii="Times New Roman" w:hAnsi="Times New Roman" w:cs="Times New Roman"/>
+          <w:b/>
+          <w:bCs/>
+          <w:sz w:val="28"/>
+          <w:szCs w:val="28"/>
+        </w:rPr>
+        <w:t>Карта</w:t>
+      </w:r>
+      <w:r>
+        <w:rPr>
+          <w:rFonts w:ascii="Times New Roman" w:hAnsi="Times New Roman" w:cs="Times New Roman"/>
+          <w:b/>
+          <w:bCs/>
+          <w:sz w:val="28"/>
+          <w:szCs w:val="28"/>
+          <w:lang w:val="en-US"/>
+        </w:rPr>
+        <w:t xml:space="preserve"> </w:t>
+      </w:r>
+      <w:r>
+        <w:rPr>
+          <w:rFonts w:ascii="Times New Roman" w:hAnsi="Times New Roman" w:cs="Times New Roman"/>
+          <w:b/>
+          <w:bCs/>
+          <w:sz w:val="28"/>
+          <w:szCs w:val="28"/>
+        </w:rPr>
+        <w:t>и</w:t>
+      </w:r>
+      <w:r>
+        <w:rPr>
+          <w:rFonts w:ascii="Times New Roman" w:hAnsi="Times New Roman" w:cs="Times New Roman"/>
+          <w:b/>
+          <w:bCs/>
+          <w:sz w:val="28"/>
+          <w:szCs w:val="28"/>
+          <w:lang w:val="en-US"/>
+        </w:rPr>
+        <w:t xml:space="preserve"> </w:t>
+      </w:r>
+      <w:r>
+        <w:rPr>
+          <w:rFonts w:ascii="Times New Roman" w:hAnsi="Times New Roman" w:cs="Times New Roman"/>
+          <w:b/>
+          <w:bCs/>
+          <w:sz w:val="28"/>
+          <w:szCs w:val="28"/>
+        </w:rPr>
+        <w:t>заведения</w:t>
+      </w:r>
+    </w:p>
+    <w:p>
+      <w:pPr>
+        <w:spacing w:after="0" w:line="360" w:lineRule="auto"/>
+        <w:rPr>
+          <w:rFonts w:ascii="Times New Roman" w:hAnsi="Times New Roman" w:cs="Times New Roman"/>
+          <w:sz w:val="28"/>
+          <w:szCs w:val="28"/>
+          <w:lang w:val="en-US"/>
+        </w:rPr>
+      </w:pPr>
+      <w:r>
+        <w:rPr>
+          <w:rFonts w:ascii="Times New Roman" w:hAnsi="Times New Roman" w:cs="Times New Roman"/>
+          <w:sz w:val="28"/>
+          <w:szCs w:val="28"/>
+          <w:lang w:val="en-US"/>
+        </w:rPr>
+        <w:t>Plaintext</w:t>
+      </w:r>
+    </w:p>
+    <w:p>
+      <w:pPr>
+        <w:spacing w:after="0" w:line="360" w:lineRule="auto"/>
+        <w:rPr>
+          <w:rFonts w:ascii="Times New Roman" w:hAnsi="Times New Roman" w:cs="Times New Roman"/>
+          <w:sz w:val="28"/>
+          <w:szCs w:val="28"/>
+          <w:lang w:val="en-US"/>
+        </w:rPr>
+      </w:pPr>
+      <w:proofErr w:type="gramStart"/>
+      <w:r>
+        <w:rPr>
+          <w:rFonts w:ascii="Times New Roman" w:hAnsi="Times New Roman" w:cs="Times New Roman"/>
+          <w:sz w:val="28"/>
+          <w:szCs w:val="28"/>
+          <w:lang w:val="en-US"/>
+        </w:rPr>
+        <w:t>GET  /</w:t>
+      </w:r>
+      <w:proofErr w:type="spellStart"/>
+      <w:proofErr w:type="gramEnd"/>
+      <w:r>
+        <w:rPr>
+          <w:rFonts w:ascii="Times New Roman" w:hAnsi="Times New Roman" w:cs="Times New Roman"/>
+          <w:sz w:val="28"/>
+          <w:szCs w:val="28"/>
+          <w:lang w:val="en-US"/>
+        </w:rPr>
+        <w:t>api</w:t>
+      </w:r>
+      <w:proofErr w:type="spellEnd"/>
+      <w:r>
+        <w:rPr>
+          <w:rFonts w:ascii="Times New Roman" w:hAnsi="Times New Roman" w:cs="Times New Roman"/>
+          <w:sz w:val="28"/>
+          <w:szCs w:val="28"/>
+          <w:lang w:val="en-US"/>
+        </w:rPr>
+        <w:t>/</w:t>
+      </w:r>
+      <w:proofErr w:type="spellStart"/>
+      <w:r>
+        <w:rPr>
+          <w:rFonts w:ascii="Times New Roman" w:hAnsi="Times New Roman" w:cs="Times New Roman"/>
+          <w:sz w:val="28"/>
+          <w:szCs w:val="28"/>
+          <w:lang w:val="en-US"/>
+        </w:rPr>
+        <w:t>places?street</w:t>
+      </w:r>
+      <w:proofErr w:type="spellEnd"/>
+      <w:r>
+        <w:rPr>
+          <w:rFonts w:ascii="Times New Roman" w:hAnsi="Times New Roman" w:cs="Times New Roman"/>
+          <w:sz w:val="28"/>
+          <w:szCs w:val="28"/>
+          <w:lang w:val="en-US"/>
+        </w:rPr>
+        <w:t>=&amp;category=&amp;search=</w:t>
+      </w:r>
+    </w:p>
+    <w:p>
+      <w:pPr>
+        <w:spacing w:after="0" w:line="360" w:lineRule="auto"/>
+        <w:rPr>
+          <w:rFonts w:ascii="Times New Roman" w:hAnsi="Times New Roman" w:cs="Times New Roman"/>
+          <w:sz w:val="28"/>
+          <w:szCs w:val="28"/>
+          <w:lang w:val="en-US"/>
+        </w:rPr>
+      </w:pPr>
+      <w:proofErr w:type="gramStart"/>
+      <w:r>
+        <w:rPr>
+          <w:rFonts w:ascii="Times New Roman" w:hAnsi="Times New Roman" w:cs="Times New Roman"/>
+          <w:sz w:val="28"/>
+          <w:szCs w:val="28"/>
+          <w:lang w:val="en-US"/>
+        </w:rPr>
+        <w:t>GET  /</w:t>
+      </w:r>
+      <w:proofErr w:type="spellStart"/>
+      <w:proofErr w:type="gramEnd"/>
+      <w:r>
+        <w:rPr>
+          <w:rFonts w:ascii="Times New Roman" w:hAnsi="Times New Roman" w:cs="Times New Roman"/>
+          <w:sz w:val="28"/>
+          <w:szCs w:val="28"/>
+          <w:lang w:val="en-US"/>
+        </w:rPr>
+        <w:t>api</w:t>
+      </w:r>
+      <w:proofErr w:type="spellEnd"/>
+      <w:r>
+        <w:rPr>
+          <w:rFonts w:ascii="Times New Roman" w:hAnsi="Times New Roman" w:cs="Times New Roman"/>
+          <w:sz w:val="28"/>
+          <w:szCs w:val="28"/>
+          <w:lang w:val="en-US"/>
+        </w:rPr>
+        <w:t>/places/</w:t>
+      </w:r>
+      <w:proofErr w:type="spellStart"/>
+      <w:r>
+        <w:rPr>
+          <w:rFonts w:ascii="Times New Roman" w:hAnsi="Times New Roman" w:cs="Times New Roman"/>
+          <w:sz w:val="28"/>
+          <w:szCs w:val="28"/>
+          <w:lang w:val="en-US"/>
+        </w:rPr>
+        <w:t>nearby?lat</w:t>
+      </w:r>
+      <w:proofErr w:type="spellEnd"/>
+      <w:r>
+        <w:rPr>
+          <w:rFonts w:ascii="Times New Roman" w:hAnsi="Times New Roman" w:cs="Times New Roman"/>
+          <w:sz w:val="28"/>
+          <w:szCs w:val="28"/>
+          <w:lang w:val="en-US"/>
+        </w:rPr>
+        <w:t>=...&amp;</w:t>
+      </w:r>
+      <w:proofErr w:type="spellStart"/>
+      <w:r>
+        <w:rPr>
+          <w:rFonts w:ascii="Times New Roman" w:hAnsi="Times New Roman" w:cs="Times New Roman"/>
+          <w:sz w:val="28"/>
+          <w:szCs w:val="28"/>
+          <w:lang w:val="en-US"/>
+        </w:rPr>
+        <w:t>lon</w:t>
+      </w:r>
+      <w:proofErr w:type="spellEnd"/>
+      <w:r>
+        <w:rPr>
+          <w:rFonts w:ascii="Times New Roman" w:hAnsi="Times New Roman" w:cs="Times New Roman"/>
+          <w:sz w:val="28"/>
+          <w:szCs w:val="28"/>
+          <w:lang w:val="en-US"/>
+        </w:rPr>
+        <w:t>=...&amp;radius=1000</w:t>
+      </w:r>
+    </w:p>
+    <w:p>
+      <w:pPr>
+        <w:spacing w:after="0" w:line="360" w:lineRule="auto"/>
+        <w:rPr>
+          <w:rFonts w:ascii="Times New Roman" w:hAnsi="Times New Roman" w:cs="Times New Roman"/>
+          <w:sz w:val="28"/>
+          <w:szCs w:val="28"/>
+          <w:lang w:val="en-US"/>
+        </w:rPr>
+      </w:pPr>
+      <w:proofErr w:type="gramStart"/>
+      <w:r>
+        <w:rPr>
+          <w:rFonts w:ascii="Times New Roman" w:hAnsi="Times New Roman" w:cs="Times New Roman"/>
+          <w:sz w:val="28"/>
+          <w:szCs w:val="28"/>
+          <w:lang w:val="en-US"/>
+        </w:rPr>
+        <w:t>GET  /</w:t>
+      </w:r>
+      <w:proofErr w:type="spellStart"/>
+      <w:proofErr w:type="gramEnd"/>
+      <w:r>
+        <w:rPr>
+          <w:rFonts w:ascii="Times New Roman" w:hAnsi="Times New Roman" w:cs="Times New Roman"/>
+          <w:sz w:val="28"/>
+          <w:szCs w:val="28"/>
+          <w:lang w:val="en-US"/>
+        </w:rPr>
+        <w:t>api</w:t>
+      </w:r>
+      <w:proofErr w:type="spellEnd"/>
+      <w:r>
+        <w:rPr>
+          <w:rFonts w:ascii="Times New Roman" w:hAnsi="Times New Roman" w:cs="Times New Roman"/>
+          <w:sz w:val="28"/>
+          <w:szCs w:val="28"/>
+          <w:lang w:val="en-US"/>
+        </w:rPr>
+        <w:t>/</w:t>
+      </w:r>
+      <w:proofErr w:type="gramStart"/>
+      <w:r>
+        <w:rPr>
+          <w:rFonts w:ascii="Times New Roman" w:hAnsi="Times New Roman" w:cs="Times New Roman"/>
+          <w:sz w:val="28"/>
+          <w:szCs w:val="28"/>
+          <w:lang w:val="en-US"/>
+        </w:rPr>
+        <w:t>places/{</w:t>
+      </w:r>
+      <w:proofErr w:type="spellStart"/>
+      <w:proofErr w:type="gramEnd"/>
+      <w:r>
+        <w:rPr>
+          <w:rFonts w:ascii="Times New Roman" w:hAnsi="Times New Roman" w:cs="Times New Roman"/>
+          <w:sz w:val="28"/>
+          <w:szCs w:val="28"/>
+          <w:lang w:val="en-US"/>
+        </w:rPr>
+        <w:t>place_id</w:t>
+      </w:r>
+      <w:proofErr w:type="spellEnd"/>
+      <w:r>
+        <w:rPr>
+          <w:rFonts w:ascii="Times New Roman" w:hAnsi="Times New Roman" w:cs="Times New Roman"/>
+          <w:sz w:val="28"/>
+          <w:szCs w:val="28"/>
+          <w:lang w:val="en-US"/>
+        </w:rPr>
+        <w:t>}</w:t>
+      </w:r>
+    </w:p>
+    <w:p>
+      <w:pPr>
+        <w:spacing w:after="0" w:line="360" w:lineRule="auto"/>
+        <w:rPr>
+          <w:rFonts w:ascii="Times New Roman" w:hAnsi="Times New Roman" w:cs="Times New Roman"/>
+          <w:sz w:val="28"/>
+          <w:szCs w:val="28"/>
+        </w:rPr>
+      </w:pPr>
+      <w:r>
+        <w:rPr>
+          <w:rFonts w:ascii="Times New Roman" w:hAnsi="Times New Roman" w:cs="Times New Roman"/>
+          <w:sz w:val="28"/>
+          <w:szCs w:val="28"/>
+        </w:rPr>
+        <w:t>POST /</w:t>
+      </w:r>
+      <w:proofErr w:type="spellStart"/>
+      <w:r>
+        <w:rPr>
+          <w:rFonts w:ascii="Times New Roman" w:hAnsi="Times New Roman" w:cs="Times New Roman"/>
+          <w:sz w:val="28"/>
+          <w:szCs w:val="28"/>
+        </w:rPr>
+        <w:t>admin</w:t>
+      </w:r>
+      <w:proofErr w:type="spellEnd"/>
+      <w:r>
+        <w:rPr>
+          <w:rFonts w:ascii="Times New Roman" w:hAnsi="Times New Roman" w:cs="Times New Roman"/>
+          <w:sz w:val="28"/>
+          <w:szCs w:val="28"/>
+        </w:rPr>
+        <w:t>/</w:t>
+      </w:r>
+      <w:proofErr w:type="spellStart"/>
+      <w:r>
+        <w:rPr>
+          <w:rFonts w:ascii="Times New Roman" w:hAnsi="Times New Roman" w:cs="Times New Roman"/>
+          <w:sz w:val="28"/>
+          <w:szCs w:val="28"/>
+        </w:rPr>
+        <w:t>places</w:t>
+      </w:r>
+      <w:proofErr w:type="spellEnd"/>
+    </w:p>
+    <w:p>
+      <w:pPr>
+        <w:spacing w:after="0" w:line="360" w:lineRule="auto"/>
+        <w:ind w:firstLine="708"/>
+        <w:rPr>
+          <w:rFonts w:ascii="Times New Roman" w:hAnsi="Times New Roman" w:cs="Times New Roman"/>
+          <w:sz w:val="28"/>
+          <w:szCs w:val="28"/>
+        </w:rPr>
+      </w:pPr>
+      <w:r>
+        <w:rPr>
+          <w:rFonts w:ascii="Times New Roman" w:hAnsi="Times New Roman" w:cs="Times New Roman"/>
+          <w:sz w:val="28"/>
+          <w:szCs w:val="28"/>
+        </w:rPr>
+        <w:t xml:space="preserve">Публичные методы возвращают список заведений, их координаты для отрисовки маркеров в </w:t>
+      </w:r>
+      <w:proofErr w:type="spellStart"/>
+      <w:r>
+        <w:rPr>
+          <w:rFonts w:ascii="Times New Roman" w:hAnsi="Times New Roman" w:cs="Times New Roman"/>
+          <w:sz w:val="28"/>
+          <w:szCs w:val="28"/>
+        </w:rPr>
+        <w:t>Leaflet</w:t>
+      </w:r>
+      <w:proofErr w:type="spellEnd"/>
+      <w:r>
+        <w:rPr>
+          <w:rFonts w:ascii="Times New Roman" w:hAnsi="Times New Roman" w:cs="Times New Roman"/>
+          <w:sz w:val="28"/>
+          <w:szCs w:val="28"/>
+        </w:rPr>
+        <w:t>, адрес и средний рейтинг. Секретный индивидуальный ключ заведения (</w:t>
+      </w:r>
+      <w:proofErr w:type="spellStart"/>
+      <w:r>
+        <w:rPr>
+          <w:rFonts w:ascii="Times New Roman" w:hAnsi="Times New Roman" w:cs="Times New Roman"/>
+          <w:sz w:val="28"/>
+          <w:szCs w:val="28"/>
+        </w:rPr>
+        <w:t>secret_key</w:t>
+      </w:r>
+      <w:proofErr w:type="spellEnd"/>
+      <w:r>
+        <w:rPr>
+          <w:rFonts w:ascii="Times New Roman" w:hAnsi="Times New Roman" w:cs="Times New Roman"/>
+          <w:sz w:val="28"/>
+          <w:szCs w:val="28"/>
+        </w:rPr>
+        <w:t>) в публичных ответах скрыт и никогда не передаётся обычным посетителям.</w:t>
+      </w:r>
+    </w:p>
+    <w:p>
+      <w:pPr>
+        <w:spacing w:after="0" w:line="360" w:lineRule="auto"/>
+        <w:ind w:firstLine="708"/>
+        <w:rPr>
+          <w:rFonts w:ascii="Times New Roman" w:hAnsi="Times New Roman" w:cs="Times New Roman"/>
+          <w:b/>
+          <w:bCs/>
+          <w:sz w:val="28"/>
+          <w:szCs w:val="28"/>
+        </w:rPr>
+      </w:pPr>
+      <w:r>
+        <w:rPr>
+          <w:rFonts w:ascii="Times New Roman" w:hAnsi="Times New Roman" w:cs="Times New Roman"/>
+          <w:b/>
+          <w:bCs/>
+          <w:sz w:val="28"/>
+          <w:szCs w:val="28"/>
+        </w:rPr>
+        <w:t>Подтверждение посещений (Check-</w:t>
+      </w:r>
+      <w:proofErr w:type="spellStart"/>
+      <w:r>
+        <w:rPr>
+          <w:rFonts w:ascii="Times New Roman" w:hAnsi="Times New Roman" w:cs="Times New Roman"/>
+          <w:b/>
+          <w:bCs/>
+          <w:sz w:val="28"/>
+          <w:szCs w:val="28"/>
+        </w:rPr>
+        <w:t>in</w:t>
+      </w:r>
+      <w:proofErr w:type="spellEnd"/>
+      <w:r>
+        <w:rPr>
+          <w:rFonts w:ascii="Times New Roman" w:hAnsi="Times New Roman" w:cs="Times New Roman"/>
+          <w:b/>
+          <w:bCs/>
+          <w:sz w:val="28"/>
+          <w:szCs w:val="28"/>
+        </w:rPr>
+        <w:t>) и управление ключами</w:t>
+      </w:r>
+    </w:p>
+    <w:p>
+      <w:pPr>
+        <w:spacing w:after="0" w:line="360" w:lineRule="auto"/>
+        <w:rPr>
+          <w:rFonts w:ascii="Times New Roman" w:hAnsi="Times New Roman" w:cs="Times New Roman"/>
+          <w:sz w:val="28"/>
+          <w:szCs w:val="28"/>
+          <w:lang w:val="en-US"/>
+        </w:rPr>
+      </w:pPr>
+      <w:r>
+        <w:rPr>
+          <w:rFonts w:ascii="Times New Roman" w:hAnsi="Times New Roman" w:cs="Times New Roman"/>
+          <w:sz w:val="28"/>
+          <w:szCs w:val="28"/>
+          <w:lang w:val="en-US"/>
+        </w:rPr>
+        <w:t>Plaintext</w:t>
+      </w:r>
+    </w:p>
+    <w:p>
+      <w:pPr>
+        <w:spacing w:after="0" w:line="360" w:lineRule="auto"/>
+        <w:rPr>
+          <w:rFonts w:ascii="Times New Roman" w:hAnsi="Times New Roman" w:cs="Times New Roman"/>
+          <w:sz w:val="28"/>
+          <w:szCs w:val="28"/>
+          <w:lang w:val="en-US"/>
+        </w:rPr>
+      </w:pPr>
+      <w:r>
+        <w:rPr>
+          <w:rFonts w:ascii="Times New Roman" w:hAnsi="Times New Roman" w:cs="Times New Roman"/>
+          <w:sz w:val="28"/>
+          <w:szCs w:val="28"/>
+          <w:lang w:val="en-US"/>
+        </w:rPr>
+        <w:t>POST /</w:t>
+      </w:r>
+      <w:proofErr w:type="spellStart"/>
+      <w:r>
+        <w:rPr>
+          <w:rFonts w:ascii="Times New Roman" w:hAnsi="Times New Roman" w:cs="Times New Roman"/>
+          <w:sz w:val="28"/>
+          <w:szCs w:val="28"/>
+          <w:lang w:val="en-US"/>
+        </w:rPr>
+        <w:t>api</w:t>
+      </w:r>
+      <w:proofErr w:type="spellEnd"/>
+      <w:r>
+        <w:rPr>
+          <w:rFonts w:ascii="Times New Roman" w:hAnsi="Times New Roman" w:cs="Times New Roman"/>
+          <w:sz w:val="28"/>
+          <w:szCs w:val="28"/>
+          <w:lang w:val="en-US"/>
+        </w:rPr>
+        <w:t>/</w:t>
+      </w:r>
+      <w:proofErr w:type="gramStart"/>
+      <w:r>
+        <w:rPr>
+          <w:rFonts w:ascii="Times New Roman" w:hAnsi="Times New Roman" w:cs="Times New Roman"/>
+          <w:sz w:val="28"/>
+          <w:szCs w:val="28"/>
+          <w:lang w:val="en-US"/>
+        </w:rPr>
+        <w:t>places/{</w:t>
+      </w:r>
+      <w:proofErr w:type="spellStart"/>
+      <w:proofErr w:type="gramEnd"/>
+      <w:r>
+        <w:rPr>
+          <w:rFonts w:ascii="Times New Roman" w:hAnsi="Times New Roman" w:cs="Times New Roman"/>
+          <w:sz w:val="28"/>
+          <w:szCs w:val="28"/>
+          <w:lang w:val="en-US"/>
+        </w:rPr>
+        <w:t>place_</w:t>
+      </w:r>
+      <w:proofErr w:type="gramStart"/>
+      <w:r>
+        <w:rPr>
+          <w:rFonts w:ascii="Times New Roman" w:hAnsi="Times New Roman" w:cs="Times New Roman"/>
+          <w:sz w:val="28"/>
+          <w:szCs w:val="28"/>
+          <w:lang w:val="en-US"/>
+        </w:rPr>
+        <w:t>id</w:t>
+      </w:r>
+      <w:proofErr w:type="spellEnd"/>
+      <w:r>
+        <w:rPr>
+          <w:rFonts w:ascii="Times New Roman" w:hAnsi="Times New Roman" w:cs="Times New Roman"/>
+          <w:sz w:val="28"/>
+          <w:szCs w:val="28"/>
+          <w:lang w:val="en-US"/>
+        </w:rPr>
+        <w:t>}/</w:t>
+      </w:r>
+      <w:proofErr w:type="spellStart"/>
+      <w:r>
+        <w:rPr>
+          <w:rFonts w:ascii="Times New Roman" w:hAnsi="Times New Roman" w:cs="Times New Roman"/>
+          <w:sz w:val="28"/>
+          <w:szCs w:val="28"/>
+          <w:lang w:val="en-US"/>
+        </w:rPr>
+        <w:t>checkin</w:t>
+      </w:r>
+      <w:proofErr w:type="spellEnd"/>
+      <w:r>
+        <w:rPr>
+          <w:rFonts w:ascii="Times New Roman" w:hAnsi="Times New Roman" w:cs="Times New Roman"/>
+          <w:sz w:val="28"/>
+          <w:szCs w:val="28"/>
+          <w:lang w:val="en-US"/>
+        </w:rPr>
+        <w:t xml:space="preserve">          # {"</w:t>
+      </w:r>
+      <w:proofErr w:type="spellStart"/>
+      <w:proofErr w:type="gramEnd"/>
+      <w:r>
+        <w:rPr>
+          <w:rFonts w:ascii="Times New Roman" w:hAnsi="Times New Roman" w:cs="Times New Roman"/>
+          <w:sz w:val="28"/>
+          <w:szCs w:val="28"/>
+          <w:lang w:val="en-US"/>
+        </w:rPr>
+        <w:t>secret_key</w:t>
+      </w:r>
+      <w:proofErr w:type="spellEnd"/>
+      <w:r>
+        <w:rPr>
+          <w:rFonts w:ascii="Times New Roman" w:hAnsi="Times New Roman" w:cs="Times New Roman"/>
+          <w:sz w:val="28"/>
+          <w:szCs w:val="28"/>
+          <w:lang w:val="en-US"/>
+        </w:rPr>
+        <w:t>": "</w:t>
+      </w:r>
+      <w:proofErr w:type="gramStart"/>
+      <w:r>
+        <w:rPr>
+          <w:rFonts w:ascii="Times New Roman" w:hAnsi="Times New Roman" w:cs="Times New Roman"/>
+          <w:sz w:val="28"/>
+          <w:szCs w:val="28"/>
+          <w:lang w:val="en-US"/>
+        </w:rPr>
+        <w:t>A7X9K2"}</w:t>
+      </w:r>
+      <w:proofErr w:type="gramEnd"/>
+    </w:p>
+    <w:p>
+      <w:pPr>
+        <w:spacing w:after="0" w:line="360" w:lineRule="auto"/>
+        <w:rPr>
+          <w:rFonts w:ascii="Times New Roman" w:hAnsi="Times New Roman" w:cs="Times New Roman"/>
+          <w:sz w:val="28"/>
+          <w:szCs w:val="28"/>
+          <w:lang w:val="en-US"/>
+        </w:rPr>
+      </w:pPr>
+      <w:proofErr w:type="gramStart"/>
+      <w:r>
+        <w:rPr>
+          <w:rFonts w:ascii="Times New Roman" w:hAnsi="Times New Roman" w:cs="Times New Roman"/>
+          <w:sz w:val="28"/>
+          <w:szCs w:val="28"/>
+          <w:lang w:val="en-US"/>
+        </w:rPr>
+        <w:t>GET  /</w:t>
+      </w:r>
+      <w:proofErr w:type="spellStart"/>
+      <w:proofErr w:type="gramEnd"/>
+      <w:r>
+        <w:rPr>
+          <w:rFonts w:ascii="Times New Roman" w:hAnsi="Times New Roman" w:cs="Times New Roman"/>
+          <w:sz w:val="28"/>
+          <w:szCs w:val="28"/>
+          <w:lang w:val="en-US"/>
+        </w:rPr>
+        <w:t>api</w:t>
+      </w:r>
+      <w:proofErr w:type="spellEnd"/>
+      <w:r>
+        <w:rPr>
+          <w:rFonts w:ascii="Times New Roman" w:hAnsi="Times New Roman" w:cs="Times New Roman"/>
+          <w:sz w:val="28"/>
+          <w:szCs w:val="28"/>
+          <w:lang w:val="en-US"/>
+        </w:rPr>
+        <w:t>/</w:t>
+      </w:r>
+      <w:proofErr w:type="spellStart"/>
+      <w:r>
+        <w:rPr>
+          <w:rFonts w:ascii="Times New Roman" w:hAnsi="Times New Roman" w:cs="Times New Roman"/>
+          <w:sz w:val="28"/>
+          <w:szCs w:val="28"/>
+          <w:lang w:val="en-US"/>
+        </w:rPr>
+        <w:t>checkin</w:t>
+      </w:r>
+      <w:proofErr w:type="spellEnd"/>
+      <w:r>
+        <w:rPr>
+          <w:rFonts w:ascii="Times New Roman" w:hAnsi="Times New Roman" w:cs="Times New Roman"/>
+          <w:sz w:val="28"/>
+          <w:szCs w:val="28"/>
+          <w:lang w:val="en-US"/>
+        </w:rPr>
+        <w:t>/</w:t>
+      </w:r>
+      <w:proofErr w:type="spellStart"/>
+      <w:proofErr w:type="gramStart"/>
+      <w:r>
+        <w:rPr>
+          <w:rFonts w:ascii="Times New Roman" w:hAnsi="Times New Roman" w:cs="Times New Roman"/>
+          <w:sz w:val="28"/>
+          <w:szCs w:val="28"/>
+          <w:lang w:val="en-US"/>
+        </w:rPr>
+        <w:t>qr</w:t>
+      </w:r>
+      <w:proofErr w:type="spellEnd"/>
+      <w:r>
+        <w:rPr>
+          <w:rFonts w:ascii="Times New Roman" w:hAnsi="Times New Roman" w:cs="Times New Roman"/>
+          <w:sz w:val="28"/>
+          <w:szCs w:val="28"/>
+          <w:lang w:val="en-US"/>
+        </w:rPr>
+        <w:t>/{</w:t>
+      </w:r>
+      <w:proofErr w:type="spellStart"/>
+      <w:proofErr w:type="gramEnd"/>
+      <w:r>
+        <w:rPr>
+          <w:rFonts w:ascii="Times New Roman" w:hAnsi="Times New Roman" w:cs="Times New Roman"/>
+          <w:sz w:val="28"/>
+          <w:szCs w:val="28"/>
+          <w:lang w:val="en-US"/>
+        </w:rPr>
+        <w:t>secret_</w:t>
+      </w:r>
+      <w:proofErr w:type="gramStart"/>
+      <w:r>
+        <w:rPr>
+          <w:rFonts w:ascii="Times New Roman" w:hAnsi="Times New Roman" w:cs="Times New Roman"/>
+          <w:sz w:val="28"/>
+          <w:szCs w:val="28"/>
+          <w:lang w:val="en-US"/>
+        </w:rPr>
+        <w:t>key</w:t>
+      </w:r>
+      <w:proofErr w:type="spellEnd"/>
+      <w:r>
+        <w:rPr>
+          <w:rFonts w:ascii="Times New Roman" w:hAnsi="Times New Roman" w:cs="Times New Roman"/>
+          <w:sz w:val="28"/>
+          <w:szCs w:val="28"/>
+          <w:lang w:val="en-US"/>
+        </w:rPr>
+        <w:t xml:space="preserve">}   </w:t>
+      </w:r>
+      <w:proofErr w:type="gramEnd"/>
+      <w:r>
+        <w:rPr>
+          <w:rFonts w:ascii="Times New Roman" w:hAnsi="Times New Roman" w:cs="Times New Roman"/>
+          <w:sz w:val="28"/>
+          <w:szCs w:val="28"/>
+          <w:lang w:val="en-US"/>
+        </w:rPr>
+        <w:t xml:space="preserve">         # </w:t>
+      </w:r>
+      <w:r>
+        <w:rPr>
+          <w:rFonts w:ascii="Times New Roman" w:hAnsi="Times New Roman" w:cs="Times New Roman"/>
+          <w:sz w:val="28"/>
+          <w:szCs w:val="28"/>
+        </w:rPr>
+        <w:t>Быстрая</w:t>
+      </w:r>
+      <w:r>
+        <w:rPr>
+          <w:rFonts w:ascii="Times New Roman" w:hAnsi="Times New Roman" w:cs="Times New Roman"/>
+          <w:sz w:val="28"/>
+          <w:szCs w:val="28"/>
+          <w:lang w:val="en-US"/>
+        </w:rPr>
+        <w:t xml:space="preserve"> </w:t>
+      </w:r>
+      <w:r>
+        <w:rPr>
+          <w:rFonts w:ascii="Times New Roman" w:hAnsi="Times New Roman" w:cs="Times New Roman"/>
+          <w:sz w:val="28"/>
+          <w:szCs w:val="28"/>
+        </w:rPr>
+        <w:t>отметка</w:t>
+      </w:r>
+      <w:r>
+        <w:rPr>
+          <w:rFonts w:ascii="Times New Roman" w:hAnsi="Times New Roman" w:cs="Times New Roman"/>
+          <w:sz w:val="28"/>
+          <w:szCs w:val="28"/>
+          <w:lang w:val="en-US"/>
+        </w:rPr>
+        <w:t xml:space="preserve"> </w:t>
+      </w:r>
+      <w:r>
+        <w:rPr>
+          <w:rFonts w:ascii="Times New Roman" w:hAnsi="Times New Roman" w:cs="Times New Roman"/>
+          <w:sz w:val="28"/>
+          <w:szCs w:val="28"/>
+        </w:rPr>
+        <w:t>по</w:t>
+      </w:r>
+      <w:r>
+        <w:rPr>
+          <w:rFonts w:ascii="Times New Roman" w:hAnsi="Times New Roman" w:cs="Times New Roman"/>
+          <w:sz w:val="28"/>
+          <w:szCs w:val="28"/>
+          <w:lang w:val="en-US"/>
+        </w:rPr>
+        <w:t xml:space="preserve"> QR-</w:t>
+      </w:r>
+      <w:r>
+        <w:rPr>
+          <w:rFonts w:ascii="Times New Roman" w:hAnsi="Times New Roman" w:cs="Times New Roman"/>
+          <w:sz w:val="28"/>
+          <w:szCs w:val="28"/>
+        </w:rPr>
+        <w:t>ссылке</w:t>
+      </w:r>
+    </w:p>
+    <w:p>
+      <w:pPr>
+        <w:spacing w:after="0" w:line="360" w:lineRule="auto"/>
+        <w:rPr>
+          <w:rFonts w:ascii="Times New Roman" w:hAnsi="Times New Roman" w:cs="Times New Roman"/>
+          <w:sz w:val="28"/>
+          <w:szCs w:val="28"/>
+          <w:lang w:val="en-US"/>
+        </w:rPr>
+      </w:pPr>
+      <w:proofErr w:type="gramStart"/>
+      <w:r>
+        <w:rPr>
+          <w:rFonts w:ascii="Times New Roman" w:hAnsi="Times New Roman" w:cs="Times New Roman"/>
+          <w:sz w:val="28"/>
+          <w:szCs w:val="28"/>
+          <w:lang w:val="en-US"/>
+        </w:rPr>
+        <w:t>GET  /</w:t>
+      </w:r>
+      <w:proofErr w:type="spellStart"/>
+      <w:proofErr w:type="gramEnd"/>
+      <w:r>
+        <w:rPr>
+          <w:rFonts w:ascii="Times New Roman" w:hAnsi="Times New Roman" w:cs="Times New Roman"/>
+          <w:sz w:val="28"/>
+          <w:szCs w:val="28"/>
+          <w:lang w:val="en-US"/>
+        </w:rPr>
+        <w:t>api</w:t>
+      </w:r>
+      <w:proofErr w:type="spellEnd"/>
+      <w:r>
+        <w:rPr>
+          <w:rFonts w:ascii="Times New Roman" w:hAnsi="Times New Roman" w:cs="Times New Roman"/>
+          <w:sz w:val="28"/>
+          <w:szCs w:val="28"/>
+          <w:lang w:val="en-US"/>
+        </w:rPr>
+        <w:t>/owner/</w:t>
+      </w:r>
+      <w:proofErr w:type="gramStart"/>
+      <w:r>
+        <w:rPr>
+          <w:rFonts w:ascii="Times New Roman" w:hAnsi="Times New Roman" w:cs="Times New Roman"/>
+          <w:sz w:val="28"/>
+          <w:szCs w:val="28"/>
+          <w:lang w:val="en-US"/>
+        </w:rPr>
+        <w:t>places/{</w:t>
+      </w:r>
+      <w:proofErr w:type="spellStart"/>
+      <w:proofErr w:type="gramEnd"/>
+      <w:r>
+        <w:rPr>
+          <w:rFonts w:ascii="Times New Roman" w:hAnsi="Times New Roman" w:cs="Times New Roman"/>
+          <w:sz w:val="28"/>
+          <w:szCs w:val="28"/>
+          <w:lang w:val="en-US"/>
+        </w:rPr>
+        <w:t>place_</w:t>
+      </w:r>
+      <w:proofErr w:type="gramStart"/>
+      <w:r>
+        <w:rPr>
+          <w:rFonts w:ascii="Times New Roman" w:hAnsi="Times New Roman" w:cs="Times New Roman"/>
+          <w:sz w:val="28"/>
+          <w:szCs w:val="28"/>
+          <w:lang w:val="en-US"/>
+        </w:rPr>
+        <w:t>id</w:t>
+      </w:r>
+      <w:proofErr w:type="spellEnd"/>
+      <w:r>
+        <w:rPr>
+          <w:rFonts w:ascii="Times New Roman" w:hAnsi="Times New Roman" w:cs="Times New Roman"/>
+          <w:sz w:val="28"/>
+          <w:szCs w:val="28"/>
+          <w:lang w:val="en-US"/>
+        </w:rPr>
+        <w:t>}/</w:t>
+      </w:r>
+      <w:proofErr w:type="gramEnd"/>
+      <w:r>
+        <w:rPr>
+          <w:rFonts w:ascii="Times New Roman" w:hAnsi="Times New Roman" w:cs="Times New Roman"/>
+          <w:sz w:val="28"/>
+          <w:szCs w:val="28"/>
+          <w:lang w:val="en-US"/>
+        </w:rPr>
+        <w:t xml:space="preserve">key        # </w:t>
+      </w:r>
+      <w:r>
+        <w:rPr>
+          <w:rFonts w:ascii="Times New Roman" w:hAnsi="Times New Roman" w:cs="Times New Roman"/>
+          <w:sz w:val="28"/>
+          <w:szCs w:val="28"/>
+        </w:rPr>
+        <w:t>Просмотр</w:t>
+      </w:r>
+      <w:r>
+        <w:rPr>
+          <w:rFonts w:ascii="Times New Roman" w:hAnsi="Times New Roman" w:cs="Times New Roman"/>
+          <w:sz w:val="28"/>
+          <w:szCs w:val="28"/>
+          <w:lang w:val="en-US"/>
+        </w:rPr>
+        <w:t xml:space="preserve"> </w:t>
+      </w:r>
+      <w:r>
+        <w:rPr>
+          <w:rFonts w:ascii="Times New Roman" w:hAnsi="Times New Roman" w:cs="Times New Roman"/>
+          <w:sz w:val="28"/>
+          <w:szCs w:val="28"/>
+        </w:rPr>
+        <w:t>текущего</w:t>
+      </w:r>
+      <w:r>
+        <w:rPr>
+          <w:rFonts w:ascii="Times New Roman" w:hAnsi="Times New Roman" w:cs="Times New Roman"/>
+          <w:sz w:val="28"/>
+          <w:szCs w:val="28"/>
+          <w:lang w:val="en-US"/>
+        </w:rPr>
+        <w:t xml:space="preserve"> </w:t>
+      </w:r>
+      <w:r>
+        <w:rPr>
+          <w:rFonts w:ascii="Times New Roman" w:hAnsi="Times New Roman" w:cs="Times New Roman"/>
+          <w:sz w:val="28"/>
+          <w:szCs w:val="28"/>
+        </w:rPr>
+        <w:t>ключа</w:t>
+      </w:r>
+      <w:r>
+        <w:rPr>
+          <w:rFonts w:ascii="Times New Roman" w:hAnsi="Times New Roman" w:cs="Times New Roman"/>
+          <w:sz w:val="28"/>
+          <w:szCs w:val="28"/>
+          <w:lang w:val="en-US"/>
+        </w:rPr>
+        <w:t xml:space="preserve"> </w:t>
+      </w:r>
+      <w:r>
+        <w:rPr>
+          <w:rFonts w:ascii="Times New Roman" w:hAnsi="Times New Roman" w:cs="Times New Roman"/>
+          <w:sz w:val="28"/>
+          <w:szCs w:val="28"/>
+        </w:rPr>
+        <w:t>и</w:t>
+      </w:r>
+      <w:r>
+        <w:rPr>
+          <w:rFonts w:ascii="Times New Roman" w:hAnsi="Times New Roman" w:cs="Times New Roman"/>
+          <w:sz w:val="28"/>
+          <w:szCs w:val="28"/>
+          <w:lang w:val="en-US"/>
+        </w:rPr>
+        <w:t xml:space="preserve"> QR-</w:t>
+      </w:r>
+      <w:r>
+        <w:rPr>
+          <w:rFonts w:ascii="Times New Roman" w:hAnsi="Times New Roman" w:cs="Times New Roman"/>
+          <w:sz w:val="28"/>
+          <w:szCs w:val="28"/>
+        </w:rPr>
+        <w:t>кода</w:t>
+      </w:r>
+    </w:p>
+    <w:p>
+      <w:pPr>
+        <w:spacing w:after="0" w:line="360" w:lineRule="auto"/>
+        <w:rPr>
+          <w:rFonts w:ascii="Times New Roman" w:hAnsi="Times New Roman" w:cs="Times New Roman"/>
+          <w:sz w:val="28"/>
+          <w:szCs w:val="28"/>
+          <w:lang w:val="en-US"/>
+        </w:rPr>
+      </w:pPr>
+      <w:r>
+        <w:rPr>
+          <w:rFonts w:ascii="Times New Roman" w:hAnsi="Times New Roman" w:cs="Times New Roman"/>
+          <w:sz w:val="28"/>
+          <w:szCs w:val="28"/>
+          <w:lang w:val="en-US"/>
+        </w:rPr>
+        <w:t>POST /</w:t>
+      </w:r>
+      <w:proofErr w:type="spellStart"/>
+      <w:r>
+        <w:rPr>
+          <w:rFonts w:ascii="Times New Roman" w:hAnsi="Times New Roman" w:cs="Times New Roman"/>
+          <w:sz w:val="28"/>
+          <w:szCs w:val="28"/>
+          <w:lang w:val="en-US"/>
+        </w:rPr>
+        <w:t>api</w:t>
+      </w:r>
+      <w:proofErr w:type="spellEnd"/>
+      <w:r>
+        <w:rPr>
+          <w:rFonts w:ascii="Times New Roman" w:hAnsi="Times New Roman" w:cs="Times New Roman"/>
+          <w:sz w:val="28"/>
+          <w:szCs w:val="28"/>
+          <w:lang w:val="en-US"/>
+        </w:rPr>
+        <w:t>/owner/</w:t>
+      </w:r>
+      <w:proofErr w:type="gramStart"/>
+      <w:r>
+        <w:rPr>
+          <w:rFonts w:ascii="Times New Roman" w:hAnsi="Times New Roman" w:cs="Times New Roman"/>
+          <w:sz w:val="28"/>
+          <w:szCs w:val="28"/>
+          <w:lang w:val="en-US"/>
+        </w:rPr>
+        <w:t>places/{</w:t>
+      </w:r>
+      <w:proofErr w:type="spellStart"/>
+      <w:proofErr w:type="gramEnd"/>
+      <w:r>
+        <w:rPr>
+          <w:rFonts w:ascii="Times New Roman" w:hAnsi="Times New Roman" w:cs="Times New Roman"/>
+          <w:sz w:val="28"/>
+          <w:szCs w:val="28"/>
+          <w:lang w:val="en-US"/>
+        </w:rPr>
+        <w:t>place_</w:t>
+      </w:r>
+      <w:proofErr w:type="gramStart"/>
+      <w:r>
+        <w:rPr>
+          <w:rFonts w:ascii="Times New Roman" w:hAnsi="Times New Roman" w:cs="Times New Roman"/>
+          <w:sz w:val="28"/>
+          <w:szCs w:val="28"/>
+          <w:lang w:val="en-US"/>
+        </w:rPr>
+        <w:t>id</w:t>
+      </w:r>
+      <w:proofErr w:type="spellEnd"/>
+      <w:r>
+        <w:rPr>
+          <w:rFonts w:ascii="Times New Roman" w:hAnsi="Times New Roman" w:cs="Times New Roman"/>
+          <w:sz w:val="28"/>
+          <w:szCs w:val="28"/>
+          <w:lang w:val="en-US"/>
+        </w:rPr>
+        <w:t>}/</w:t>
+      </w:r>
+      <w:proofErr w:type="gramEnd"/>
+      <w:r>
+        <w:rPr>
+          <w:rFonts w:ascii="Times New Roman" w:hAnsi="Times New Roman" w:cs="Times New Roman"/>
+          <w:sz w:val="28"/>
+          <w:szCs w:val="28"/>
+          <w:lang w:val="en-US"/>
+        </w:rPr>
+        <w:t xml:space="preserve">key/rotate # </w:t>
+      </w:r>
+      <w:r>
+        <w:rPr>
+          <w:rFonts w:ascii="Times New Roman" w:hAnsi="Times New Roman" w:cs="Times New Roman"/>
+          <w:sz w:val="28"/>
+          <w:szCs w:val="28"/>
+        </w:rPr>
+        <w:t>Генерация</w:t>
+      </w:r>
+      <w:r>
+        <w:rPr>
+          <w:rFonts w:ascii="Times New Roman" w:hAnsi="Times New Roman" w:cs="Times New Roman"/>
+          <w:sz w:val="28"/>
+          <w:szCs w:val="28"/>
+          <w:lang w:val="en-US"/>
+        </w:rPr>
+        <w:t xml:space="preserve"> </w:t>
+      </w:r>
+      <w:r>
+        <w:rPr>
+          <w:rFonts w:ascii="Times New Roman" w:hAnsi="Times New Roman" w:cs="Times New Roman"/>
+          <w:sz w:val="28"/>
+          <w:szCs w:val="28"/>
+        </w:rPr>
+        <w:t>нового</w:t>
+      </w:r>
+      <w:r>
+        <w:rPr>
+          <w:rFonts w:ascii="Times New Roman" w:hAnsi="Times New Roman" w:cs="Times New Roman"/>
+          <w:sz w:val="28"/>
+          <w:szCs w:val="28"/>
+          <w:lang w:val="en-US"/>
+        </w:rPr>
+        <w:t xml:space="preserve"> </w:t>
+      </w:r>
+      <w:r>
+        <w:rPr>
+          <w:rFonts w:ascii="Times New Roman" w:hAnsi="Times New Roman" w:cs="Times New Roman"/>
+          <w:sz w:val="28"/>
+          <w:szCs w:val="28"/>
+        </w:rPr>
+        <w:t>ключа</w:t>
+      </w:r>
+      <w:r>
+        <w:rPr>
+          <w:rFonts w:ascii="Times New Roman" w:hAnsi="Times New Roman" w:cs="Times New Roman"/>
+          <w:sz w:val="28"/>
+          <w:szCs w:val="28"/>
+          <w:lang w:val="en-US"/>
+        </w:rPr>
+        <w:t xml:space="preserve"> </w:t>
+      </w:r>
+      <w:r>
+        <w:rPr>
+          <w:rFonts w:ascii="Times New Roman" w:hAnsi="Times New Roman" w:cs="Times New Roman"/>
+          <w:sz w:val="28"/>
+          <w:szCs w:val="28"/>
+        </w:rPr>
+        <w:t>заведения</w:t>
+      </w:r>
+    </w:p>
+    <w:p>
+      <w:pPr>
+        <w:spacing w:after="0" w:line="360" w:lineRule="auto"/>
+        <w:rPr>
+          <w:rFonts w:ascii="Times New Roman" w:hAnsi="Times New Roman" w:cs="Times New Roman"/>
+          <w:sz w:val="28"/>
+          <w:szCs w:val="28"/>
+          <w:lang w:val="en-US"/>
+        </w:rPr>
+      </w:pPr>
+    </w:p>
+    <w:p>
+      <w:pPr>
+        <w:spacing w:after="0" w:line="360" w:lineRule="auto"/>
+        <w:ind w:firstLine="708"/>
+        <w:rPr>
+          <w:rFonts w:ascii="Times New Roman" w:hAnsi="Times New Roman" w:cs="Times New Roman"/>
+          <w:sz w:val="28"/>
+          <w:szCs w:val="28"/>
+        </w:rPr>
+      </w:pPr>
+      <w:r>
+        <w:rPr>
+          <w:rFonts w:ascii="Times New Roman" w:hAnsi="Times New Roman" w:cs="Times New Roman"/>
+          <w:sz w:val="28"/>
+          <w:szCs w:val="28"/>
+        </w:rPr>
+        <w:t>Методы /</w:t>
+      </w:r>
+      <w:proofErr w:type="spellStart"/>
+      <w:r>
+        <w:rPr>
+          <w:rFonts w:ascii="Times New Roman" w:hAnsi="Times New Roman" w:cs="Times New Roman"/>
+          <w:sz w:val="28"/>
+          <w:szCs w:val="28"/>
+        </w:rPr>
+        <w:t>api</w:t>
+      </w:r>
+      <w:proofErr w:type="spellEnd"/>
+      <w:r>
+        <w:rPr>
+          <w:rFonts w:ascii="Times New Roman" w:hAnsi="Times New Roman" w:cs="Times New Roman"/>
+          <w:sz w:val="28"/>
+          <w:szCs w:val="28"/>
+        </w:rPr>
+        <w:t>/</w:t>
+      </w:r>
+      <w:proofErr w:type="spellStart"/>
+      <w:r>
+        <w:rPr>
+          <w:rFonts w:ascii="Times New Roman" w:hAnsi="Times New Roman" w:cs="Times New Roman"/>
+          <w:sz w:val="28"/>
+          <w:szCs w:val="28"/>
+        </w:rPr>
+        <w:t>owner</w:t>
+      </w:r>
+      <w:proofErr w:type="spellEnd"/>
+      <w:r>
+        <w:rPr>
+          <w:rFonts w:ascii="Times New Roman" w:hAnsi="Times New Roman" w:cs="Times New Roman"/>
+          <w:sz w:val="28"/>
+          <w:szCs w:val="28"/>
+        </w:rPr>
+        <w:t>/... доступны только владельцу данного заведения (</w:t>
+      </w:r>
+      <w:proofErr w:type="spellStart"/>
+      <w:r>
+        <w:rPr>
+          <w:rFonts w:ascii="Times New Roman" w:hAnsi="Times New Roman" w:cs="Times New Roman"/>
+          <w:sz w:val="28"/>
+          <w:szCs w:val="28"/>
+        </w:rPr>
+        <w:t>owner</w:t>
+      </w:r>
+      <w:proofErr w:type="spellEnd"/>
+      <w:r>
+        <w:rPr>
+          <w:rFonts w:ascii="Times New Roman" w:hAnsi="Times New Roman" w:cs="Times New Roman"/>
+          <w:sz w:val="28"/>
+          <w:szCs w:val="28"/>
+        </w:rPr>
+        <w:t>) и администратору (</w:t>
+      </w:r>
+      <w:proofErr w:type="spellStart"/>
+      <w:r>
+        <w:rPr>
+          <w:rFonts w:ascii="Times New Roman" w:hAnsi="Times New Roman" w:cs="Times New Roman"/>
+          <w:sz w:val="28"/>
+          <w:szCs w:val="28"/>
+        </w:rPr>
+        <w:t>admin</w:t>
+      </w:r>
+      <w:proofErr w:type="spellEnd"/>
+      <w:r>
+        <w:rPr>
+          <w:rFonts w:ascii="Times New Roman" w:hAnsi="Times New Roman" w:cs="Times New Roman"/>
+          <w:sz w:val="28"/>
+          <w:szCs w:val="28"/>
+        </w:rPr>
+        <w:t xml:space="preserve">). При успешном </w:t>
+      </w:r>
+      <w:proofErr w:type="spellStart"/>
+      <w:r>
+        <w:rPr>
+          <w:rFonts w:ascii="Times New Roman" w:hAnsi="Times New Roman" w:cs="Times New Roman"/>
+          <w:sz w:val="28"/>
+          <w:szCs w:val="28"/>
+        </w:rPr>
+        <w:t>чекине</w:t>
+      </w:r>
+      <w:proofErr w:type="spellEnd"/>
+      <w:r>
+        <w:rPr>
+          <w:rFonts w:ascii="Times New Roman" w:hAnsi="Times New Roman" w:cs="Times New Roman"/>
+          <w:sz w:val="28"/>
+          <w:szCs w:val="28"/>
+        </w:rPr>
+        <w:t xml:space="preserve"> сервер проверяет </w:t>
+      </w:r>
+      <w:r>
+        <w:rPr>
+          <w:rFonts w:ascii="Times New Roman" w:hAnsi="Times New Roman" w:cs="Times New Roman"/>
+          <w:sz w:val="28"/>
+          <w:szCs w:val="28"/>
+        </w:rPr>
+        <w:lastRenderedPageBreak/>
+        <w:t>совпадение ключа и убеждается, что пользователь ещё не отмечался в этом заведении за текущие сутки.</w:t>
+      </w:r>
+    </w:p>
+    <w:p>
+      <w:pPr>
+        <w:spacing w:after="0" w:line="360" w:lineRule="auto"/>
+        <w:ind w:firstLine="708"/>
+        <w:rPr>
+          <w:rFonts w:ascii="Times New Roman" w:hAnsi="Times New Roman" w:cs="Times New Roman"/>
+          <w:b/>
+          <w:bCs/>
+          <w:sz w:val="28"/>
+          <w:szCs w:val="28"/>
+          <w:lang w:val="en-US"/>
+        </w:rPr>
+      </w:pPr>
+      <w:r>
+        <w:rPr>
+          <w:rFonts w:ascii="Times New Roman" w:hAnsi="Times New Roman" w:cs="Times New Roman"/>
+          <w:b/>
+          <w:bCs/>
+          <w:sz w:val="28"/>
+          <w:szCs w:val="28"/>
+        </w:rPr>
+        <w:t>Отзывы</w:t>
+      </w:r>
+      <w:r>
+        <w:rPr>
+          <w:rFonts w:ascii="Times New Roman" w:hAnsi="Times New Roman" w:cs="Times New Roman"/>
+          <w:b/>
+          <w:bCs/>
+          <w:sz w:val="28"/>
+          <w:szCs w:val="28"/>
+          <w:lang w:val="en-US"/>
+        </w:rPr>
+        <w:t xml:space="preserve"> </w:t>
+      </w:r>
+      <w:r>
+        <w:rPr>
+          <w:rFonts w:ascii="Times New Roman" w:hAnsi="Times New Roman" w:cs="Times New Roman"/>
+          <w:b/>
+          <w:bCs/>
+          <w:sz w:val="28"/>
+          <w:szCs w:val="28"/>
+        </w:rPr>
+        <w:t>и</w:t>
+      </w:r>
+      <w:r>
+        <w:rPr>
+          <w:rFonts w:ascii="Times New Roman" w:hAnsi="Times New Roman" w:cs="Times New Roman"/>
+          <w:b/>
+          <w:bCs/>
+          <w:sz w:val="28"/>
+          <w:szCs w:val="28"/>
+          <w:lang w:val="en-US"/>
+        </w:rPr>
+        <w:t xml:space="preserve"> </w:t>
+      </w:r>
+      <w:r>
+        <w:rPr>
+          <w:rFonts w:ascii="Times New Roman" w:hAnsi="Times New Roman" w:cs="Times New Roman"/>
+          <w:b/>
+          <w:bCs/>
+          <w:sz w:val="28"/>
+          <w:szCs w:val="28"/>
+        </w:rPr>
+        <w:t>оценки</w:t>
+      </w:r>
+    </w:p>
+    <w:p>
+      <w:pPr>
+        <w:spacing w:after="0" w:line="360" w:lineRule="auto"/>
+        <w:rPr>
+          <w:rFonts w:ascii="Times New Roman" w:hAnsi="Times New Roman" w:cs="Times New Roman"/>
+          <w:sz w:val="28"/>
+          <w:szCs w:val="28"/>
+          <w:lang w:val="en-US"/>
+        </w:rPr>
+      </w:pPr>
+      <w:r>
+        <w:rPr>
+          <w:rFonts w:ascii="Times New Roman" w:hAnsi="Times New Roman" w:cs="Times New Roman"/>
+          <w:sz w:val="28"/>
+          <w:szCs w:val="28"/>
+          <w:lang w:val="en-US"/>
+        </w:rPr>
+        <w:t>Plaintext</w:t>
+      </w:r>
+    </w:p>
+    <w:p>
+      <w:pPr>
+        <w:spacing w:after="0" w:line="360" w:lineRule="auto"/>
+        <w:rPr>
+          <w:rFonts w:ascii="Times New Roman" w:hAnsi="Times New Roman" w:cs="Times New Roman"/>
+          <w:sz w:val="28"/>
+          <w:szCs w:val="28"/>
+          <w:lang w:val="en-US"/>
+        </w:rPr>
+      </w:pPr>
+      <w:r>
+        <w:rPr>
+          <w:rFonts w:ascii="Times New Roman" w:hAnsi="Times New Roman" w:cs="Times New Roman"/>
+          <w:sz w:val="28"/>
+          <w:szCs w:val="28"/>
+          <w:lang w:val="en-US"/>
+        </w:rPr>
+        <w:t>GET    /</w:t>
+      </w:r>
+      <w:proofErr w:type="spellStart"/>
+      <w:r>
+        <w:rPr>
+          <w:rFonts w:ascii="Times New Roman" w:hAnsi="Times New Roman" w:cs="Times New Roman"/>
+          <w:sz w:val="28"/>
+          <w:szCs w:val="28"/>
+          <w:lang w:val="en-US"/>
+        </w:rPr>
+        <w:t>api</w:t>
+      </w:r>
+      <w:proofErr w:type="spellEnd"/>
+      <w:r>
+        <w:rPr>
+          <w:rFonts w:ascii="Times New Roman" w:hAnsi="Times New Roman" w:cs="Times New Roman"/>
+          <w:sz w:val="28"/>
+          <w:szCs w:val="28"/>
+          <w:lang w:val="en-US"/>
+        </w:rPr>
+        <w:t>/</w:t>
+      </w:r>
+      <w:proofErr w:type="gramStart"/>
+      <w:r>
+        <w:rPr>
+          <w:rFonts w:ascii="Times New Roman" w:hAnsi="Times New Roman" w:cs="Times New Roman"/>
+          <w:sz w:val="28"/>
+          <w:szCs w:val="28"/>
+          <w:lang w:val="en-US"/>
+        </w:rPr>
+        <w:t>places/{</w:t>
+      </w:r>
+      <w:proofErr w:type="spellStart"/>
+      <w:proofErr w:type="gramEnd"/>
+      <w:r>
+        <w:rPr>
+          <w:rFonts w:ascii="Times New Roman" w:hAnsi="Times New Roman" w:cs="Times New Roman"/>
+          <w:sz w:val="28"/>
+          <w:szCs w:val="28"/>
+          <w:lang w:val="en-US"/>
+        </w:rPr>
+        <w:t>place_</w:t>
+      </w:r>
+      <w:proofErr w:type="gramStart"/>
+      <w:r>
+        <w:rPr>
+          <w:rFonts w:ascii="Times New Roman" w:hAnsi="Times New Roman" w:cs="Times New Roman"/>
+          <w:sz w:val="28"/>
+          <w:szCs w:val="28"/>
+          <w:lang w:val="en-US"/>
+        </w:rPr>
+        <w:t>id</w:t>
+      </w:r>
+      <w:proofErr w:type="spellEnd"/>
+      <w:r>
+        <w:rPr>
+          <w:rFonts w:ascii="Times New Roman" w:hAnsi="Times New Roman" w:cs="Times New Roman"/>
+          <w:sz w:val="28"/>
+          <w:szCs w:val="28"/>
+          <w:lang w:val="en-US"/>
+        </w:rPr>
+        <w:t>}/</w:t>
+      </w:r>
+      <w:proofErr w:type="gramEnd"/>
+      <w:r>
+        <w:rPr>
+          <w:rFonts w:ascii="Times New Roman" w:hAnsi="Times New Roman" w:cs="Times New Roman"/>
+          <w:sz w:val="28"/>
+          <w:szCs w:val="28"/>
+          <w:lang w:val="en-US"/>
+        </w:rPr>
+        <w:t>reviews</w:t>
+      </w:r>
+    </w:p>
+    <w:p>
+      <w:pPr>
+        <w:spacing w:after="0" w:line="360" w:lineRule="auto"/>
+        <w:rPr>
+          <w:rFonts w:ascii="Times New Roman" w:hAnsi="Times New Roman" w:cs="Times New Roman"/>
+          <w:sz w:val="28"/>
+          <w:szCs w:val="28"/>
+          <w:lang w:val="en-US"/>
+        </w:rPr>
+      </w:pPr>
+      <w:r>
+        <w:rPr>
+          <w:rFonts w:ascii="Times New Roman" w:hAnsi="Times New Roman" w:cs="Times New Roman"/>
+          <w:sz w:val="28"/>
+          <w:szCs w:val="28"/>
+          <w:lang w:val="en-US"/>
+        </w:rPr>
+        <w:t>POST   /</w:t>
+      </w:r>
+      <w:proofErr w:type="spellStart"/>
+      <w:r>
+        <w:rPr>
+          <w:rFonts w:ascii="Times New Roman" w:hAnsi="Times New Roman" w:cs="Times New Roman"/>
+          <w:sz w:val="28"/>
+          <w:szCs w:val="28"/>
+          <w:lang w:val="en-US"/>
+        </w:rPr>
+        <w:t>api</w:t>
+      </w:r>
+      <w:proofErr w:type="spellEnd"/>
+      <w:r>
+        <w:rPr>
+          <w:rFonts w:ascii="Times New Roman" w:hAnsi="Times New Roman" w:cs="Times New Roman"/>
+          <w:sz w:val="28"/>
+          <w:szCs w:val="28"/>
+          <w:lang w:val="en-US"/>
+        </w:rPr>
+        <w:t>/</w:t>
+      </w:r>
+      <w:proofErr w:type="gramStart"/>
+      <w:r>
+        <w:rPr>
+          <w:rFonts w:ascii="Times New Roman" w:hAnsi="Times New Roman" w:cs="Times New Roman"/>
+          <w:sz w:val="28"/>
+          <w:szCs w:val="28"/>
+          <w:lang w:val="en-US"/>
+        </w:rPr>
+        <w:t>places/{</w:t>
+      </w:r>
+      <w:proofErr w:type="spellStart"/>
+      <w:proofErr w:type="gramEnd"/>
+      <w:r>
+        <w:rPr>
+          <w:rFonts w:ascii="Times New Roman" w:hAnsi="Times New Roman" w:cs="Times New Roman"/>
+          <w:sz w:val="28"/>
+          <w:szCs w:val="28"/>
+          <w:lang w:val="en-US"/>
+        </w:rPr>
+        <w:t>place_</w:t>
+      </w:r>
+      <w:proofErr w:type="gramStart"/>
+      <w:r>
+        <w:rPr>
+          <w:rFonts w:ascii="Times New Roman" w:hAnsi="Times New Roman" w:cs="Times New Roman"/>
+          <w:sz w:val="28"/>
+          <w:szCs w:val="28"/>
+          <w:lang w:val="en-US"/>
+        </w:rPr>
+        <w:t>id</w:t>
+      </w:r>
+      <w:proofErr w:type="spellEnd"/>
+      <w:r>
+        <w:rPr>
+          <w:rFonts w:ascii="Times New Roman" w:hAnsi="Times New Roman" w:cs="Times New Roman"/>
+          <w:sz w:val="28"/>
+          <w:szCs w:val="28"/>
+          <w:lang w:val="en-US"/>
+        </w:rPr>
+        <w:t>}/reviews        # {"</w:t>
+      </w:r>
+      <w:proofErr w:type="gramEnd"/>
+      <w:r>
+        <w:rPr>
+          <w:rFonts w:ascii="Times New Roman" w:hAnsi="Times New Roman" w:cs="Times New Roman"/>
+          <w:sz w:val="28"/>
+          <w:szCs w:val="28"/>
+          <w:lang w:val="en-US"/>
+        </w:rPr>
+        <w:t>rating": 5, "comment": "</w:t>
+      </w:r>
+      <w:r>
+        <w:rPr>
+          <w:rFonts w:ascii="Times New Roman" w:hAnsi="Times New Roman" w:cs="Times New Roman"/>
+          <w:sz w:val="28"/>
+          <w:szCs w:val="28"/>
+        </w:rPr>
+        <w:t>Отличное</w:t>
+      </w:r>
+      <w:r>
+        <w:rPr>
+          <w:rFonts w:ascii="Times New Roman" w:hAnsi="Times New Roman" w:cs="Times New Roman"/>
+          <w:sz w:val="28"/>
+          <w:szCs w:val="28"/>
+          <w:lang w:val="en-US"/>
+        </w:rPr>
+        <w:t xml:space="preserve"> </w:t>
+      </w:r>
+      <w:r>
+        <w:rPr>
+          <w:rFonts w:ascii="Times New Roman" w:hAnsi="Times New Roman" w:cs="Times New Roman"/>
+          <w:sz w:val="28"/>
+          <w:szCs w:val="28"/>
+        </w:rPr>
+        <w:t>место</w:t>
+      </w:r>
+      <w:r>
+        <w:rPr>
+          <w:rFonts w:ascii="Times New Roman" w:hAnsi="Times New Roman" w:cs="Times New Roman"/>
+          <w:sz w:val="28"/>
+          <w:szCs w:val="28"/>
+          <w:lang w:val="en-US"/>
+        </w:rPr>
+        <w:t>!"}</w:t>
+      </w:r>
+    </w:p>
+    <w:p>
+      <w:pPr>
+        <w:spacing w:after="0" w:line="360" w:lineRule="auto"/>
+        <w:rPr>
+          <w:rFonts w:ascii="Times New Roman" w:hAnsi="Times New Roman" w:cs="Times New Roman"/>
+          <w:sz w:val="28"/>
+          <w:szCs w:val="28"/>
+          <w:lang w:val="en-US"/>
+        </w:rPr>
+      </w:pPr>
+      <w:proofErr w:type="gramStart"/>
+      <w:r>
+        <w:rPr>
+          <w:rFonts w:ascii="Times New Roman" w:hAnsi="Times New Roman" w:cs="Times New Roman"/>
+          <w:sz w:val="28"/>
+          <w:szCs w:val="28"/>
+          <w:lang w:val="en-US"/>
+        </w:rPr>
+        <w:t>PATCH  /</w:t>
+      </w:r>
+      <w:proofErr w:type="spellStart"/>
+      <w:proofErr w:type="gramEnd"/>
+      <w:r>
+        <w:rPr>
+          <w:rFonts w:ascii="Times New Roman" w:hAnsi="Times New Roman" w:cs="Times New Roman"/>
+          <w:sz w:val="28"/>
+          <w:szCs w:val="28"/>
+          <w:lang w:val="en-US"/>
+        </w:rPr>
+        <w:t>api</w:t>
+      </w:r>
+      <w:proofErr w:type="spellEnd"/>
+      <w:r>
+        <w:rPr>
+          <w:rFonts w:ascii="Times New Roman" w:hAnsi="Times New Roman" w:cs="Times New Roman"/>
+          <w:sz w:val="28"/>
+          <w:szCs w:val="28"/>
+          <w:lang w:val="en-US"/>
+        </w:rPr>
+        <w:t>/</w:t>
+      </w:r>
+      <w:proofErr w:type="gramStart"/>
+      <w:r>
+        <w:rPr>
+          <w:rFonts w:ascii="Times New Roman" w:hAnsi="Times New Roman" w:cs="Times New Roman"/>
+          <w:sz w:val="28"/>
+          <w:szCs w:val="28"/>
+          <w:lang w:val="en-US"/>
+        </w:rPr>
+        <w:t>reviews/{</w:t>
+      </w:r>
+      <w:proofErr w:type="spellStart"/>
+      <w:proofErr w:type="gramEnd"/>
+      <w:r>
+        <w:rPr>
+          <w:rFonts w:ascii="Times New Roman" w:hAnsi="Times New Roman" w:cs="Times New Roman"/>
+          <w:sz w:val="28"/>
+          <w:szCs w:val="28"/>
+          <w:lang w:val="en-US"/>
+        </w:rPr>
+        <w:t>review_id</w:t>
+      </w:r>
+      <w:proofErr w:type="spellEnd"/>
+      <w:r>
+        <w:rPr>
+          <w:rFonts w:ascii="Times New Roman" w:hAnsi="Times New Roman" w:cs="Times New Roman"/>
+          <w:sz w:val="28"/>
+          <w:szCs w:val="28"/>
+          <w:lang w:val="en-US"/>
+        </w:rPr>
+        <w:t>}</w:t>
+      </w:r>
+    </w:p>
+    <w:p>
+      <w:pPr>
+        <w:spacing w:after="0" w:line="360" w:lineRule="auto"/>
+        <w:rPr>
+          <w:rFonts w:ascii="Times New Roman" w:hAnsi="Times New Roman" w:cs="Times New Roman"/>
+          <w:sz w:val="28"/>
+          <w:szCs w:val="28"/>
+          <w:lang w:val="en-US"/>
+        </w:rPr>
+      </w:pPr>
+      <w:r>
+        <w:rPr>
+          <w:rFonts w:ascii="Times New Roman" w:hAnsi="Times New Roman" w:cs="Times New Roman"/>
+          <w:sz w:val="28"/>
+          <w:szCs w:val="28"/>
+          <w:lang w:val="en-US"/>
+        </w:rPr>
+        <w:t>DELETE /</w:t>
+      </w:r>
+      <w:proofErr w:type="spellStart"/>
+      <w:r>
+        <w:rPr>
+          <w:rFonts w:ascii="Times New Roman" w:hAnsi="Times New Roman" w:cs="Times New Roman"/>
+          <w:sz w:val="28"/>
+          <w:szCs w:val="28"/>
+          <w:lang w:val="en-US"/>
+        </w:rPr>
+        <w:t>api</w:t>
+      </w:r>
+      <w:proofErr w:type="spellEnd"/>
+      <w:r>
+        <w:rPr>
+          <w:rFonts w:ascii="Times New Roman" w:hAnsi="Times New Roman" w:cs="Times New Roman"/>
+          <w:sz w:val="28"/>
+          <w:szCs w:val="28"/>
+          <w:lang w:val="en-US"/>
+        </w:rPr>
+        <w:t>/</w:t>
+      </w:r>
+      <w:proofErr w:type="gramStart"/>
+      <w:r>
+        <w:rPr>
+          <w:rFonts w:ascii="Times New Roman" w:hAnsi="Times New Roman" w:cs="Times New Roman"/>
+          <w:sz w:val="28"/>
+          <w:szCs w:val="28"/>
+          <w:lang w:val="en-US"/>
+        </w:rPr>
+        <w:t>reviews/{</w:t>
+      </w:r>
+      <w:proofErr w:type="spellStart"/>
+      <w:proofErr w:type="gramEnd"/>
+      <w:r>
+        <w:rPr>
+          <w:rFonts w:ascii="Times New Roman" w:hAnsi="Times New Roman" w:cs="Times New Roman"/>
+          <w:sz w:val="28"/>
+          <w:szCs w:val="28"/>
+          <w:lang w:val="en-US"/>
+        </w:rPr>
+        <w:t>review_id</w:t>
+      </w:r>
+      <w:proofErr w:type="spellEnd"/>
+      <w:r>
+        <w:rPr>
+          <w:rFonts w:ascii="Times New Roman" w:hAnsi="Times New Roman" w:cs="Times New Roman"/>
+          <w:sz w:val="28"/>
+          <w:szCs w:val="28"/>
+          <w:lang w:val="en-US"/>
+        </w:rPr>
+        <w:t>}</w:t>
+      </w:r>
+    </w:p>
+    <w:p>
+      <w:pPr>
+        <w:spacing w:after="0" w:line="360" w:lineRule="auto"/>
+        <w:rPr>
+          <w:rFonts w:ascii="Times New Roman" w:hAnsi="Times New Roman" w:cs="Times New Roman"/>
+          <w:sz w:val="28"/>
+          <w:szCs w:val="28"/>
+          <w:lang w:val="en-US"/>
+        </w:rPr>
+      </w:pPr>
+    </w:p>
+    <w:p>
+      <w:pPr>
+        <w:spacing w:after="0" w:line="360" w:lineRule="auto"/>
+        <w:ind w:firstLine="708"/>
+        <w:rPr>
+          <w:rFonts w:ascii="Times New Roman" w:hAnsi="Times New Roman" w:cs="Times New Roman"/>
+          <w:sz w:val="28"/>
+          <w:szCs w:val="28"/>
+        </w:rPr>
+      </w:pPr>
+      <w:r>
+        <w:rPr>
+          <w:rFonts w:ascii="Times New Roman" w:hAnsi="Times New Roman" w:cs="Times New Roman"/>
+          <w:sz w:val="28"/>
+          <w:szCs w:val="28"/>
+        </w:rPr>
+        <w:t xml:space="preserve">Отправка отзыва (POST) доступна только пользователям, у которых есть подтверждённый </w:t>
+      </w:r>
+      <w:proofErr w:type="spellStart"/>
+      <w:r>
+        <w:rPr>
+          <w:rFonts w:ascii="Times New Roman" w:hAnsi="Times New Roman" w:cs="Times New Roman"/>
+          <w:sz w:val="28"/>
+          <w:szCs w:val="28"/>
+        </w:rPr>
+        <w:t>чекин</w:t>
+      </w:r>
+      <w:proofErr w:type="spellEnd"/>
+      <w:r>
+        <w:rPr>
+          <w:rFonts w:ascii="Times New Roman" w:hAnsi="Times New Roman" w:cs="Times New Roman"/>
+          <w:sz w:val="28"/>
+          <w:szCs w:val="28"/>
+        </w:rPr>
+        <w:t xml:space="preserve"> в данном заведении. На одну пару пользователь/заведение допускается только один актуальный отзыв.</w:t>
+      </w:r>
+    </w:p>
+    <w:p>
+      <w:pPr>
+        <w:spacing w:after="0" w:line="360" w:lineRule="auto"/>
+        <w:ind w:firstLine="708"/>
+        <w:rPr>
+          <w:rFonts w:ascii="Times New Roman" w:hAnsi="Times New Roman" w:cs="Times New Roman"/>
+          <w:b/>
+          <w:bCs/>
+          <w:sz w:val="28"/>
+          <w:szCs w:val="28"/>
+        </w:rPr>
+      </w:pPr>
+      <w:r>
+        <w:rPr>
+          <w:rFonts w:ascii="Times New Roman" w:hAnsi="Times New Roman" w:cs="Times New Roman"/>
+          <w:b/>
+          <w:bCs/>
+          <w:sz w:val="28"/>
+          <w:szCs w:val="28"/>
+        </w:rPr>
+        <w:t>Пользователи, достижения и рейтинг</w:t>
+      </w:r>
+    </w:p>
+    <w:p>
+      <w:pPr>
+        <w:spacing w:after="0" w:line="360" w:lineRule="auto"/>
+        <w:rPr>
+          <w:rFonts w:ascii="Times New Roman" w:hAnsi="Times New Roman" w:cs="Times New Roman"/>
+          <w:sz w:val="28"/>
+          <w:szCs w:val="28"/>
+        </w:rPr>
+      </w:pPr>
+      <w:proofErr w:type="spellStart"/>
+      <w:r>
+        <w:rPr>
+          <w:rFonts w:ascii="Times New Roman" w:hAnsi="Times New Roman" w:cs="Times New Roman"/>
+          <w:sz w:val="28"/>
+          <w:szCs w:val="28"/>
+        </w:rPr>
+        <w:t>Plaintext</w:t>
+      </w:r>
+      <w:proofErr w:type="spellEnd"/>
+    </w:p>
+    <w:p>
+      <w:pPr>
+        <w:spacing w:after="0" w:line="360" w:lineRule="auto"/>
+        <w:rPr>
+          <w:rFonts w:ascii="Times New Roman" w:hAnsi="Times New Roman" w:cs="Times New Roman"/>
+          <w:sz w:val="28"/>
+          <w:szCs w:val="28"/>
+        </w:rPr>
+      </w:pPr>
+      <w:r>
+        <w:rPr>
+          <w:rFonts w:ascii="Times New Roman" w:hAnsi="Times New Roman" w:cs="Times New Roman"/>
+          <w:sz w:val="28"/>
+          <w:szCs w:val="28"/>
+        </w:rPr>
+        <w:t>GET   /</w:t>
+      </w:r>
+      <w:proofErr w:type="spellStart"/>
+      <w:r>
+        <w:rPr>
+          <w:rFonts w:ascii="Times New Roman" w:hAnsi="Times New Roman" w:cs="Times New Roman"/>
+          <w:sz w:val="28"/>
+          <w:szCs w:val="28"/>
+        </w:rPr>
+        <w:t>api</w:t>
+      </w:r>
+      <w:proofErr w:type="spellEnd"/>
+      <w:r>
+        <w:rPr>
+          <w:rFonts w:ascii="Times New Roman" w:hAnsi="Times New Roman" w:cs="Times New Roman"/>
+          <w:sz w:val="28"/>
+          <w:szCs w:val="28"/>
+        </w:rPr>
+        <w:t>/</w:t>
+      </w:r>
+      <w:proofErr w:type="spellStart"/>
+      <w:r>
+        <w:rPr>
+          <w:rFonts w:ascii="Times New Roman" w:hAnsi="Times New Roman" w:cs="Times New Roman"/>
+          <w:sz w:val="28"/>
+          <w:szCs w:val="28"/>
+        </w:rPr>
+        <w:t>users</w:t>
+      </w:r>
+      <w:proofErr w:type="spellEnd"/>
+      <w:r>
+        <w:rPr>
+          <w:rFonts w:ascii="Times New Roman" w:hAnsi="Times New Roman" w:cs="Times New Roman"/>
+          <w:sz w:val="28"/>
+          <w:szCs w:val="28"/>
+        </w:rPr>
+        <w:t>/{</w:t>
+      </w:r>
+      <w:proofErr w:type="spellStart"/>
+      <w:r>
+        <w:rPr>
+          <w:rFonts w:ascii="Times New Roman" w:hAnsi="Times New Roman" w:cs="Times New Roman"/>
+          <w:sz w:val="28"/>
+          <w:szCs w:val="28"/>
+        </w:rPr>
+        <w:t>username</w:t>
+      </w:r>
+      <w:proofErr w:type="spellEnd"/>
+      <w:r>
+        <w:rPr>
+          <w:rFonts w:ascii="Times New Roman" w:hAnsi="Times New Roman" w:cs="Times New Roman"/>
+          <w:sz w:val="28"/>
+          <w:szCs w:val="28"/>
+        </w:rPr>
+        <w:t>}</w:t>
+      </w:r>
+    </w:p>
+    <w:p>
+      <w:pPr>
+        <w:spacing w:after="0" w:line="360" w:lineRule="auto"/>
+        <w:rPr>
+          <w:rFonts w:ascii="Times New Roman" w:hAnsi="Times New Roman" w:cs="Times New Roman"/>
+          <w:sz w:val="28"/>
+          <w:szCs w:val="28"/>
+          <w:lang w:val="en-US"/>
+        </w:rPr>
+      </w:pPr>
+      <w:r>
+        <w:rPr>
+          <w:rFonts w:ascii="Times New Roman" w:hAnsi="Times New Roman" w:cs="Times New Roman"/>
+          <w:sz w:val="28"/>
+          <w:szCs w:val="28"/>
+          <w:lang w:val="en-US"/>
+        </w:rPr>
+        <w:t>PATCH /</w:t>
+      </w:r>
+      <w:proofErr w:type="spellStart"/>
+      <w:r>
+        <w:rPr>
+          <w:rFonts w:ascii="Times New Roman" w:hAnsi="Times New Roman" w:cs="Times New Roman"/>
+          <w:sz w:val="28"/>
+          <w:szCs w:val="28"/>
+          <w:lang w:val="en-US"/>
+        </w:rPr>
+        <w:t>api</w:t>
+      </w:r>
+      <w:proofErr w:type="spellEnd"/>
+      <w:r>
+        <w:rPr>
+          <w:rFonts w:ascii="Times New Roman" w:hAnsi="Times New Roman" w:cs="Times New Roman"/>
+          <w:sz w:val="28"/>
+          <w:szCs w:val="28"/>
+          <w:lang w:val="en-US"/>
+        </w:rPr>
+        <w:t>/users/me/profile</w:t>
+      </w:r>
+    </w:p>
+    <w:p>
+      <w:pPr>
+        <w:spacing w:after="0" w:line="360" w:lineRule="auto"/>
+        <w:rPr>
+          <w:rFonts w:ascii="Times New Roman" w:hAnsi="Times New Roman" w:cs="Times New Roman"/>
+          <w:sz w:val="28"/>
+          <w:szCs w:val="28"/>
+          <w:lang w:val="en-US"/>
+        </w:rPr>
+      </w:pPr>
+      <w:r>
+        <w:rPr>
+          <w:rFonts w:ascii="Times New Roman" w:hAnsi="Times New Roman" w:cs="Times New Roman"/>
+          <w:sz w:val="28"/>
+          <w:szCs w:val="28"/>
+          <w:lang w:val="en-US"/>
+        </w:rPr>
+        <w:t>GET   /</w:t>
+      </w:r>
+      <w:proofErr w:type="spellStart"/>
+      <w:r>
+        <w:rPr>
+          <w:rFonts w:ascii="Times New Roman" w:hAnsi="Times New Roman" w:cs="Times New Roman"/>
+          <w:sz w:val="28"/>
+          <w:szCs w:val="28"/>
+          <w:lang w:val="en-US"/>
+        </w:rPr>
+        <w:t>api</w:t>
+      </w:r>
+      <w:proofErr w:type="spellEnd"/>
+      <w:r>
+        <w:rPr>
+          <w:rFonts w:ascii="Times New Roman" w:hAnsi="Times New Roman" w:cs="Times New Roman"/>
+          <w:sz w:val="28"/>
+          <w:szCs w:val="28"/>
+          <w:lang w:val="en-US"/>
+        </w:rPr>
+        <w:t>/</w:t>
+      </w:r>
+      <w:proofErr w:type="gramStart"/>
+      <w:r>
+        <w:rPr>
+          <w:rFonts w:ascii="Times New Roman" w:hAnsi="Times New Roman" w:cs="Times New Roman"/>
+          <w:sz w:val="28"/>
+          <w:szCs w:val="28"/>
+          <w:lang w:val="en-US"/>
+        </w:rPr>
+        <w:t>users/{username}/</w:t>
+      </w:r>
+      <w:proofErr w:type="spellStart"/>
+      <w:proofErr w:type="gramEnd"/>
+      <w:r>
+        <w:rPr>
+          <w:rFonts w:ascii="Times New Roman" w:hAnsi="Times New Roman" w:cs="Times New Roman"/>
+          <w:sz w:val="28"/>
+          <w:szCs w:val="28"/>
+          <w:lang w:val="en-US"/>
+        </w:rPr>
+        <w:t>checkins</w:t>
+      </w:r>
+      <w:proofErr w:type="spellEnd"/>
+    </w:p>
+    <w:p>
+      <w:pPr>
+        <w:spacing w:after="0" w:line="360" w:lineRule="auto"/>
+        <w:rPr>
+          <w:rFonts w:ascii="Times New Roman" w:hAnsi="Times New Roman" w:cs="Times New Roman"/>
+          <w:sz w:val="28"/>
+          <w:szCs w:val="28"/>
+          <w:lang w:val="en-US"/>
+        </w:rPr>
+      </w:pPr>
+      <w:r>
+        <w:rPr>
+          <w:rFonts w:ascii="Times New Roman" w:hAnsi="Times New Roman" w:cs="Times New Roman"/>
+          <w:sz w:val="28"/>
+          <w:szCs w:val="28"/>
+          <w:lang w:val="en-US"/>
+        </w:rPr>
+        <w:t>GET   /</w:t>
+      </w:r>
+      <w:proofErr w:type="spellStart"/>
+      <w:r>
+        <w:rPr>
+          <w:rFonts w:ascii="Times New Roman" w:hAnsi="Times New Roman" w:cs="Times New Roman"/>
+          <w:sz w:val="28"/>
+          <w:szCs w:val="28"/>
+          <w:lang w:val="en-US"/>
+        </w:rPr>
+        <w:t>api</w:t>
+      </w:r>
+      <w:proofErr w:type="spellEnd"/>
+      <w:r>
+        <w:rPr>
+          <w:rFonts w:ascii="Times New Roman" w:hAnsi="Times New Roman" w:cs="Times New Roman"/>
+          <w:sz w:val="28"/>
+          <w:szCs w:val="28"/>
+          <w:lang w:val="en-US"/>
+        </w:rPr>
+        <w:t>/</w:t>
+      </w:r>
+      <w:proofErr w:type="gramStart"/>
+      <w:r>
+        <w:rPr>
+          <w:rFonts w:ascii="Times New Roman" w:hAnsi="Times New Roman" w:cs="Times New Roman"/>
+          <w:sz w:val="28"/>
+          <w:szCs w:val="28"/>
+          <w:lang w:val="en-US"/>
+        </w:rPr>
+        <w:t>users/{username}/</w:t>
+      </w:r>
+      <w:proofErr w:type="gramEnd"/>
+      <w:r>
+        <w:rPr>
+          <w:rFonts w:ascii="Times New Roman" w:hAnsi="Times New Roman" w:cs="Times New Roman"/>
+          <w:sz w:val="28"/>
+          <w:szCs w:val="28"/>
+          <w:lang w:val="en-US"/>
+        </w:rPr>
+        <w:t>achievements</w:t>
+      </w:r>
+    </w:p>
+    <w:p>
+      <w:pPr>
+        <w:spacing w:after="0" w:line="360" w:lineRule="auto"/>
+        <w:rPr>
+          <w:rFonts w:ascii="Times New Roman" w:hAnsi="Times New Roman" w:cs="Times New Roman"/>
+          <w:sz w:val="28"/>
+          <w:szCs w:val="28"/>
+          <w:lang w:val="en-US"/>
+        </w:rPr>
+      </w:pPr>
+      <w:r>
+        <w:rPr>
+          <w:rFonts w:ascii="Times New Roman" w:hAnsi="Times New Roman" w:cs="Times New Roman"/>
+          <w:sz w:val="28"/>
+          <w:szCs w:val="28"/>
+          <w:lang w:val="en-US"/>
+        </w:rPr>
+        <w:t>GET   /</w:t>
+      </w:r>
+      <w:proofErr w:type="spellStart"/>
+      <w:r>
+        <w:rPr>
+          <w:rFonts w:ascii="Times New Roman" w:hAnsi="Times New Roman" w:cs="Times New Roman"/>
+          <w:sz w:val="28"/>
+          <w:szCs w:val="28"/>
+          <w:lang w:val="en-US"/>
+        </w:rPr>
+        <w:t>api</w:t>
+      </w:r>
+      <w:proofErr w:type="spellEnd"/>
+      <w:r>
+        <w:rPr>
+          <w:rFonts w:ascii="Times New Roman" w:hAnsi="Times New Roman" w:cs="Times New Roman"/>
+          <w:sz w:val="28"/>
+          <w:szCs w:val="28"/>
+          <w:lang w:val="en-US"/>
+        </w:rPr>
+        <w:t>/</w:t>
+      </w:r>
+      <w:proofErr w:type="spellStart"/>
+      <w:r>
+        <w:rPr>
+          <w:rFonts w:ascii="Times New Roman" w:hAnsi="Times New Roman" w:cs="Times New Roman"/>
+          <w:sz w:val="28"/>
+          <w:szCs w:val="28"/>
+          <w:lang w:val="en-US"/>
+        </w:rPr>
+        <w:t>leaderboard?limit</w:t>
+      </w:r>
+      <w:proofErr w:type="spellEnd"/>
+      <w:r>
+        <w:rPr>
+          <w:rFonts w:ascii="Times New Roman" w:hAnsi="Times New Roman" w:cs="Times New Roman"/>
+          <w:sz w:val="28"/>
+          <w:szCs w:val="28"/>
+          <w:lang w:val="en-US"/>
+        </w:rPr>
+        <w:t>=20</w:t>
+      </w:r>
+    </w:p>
+    <w:p>
+      <w:pPr>
+        <w:spacing w:after="0" w:line="360" w:lineRule="auto"/>
+        <w:rPr>
+          <w:rFonts w:ascii="Times New Roman" w:hAnsi="Times New Roman" w:cs="Times New Roman"/>
+          <w:sz w:val="28"/>
+          <w:szCs w:val="28"/>
+          <w:lang w:val="en-US"/>
+        </w:rPr>
+      </w:pPr>
+    </w:p>
+    <w:p>
+      <w:pPr>
+        <w:spacing w:after="0" w:line="360" w:lineRule="auto"/>
+        <w:ind w:firstLine="708"/>
+        <w:rPr>
+          <w:rFonts w:ascii="Times New Roman" w:hAnsi="Times New Roman" w:cs="Times New Roman"/>
+          <w:sz w:val="28"/>
+          <w:szCs w:val="28"/>
+        </w:rPr>
+      </w:pPr>
+      <w:r>
+        <w:rPr>
+          <w:rFonts w:ascii="Times New Roman" w:hAnsi="Times New Roman" w:cs="Times New Roman"/>
+          <w:sz w:val="28"/>
+          <w:szCs w:val="28"/>
+        </w:rPr>
+        <w:t xml:space="preserve">После каждого успешного </w:t>
+      </w:r>
+      <w:proofErr w:type="spellStart"/>
+      <w:r>
+        <w:rPr>
+          <w:rFonts w:ascii="Times New Roman" w:hAnsi="Times New Roman" w:cs="Times New Roman"/>
+          <w:sz w:val="28"/>
+          <w:szCs w:val="28"/>
+        </w:rPr>
+        <w:t>чекина</w:t>
+      </w:r>
+      <w:proofErr w:type="spellEnd"/>
+      <w:r>
+        <w:rPr>
+          <w:rFonts w:ascii="Times New Roman" w:hAnsi="Times New Roman" w:cs="Times New Roman"/>
+          <w:sz w:val="28"/>
+          <w:szCs w:val="28"/>
+        </w:rPr>
+        <w:t xml:space="preserve"> сервер автоматически проверяет условия достижений, начисляет очки и обновляет позицию пользователя в таблице лидеров (/</w:t>
+      </w:r>
+      <w:proofErr w:type="spellStart"/>
+      <w:r>
+        <w:rPr>
+          <w:rFonts w:ascii="Times New Roman" w:hAnsi="Times New Roman" w:cs="Times New Roman"/>
+          <w:sz w:val="28"/>
+          <w:szCs w:val="28"/>
+        </w:rPr>
+        <w:t>api</w:t>
+      </w:r>
+      <w:proofErr w:type="spellEnd"/>
+      <w:r>
+        <w:rPr>
+          <w:rFonts w:ascii="Times New Roman" w:hAnsi="Times New Roman" w:cs="Times New Roman"/>
+          <w:sz w:val="28"/>
+          <w:szCs w:val="28"/>
+        </w:rPr>
+        <w:t>/</w:t>
+      </w:r>
+      <w:proofErr w:type="spellStart"/>
+      <w:r>
+        <w:rPr>
+          <w:rFonts w:ascii="Times New Roman" w:hAnsi="Times New Roman" w:cs="Times New Roman"/>
+          <w:sz w:val="28"/>
+          <w:szCs w:val="28"/>
+        </w:rPr>
+        <w:t>leaderboard</w:t>
+      </w:r>
+      <w:proofErr w:type="spellEnd"/>
+      <w:r>
+        <w:rPr>
+          <w:rFonts w:ascii="Times New Roman" w:hAnsi="Times New Roman" w:cs="Times New Roman"/>
+          <w:sz w:val="28"/>
+          <w:szCs w:val="28"/>
+        </w:rPr>
+        <w:t>).</w:t>
+      </w:r>
+    </w:p>
+    <w:p>
+      <w:pPr>
+        <w:spacing w:after="0" w:line="360" w:lineRule="auto"/>
+        <w:ind w:firstLine="708"/>
+        <w:rPr>
+          <w:rFonts w:ascii="Times New Roman" w:hAnsi="Times New Roman" w:cs="Times New Roman"/>
+          <w:b/>
+          <w:bCs/>
+          <w:sz w:val="28"/>
+          <w:szCs w:val="28"/>
+        </w:rPr>
+      </w:pPr>
+      <w:r>
+        <w:rPr>
+          <w:rFonts w:ascii="Times New Roman" w:hAnsi="Times New Roman" w:cs="Times New Roman"/>
+          <w:b/>
+          <w:bCs/>
+          <w:sz w:val="28"/>
+          <w:szCs w:val="28"/>
+        </w:rPr>
+        <w:t>Ошибки</w:t>
+      </w:r>
+    </w:p>
+    <w:p>
+      <w:pPr>
+        <w:spacing w:after="0" w:line="360" w:lineRule="auto"/>
+        <w:rPr>
+          <w:rFonts w:ascii="Times New Roman" w:hAnsi="Times New Roman" w:cs="Times New Roman"/>
+          <w:sz w:val="28"/>
+          <w:szCs w:val="28"/>
+        </w:rPr>
+      </w:pPr>
+      <w:r>
+        <w:rPr>
+          <w:rFonts w:ascii="Times New Roman" w:hAnsi="Times New Roman" w:cs="Times New Roman"/>
+          <w:sz w:val="28"/>
+          <w:szCs w:val="28"/>
+        </w:rPr>
+        <w:t>JSON</w:t>
+      </w:r>
+    </w:p>
+    <w:p>
+      <w:pPr>
+        <w:spacing w:after="0" w:line="360" w:lineRule="auto"/>
+        <w:rPr>
+          <w:rFonts w:ascii="Times New Roman" w:hAnsi="Times New Roman" w:cs="Times New Roman"/>
+          <w:sz w:val="28"/>
+          <w:szCs w:val="28"/>
+        </w:rPr>
+      </w:pPr>
+      <w:r>
+        <w:rPr>
+          <w:rFonts w:ascii="Times New Roman" w:hAnsi="Times New Roman" w:cs="Times New Roman"/>
+          <w:sz w:val="28"/>
+          <w:szCs w:val="28"/>
+        </w:rPr>
+        <w:t>{"</w:t>
+      </w:r>
+      <w:proofErr w:type="spellStart"/>
+      <w:r>
+        <w:rPr>
+          <w:rFonts w:ascii="Times New Roman" w:hAnsi="Times New Roman" w:cs="Times New Roman"/>
+          <w:sz w:val="28"/>
+          <w:szCs w:val="28"/>
+        </w:rPr>
+        <w:t>detail</w:t>
+      </w:r>
+      <w:proofErr w:type="spellEnd"/>
+      <w:r>
+        <w:rPr>
+          <w:rFonts w:ascii="Times New Roman" w:hAnsi="Times New Roman" w:cs="Times New Roman"/>
+          <w:sz w:val="28"/>
+          <w:szCs w:val="28"/>
+        </w:rPr>
+        <w:t>": {"</w:t>
+      </w:r>
+      <w:proofErr w:type="spellStart"/>
+      <w:r>
+        <w:rPr>
+          <w:rFonts w:ascii="Times New Roman" w:hAnsi="Times New Roman" w:cs="Times New Roman"/>
+          <w:sz w:val="28"/>
+          <w:szCs w:val="28"/>
+        </w:rPr>
+        <w:t>code</w:t>
+      </w:r>
+      <w:proofErr w:type="spellEnd"/>
+      <w:r>
+        <w:rPr>
+          <w:rFonts w:ascii="Times New Roman" w:hAnsi="Times New Roman" w:cs="Times New Roman"/>
+          <w:sz w:val="28"/>
+          <w:szCs w:val="28"/>
+        </w:rPr>
+        <w:t>": "CHECKIN_REQUIRED", "</w:t>
+      </w:r>
+      <w:proofErr w:type="spellStart"/>
+      <w:r>
+        <w:rPr>
+          <w:rFonts w:ascii="Times New Roman" w:hAnsi="Times New Roman" w:cs="Times New Roman"/>
+          <w:sz w:val="28"/>
+          <w:szCs w:val="28"/>
+        </w:rPr>
+        <w:t>message</w:t>
+      </w:r>
+      <w:proofErr w:type="spellEnd"/>
+      <w:r>
+        <w:rPr>
+          <w:rFonts w:ascii="Times New Roman" w:hAnsi="Times New Roman" w:cs="Times New Roman"/>
+          <w:sz w:val="28"/>
+          <w:szCs w:val="28"/>
+        </w:rPr>
+        <w:t>": "Оставить отзыв можно только после подтверждённого посещения заведения"}}</w:t>
+      </w:r>
+    </w:p>
+    <w:p>
+      <w:pPr>
+        <w:spacing w:after="0" w:line="360" w:lineRule="auto"/>
+        <w:rPr>
+          <w:rFonts w:ascii="Times New Roman" w:hAnsi="Times New Roman" w:cs="Times New Roman"/>
+          <w:sz w:val="28"/>
+          <w:szCs w:val="28"/>
+        </w:rPr>
+      </w:pPr>
+    </w:p>
+    <w:p>
+      <w:pPr>
+        <w:spacing w:after="0" w:line="360" w:lineRule="auto"/>
+        <w:ind w:firstLine="360"/>
+        <w:rPr>
+          <w:rFonts w:ascii="Times New Roman" w:hAnsi="Times New Roman" w:cs="Times New Roman"/>
+          <w:sz w:val="28"/>
+          <w:szCs w:val="28"/>
+        </w:rPr>
+      </w:pPr>
+      <w:r>
+        <w:rPr>
+          <w:rFonts w:ascii="Times New Roman" w:hAnsi="Times New Roman" w:cs="Times New Roman"/>
+          <w:b/>
+          <w:bCs/>
+          <w:sz w:val="28"/>
+          <w:szCs w:val="28"/>
+        </w:rPr>
+        <w:t>Коды ответов:</w:t>
+      </w:r>
+      <w:r>
+        <w:rPr>
+          <w:rFonts w:ascii="Times New Roman" w:hAnsi="Times New Roman" w:cs="Times New Roman"/>
+          <w:sz w:val="28"/>
+          <w:szCs w:val="28"/>
+        </w:rPr>
+        <w:t> 400, 401, 403, 404, 409, 422.</w:t>
+      </w:r>
+    </w:p>
+    <w:p>
+      <w:pPr>
+        <w:numPr>
+          <w:ilvl w:val="0"/>
+          <w:numId w:val="15"/>
+        </w:numPr>
+        <w:spacing w:after="0" w:line="360" w:lineRule="auto"/>
+        <w:rPr>
+          <w:rFonts w:ascii="Times New Roman" w:hAnsi="Times New Roman" w:cs="Times New Roman"/>
+          <w:sz w:val="28"/>
+          <w:szCs w:val="28"/>
+        </w:rPr>
+      </w:pPr>
+      <w:r>
+        <w:rPr>
+          <w:rFonts w:ascii="Times New Roman" w:hAnsi="Times New Roman" w:cs="Times New Roman"/>
+          <w:sz w:val="28"/>
+          <w:szCs w:val="28"/>
+        </w:rPr>
+        <w:lastRenderedPageBreak/>
+        <w:t xml:space="preserve">401 </w:t>
+      </w:r>
+      <w:proofErr w:type="spellStart"/>
+      <w:r>
+        <w:rPr>
+          <w:rFonts w:ascii="Times New Roman" w:hAnsi="Times New Roman" w:cs="Times New Roman"/>
+          <w:sz w:val="28"/>
+          <w:szCs w:val="28"/>
+        </w:rPr>
+        <w:t>Unauthorized</w:t>
+      </w:r>
+      <w:proofErr w:type="spellEnd"/>
+      <w:r>
+        <w:rPr>
+          <w:rFonts w:ascii="Times New Roman" w:hAnsi="Times New Roman" w:cs="Times New Roman"/>
+          <w:sz w:val="28"/>
+          <w:szCs w:val="28"/>
+        </w:rPr>
+        <w:t> </w:t>
+      </w:r>
+      <w:r>
+        <w:rPr>
+          <w:rFonts w:ascii="Times New Roman" w:hAnsi="Times New Roman" w:cs="Times New Roman"/>
+          <w:sz w:val="28"/>
+          <w:szCs w:val="28"/>
+        </w:rPr>
+        <w:t>-</w:t>
+      </w:r>
+      <w:r>
+        <w:rPr>
+          <w:rFonts w:ascii="Times New Roman" w:hAnsi="Times New Roman" w:cs="Times New Roman"/>
+          <w:sz w:val="28"/>
+          <w:szCs w:val="28"/>
+        </w:rPr>
+        <w:t xml:space="preserve"> попытка выполнить отметку или оставить отзыв без входа в аккаунт.</w:t>
+      </w:r>
+    </w:p>
+    <w:p>
+      <w:pPr>
+        <w:numPr>
+          <w:ilvl w:val="0"/>
+          <w:numId w:val="15"/>
+        </w:numPr>
+        <w:spacing w:after="0" w:line="360" w:lineRule="auto"/>
+        <w:rPr>
+          <w:rFonts w:ascii="Times New Roman" w:hAnsi="Times New Roman" w:cs="Times New Roman"/>
+          <w:sz w:val="28"/>
+          <w:szCs w:val="28"/>
+        </w:rPr>
+      </w:pPr>
+      <w:r>
+        <w:rPr>
+          <w:rFonts w:ascii="Times New Roman" w:hAnsi="Times New Roman" w:cs="Times New Roman"/>
+          <w:sz w:val="28"/>
+          <w:szCs w:val="28"/>
+        </w:rPr>
+        <w:t xml:space="preserve">403 </w:t>
+      </w:r>
+      <w:proofErr w:type="spellStart"/>
+      <w:r>
+        <w:rPr>
+          <w:rFonts w:ascii="Times New Roman" w:hAnsi="Times New Roman" w:cs="Times New Roman"/>
+          <w:sz w:val="28"/>
+          <w:szCs w:val="28"/>
+        </w:rPr>
+        <w:t>Forbidden</w:t>
+      </w:r>
+      <w:proofErr w:type="spellEnd"/>
+      <w:r>
+        <w:rPr>
+          <w:rFonts w:ascii="Times New Roman" w:hAnsi="Times New Roman" w:cs="Times New Roman"/>
+          <w:sz w:val="28"/>
+          <w:szCs w:val="28"/>
+        </w:rPr>
+        <w:t> </w:t>
+      </w:r>
+      <w:r>
+        <w:rPr>
+          <w:rFonts w:ascii="Times New Roman" w:hAnsi="Times New Roman" w:cs="Times New Roman"/>
+          <w:sz w:val="28"/>
+          <w:szCs w:val="28"/>
+        </w:rPr>
+        <w:t>-</w:t>
+      </w:r>
+      <w:r>
+        <w:rPr>
+          <w:rFonts w:ascii="Times New Roman" w:hAnsi="Times New Roman" w:cs="Times New Roman"/>
+          <w:sz w:val="28"/>
+          <w:szCs w:val="28"/>
+        </w:rPr>
+        <w:t xml:space="preserve"> попытка оставить отзыв без подтверждённого </w:t>
+      </w:r>
+      <w:proofErr w:type="spellStart"/>
+      <w:r>
+        <w:rPr>
+          <w:rFonts w:ascii="Times New Roman" w:hAnsi="Times New Roman" w:cs="Times New Roman"/>
+          <w:sz w:val="28"/>
+          <w:szCs w:val="28"/>
+        </w:rPr>
+        <w:t>чекина</w:t>
+      </w:r>
+      <w:proofErr w:type="spellEnd"/>
+      <w:r>
+        <w:rPr>
+          <w:rFonts w:ascii="Times New Roman" w:hAnsi="Times New Roman" w:cs="Times New Roman"/>
+          <w:sz w:val="28"/>
+          <w:szCs w:val="28"/>
+        </w:rPr>
+        <w:t xml:space="preserve"> (CHECKIN_REQUIRED) или попытка постороннего пользователя запросить секретный ключ заведения.</w:t>
+      </w:r>
+    </w:p>
+    <w:p>
+      <w:pPr>
+        <w:numPr>
+          <w:ilvl w:val="0"/>
+          <w:numId w:val="15"/>
+        </w:numPr>
+        <w:spacing w:after="0" w:line="360" w:lineRule="auto"/>
+        <w:rPr>
+          <w:rFonts w:ascii="Times New Roman" w:hAnsi="Times New Roman" w:cs="Times New Roman"/>
+          <w:sz w:val="28"/>
+          <w:szCs w:val="28"/>
+        </w:rPr>
+      </w:pPr>
+      <w:r>
+        <w:rPr>
+          <w:rFonts w:ascii="Times New Roman" w:hAnsi="Times New Roman" w:cs="Times New Roman"/>
+          <w:sz w:val="28"/>
+          <w:szCs w:val="28"/>
+        </w:rPr>
+        <w:t xml:space="preserve">409 </w:t>
+      </w:r>
+      <w:proofErr w:type="spellStart"/>
+      <w:r>
+        <w:rPr>
+          <w:rFonts w:ascii="Times New Roman" w:hAnsi="Times New Roman" w:cs="Times New Roman"/>
+          <w:sz w:val="28"/>
+          <w:szCs w:val="28"/>
+        </w:rPr>
+        <w:t>Conflict</w:t>
+      </w:r>
+      <w:proofErr w:type="spellEnd"/>
+      <w:r>
+        <w:rPr>
+          <w:rFonts w:ascii="Times New Roman" w:hAnsi="Times New Roman" w:cs="Times New Roman"/>
+          <w:sz w:val="28"/>
+          <w:szCs w:val="28"/>
+        </w:rPr>
+        <w:t xml:space="preserve"> — попытка отметиться в одном и том же заведении повторно в течение одних суток (ALREADY_CHECKED_IN_TODAY) или оставить второй отзыв </w:t>
+      </w:r>
+      <w:proofErr w:type="gramStart"/>
+      <w:r>
+        <w:rPr>
+          <w:rFonts w:ascii="Times New Roman" w:hAnsi="Times New Roman" w:cs="Times New Roman"/>
+          <w:sz w:val="28"/>
+          <w:szCs w:val="28"/>
+        </w:rPr>
+        <w:t>на то же заведение</w:t>
+      </w:r>
+      <w:proofErr w:type="gramEnd"/>
+      <w:r>
+        <w:rPr>
+          <w:rFonts w:ascii="Times New Roman" w:hAnsi="Times New Roman" w:cs="Times New Roman"/>
+          <w:sz w:val="28"/>
+          <w:szCs w:val="28"/>
+        </w:rPr>
+        <w:t>.</w:t>
+      </w:r>
+    </w:p>
+    <w:p>
+      <w:pPr>
+        <w:numPr>
+          <w:ilvl w:val="0"/>
+          <w:numId w:val="15"/>
+        </w:numPr>
+        <w:spacing w:after="0" w:line="360" w:lineRule="auto"/>
+        <w:rPr>
+          <w:rFonts w:ascii="Times New Roman" w:hAnsi="Times New Roman" w:cs="Times New Roman"/>
+          <w:sz w:val="28"/>
+          <w:szCs w:val="28"/>
+        </w:rPr>
+      </w:pPr>
+      <w:r>
+        <w:rPr>
+          <w:rFonts w:ascii="Times New Roman" w:hAnsi="Times New Roman" w:cs="Times New Roman"/>
+          <w:sz w:val="28"/>
+          <w:szCs w:val="28"/>
+        </w:rPr>
+        <w:t xml:space="preserve">422 </w:t>
+      </w:r>
+      <w:proofErr w:type="spellStart"/>
+      <w:r>
+        <w:rPr>
+          <w:rFonts w:ascii="Times New Roman" w:hAnsi="Times New Roman" w:cs="Times New Roman"/>
+          <w:sz w:val="28"/>
+          <w:szCs w:val="28"/>
+        </w:rPr>
+        <w:t>Unprocessable</w:t>
+      </w:r>
+      <w:proofErr w:type="spellEnd"/>
+      <w:r>
+        <w:rPr>
+          <w:rFonts w:ascii="Times New Roman" w:hAnsi="Times New Roman" w:cs="Times New Roman"/>
+          <w:sz w:val="28"/>
+          <w:szCs w:val="28"/>
+        </w:rPr>
+        <w:t xml:space="preserve"> </w:t>
+      </w:r>
+      <w:proofErr w:type="spellStart"/>
+      <w:r>
+        <w:rPr>
+          <w:rFonts w:ascii="Times New Roman" w:hAnsi="Times New Roman" w:cs="Times New Roman"/>
+          <w:sz w:val="28"/>
+          <w:szCs w:val="28"/>
+        </w:rPr>
+        <w:t>Entity</w:t>
+      </w:r>
+      <w:proofErr w:type="spellEnd"/>
+      <w:r>
+        <w:rPr>
+          <w:rFonts w:ascii="Times New Roman" w:hAnsi="Times New Roman" w:cs="Times New Roman"/>
+          <w:sz w:val="28"/>
+          <w:szCs w:val="28"/>
+        </w:rPr>
+        <w:t> </w:t>
+      </w:r>
+      <w:r>
+        <w:rPr>
+          <w:rFonts w:ascii="Times New Roman" w:hAnsi="Times New Roman" w:cs="Times New Roman"/>
+          <w:sz w:val="28"/>
+          <w:szCs w:val="28"/>
+        </w:rPr>
+        <w:t>-</w:t>
+      </w:r>
+      <w:r>
+        <w:rPr>
+          <w:rFonts w:ascii="Times New Roman" w:hAnsi="Times New Roman" w:cs="Times New Roman"/>
+          <w:sz w:val="28"/>
+          <w:szCs w:val="28"/>
+        </w:rPr>
+        <w:t xml:space="preserve"> введён неверный индивидуальный ключ заведения (INVALID_SECRET_KEY) или указана оценка вне диапазона от 1 до 5.</w:t>
+      </w:r>
+    </w:p>
+    <w:p>
+      <w:pPr>
+        <w:spacing w:after="0" w:line="360" w:lineRule="auto"/>
+        <w:ind w:firstLine="360"/>
+        <w:rPr>
+          <w:rFonts w:ascii="Times New Roman" w:hAnsi="Times New Roman" w:cs="Times New Roman"/>
+          <w:sz w:val="28"/>
+          <w:szCs w:val="28"/>
+        </w:rPr>
+      </w:pPr>
+      <w:r>
+        <w:rPr>
+          <w:rFonts w:ascii="Times New Roman" w:hAnsi="Times New Roman" w:cs="Times New Roman"/>
+          <w:sz w:val="28"/>
+          <w:szCs w:val="28"/>
+        </w:rPr>
+        <w:t>Сервер проверяет права доступа и роль пользователя на каждое изменение данных. Индивидуальные ключи заведений хранятся и сверяются только на стороне сервера.</w:t>
+      </w:r>
+    </w:p>
+    <w:p>
+      <w:pPr>
+        <w:rPr>
+          <w:rFonts w:ascii="Times New Roman" w:hAnsi="Times New Roman" w:cs="Times New Roman"/>
+          <w:sz w:val="28"/>
+          <w:szCs w:val="28"/>
+        </w:rPr>
+      </w:pPr>
+    </w:p>
     <w:sectPr>
       <w:pgSz w:w="11906" w:h="16838"/>
       <w:pgMar w:top="1134" w:right="850" w:bottom="1134" w:left="1701" w:header="708" w:footer="708" w:gutter="0"/>
@@ -2027,16 +7386,16 @@
 <file path=word/numbering.xml><?xml version="1.0" encoding="utf-8"?>
 <w:numbering xmlns:wpc="http://schemas.microsoft.com/office/word/2010/wordprocessingCanvas" xmlns:cx="http://schemas.microsoft.com/office/drawing/2014/chartex" xmlns:cx1="http://schemas.microsoft.com/office/drawing/2015/9/8/chartex" xmlns:cx2="http://schemas.microsoft.com/office/drawing/2015/10/21/chartex" xmlns:cx3="http://schemas.microsoft.com/office/drawing/2016/5/9/chartex" xmlns:cx4="http://schemas.microsoft.com/office/drawing/2016/5/10/chartex" xmlns:cx5="http://schemas.microsoft.com/office/drawing/2016/5/11/chartex" xmlns:cx6="http://schemas.microsoft.com/office/drawing/2016/5/12/chartex" xmlns:cx7="http://schemas.microsoft.com/office/drawing/2016/5/13/chartex" xmlns:cx8="http://schemas.microsoft.com/office/drawing/2016/5/14/chartex" xmlns:mc="http://schemas.openxmlformats.org/markup-compatibility/2006" xmlns:aink="http://schemas.microsoft.com/office/drawing/2016/ink" xmlns:am3d="http://schemas.microsoft.com/office/drawing/2017/model3d" xmlns:o="urn:schemas-microsoft-com:office:office" xmlns:oel="http://schemas.microsoft.com/office/2019/extlst" xmlns:r="http://schemas.openxmlformats.org/officeDocument/2006/relationships" xmlns:m="http://schemas.openxmlformats.org/officeDocument/2006/math" xmlns:v="urn:schemas-microsoft-com:vml" xmlns:wp14="http://schemas.microsoft.com/office/word/2010/wordprocessingDrawing" xmlns:wp="http://schemas.openxmlformats.org/drawingml/2006/wordprocessingDrawing" xmlns:w10="urn:schemas-microsoft-com:office:word" xmlns:w="http://schemas.openxmlformats.org/wordprocessingml/2006/main" xmlns:w14="http://schemas.microsoft.com/office/word/2010/wordml" xmlns:w15="http://schemas.microsoft.com/office/word/2012/wordml" xmlns:w16cex="http://schemas.microsoft.com/office/word/2018/wordml/cex" xmlns:w16cid="http://schemas.microsoft.com/office/word/2016/wordml/cid" xmlns:w16="http://schemas.microsoft.com/office/word/2018/wordml" xmlns:w16du="http://schemas.microsoft.com/office/word/2023/wordml/word16du" xmlns:w16sdtdh="http://schemas.microsoft.com/office/word/2020/wordml/sdtdatahash" xmlns:w16sdtfl="http://schemas.microsoft.com/office/word/2024/wordml/sdtformatlock" xmlns:w16se="http://schemas.microsoft.com/office/word/2015/wordml/symex" xmlns:wpg="http://schemas.microsoft.com/office/word/2010/wordprocessingGroup" xmlns:wpi="http://schemas.microsoft.com/office/word/2010/wordprocessingInk" xmlns:wne="http://schemas.microsoft.com/office/word/2006/wordml" xmlns:wps="http://schemas.microsoft.com/office/word/2010/wordprocessingShape" mc:Ignorable="w14 w15 w16se w16cid w16 w16cex w16sdtdh w16sdtfl w16du wp14">
   <w:abstractNum w:abstractNumId="0" w15:restartNumberingAfterBreak="0">
-    <w:nsid w:val="259744EF"/>
+    <w:nsid w:val="0BFA34B1"/>
     <w:multiLevelType w:val="hybridMultilevel"/>
-    <w:tmpl w:val="09B2651A"/>
-    <w:lvl w:ilvl="0" w:tplc="0419000F">
+    <w:tmpl w:val="32B25232"/>
+    <w:lvl w:ilvl="0" w:tplc="CBAAEB4A">
       <w:start w:val="1"/>
       <w:numFmt w:val="decimal"/>
-      <w:lvlText w:val="%1."/>
-      <w:lvlJc w:val="left"/>
-      <w:pPr>
-        <w:ind w:left="720" w:hanging="360"/>
+      <w:lvlText w:val="%1)"/>
+      <w:lvlJc w:val="left"/>
+      <w:pPr>
+        <w:ind w:left="1428" w:hanging="360"/>
       </w:pPr>
       <w:rPr>
         <w:rFonts w:hint="default"/>
@@ -2048,7 +7407,7 @@
       <w:lvlText w:val="%2."/>
       <w:lvlJc w:val="left"/>
       <w:pPr>
-        <w:ind w:left="1440" w:hanging="360"/>
+        <w:ind w:left="2148" w:hanging="360"/>
       </w:pPr>
     </w:lvl>
     <w:lvl w:ilvl="2" w:tplc="0419001B" w:tentative="1">
@@ -2057,7 +7416,7 @@
       <w:lvlText w:val="%3."/>
       <w:lvlJc w:val="right"/>
       <w:pPr>
-        <w:ind w:left="2160" w:hanging="180"/>
+        <w:ind w:left="2868" w:hanging="180"/>
       </w:pPr>
     </w:lvl>
     <w:lvl w:ilvl="3" w:tplc="0419000F" w:tentative="1">
@@ -2066,7 +7425,7 @@
       <w:lvlText w:val="%4."/>
       <w:lvlJc w:val="left"/>
       <w:pPr>
-        <w:ind w:left="2880" w:hanging="360"/>
+        <w:ind w:left="3588" w:hanging="360"/>
       </w:pPr>
     </w:lvl>
     <w:lvl w:ilvl="4" w:tplc="04190019" w:tentative="1">
@@ -2075,7 +7434,7 @@
       <w:lvlText w:val="%5."/>
       <w:lvlJc w:val="left"/>
       <w:pPr>
-        <w:ind w:left="3600" w:hanging="360"/>
+        <w:ind w:left="4308" w:hanging="360"/>
       </w:pPr>
     </w:lvl>
     <w:lvl w:ilvl="5" w:tplc="0419001B" w:tentative="1">
@@ -2084,7 +7443,7 @@
       <w:lvlText w:val="%6."/>
       <w:lvlJc w:val="right"/>
       <w:pPr>
-        <w:ind w:left="4320" w:hanging="180"/>
+        <w:ind w:left="5028" w:hanging="180"/>
       </w:pPr>
     </w:lvl>
     <w:lvl w:ilvl="6" w:tplc="0419000F" w:tentative="1">
@@ -2093,7 +7452,7 @@
       <w:lvlText w:val="%7."/>
       <w:lvlJc w:val="left"/>
       <w:pPr>
-        <w:ind w:left="5040" w:hanging="360"/>
+        <w:ind w:left="5748" w:hanging="360"/>
       </w:pPr>
     </w:lvl>
     <w:lvl w:ilvl="7" w:tplc="04190019" w:tentative="1">
@@ -2102,7 +7461,7 @@
       <w:lvlText w:val="%8."/>
       <w:lvlJc w:val="left"/>
       <w:pPr>
-        <w:ind w:left="5760" w:hanging="360"/>
+        <w:ind w:left="6468" w:hanging="360"/>
       </w:pPr>
     </w:lvl>
     <w:lvl w:ilvl="8" w:tplc="0419001B" w:tentative="1">
@@ -2111,11 +7470,484 @@
       <w:lvlText w:val="%9."/>
       <w:lvlJc w:val="right"/>
       <w:pPr>
-        <w:ind w:left="6480" w:hanging="180"/>
+        <w:ind w:left="7188" w:hanging="180"/>
       </w:pPr>
     </w:lvl>
   </w:abstractNum>
   <w:abstractNum w:abstractNumId="1" w15:restartNumberingAfterBreak="0">
+    <w:nsid w:val="11B3384F"/>
+    <w:multiLevelType w:val="hybridMultilevel"/>
+    <w:tmpl w:val="615C652E"/>
+    <w:lvl w:ilvl="0" w:tplc="CD34DD40">
+      <w:start w:val="1"/>
+      <w:numFmt w:val="lowerLetter"/>
+      <w:lvlText w:val="%1)"/>
+      <w:lvlJc w:val="left"/>
+      <w:pPr>
+        <w:ind w:left="1140" w:hanging="360"/>
+      </w:pPr>
+      <w:rPr>
+        <w:rFonts w:hint="default"/>
+      </w:rPr>
+    </w:lvl>
+    <w:lvl w:ilvl="1" w:tplc="04190019" w:tentative="1">
+      <w:start w:val="1"/>
+      <w:numFmt w:val="lowerLetter"/>
+      <w:lvlText w:val="%2."/>
+      <w:lvlJc w:val="left"/>
+      <w:pPr>
+        <w:ind w:left="1860" w:hanging="360"/>
+      </w:pPr>
+    </w:lvl>
+    <w:lvl w:ilvl="2" w:tplc="0419001B" w:tentative="1">
+      <w:start w:val="1"/>
+      <w:numFmt w:val="lowerRoman"/>
+      <w:lvlText w:val="%3."/>
+      <w:lvlJc w:val="right"/>
+      <w:pPr>
+        <w:ind w:left="2580" w:hanging="180"/>
+      </w:pPr>
+    </w:lvl>
+    <w:lvl w:ilvl="3" w:tplc="0419000F" w:tentative="1">
+      <w:start w:val="1"/>
+      <w:numFmt w:val="decimal"/>
+      <w:lvlText w:val="%4."/>
+      <w:lvlJc w:val="left"/>
+      <w:pPr>
+        <w:ind w:left="3300" w:hanging="360"/>
+      </w:pPr>
+    </w:lvl>
+    <w:lvl w:ilvl="4" w:tplc="04190019" w:tentative="1">
+      <w:start w:val="1"/>
+      <w:numFmt w:val="lowerLetter"/>
+      <w:lvlText w:val="%5."/>
+      <w:lvlJc w:val="left"/>
+      <w:pPr>
+        <w:ind w:left="4020" w:hanging="360"/>
+      </w:pPr>
+    </w:lvl>
+    <w:lvl w:ilvl="5" w:tplc="0419001B" w:tentative="1">
+      <w:start w:val="1"/>
+      <w:numFmt w:val="lowerRoman"/>
+      <w:lvlText w:val="%6."/>
+      <w:lvlJc w:val="right"/>
+      <w:pPr>
+        <w:ind w:left="4740" w:hanging="180"/>
+      </w:pPr>
+    </w:lvl>
+    <w:lvl w:ilvl="6" w:tplc="0419000F" w:tentative="1">
+      <w:start w:val="1"/>
+      <w:numFmt w:val="decimal"/>
+      <w:lvlText w:val="%7."/>
+      <w:lvlJc w:val="left"/>
+      <w:pPr>
+        <w:ind w:left="5460" w:hanging="360"/>
+      </w:pPr>
+    </w:lvl>
+    <w:lvl w:ilvl="7" w:tplc="04190019" w:tentative="1">
+      <w:start w:val="1"/>
+      <w:numFmt w:val="lowerLetter"/>
+      <w:lvlText w:val="%8."/>
+      <w:lvlJc w:val="left"/>
+      <w:pPr>
+        <w:ind w:left="6180" w:hanging="360"/>
+      </w:pPr>
+    </w:lvl>
+    <w:lvl w:ilvl="8" w:tplc="0419001B" w:tentative="1">
+      <w:start w:val="1"/>
+      <w:numFmt w:val="lowerRoman"/>
+      <w:lvlText w:val="%9."/>
+      <w:lvlJc w:val="right"/>
+      <w:pPr>
+        <w:ind w:left="6900" w:hanging="180"/>
+      </w:pPr>
+    </w:lvl>
+  </w:abstractNum>
+  <w:abstractNum w:abstractNumId="2" w15:restartNumberingAfterBreak="0">
+    <w:nsid w:val="146E78C2"/>
+    <w:multiLevelType w:val="multilevel"/>
+    <w:tmpl w:val="07382E4C"/>
+    <w:lvl w:ilvl="0">
+      <w:start w:val="1"/>
+      <w:numFmt w:val="bullet"/>
+      <w:lvlText w:val=""/>
+      <w:lvlJc w:val="left"/>
+      <w:pPr>
+        <w:tabs>
+          <w:tab w:val="num" w:pos="720"/>
+        </w:tabs>
+        <w:ind w:left="720" w:hanging="360"/>
+      </w:pPr>
+      <w:rPr>
+        <w:rFonts w:ascii="Symbol" w:hAnsi="Symbol" w:hint="default"/>
+        <w:sz w:val="20"/>
+      </w:rPr>
+    </w:lvl>
+    <w:lvl w:ilvl="1" w:tentative="1">
+      <w:start w:val="1"/>
+      <w:numFmt w:val="bullet"/>
+      <w:lvlText w:val="o"/>
+      <w:lvlJc w:val="left"/>
+      <w:pPr>
+        <w:tabs>
+          <w:tab w:val="num" w:pos="1440"/>
+        </w:tabs>
+        <w:ind w:left="1440" w:hanging="360"/>
+      </w:pPr>
+      <w:rPr>
+        <w:rFonts w:ascii="Courier New" w:hAnsi="Courier New" w:hint="default"/>
+        <w:sz w:val="20"/>
+      </w:rPr>
+    </w:lvl>
+    <w:lvl w:ilvl="2" w:tentative="1">
+      <w:start w:val="1"/>
+      <w:numFmt w:val="bullet"/>
+      <w:lvlText w:val=""/>
+      <w:lvlJc w:val="left"/>
+      <w:pPr>
+        <w:tabs>
+          <w:tab w:val="num" w:pos="2160"/>
+        </w:tabs>
+        <w:ind w:left="2160" w:hanging="360"/>
+      </w:pPr>
+      <w:rPr>
+        <w:rFonts w:ascii="Wingdings" w:hAnsi="Wingdings" w:hint="default"/>
+        <w:sz w:val="20"/>
+      </w:rPr>
+    </w:lvl>
+    <w:lvl w:ilvl="3" w:tentative="1">
+      <w:start w:val="1"/>
+      <w:numFmt w:val="bullet"/>
+      <w:lvlText w:val=""/>
+      <w:lvlJc w:val="left"/>
+      <w:pPr>
+        <w:tabs>
+          <w:tab w:val="num" w:pos="2880"/>
+        </w:tabs>
+        <w:ind w:left="2880" w:hanging="360"/>
+      </w:pPr>
+      <w:rPr>
+        <w:rFonts w:ascii="Wingdings" w:hAnsi="Wingdings" w:hint="default"/>
+        <w:sz w:val="20"/>
+      </w:rPr>
+    </w:lvl>
+    <w:lvl w:ilvl="4" w:tentative="1">
+      <w:start w:val="1"/>
+      <w:numFmt w:val="bullet"/>
+      <w:lvlText w:val=""/>
+      <w:lvlJc w:val="left"/>
+      <w:pPr>
+        <w:tabs>
+          <w:tab w:val="num" w:pos="3600"/>
+        </w:tabs>
+        <w:ind w:left="3600" w:hanging="360"/>
+      </w:pPr>
+      <w:rPr>
+        <w:rFonts w:ascii="Wingdings" w:hAnsi="Wingdings" w:hint="default"/>
+        <w:sz w:val="20"/>
+      </w:rPr>
+    </w:lvl>
+    <w:lvl w:ilvl="5" w:tentative="1">
+      <w:start w:val="1"/>
+      <w:numFmt w:val="bullet"/>
+      <w:lvlText w:val=""/>
+      <w:lvlJc w:val="left"/>
+      <w:pPr>
+        <w:tabs>
+          <w:tab w:val="num" w:pos="4320"/>
+        </w:tabs>
+        <w:ind w:left="4320" w:hanging="360"/>
+      </w:pPr>
+      <w:rPr>
+        <w:rFonts w:ascii="Wingdings" w:hAnsi="Wingdings" w:hint="default"/>
+        <w:sz w:val="20"/>
+      </w:rPr>
+    </w:lvl>
+    <w:lvl w:ilvl="6" w:tentative="1">
+      <w:start w:val="1"/>
+      <w:numFmt w:val="bullet"/>
+      <w:lvlText w:val=""/>
+      <w:lvlJc w:val="left"/>
+      <w:pPr>
+        <w:tabs>
+          <w:tab w:val="num" w:pos="5040"/>
+        </w:tabs>
+        <w:ind w:left="5040" w:hanging="360"/>
+      </w:pPr>
+      <w:rPr>
+        <w:rFonts w:ascii="Wingdings" w:hAnsi="Wingdings" w:hint="default"/>
+        <w:sz w:val="20"/>
+      </w:rPr>
+    </w:lvl>
+    <w:lvl w:ilvl="7" w:tentative="1">
+      <w:start w:val="1"/>
+      <w:numFmt w:val="bullet"/>
+      <w:lvlText w:val=""/>
+      <w:lvlJc w:val="left"/>
+      <w:pPr>
+        <w:tabs>
+          <w:tab w:val="num" w:pos="5760"/>
+        </w:tabs>
+        <w:ind w:left="5760" w:hanging="360"/>
+      </w:pPr>
+      <w:rPr>
+        <w:rFonts w:ascii="Wingdings" w:hAnsi="Wingdings" w:hint="default"/>
+        <w:sz w:val="20"/>
+      </w:rPr>
+    </w:lvl>
+    <w:lvl w:ilvl="8" w:tentative="1">
+      <w:start w:val="1"/>
+      <w:numFmt w:val="bullet"/>
+      <w:lvlText w:val=""/>
+      <w:lvlJc w:val="left"/>
+      <w:pPr>
+        <w:tabs>
+          <w:tab w:val="num" w:pos="6480"/>
+        </w:tabs>
+        <w:ind w:left="6480" w:hanging="360"/>
+      </w:pPr>
+      <w:rPr>
+        <w:rFonts w:ascii="Wingdings" w:hAnsi="Wingdings" w:hint="default"/>
+        <w:sz w:val="20"/>
+      </w:rPr>
+    </w:lvl>
+  </w:abstractNum>
+  <w:abstractNum w:abstractNumId="3" w15:restartNumberingAfterBreak="0">
+    <w:nsid w:val="259744EF"/>
+    <w:multiLevelType w:val="hybridMultilevel"/>
+    <w:tmpl w:val="5F66459E"/>
+    <w:lvl w:ilvl="0" w:tplc="0419000F">
+      <w:start w:val="1"/>
+      <w:numFmt w:val="decimal"/>
+      <w:lvlText w:val="%1."/>
+      <w:lvlJc w:val="left"/>
+      <w:pPr>
+        <w:ind w:left="720" w:hanging="360"/>
+      </w:pPr>
+      <w:rPr>
+        <w:rFonts w:hint="default"/>
+      </w:rPr>
+    </w:lvl>
+    <w:lvl w:ilvl="1" w:tplc="04190019" w:tentative="1">
+      <w:start w:val="1"/>
+      <w:numFmt w:val="lowerLetter"/>
+      <w:lvlText w:val="%2."/>
+      <w:lvlJc w:val="left"/>
+      <w:pPr>
+        <w:ind w:left="1440" w:hanging="360"/>
+      </w:pPr>
+    </w:lvl>
+    <w:lvl w:ilvl="2" w:tplc="0419001B" w:tentative="1">
+      <w:start w:val="1"/>
+      <w:numFmt w:val="lowerRoman"/>
+      <w:lvlText w:val="%3."/>
+      <w:lvlJc w:val="right"/>
+      <w:pPr>
+        <w:ind w:left="2160" w:hanging="180"/>
+      </w:pPr>
+    </w:lvl>
+    <w:lvl w:ilvl="3" w:tplc="0419000F" w:tentative="1">
+      <w:start w:val="1"/>
+      <w:numFmt w:val="decimal"/>
+      <w:lvlText w:val="%4."/>
+      <w:lvlJc w:val="left"/>
+      <w:pPr>
+        <w:ind w:left="2880" w:hanging="360"/>
+      </w:pPr>
+    </w:lvl>
+    <w:lvl w:ilvl="4" w:tplc="04190019" w:tentative="1">
+      <w:start w:val="1"/>
+      <w:numFmt w:val="lowerLetter"/>
+      <w:lvlText w:val="%5."/>
+      <w:lvlJc w:val="left"/>
+      <w:pPr>
+        <w:ind w:left="3600" w:hanging="360"/>
+      </w:pPr>
+    </w:lvl>
+    <w:lvl w:ilvl="5" w:tplc="0419001B" w:tentative="1">
+      <w:start w:val="1"/>
+      <w:numFmt w:val="lowerRoman"/>
+      <w:lvlText w:val="%6."/>
+      <w:lvlJc w:val="right"/>
+      <w:pPr>
+        <w:ind w:left="4320" w:hanging="180"/>
+      </w:pPr>
+    </w:lvl>
+    <w:lvl w:ilvl="6" w:tplc="0419000F" w:tentative="1">
+      <w:start w:val="1"/>
+      <w:numFmt w:val="decimal"/>
+      <w:lvlText w:val="%7."/>
+      <w:lvlJc w:val="left"/>
+      <w:pPr>
+        <w:ind w:left="5040" w:hanging="360"/>
+      </w:pPr>
+    </w:lvl>
+    <w:lvl w:ilvl="7" w:tplc="04190019" w:tentative="1">
+      <w:start w:val="1"/>
+      <w:numFmt w:val="lowerLetter"/>
+      <w:lvlText w:val="%8."/>
+      <w:lvlJc w:val="left"/>
+      <w:pPr>
+        <w:ind w:left="5760" w:hanging="360"/>
+      </w:pPr>
+    </w:lvl>
+    <w:lvl w:ilvl="8" w:tplc="0419001B" w:tentative="1">
+      <w:start w:val="1"/>
+      <w:numFmt w:val="lowerRoman"/>
+      <w:lvlText w:val="%9."/>
+      <w:lvlJc w:val="right"/>
+      <w:pPr>
+        <w:ind w:left="6480" w:hanging="180"/>
+      </w:pPr>
+    </w:lvl>
+  </w:abstractNum>
+  <w:abstractNum w:abstractNumId="4" w15:restartNumberingAfterBreak="0">
+    <w:nsid w:val="26944091"/>
+    <w:multiLevelType w:val="multilevel"/>
+    <w:tmpl w:val="6A3CF9FA"/>
+    <w:lvl w:ilvl="0">
+      <w:start w:val="1"/>
+      <w:numFmt w:val="decimal"/>
+      <w:lvlText w:val="%1."/>
+      <w:lvlJc w:val="left"/>
+      <w:pPr>
+        <w:tabs>
+          <w:tab w:val="num" w:pos="720"/>
+        </w:tabs>
+        <w:ind w:left="720" w:hanging="360"/>
+      </w:pPr>
+      <w:rPr>
+        <w:rFonts w:hint="default"/>
+        <w:sz w:val="20"/>
+      </w:rPr>
+    </w:lvl>
+    <w:lvl w:ilvl="1">
+      <w:start w:val="1"/>
+      <w:numFmt w:val="decimal"/>
+      <w:lvlText w:val="%2)"/>
+      <w:lvlJc w:val="left"/>
+      <w:pPr>
+        <w:tabs>
+          <w:tab w:val="num" w:pos="1440"/>
+        </w:tabs>
+        <w:ind w:left="1440" w:hanging="360"/>
+      </w:pPr>
+      <w:rPr>
+        <w:rFonts w:ascii="Times New Roman" w:eastAsiaTheme="minorHAnsi" w:hAnsi="Times New Roman" w:cs="Times New Roman" w:hint="default"/>
+        <w:sz w:val="20"/>
+      </w:rPr>
+    </w:lvl>
+    <w:lvl w:ilvl="2">
+      <w:start w:val="1"/>
+      <w:numFmt w:val="decimal"/>
+      <w:lvlText w:val="%3)"/>
+      <w:lvlJc w:val="left"/>
+      <w:pPr>
+        <w:ind w:left="2160" w:hanging="360"/>
+      </w:pPr>
+      <w:rPr>
+        <w:rFonts w:hint="default"/>
+        <w:sz w:val="20"/>
+      </w:rPr>
+    </w:lvl>
+    <w:lvl w:ilvl="3" w:tentative="1">
+      <w:start w:val="1"/>
+      <w:numFmt w:val="decimal"/>
+      <w:lvlText w:val="%4."/>
+      <w:lvlJc w:val="left"/>
+      <w:pPr>
+        <w:tabs>
+          <w:tab w:val="num" w:pos="2880"/>
+        </w:tabs>
+        <w:ind w:left="2880" w:hanging="360"/>
+      </w:pPr>
+      <w:rPr>
+        <w:rFonts w:hint="default"/>
+        <w:sz w:val="20"/>
+      </w:rPr>
+    </w:lvl>
+    <w:lvl w:ilvl="4" w:tentative="1">
+      <w:start w:val="1"/>
+      <w:numFmt w:val="decimal"/>
+      <w:lvlText w:val="%5."/>
+      <w:lvlJc w:val="left"/>
+      <w:pPr>
+        <w:tabs>
+          <w:tab w:val="num" w:pos="3600"/>
+        </w:tabs>
+        <w:ind w:left="3600" w:hanging="360"/>
+      </w:pPr>
+      <w:rPr>
+        <w:rFonts w:hint="default"/>
+        <w:sz w:val="20"/>
+      </w:rPr>
+    </w:lvl>
+    <w:lvl w:ilvl="5" w:tentative="1">
+      <w:start w:val="1"/>
+      <w:numFmt w:val="decimal"/>
+      <w:lvlText w:val="%6."/>
+      <w:lvlJc w:val="left"/>
+      <w:pPr>
+        <w:tabs>
+          <w:tab w:val="num" w:pos="4320"/>
+        </w:tabs>
+        <w:ind w:left="4320" w:hanging="360"/>
+      </w:pPr>
+      <w:rPr>
+        <w:rFonts w:hint="default"/>
+        <w:sz w:val="20"/>
+      </w:rPr>
+    </w:lvl>
+    <w:lvl w:ilvl="6" w:tentative="1">
+      <w:start w:val="1"/>
+      <w:numFmt w:val="decimal"/>
+      <w:lvlText w:val="%7."/>
+      <w:lvlJc w:val="left"/>
+      <w:pPr>
+        <w:tabs>
+          <w:tab w:val="num" w:pos="5040"/>
+        </w:tabs>
+        <w:ind w:left="5040" w:hanging="360"/>
+      </w:pPr>
+      <w:rPr>
+        <w:rFonts w:hint="default"/>
+        <w:sz w:val="20"/>
+      </w:rPr>
+    </w:lvl>
+    <w:lvl w:ilvl="7" w:tentative="1">
+      <w:start w:val="1"/>
+      <w:numFmt w:val="decimal"/>
+      <w:lvlText w:val="%8."/>
+      <w:lvlJc w:val="left"/>
+      <w:pPr>
+        <w:tabs>
+          <w:tab w:val="num" w:pos="5760"/>
+        </w:tabs>
+        <w:ind w:left="5760" w:hanging="360"/>
+      </w:pPr>
+      <w:rPr>
+        <w:rFonts w:hint="default"/>
+        <w:sz w:val="20"/>
+      </w:rPr>
+    </w:lvl>
+    <w:lvl w:ilvl="8" w:tentative="1">
+      <w:start w:val="1"/>
+      <w:numFmt w:val="decimal"/>
+      <w:lvlText w:val="%9."/>
+      <w:lvlJc w:val="left"/>
+      <w:pPr>
+        <w:tabs>
+          <w:tab w:val="num" w:pos="6480"/>
+        </w:tabs>
+        <w:ind w:left="6480" w:hanging="360"/>
+      </w:pPr>
+      <w:rPr>
+        <w:rFonts w:hint="default"/>
+        <w:sz w:val="20"/>
+      </w:rPr>
+    </w:lvl>
+  </w:abstractNum>
+  <w:abstractNum w:abstractNumId="5" w15:restartNumberingAfterBreak="0">
     <w:nsid w:val="3B1F456A"/>
     <w:multiLevelType w:val="hybridMultilevel"/>
     <w:tmpl w:val="78AA9456"/>
@@ -2193,7 +8025,453 @@
       </w:pPr>
     </w:lvl>
   </w:abstractNum>
-  <w:abstractNum w:abstractNumId="2" w15:restartNumberingAfterBreak="0">
+  <w:abstractNum w:abstractNumId="6" w15:restartNumberingAfterBreak="0">
+    <w:nsid w:val="3B2D6319"/>
+    <w:multiLevelType w:val="multilevel"/>
+    <w:tmpl w:val="FB12A416"/>
+    <w:lvl w:ilvl="0">
+      <w:start w:val="1"/>
+      <w:numFmt w:val="decimal"/>
+      <w:lvlText w:val="%1)"/>
+      <w:lvlJc w:val="left"/>
+      <w:pPr>
+        <w:tabs>
+          <w:tab w:val="num" w:pos="720"/>
+        </w:tabs>
+        <w:ind w:left="720" w:hanging="360"/>
+      </w:pPr>
+      <w:rPr>
+        <w:rFonts w:hint="default"/>
+        <w:sz w:val="28"/>
+        <w:szCs w:val="40"/>
+      </w:rPr>
+    </w:lvl>
+    <w:lvl w:ilvl="1">
+      <w:start w:val="1"/>
+      <w:numFmt w:val="decimal"/>
+      <w:lvlText w:val="%2)"/>
+      <w:lvlJc w:val="left"/>
+      <w:pPr>
+        <w:tabs>
+          <w:tab w:val="num" w:pos="1440"/>
+        </w:tabs>
+        <w:ind w:left="1440" w:hanging="360"/>
+      </w:pPr>
+      <w:rPr>
+        <w:rFonts w:ascii="Times New Roman" w:eastAsiaTheme="minorHAnsi" w:hAnsi="Times New Roman" w:cs="Times New Roman" w:hint="default"/>
+        <w:sz w:val="20"/>
+      </w:rPr>
+    </w:lvl>
+    <w:lvl w:ilvl="2">
+      <w:start w:val="1"/>
+      <w:numFmt w:val="decimal"/>
+      <w:lvlText w:val="%3)"/>
+      <w:lvlJc w:val="left"/>
+      <w:pPr>
+        <w:ind w:left="2160" w:hanging="360"/>
+      </w:pPr>
+      <w:rPr>
+        <w:rFonts w:hint="default"/>
+        <w:sz w:val="20"/>
+      </w:rPr>
+    </w:lvl>
+    <w:lvl w:ilvl="3" w:tentative="1">
+      <w:start w:val="1"/>
+      <w:numFmt w:val="decimal"/>
+      <w:lvlText w:val="%4."/>
+      <w:lvlJc w:val="left"/>
+      <w:pPr>
+        <w:tabs>
+          <w:tab w:val="num" w:pos="2880"/>
+        </w:tabs>
+        <w:ind w:left="2880" w:hanging="360"/>
+      </w:pPr>
+      <w:rPr>
+        <w:rFonts w:hint="default"/>
+        <w:sz w:val="20"/>
+      </w:rPr>
+    </w:lvl>
+    <w:lvl w:ilvl="4" w:tentative="1">
+      <w:start w:val="1"/>
+      <w:numFmt w:val="decimal"/>
+      <w:lvlText w:val="%5."/>
+      <w:lvlJc w:val="left"/>
+      <w:pPr>
+        <w:tabs>
+          <w:tab w:val="num" w:pos="3600"/>
+        </w:tabs>
+        <w:ind w:left="3600" w:hanging="360"/>
+      </w:pPr>
+      <w:rPr>
+        <w:rFonts w:hint="default"/>
+        <w:sz w:val="20"/>
+      </w:rPr>
+    </w:lvl>
+    <w:lvl w:ilvl="5" w:tentative="1">
+      <w:start w:val="1"/>
+      <w:numFmt w:val="decimal"/>
+      <w:lvlText w:val="%6."/>
+      <w:lvlJc w:val="left"/>
+      <w:pPr>
+        <w:tabs>
+          <w:tab w:val="num" w:pos="4320"/>
+        </w:tabs>
+        <w:ind w:left="4320" w:hanging="360"/>
+      </w:pPr>
+      <w:rPr>
+        <w:rFonts w:hint="default"/>
+        <w:sz w:val="20"/>
+      </w:rPr>
+    </w:lvl>
+    <w:lvl w:ilvl="6" w:tentative="1">
+      <w:start w:val="1"/>
+      <w:numFmt w:val="decimal"/>
+      <w:lvlText w:val="%7."/>
+      <w:lvlJc w:val="left"/>
+      <w:pPr>
+        <w:tabs>
+          <w:tab w:val="num" w:pos="5040"/>
+        </w:tabs>
+        <w:ind w:left="5040" w:hanging="360"/>
+      </w:pPr>
+      <w:rPr>
+        <w:rFonts w:hint="default"/>
+        <w:sz w:val="20"/>
+      </w:rPr>
+    </w:lvl>
+    <w:lvl w:ilvl="7" w:tentative="1">
+      <w:start w:val="1"/>
+      <w:numFmt w:val="decimal"/>
+      <w:lvlText w:val="%8."/>
+      <w:lvlJc w:val="left"/>
+      <w:pPr>
+        <w:tabs>
+          <w:tab w:val="num" w:pos="5760"/>
+        </w:tabs>
+        <w:ind w:left="5760" w:hanging="360"/>
+      </w:pPr>
+      <w:rPr>
+        <w:rFonts w:hint="default"/>
+        <w:sz w:val="20"/>
+      </w:rPr>
+    </w:lvl>
+    <w:lvl w:ilvl="8" w:tentative="1">
+      <w:start w:val="1"/>
+      <w:numFmt w:val="decimal"/>
+      <w:lvlText w:val="%9."/>
+      <w:lvlJc w:val="left"/>
+      <w:pPr>
+        <w:tabs>
+          <w:tab w:val="num" w:pos="6480"/>
+        </w:tabs>
+        <w:ind w:left="6480" w:hanging="360"/>
+      </w:pPr>
+      <w:rPr>
+        <w:rFonts w:hint="default"/>
+        <w:sz w:val="20"/>
+      </w:rPr>
+    </w:lvl>
+  </w:abstractNum>
+  <w:abstractNum w:abstractNumId="7" w15:restartNumberingAfterBreak="0">
+    <w:nsid w:val="4447288B"/>
+    <w:multiLevelType w:val="multilevel"/>
+    <w:tmpl w:val="445CF952"/>
+    <w:lvl w:ilvl="0">
+      <w:start w:val="1"/>
+      <w:numFmt w:val="bullet"/>
+      <w:lvlText w:val=""/>
+      <w:lvlJc w:val="left"/>
+      <w:pPr>
+        <w:tabs>
+          <w:tab w:val="num" w:pos="720"/>
+        </w:tabs>
+        <w:ind w:left="720" w:hanging="360"/>
+      </w:pPr>
+      <w:rPr>
+        <w:rFonts w:ascii="Symbol" w:hAnsi="Symbol" w:hint="default"/>
+        <w:sz w:val="20"/>
+      </w:rPr>
+    </w:lvl>
+    <w:lvl w:ilvl="1" w:tentative="1">
+      <w:start w:val="1"/>
+      <w:numFmt w:val="bullet"/>
+      <w:lvlText w:val="o"/>
+      <w:lvlJc w:val="left"/>
+      <w:pPr>
+        <w:tabs>
+          <w:tab w:val="num" w:pos="1440"/>
+        </w:tabs>
+        <w:ind w:left="1440" w:hanging="360"/>
+      </w:pPr>
+      <w:rPr>
+        <w:rFonts w:ascii="Courier New" w:hAnsi="Courier New" w:hint="default"/>
+        <w:sz w:val="20"/>
+      </w:rPr>
+    </w:lvl>
+    <w:lvl w:ilvl="2" w:tentative="1">
+      <w:start w:val="1"/>
+      <w:numFmt w:val="bullet"/>
+      <w:lvlText w:val=""/>
+      <w:lvlJc w:val="left"/>
+      <w:pPr>
+        <w:tabs>
+          <w:tab w:val="num" w:pos="2160"/>
+        </w:tabs>
+        <w:ind w:left="2160" w:hanging="360"/>
+      </w:pPr>
+      <w:rPr>
+        <w:rFonts w:ascii="Wingdings" w:hAnsi="Wingdings" w:hint="default"/>
+        <w:sz w:val="20"/>
+      </w:rPr>
+    </w:lvl>
+    <w:lvl w:ilvl="3" w:tentative="1">
+      <w:start w:val="1"/>
+      <w:numFmt w:val="bullet"/>
+      <w:lvlText w:val=""/>
+      <w:lvlJc w:val="left"/>
+      <w:pPr>
+        <w:tabs>
+          <w:tab w:val="num" w:pos="2880"/>
+        </w:tabs>
+        <w:ind w:left="2880" w:hanging="360"/>
+      </w:pPr>
+      <w:rPr>
+        <w:rFonts w:ascii="Wingdings" w:hAnsi="Wingdings" w:hint="default"/>
+        <w:sz w:val="20"/>
+      </w:rPr>
+    </w:lvl>
+    <w:lvl w:ilvl="4" w:tentative="1">
+      <w:start w:val="1"/>
+      <w:numFmt w:val="bullet"/>
+      <w:lvlText w:val=""/>
+      <w:lvlJc w:val="left"/>
+      <w:pPr>
+        <w:tabs>
+          <w:tab w:val="num" w:pos="3600"/>
+        </w:tabs>
+        <w:ind w:left="3600" w:hanging="360"/>
+      </w:pPr>
+      <w:rPr>
+        <w:rFonts w:ascii="Wingdings" w:hAnsi="Wingdings" w:hint="default"/>
+        <w:sz w:val="20"/>
+      </w:rPr>
+    </w:lvl>
+    <w:lvl w:ilvl="5" w:tentative="1">
+      <w:start w:val="1"/>
+      <w:numFmt w:val="bullet"/>
+      <w:lvlText w:val=""/>
+      <w:lvlJc w:val="left"/>
+      <w:pPr>
+        <w:tabs>
+          <w:tab w:val="num" w:pos="4320"/>
+        </w:tabs>
+        <w:ind w:left="4320" w:hanging="360"/>
+      </w:pPr>
+      <w:rPr>
+        <w:rFonts w:ascii="Wingdings" w:hAnsi="Wingdings" w:hint="default"/>
+        <w:sz w:val="20"/>
+      </w:rPr>
+    </w:lvl>
+    <w:lvl w:ilvl="6" w:tentative="1">
+      <w:start w:val="1"/>
+      <w:numFmt w:val="bullet"/>
+      <w:lvlText w:val=""/>
+      <w:lvlJc w:val="left"/>
+      <w:pPr>
+        <w:tabs>
+          <w:tab w:val="num" w:pos="5040"/>
+        </w:tabs>
+        <w:ind w:left="5040" w:hanging="360"/>
+      </w:pPr>
+      <w:rPr>
+        <w:rFonts w:ascii="Wingdings" w:hAnsi="Wingdings" w:hint="default"/>
+        <w:sz w:val="20"/>
+      </w:rPr>
+    </w:lvl>
+    <w:lvl w:ilvl="7" w:tentative="1">
+      <w:start w:val="1"/>
+      <w:numFmt w:val="bullet"/>
+      <w:lvlText w:val=""/>
+      <w:lvlJc w:val="left"/>
+      <w:pPr>
+        <w:tabs>
+          <w:tab w:val="num" w:pos="5760"/>
+        </w:tabs>
+        <w:ind w:left="5760" w:hanging="360"/>
+      </w:pPr>
+      <w:rPr>
+        <w:rFonts w:ascii="Wingdings" w:hAnsi="Wingdings" w:hint="default"/>
+        <w:sz w:val="20"/>
+      </w:rPr>
+    </w:lvl>
+    <w:lvl w:ilvl="8" w:tentative="1">
+      <w:start w:val="1"/>
+      <w:numFmt w:val="bullet"/>
+      <w:lvlText w:val=""/>
+      <w:lvlJc w:val="left"/>
+      <w:pPr>
+        <w:tabs>
+          <w:tab w:val="num" w:pos="6480"/>
+        </w:tabs>
+        <w:ind w:left="6480" w:hanging="360"/>
+      </w:pPr>
+      <w:rPr>
+        <w:rFonts w:ascii="Wingdings" w:hAnsi="Wingdings" w:hint="default"/>
+        <w:sz w:val="20"/>
+      </w:rPr>
+    </w:lvl>
+  </w:abstractNum>
+  <w:abstractNum w:abstractNumId="8" w15:restartNumberingAfterBreak="0">
+    <w:nsid w:val="4D5E618C"/>
+    <w:multiLevelType w:val="multilevel"/>
+    <w:tmpl w:val="A9F23474"/>
+    <w:lvl w:ilvl="0">
+      <w:start w:val="1"/>
+      <w:numFmt w:val="bullet"/>
+      <w:lvlText w:val=""/>
+      <w:lvlJc w:val="left"/>
+      <w:pPr>
+        <w:tabs>
+          <w:tab w:val="num" w:pos="720"/>
+        </w:tabs>
+        <w:ind w:left="720" w:hanging="360"/>
+      </w:pPr>
+      <w:rPr>
+        <w:rFonts w:ascii="Symbol" w:hAnsi="Symbol" w:hint="default"/>
+        <w:sz w:val="20"/>
+      </w:rPr>
+    </w:lvl>
+    <w:lvl w:ilvl="1">
+      <w:start w:val="1"/>
+      <w:numFmt w:val="decimal"/>
+      <w:lvlText w:val="%2)"/>
+      <w:lvlJc w:val="left"/>
+      <w:pPr>
+        <w:tabs>
+          <w:tab w:val="num" w:pos="1440"/>
+        </w:tabs>
+        <w:ind w:left="1440" w:hanging="360"/>
+      </w:pPr>
+      <w:rPr>
+        <w:rFonts w:ascii="Times New Roman" w:eastAsiaTheme="minorHAnsi" w:hAnsi="Times New Roman" w:cs="Times New Roman"/>
+        <w:sz w:val="28"/>
+        <w:szCs w:val="40"/>
+      </w:rPr>
+    </w:lvl>
+    <w:lvl w:ilvl="2">
+      <w:start w:val="1"/>
+      <w:numFmt w:val="bullet"/>
+      <w:lvlText w:val=""/>
+      <w:lvlJc w:val="left"/>
+      <w:pPr>
+        <w:tabs>
+          <w:tab w:val="num" w:pos="2160"/>
+        </w:tabs>
+        <w:ind w:left="2160" w:hanging="360"/>
+      </w:pPr>
+      <w:rPr>
+        <w:rFonts w:ascii="Wingdings" w:hAnsi="Wingdings" w:hint="default"/>
+        <w:sz w:val="20"/>
+      </w:rPr>
+    </w:lvl>
+    <w:lvl w:ilvl="3" w:tentative="1">
+      <w:start w:val="1"/>
+      <w:numFmt w:val="bullet"/>
+      <w:lvlText w:val=""/>
+      <w:lvlJc w:val="left"/>
+      <w:pPr>
+        <w:tabs>
+          <w:tab w:val="num" w:pos="2880"/>
+        </w:tabs>
+        <w:ind w:left="2880" w:hanging="360"/>
+      </w:pPr>
+      <w:rPr>
+        <w:rFonts w:ascii="Wingdings" w:hAnsi="Wingdings" w:hint="default"/>
+        <w:sz w:val="20"/>
+      </w:rPr>
+    </w:lvl>
+    <w:lvl w:ilvl="4" w:tentative="1">
+      <w:start w:val="1"/>
+      <w:numFmt w:val="bullet"/>
+      <w:lvlText w:val=""/>
+      <w:lvlJc w:val="left"/>
+      <w:pPr>
+        <w:tabs>
+          <w:tab w:val="num" w:pos="3600"/>
+        </w:tabs>
+        <w:ind w:left="3600" w:hanging="360"/>
+      </w:pPr>
+      <w:rPr>
+        <w:rFonts w:ascii="Wingdings" w:hAnsi="Wingdings" w:hint="default"/>
+        <w:sz w:val="20"/>
+      </w:rPr>
+    </w:lvl>
+    <w:lvl w:ilvl="5" w:tentative="1">
+      <w:start w:val="1"/>
+      <w:numFmt w:val="bullet"/>
+      <w:lvlText w:val=""/>
+      <w:lvlJc w:val="left"/>
+      <w:pPr>
+        <w:tabs>
+          <w:tab w:val="num" w:pos="4320"/>
+        </w:tabs>
+        <w:ind w:left="4320" w:hanging="360"/>
+      </w:pPr>
+      <w:rPr>
+        <w:rFonts w:ascii="Wingdings" w:hAnsi="Wingdings" w:hint="default"/>
+        <w:sz w:val="20"/>
+      </w:rPr>
+    </w:lvl>
+    <w:lvl w:ilvl="6" w:tentative="1">
+      <w:start w:val="1"/>
+      <w:numFmt w:val="bullet"/>
+      <w:lvlText w:val=""/>
+      <w:lvlJc w:val="left"/>
+      <w:pPr>
+        <w:tabs>
+          <w:tab w:val="num" w:pos="5040"/>
+        </w:tabs>
+        <w:ind w:left="5040" w:hanging="360"/>
+      </w:pPr>
+      <w:rPr>
+        <w:rFonts w:ascii="Wingdings" w:hAnsi="Wingdings" w:hint="default"/>
+        <w:sz w:val="20"/>
+      </w:rPr>
+    </w:lvl>
+    <w:lvl w:ilvl="7" w:tentative="1">
+      <w:start w:val="1"/>
+      <w:numFmt w:val="bullet"/>
+      <w:lvlText w:val=""/>
+      <w:lvlJc w:val="left"/>
+      <w:pPr>
+        <w:tabs>
+          <w:tab w:val="num" w:pos="5760"/>
+        </w:tabs>
+        <w:ind w:left="5760" w:hanging="360"/>
+      </w:pPr>
+      <w:rPr>
+        <w:rFonts w:ascii="Wingdings" w:hAnsi="Wingdings" w:hint="default"/>
+        <w:sz w:val="20"/>
+      </w:rPr>
+    </w:lvl>
+    <w:lvl w:ilvl="8" w:tentative="1">
+      <w:start w:val="1"/>
+      <w:numFmt w:val="bullet"/>
+      <w:lvlText w:val=""/>
+      <w:lvlJc w:val="left"/>
+      <w:pPr>
+        <w:tabs>
+          <w:tab w:val="num" w:pos="6480"/>
+        </w:tabs>
+        <w:ind w:left="6480" w:hanging="360"/>
+      </w:pPr>
+      <w:rPr>
+        <w:rFonts w:ascii="Wingdings" w:hAnsi="Wingdings" w:hint="default"/>
+        <w:sz w:val="20"/>
+      </w:rPr>
+    </w:lvl>
+  </w:abstractNum>
+  <w:abstractNum w:abstractNumId="9" w15:restartNumberingAfterBreak="0">
     <w:nsid w:val="4FD97B88"/>
     <w:multiLevelType w:val="hybridMultilevel"/>
     <w:tmpl w:val="A760BE60"/>
@@ -2279,23 +8557,635 @@
       </w:pPr>
     </w:lvl>
   </w:abstractNum>
+  <w:abstractNum w:abstractNumId="10" w15:restartNumberingAfterBreak="0">
+    <w:nsid w:val="66905EFA"/>
+    <w:multiLevelType w:val="hybridMultilevel"/>
+    <w:tmpl w:val="EF86A7C2"/>
+    <w:lvl w:ilvl="0" w:tplc="04190001">
+      <w:start w:val="1"/>
+      <w:numFmt w:val="bullet"/>
+      <w:lvlText w:val=""/>
+      <w:lvlJc w:val="left"/>
+      <w:pPr>
+        <w:ind w:left="1080" w:hanging="360"/>
+      </w:pPr>
+      <w:rPr>
+        <w:rFonts w:ascii="Symbol" w:hAnsi="Symbol" w:hint="default"/>
+      </w:rPr>
+    </w:lvl>
+    <w:lvl w:ilvl="1" w:tplc="04190003" w:tentative="1">
+      <w:start w:val="1"/>
+      <w:numFmt w:val="bullet"/>
+      <w:lvlText w:val="o"/>
+      <w:lvlJc w:val="left"/>
+      <w:pPr>
+        <w:ind w:left="1800" w:hanging="360"/>
+      </w:pPr>
+      <w:rPr>
+        <w:rFonts w:ascii="Courier New" w:hAnsi="Courier New" w:cs="Courier New" w:hint="default"/>
+      </w:rPr>
+    </w:lvl>
+    <w:lvl w:ilvl="2" w:tplc="04190005" w:tentative="1">
+      <w:start w:val="1"/>
+      <w:numFmt w:val="bullet"/>
+      <w:lvlText w:val=""/>
+      <w:lvlJc w:val="left"/>
+      <w:pPr>
+        <w:ind w:left="2520" w:hanging="360"/>
+      </w:pPr>
+      <w:rPr>
+        <w:rFonts w:ascii="Wingdings" w:hAnsi="Wingdings" w:hint="default"/>
+      </w:rPr>
+    </w:lvl>
+    <w:lvl w:ilvl="3" w:tplc="04190001" w:tentative="1">
+      <w:start w:val="1"/>
+      <w:numFmt w:val="bullet"/>
+      <w:lvlText w:val=""/>
+      <w:lvlJc w:val="left"/>
+      <w:pPr>
+        <w:ind w:left="3240" w:hanging="360"/>
+      </w:pPr>
+      <w:rPr>
+        <w:rFonts w:ascii="Symbol" w:hAnsi="Symbol" w:hint="default"/>
+      </w:rPr>
+    </w:lvl>
+    <w:lvl w:ilvl="4" w:tplc="04190003" w:tentative="1">
+      <w:start w:val="1"/>
+      <w:numFmt w:val="bullet"/>
+      <w:lvlText w:val="o"/>
+      <w:lvlJc w:val="left"/>
+      <w:pPr>
+        <w:ind w:left="3960" w:hanging="360"/>
+      </w:pPr>
+      <w:rPr>
+        <w:rFonts w:ascii="Courier New" w:hAnsi="Courier New" w:cs="Courier New" w:hint="default"/>
+      </w:rPr>
+    </w:lvl>
+    <w:lvl w:ilvl="5" w:tplc="04190005" w:tentative="1">
+      <w:start w:val="1"/>
+      <w:numFmt w:val="bullet"/>
+      <w:lvlText w:val=""/>
+      <w:lvlJc w:val="left"/>
+      <w:pPr>
+        <w:ind w:left="4680" w:hanging="360"/>
+      </w:pPr>
+      <w:rPr>
+        <w:rFonts w:ascii="Wingdings" w:hAnsi="Wingdings" w:hint="default"/>
+      </w:rPr>
+    </w:lvl>
+    <w:lvl w:ilvl="6" w:tplc="04190001" w:tentative="1">
+      <w:start w:val="1"/>
+      <w:numFmt w:val="bullet"/>
+      <w:lvlText w:val=""/>
+      <w:lvlJc w:val="left"/>
+      <w:pPr>
+        <w:ind w:left="5400" w:hanging="360"/>
+      </w:pPr>
+      <w:rPr>
+        <w:rFonts w:ascii="Symbol" w:hAnsi="Symbol" w:hint="default"/>
+      </w:rPr>
+    </w:lvl>
+    <w:lvl w:ilvl="7" w:tplc="04190003" w:tentative="1">
+      <w:start w:val="1"/>
+      <w:numFmt w:val="bullet"/>
+      <w:lvlText w:val="o"/>
+      <w:lvlJc w:val="left"/>
+      <w:pPr>
+        <w:ind w:left="6120" w:hanging="360"/>
+      </w:pPr>
+      <w:rPr>
+        <w:rFonts w:ascii="Courier New" w:hAnsi="Courier New" w:cs="Courier New" w:hint="default"/>
+      </w:rPr>
+    </w:lvl>
+    <w:lvl w:ilvl="8" w:tplc="04190005" w:tentative="1">
+      <w:start w:val="1"/>
+      <w:numFmt w:val="bullet"/>
+      <w:lvlText w:val=""/>
+      <w:lvlJc w:val="left"/>
+      <w:pPr>
+        <w:ind w:left="6840" w:hanging="360"/>
+      </w:pPr>
+      <w:rPr>
+        <w:rFonts w:ascii="Wingdings" w:hAnsi="Wingdings" w:hint="default"/>
+      </w:rPr>
+    </w:lvl>
+  </w:abstractNum>
+  <w:abstractNum w:abstractNumId="11" w15:restartNumberingAfterBreak="0">
+    <w:nsid w:val="6760277B"/>
+    <w:multiLevelType w:val="multilevel"/>
+    <w:tmpl w:val="EF424436"/>
+    <w:lvl w:ilvl="0">
+      <w:start w:val="1"/>
+      <w:numFmt w:val="decimal"/>
+      <w:lvlText w:val="%1."/>
+      <w:lvlJc w:val="left"/>
+      <w:pPr>
+        <w:ind w:left="720" w:hanging="360"/>
+      </w:pPr>
+      <w:rPr>
+        <w:rFonts w:hint="default"/>
+      </w:rPr>
+    </w:lvl>
+    <w:lvl w:ilvl="1">
+      <w:start w:val="1"/>
+      <w:numFmt w:val="decimal"/>
+      <w:isLgl/>
+      <w:lvlText w:val="%1.%2."/>
+      <w:lvlJc w:val="left"/>
+      <w:pPr>
+        <w:ind w:left="780" w:hanging="420"/>
+      </w:pPr>
+      <w:rPr>
+        <w:rFonts w:hint="default"/>
+      </w:rPr>
+    </w:lvl>
+    <w:lvl w:ilvl="2">
+      <w:start w:val="1"/>
+      <w:numFmt w:val="decimal"/>
+      <w:isLgl/>
+      <w:lvlText w:val="%1.%2.%3."/>
+      <w:lvlJc w:val="left"/>
+      <w:pPr>
+        <w:ind w:left="1080" w:hanging="720"/>
+      </w:pPr>
+      <w:rPr>
+        <w:rFonts w:hint="default"/>
+      </w:rPr>
+    </w:lvl>
+    <w:lvl w:ilvl="3">
+      <w:start w:val="1"/>
+      <w:numFmt w:val="decimal"/>
+      <w:isLgl/>
+      <w:lvlText w:val="%1.%2.%3.%4."/>
+      <w:lvlJc w:val="left"/>
+      <w:pPr>
+        <w:ind w:left="1080" w:hanging="720"/>
+      </w:pPr>
+      <w:rPr>
+        <w:rFonts w:hint="default"/>
+      </w:rPr>
+    </w:lvl>
+    <w:lvl w:ilvl="4">
+      <w:start w:val="1"/>
+      <w:numFmt w:val="decimal"/>
+      <w:isLgl/>
+      <w:lvlText w:val="%1.%2.%3.%4.%5."/>
+      <w:lvlJc w:val="left"/>
+      <w:pPr>
+        <w:ind w:left="1440" w:hanging="1080"/>
+      </w:pPr>
+      <w:rPr>
+        <w:rFonts w:hint="default"/>
+      </w:rPr>
+    </w:lvl>
+    <w:lvl w:ilvl="5">
+      <w:start w:val="1"/>
+      <w:numFmt w:val="decimal"/>
+      <w:isLgl/>
+      <w:lvlText w:val="%1.%2.%3.%4.%5.%6."/>
+      <w:lvlJc w:val="left"/>
+      <w:pPr>
+        <w:ind w:left="1440" w:hanging="1080"/>
+      </w:pPr>
+      <w:rPr>
+        <w:rFonts w:hint="default"/>
+      </w:rPr>
+    </w:lvl>
+    <w:lvl w:ilvl="6">
+      <w:start w:val="1"/>
+      <w:numFmt w:val="decimal"/>
+      <w:isLgl/>
+      <w:lvlText w:val="%1.%2.%3.%4.%5.%6.%7."/>
+      <w:lvlJc w:val="left"/>
+      <w:pPr>
+        <w:ind w:left="1800" w:hanging="1440"/>
+      </w:pPr>
+      <w:rPr>
+        <w:rFonts w:hint="default"/>
+      </w:rPr>
+    </w:lvl>
+    <w:lvl w:ilvl="7">
+      <w:start w:val="1"/>
+      <w:numFmt w:val="decimal"/>
+      <w:isLgl/>
+      <w:lvlText w:val="%1.%2.%3.%4.%5.%6.%7.%8."/>
+      <w:lvlJc w:val="left"/>
+      <w:pPr>
+        <w:ind w:left="1800" w:hanging="1440"/>
+      </w:pPr>
+      <w:rPr>
+        <w:rFonts w:hint="default"/>
+      </w:rPr>
+    </w:lvl>
+    <w:lvl w:ilvl="8">
+      <w:start w:val="1"/>
+      <w:numFmt w:val="decimal"/>
+      <w:isLgl/>
+      <w:lvlText w:val="%1.%2.%3.%4.%5.%6.%7.%8.%9."/>
+      <w:lvlJc w:val="left"/>
+      <w:pPr>
+        <w:ind w:left="2160" w:hanging="1800"/>
+      </w:pPr>
+      <w:rPr>
+        <w:rFonts w:hint="default"/>
+      </w:rPr>
+    </w:lvl>
+  </w:abstractNum>
+  <w:abstractNum w:abstractNumId="12" w15:restartNumberingAfterBreak="0">
+    <w:nsid w:val="6E5C0BA6"/>
+    <w:multiLevelType w:val="multilevel"/>
+    <w:tmpl w:val="A8D0A5D6"/>
+    <w:lvl w:ilvl="0">
+      <w:start w:val="1"/>
+      <w:numFmt w:val="decimal"/>
+      <w:lvlText w:val="%1."/>
+      <w:lvlJc w:val="left"/>
+      <w:pPr>
+        <w:tabs>
+          <w:tab w:val="num" w:pos="720"/>
+        </w:tabs>
+        <w:ind w:left="720" w:hanging="360"/>
+      </w:pPr>
+    </w:lvl>
+    <w:lvl w:ilvl="1">
+      <w:start w:val="1"/>
+      <w:numFmt w:val="decimal"/>
+      <w:lvlText w:val="%2)"/>
+      <w:lvlJc w:val="left"/>
+      <w:pPr>
+        <w:tabs>
+          <w:tab w:val="num" w:pos="1440"/>
+        </w:tabs>
+        <w:ind w:left="1440" w:hanging="360"/>
+      </w:pPr>
+      <w:rPr>
+        <w:rFonts w:ascii="Times New Roman" w:eastAsiaTheme="minorHAnsi" w:hAnsi="Times New Roman" w:cs="Times New Roman"/>
+        <w:sz w:val="28"/>
+        <w:szCs w:val="40"/>
+      </w:rPr>
+    </w:lvl>
+    <w:lvl w:ilvl="2">
+      <w:start w:val="1"/>
+      <w:numFmt w:val="decimal"/>
+      <w:lvlText w:val="%3)"/>
+      <w:lvlJc w:val="left"/>
+      <w:pPr>
+        <w:ind w:left="2160" w:hanging="360"/>
+      </w:pPr>
+      <w:rPr>
+        <w:rFonts w:hint="default"/>
+      </w:rPr>
+    </w:lvl>
+    <w:lvl w:ilvl="3" w:tentative="1">
+      <w:start w:val="1"/>
+      <w:numFmt w:val="decimal"/>
+      <w:lvlText w:val="%4."/>
+      <w:lvlJc w:val="left"/>
+      <w:pPr>
+        <w:tabs>
+          <w:tab w:val="num" w:pos="2880"/>
+        </w:tabs>
+        <w:ind w:left="2880" w:hanging="360"/>
+      </w:pPr>
+    </w:lvl>
+    <w:lvl w:ilvl="4" w:tentative="1">
+      <w:start w:val="1"/>
+      <w:numFmt w:val="decimal"/>
+      <w:lvlText w:val="%5."/>
+      <w:lvlJc w:val="left"/>
+      <w:pPr>
+        <w:tabs>
+          <w:tab w:val="num" w:pos="3600"/>
+        </w:tabs>
+        <w:ind w:left="3600" w:hanging="360"/>
+      </w:pPr>
+    </w:lvl>
+    <w:lvl w:ilvl="5" w:tentative="1">
+      <w:start w:val="1"/>
+      <w:numFmt w:val="decimal"/>
+      <w:lvlText w:val="%6."/>
+      <w:lvlJc w:val="left"/>
+      <w:pPr>
+        <w:tabs>
+          <w:tab w:val="num" w:pos="4320"/>
+        </w:tabs>
+        <w:ind w:left="4320" w:hanging="360"/>
+      </w:pPr>
+    </w:lvl>
+    <w:lvl w:ilvl="6" w:tentative="1">
+      <w:start w:val="1"/>
+      <w:numFmt w:val="decimal"/>
+      <w:lvlText w:val="%7."/>
+      <w:lvlJc w:val="left"/>
+      <w:pPr>
+        <w:tabs>
+          <w:tab w:val="num" w:pos="5040"/>
+        </w:tabs>
+        <w:ind w:left="5040" w:hanging="360"/>
+      </w:pPr>
+    </w:lvl>
+    <w:lvl w:ilvl="7" w:tentative="1">
+      <w:start w:val="1"/>
+      <w:numFmt w:val="decimal"/>
+      <w:lvlText w:val="%8."/>
+      <w:lvlJc w:val="left"/>
+      <w:pPr>
+        <w:tabs>
+          <w:tab w:val="num" w:pos="5760"/>
+        </w:tabs>
+        <w:ind w:left="5760" w:hanging="360"/>
+      </w:pPr>
+    </w:lvl>
+    <w:lvl w:ilvl="8" w:tentative="1">
+      <w:start w:val="1"/>
+      <w:numFmt w:val="decimal"/>
+      <w:lvlText w:val="%9."/>
+      <w:lvlJc w:val="left"/>
+      <w:pPr>
+        <w:tabs>
+          <w:tab w:val="num" w:pos="6480"/>
+        </w:tabs>
+        <w:ind w:left="6480" w:hanging="360"/>
+      </w:pPr>
+    </w:lvl>
+  </w:abstractNum>
+  <w:abstractNum w:abstractNumId="13" w15:restartNumberingAfterBreak="0">
+    <w:nsid w:val="6F6E2A13"/>
+    <w:multiLevelType w:val="multilevel"/>
+    <w:tmpl w:val="26B8BF0C"/>
+    <w:lvl w:ilvl="0">
+      <w:start w:val="1"/>
+      <w:numFmt w:val="decimal"/>
+      <w:lvlText w:val="%1)"/>
+      <w:lvlJc w:val="left"/>
+      <w:pPr>
+        <w:tabs>
+          <w:tab w:val="num" w:pos="720"/>
+        </w:tabs>
+        <w:ind w:left="720" w:hanging="360"/>
+      </w:pPr>
+      <w:rPr>
+        <w:rFonts w:hint="default"/>
+        <w:sz w:val="28"/>
+        <w:szCs w:val="40"/>
+      </w:rPr>
+    </w:lvl>
+    <w:lvl w:ilvl="1">
+      <w:start w:val="1"/>
+      <w:numFmt w:val="decimal"/>
+      <w:lvlText w:val="%2)"/>
+      <w:lvlJc w:val="left"/>
+      <w:pPr>
+        <w:tabs>
+          <w:tab w:val="num" w:pos="1440"/>
+        </w:tabs>
+        <w:ind w:left="1440" w:hanging="360"/>
+      </w:pPr>
+      <w:rPr>
+        <w:rFonts w:ascii="Times New Roman" w:eastAsiaTheme="minorHAnsi" w:hAnsi="Times New Roman" w:cs="Times New Roman" w:hint="default"/>
+        <w:sz w:val="20"/>
+      </w:rPr>
+    </w:lvl>
+    <w:lvl w:ilvl="2">
+      <w:start w:val="1"/>
+      <w:numFmt w:val="decimal"/>
+      <w:lvlText w:val="%3)"/>
+      <w:lvlJc w:val="left"/>
+      <w:pPr>
+        <w:ind w:left="2160" w:hanging="360"/>
+      </w:pPr>
+      <w:rPr>
+        <w:rFonts w:hint="default"/>
+        <w:sz w:val="20"/>
+      </w:rPr>
+    </w:lvl>
+    <w:lvl w:ilvl="3" w:tentative="1">
+      <w:start w:val="1"/>
+      <w:numFmt w:val="decimal"/>
+      <w:lvlText w:val="%4."/>
+      <w:lvlJc w:val="left"/>
+      <w:pPr>
+        <w:tabs>
+          <w:tab w:val="num" w:pos="2880"/>
+        </w:tabs>
+        <w:ind w:left="2880" w:hanging="360"/>
+      </w:pPr>
+      <w:rPr>
+        <w:rFonts w:hint="default"/>
+        <w:sz w:val="20"/>
+      </w:rPr>
+    </w:lvl>
+    <w:lvl w:ilvl="4" w:tentative="1">
+      <w:start w:val="1"/>
+      <w:numFmt w:val="decimal"/>
+      <w:lvlText w:val="%5."/>
+      <w:lvlJc w:val="left"/>
+      <w:pPr>
+        <w:tabs>
+          <w:tab w:val="num" w:pos="3600"/>
+        </w:tabs>
+        <w:ind w:left="3600" w:hanging="360"/>
+      </w:pPr>
+      <w:rPr>
+        <w:rFonts w:hint="default"/>
+        <w:sz w:val="20"/>
+      </w:rPr>
+    </w:lvl>
+    <w:lvl w:ilvl="5" w:tentative="1">
+      <w:start w:val="1"/>
+      <w:numFmt w:val="decimal"/>
+      <w:lvlText w:val="%6."/>
+      <w:lvlJc w:val="left"/>
+      <w:pPr>
+        <w:tabs>
+          <w:tab w:val="num" w:pos="4320"/>
+        </w:tabs>
+        <w:ind w:left="4320" w:hanging="360"/>
+      </w:pPr>
+      <w:rPr>
+        <w:rFonts w:hint="default"/>
+        <w:sz w:val="20"/>
+      </w:rPr>
+    </w:lvl>
+    <w:lvl w:ilvl="6" w:tentative="1">
+      <w:start w:val="1"/>
+      <w:numFmt w:val="decimal"/>
+      <w:lvlText w:val="%7."/>
+      <w:lvlJc w:val="left"/>
+      <w:pPr>
+        <w:tabs>
+          <w:tab w:val="num" w:pos="5040"/>
+        </w:tabs>
+        <w:ind w:left="5040" w:hanging="360"/>
+      </w:pPr>
+      <w:rPr>
+        <w:rFonts w:hint="default"/>
+        <w:sz w:val="20"/>
+      </w:rPr>
+    </w:lvl>
+    <w:lvl w:ilvl="7" w:tentative="1">
+      <w:start w:val="1"/>
+      <w:numFmt w:val="decimal"/>
+      <w:lvlText w:val="%8."/>
+      <w:lvlJc w:val="left"/>
+      <w:pPr>
+        <w:tabs>
+          <w:tab w:val="num" w:pos="5760"/>
+        </w:tabs>
+        <w:ind w:left="5760" w:hanging="360"/>
+      </w:pPr>
+      <w:rPr>
+        <w:rFonts w:hint="default"/>
+        <w:sz w:val="20"/>
+      </w:rPr>
+    </w:lvl>
+    <w:lvl w:ilvl="8" w:tentative="1">
+      <w:start w:val="1"/>
+      <w:numFmt w:val="decimal"/>
+      <w:lvlText w:val="%9."/>
+      <w:lvlJc w:val="left"/>
+      <w:pPr>
+        <w:tabs>
+          <w:tab w:val="num" w:pos="6480"/>
+        </w:tabs>
+        <w:ind w:left="6480" w:hanging="360"/>
+      </w:pPr>
+      <w:rPr>
+        <w:rFonts w:hint="default"/>
+        <w:sz w:val="20"/>
+      </w:rPr>
+    </w:lvl>
+  </w:abstractNum>
+  <w:abstractNum w:abstractNumId="14" w15:restartNumberingAfterBreak="0">
+    <w:nsid w:val="728822E4"/>
+    <w:multiLevelType w:val="hybridMultilevel"/>
+    <w:tmpl w:val="90EC504A"/>
+    <w:lvl w:ilvl="0" w:tplc="04190011">
+      <w:start w:val="1"/>
+      <w:numFmt w:val="decimal"/>
+      <w:lvlText w:val="%1)"/>
+      <w:lvlJc w:val="left"/>
+      <w:pPr>
+        <w:ind w:left="1080" w:hanging="360"/>
+      </w:pPr>
+    </w:lvl>
+    <w:lvl w:ilvl="1" w:tplc="04190019" w:tentative="1">
+      <w:start w:val="1"/>
+      <w:numFmt w:val="lowerLetter"/>
+      <w:lvlText w:val="%2."/>
+      <w:lvlJc w:val="left"/>
+      <w:pPr>
+        <w:ind w:left="1800" w:hanging="360"/>
+      </w:pPr>
+    </w:lvl>
+    <w:lvl w:ilvl="2" w:tplc="0419001B" w:tentative="1">
+      <w:start w:val="1"/>
+      <w:numFmt w:val="lowerRoman"/>
+      <w:lvlText w:val="%3."/>
+      <w:lvlJc w:val="right"/>
+      <w:pPr>
+        <w:ind w:left="2520" w:hanging="180"/>
+      </w:pPr>
+    </w:lvl>
+    <w:lvl w:ilvl="3" w:tplc="0419000F" w:tentative="1">
+      <w:start w:val="1"/>
+      <w:numFmt w:val="decimal"/>
+      <w:lvlText w:val="%4."/>
+      <w:lvlJc w:val="left"/>
+      <w:pPr>
+        <w:ind w:left="3240" w:hanging="360"/>
+      </w:pPr>
+    </w:lvl>
+    <w:lvl w:ilvl="4" w:tplc="04190019" w:tentative="1">
+      <w:start w:val="1"/>
+      <w:numFmt w:val="lowerLetter"/>
+      <w:lvlText w:val="%5."/>
+      <w:lvlJc w:val="left"/>
+      <w:pPr>
+        <w:ind w:left="3960" w:hanging="360"/>
+      </w:pPr>
+    </w:lvl>
+    <w:lvl w:ilvl="5" w:tplc="0419001B" w:tentative="1">
+      <w:start w:val="1"/>
+      <w:numFmt w:val="lowerRoman"/>
+      <w:lvlText w:val="%6."/>
+      <w:lvlJc w:val="right"/>
+      <w:pPr>
+        <w:ind w:left="4680" w:hanging="180"/>
+      </w:pPr>
+    </w:lvl>
+    <w:lvl w:ilvl="6" w:tplc="0419000F" w:tentative="1">
+      <w:start w:val="1"/>
+      <w:numFmt w:val="decimal"/>
+      <w:lvlText w:val="%7."/>
+      <w:lvlJc w:val="left"/>
+      <w:pPr>
+        <w:ind w:left="5400" w:hanging="360"/>
+      </w:pPr>
+    </w:lvl>
+    <w:lvl w:ilvl="7" w:tplc="04190019" w:tentative="1">
+      <w:start w:val="1"/>
+      <w:numFmt w:val="lowerLetter"/>
+      <w:lvlText w:val="%8."/>
+      <w:lvlJc w:val="left"/>
+      <w:pPr>
+        <w:ind w:left="6120" w:hanging="360"/>
+      </w:pPr>
+    </w:lvl>
+    <w:lvl w:ilvl="8" w:tplc="0419001B" w:tentative="1">
+      <w:start w:val="1"/>
+      <w:numFmt w:val="lowerRoman"/>
+      <w:lvlText w:val="%9."/>
+      <w:lvlJc w:val="right"/>
+      <w:pPr>
+        <w:ind w:left="6840" w:hanging="180"/>
+      </w:pPr>
+    </w:lvl>
+  </w:abstractNum>
   <w:num w:numId="1" w16cid:durableId="1095050528">
-    <w:abstractNumId w:val="1"/>
-    <w:lvlOverride w:ilvl="0"/>
-    <w:lvlOverride w:ilvl="1"/>
-    <w:lvlOverride w:ilvl="2"/>
-    <w:lvlOverride w:ilvl="3"/>
-    <w:lvlOverride w:ilvl="4"/>
-    <w:lvlOverride w:ilvl="5"/>
-    <w:lvlOverride w:ilvl="6"/>
-    <w:lvlOverride w:ilvl="7"/>
-    <w:lvlOverride w:ilvl="8"/>
+    <w:abstractNumId w:val="5"/>
   </w:num>
   <w:num w:numId="2" w16cid:durableId="1161234627">
+    <w:abstractNumId w:val="9"/>
+  </w:num>
+  <w:num w:numId="3" w16cid:durableId="328485775">
+    <w:abstractNumId w:val="3"/>
+  </w:num>
+  <w:num w:numId="4" w16cid:durableId="1019502082">
     <w:abstractNumId w:val="2"/>
   </w:num>
-  <w:num w:numId="3" w16cid:durableId="328485775">
+  <w:num w:numId="5" w16cid:durableId="730422807">
+    <w:abstractNumId w:val="7"/>
+  </w:num>
+  <w:num w:numId="6" w16cid:durableId="413165309">
+    <w:abstractNumId w:val="11"/>
+  </w:num>
+  <w:num w:numId="7" w16cid:durableId="926966295">
+    <w:abstractNumId w:val="1"/>
+  </w:num>
+  <w:num w:numId="8" w16cid:durableId="1873154812">
+    <w:abstractNumId w:val="8"/>
+  </w:num>
+  <w:num w:numId="9" w16cid:durableId="2129548647">
+    <w:abstractNumId w:val="12"/>
+  </w:num>
+  <w:num w:numId="10" w16cid:durableId="143550296">
     <w:abstractNumId w:val="0"/>
+  </w:num>
+  <w:num w:numId="11" w16cid:durableId="732047725">
+    <w:abstractNumId w:val="10"/>
+  </w:num>
+  <w:num w:numId="12" w16cid:durableId="451828427">
+    <w:abstractNumId w:val="14"/>
+  </w:num>
+  <w:num w:numId="13" w16cid:durableId="8723988">
+    <w:abstractNumId w:val="4"/>
+  </w:num>
+  <w:num w:numId="14" w16cid:durableId="2077585277">
+    <w:abstractNumId w:val="6"/>
+  </w:num>
+  <w:num w:numId="15" w16cid:durableId="1054040559">
+    <w:abstractNumId w:val="13"/>
   </w:num>
 </w:numbering>
 </file>

--- a/docs/Паспорт_GeoPoint.docx
+++ b/docs/Паспорт_GeoPoint.docx
@@ -54,8 +54,8 @@
         <w:tblLook w:val="04A0" w:firstRow="1" w:lastRow="0" w:firstColumn="1" w:lastColumn="0" w:noHBand="0" w:noVBand="1"/>
       </w:tblPr>
       <w:tblGrid>
-        <w:gridCol w:w="2800"/>
-        <w:gridCol w:w="6838"/>
+        <w:gridCol w:w="1989"/>
+        <w:gridCol w:w="7649"/>
       </w:tblGrid>
       <w:tr>
         <w:trPr>
@@ -63,7 +63,7 @@
         </w:trPr>
         <w:tc>
           <w:tcPr>
-            <w:tcW w:w="2800" w:type="dxa"/>
+            <w:tcW w:w="0" w:type="auto"/>
             <w:tcBorders>
               <w:top w:val="single" w:sz="4" w:space="0" w:color="808080"/>
               <w:left w:val="single" w:sz="4" w:space="0" w:color="808080"/>
@@ -81,6 +81,7 @@
           </w:tcPr>
           <w:p>
             <w:pPr>
+              <w:jc w:val="both"/>
               <w:rPr>
                 <w:rFonts w:ascii="Times New Roman" w:hAnsi="Times New Roman" w:cs="Times New Roman"/>
               </w:rPr>
@@ -97,7 +98,7 @@
         </w:tc>
         <w:tc>
           <w:tcPr>
-            <w:tcW w:w="6838" w:type="dxa"/>
+            <w:tcW w:w="0" w:type="auto"/>
             <w:tcBorders>
               <w:top w:val="single" w:sz="4" w:space="0" w:color="808080"/>
               <w:left w:val="single" w:sz="4" w:space="0" w:color="808080"/>
@@ -115,6 +116,7 @@
           </w:tcPr>
           <w:p>
             <w:pPr>
+              <w:jc w:val="both"/>
               <w:rPr>
                 <w:rFonts w:ascii="Times New Roman" w:hAnsi="Times New Roman" w:cs="Times New Roman"/>
               </w:rPr>
@@ -134,7 +136,7 @@
         </w:trPr>
         <w:tc>
           <w:tcPr>
-            <w:tcW w:w="2800" w:type="dxa"/>
+            <w:tcW w:w="0" w:type="auto"/>
             <w:tcBorders>
               <w:top w:val="single" w:sz="4" w:space="0" w:color="808080"/>
               <w:left w:val="single" w:sz="4" w:space="0" w:color="808080"/>
@@ -152,6 +154,7 @@
           </w:tcPr>
           <w:p>
             <w:pPr>
+              <w:jc w:val="both"/>
               <w:rPr>
                 <w:rFonts w:ascii="Times New Roman" w:hAnsi="Times New Roman" w:cs="Times New Roman"/>
               </w:rPr>
@@ -168,7 +171,7 @@
         </w:tc>
         <w:tc>
           <w:tcPr>
-            <w:tcW w:w="6838" w:type="dxa"/>
+            <w:tcW w:w="0" w:type="auto"/>
             <w:tcBorders>
               <w:top w:val="single" w:sz="4" w:space="0" w:color="808080"/>
               <w:left w:val="single" w:sz="4" w:space="0" w:color="808080"/>
@@ -186,6 +189,7 @@
           </w:tcPr>
           <w:p>
             <w:pPr>
+              <w:jc w:val="both"/>
               <w:rPr>
                 <w:rFonts w:ascii="Times New Roman" w:hAnsi="Times New Roman" w:cs="Times New Roman"/>
               </w:rPr>
@@ -205,7 +209,7 @@
         </w:trPr>
         <w:tc>
           <w:tcPr>
-            <w:tcW w:w="2800" w:type="dxa"/>
+            <w:tcW w:w="0" w:type="auto"/>
             <w:tcBorders>
               <w:top w:val="single" w:sz="4" w:space="0" w:color="808080"/>
               <w:left w:val="single" w:sz="4" w:space="0" w:color="808080"/>
@@ -223,6 +227,7 @@
           </w:tcPr>
           <w:p>
             <w:pPr>
+              <w:jc w:val="both"/>
               <w:rPr>
                 <w:rFonts w:ascii="Times New Roman" w:hAnsi="Times New Roman" w:cs="Times New Roman"/>
               </w:rPr>
@@ -239,7 +244,7 @@
         </w:tc>
         <w:tc>
           <w:tcPr>
-            <w:tcW w:w="6838" w:type="dxa"/>
+            <w:tcW w:w="0" w:type="auto"/>
             <w:tcBorders>
               <w:top w:val="single" w:sz="4" w:space="0" w:color="808080"/>
               <w:left w:val="single" w:sz="4" w:space="0" w:color="808080"/>
@@ -257,6 +262,7 @@
           </w:tcPr>
           <w:p>
             <w:pPr>
+              <w:jc w:val="both"/>
               <w:rPr>
                 <w:rFonts w:ascii="Times New Roman" w:hAnsi="Times New Roman" w:cs="Times New Roman"/>
               </w:rPr>
@@ -273,12 +279,13 @@
     </w:tbl>
     <w:p>
       <w:pPr>
-        <w:pStyle w:val="a7"/>
+        <w:pStyle w:val="a9"/>
         <w:numPr>
           <w:ilvl w:val="0"/>
-          <w:numId w:val="3"/>
+          <w:numId w:val="13"/>
         </w:numPr>
         <w:spacing w:before="240" w:after="0"/>
+        <w:jc w:val="both"/>
         <w:rPr>
           <w:rFonts w:ascii="Times New Roman" w:hAnsi="Times New Roman" w:cs="Times New Roman"/>
           <w:b/>
@@ -297,6 +304,7 @@
     <w:p>
       <w:pPr>
         <w:ind w:firstLine="360"/>
+        <w:jc w:val="both"/>
         <w:rPr>
           <w:rFonts w:ascii="Times New Roman" w:hAnsi="Times New Roman" w:cs="Times New Roman"/>
           <w:b/>
@@ -309,15 +317,7 @@
           <w:b/>
           <w:bCs/>
         </w:rPr>
-        <w:t>Предпосылки</w:t>
-      </w:r>
-      <w:r>
-        <w:rPr>
-          <w:rFonts w:ascii="Times New Roman" w:hAnsi="Times New Roman" w:cs="Times New Roman"/>
-          <w:b/>
-          <w:bCs/>
-        </w:rPr>
-        <w:t xml:space="preserve">: </w:t>
+        <w:t xml:space="preserve">Предпосылки: </w:t>
       </w:r>
       <w:r>
         <w:rPr>
@@ -330,6 +330,7 @@
       <w:pPr>
         <w:spacing w:after="0"/>
         <w:ind w:firstLine="360"/>
+        <w:jc w:val="both"/>
         <w:rPr>
           <w:rFonts w:ascii="Times New Roman" w:hAnsi="Times New Roman" w:cs="Times New Roman"/>
           <w:b/>
@@ -342,23 +343,7 @@
           <w:b/>
           <w:bCs/>
         </w:rPr>
-        <w:t>Идея и подход</w:t>
-      </w:r>
-      <w:r>
-        <w:rPr>
-          <w:rFonts w:ascii="Times New Roman" w:hAnsi="Times New Roman" w:cs="Times New Roman"/>
-          <w:b/>
-          <w:bCs/>
-        </w:rPr>
-        <w:t>:</w:t>
-      </w:r>
-      <w:r>
-        <w:rPr>
-          <w:rFonts w:ascii="Times New Roman" w:hAnsi="Times New Roman" w:cs="Times New Roman"/>
-          <w:b/>
-          <w:bCs/>
-        </w:rPr>
-        <w:t xml:space="preserve"> </w:t>
+        <w:t xml:space="preserve">Идея и подход: </w:t>
       </w:r>
       <w:proofErr w:type="spellStart"/>
       <w:r>
@@ -378,6 +363,7 @@
     <w:p>
       <w:pPr>
         <w:ind w:firstLine="708"/>
+        <w:jc w:val="both"/>
         <w:rPr>
           <w:rFonts w:ascii="Times New Roman" w:hAnsi="Times New Roman" w:cs="Times New Roman"/>
         </w:rPr>
@@ -392,6 +378,7 @@
     <w:p>
       <w:pPr>
         <w:ind w:firstLine="360"/>
+        <w:jc w:val="both"/>
         <w:rPr>
           <w:rFonts w:ascii="Times New Roman" w:hAnsi="Times New Roman" w:cs="Times New Roman"/>
           <w:b/>
@@ -404,23 +391,7 @@
           <w:b/>
           <w:bCs/>
         </w:rPr>
-        <w:t>Аналог</w:t>
-      </w:r>
-      <w:r>
-        <w:rPr>
-          <w:rFonts w:ascii="Times New Roman" w:hAnsi="Times New Roman" w:cs="Times New Roman"/>
-          <w:b/>
-          <w:bCs/>
-        </w:rPr>
-        <w:t>и:</w:t>
-      </w:r>
-      <w:r>
-        <w:rPr>
-          <w:rFonts w:ascii="Times New Roman" w:hAnsi="Times New Roman" w:cs="Times New Roman"/>
-          <w:b/>
-          <w:bCs/>
-        </w:rPr>
-        <w:t xml:space="preserve"> </w:t>
+        <w:t xml:space="preserve">Аналоги: </w:t>
       </w:r>
       <w:proofErr w:type="spellStart"/>
       <w:r>
@@ -454,6 +425,7 @@
     <w:p>
       <w:pPr>
         <w:ind w:firstLine="360"/>
+        <w:jc w:val="both"/>
         <w:rPr>
           <w:rFonts w:ascii="Times New Roman" w:hAnsi="Times New Roman" w:cs="Times New Roman"/>
         </w:rPr>
@@ -464,23 +436,7 @@
           <w:b/>
           <w:bCs/>
         </w:rPr>
-        <w:t>Текущее состояние</w:t>
-      </w:r>
-      <w:r>
-        <w:rPr>
-          <w:rFonts w:ascii="Times New Roman" w:hAnsi="Times New Roman" w:cs="Times New Roman"/>
-          <w:b/>
-          <w:bCs/>
-        </w:rPr>
-        <w:t>:</w:t>
-      </w:r>
-      <w:r>
-        <w:rPr>
-          <w:rFonts w:ascii="Times New Roman" w:hAnsi="Times New Roman" w:cs="Times New Roman"/>
-          <w:b/>
-          <w:bCs/>
-        </w:rPr>
-        <w:t xml:space="preserve"> </w:t>
+        <w:t xml:space="preserve">Текущее состояние: </w:t>
       </w:r>
       <w:r>
         <w:rPr>
@@ -491,12 +447,13 @@
     </w:p>
     <w:p>
       <w:pPr>
-        <w:pStyle w:val="a7"/>
+        <w:pStyle w:val="a9"/>
         <w:numPr>
           <w:ilvl w:val="0"/>
-          <w:numId w:val="3"/>
+          <w:numId w:val="13"/>
         </w:numPr>
         <w:spacing w:after="0"/>
+        <w:jc w:val="both"/>
         <w:rPr>
           <w:rFonts w:ascii="Times New Roman" w:hAnsi="Times New Roman" w:cs="Times New Roman"/>
           <w:b/>
@@ -515,6 +472,7 @@
     <w:p>
       <w:pPr>
         <w:ind w:firstLine="360"/>
+        <w:jc w:val="both"/>
         <w:rPr>
           <w:rFonts w:ascii="Times New Roman" w:hAnsi="Times New Roman" w:cs="Times New Roman"/>
           <w:b/>
@@ -525,13 +483,7 @@
         <w:rPr>
           <w:rFonts w:ascii="Times New Roman" w:hAnsi="Times New Roman" w:cs="Times New Roman"/>
         </w:rPr>
-        <w:t>Р</w:t>
-      </w:r>
-      <w:r>
-        <w:rPr>
-          <w:rFonts w:ascii="Times New Roman" w:hAnsi="Times New Roman" w:cs="Times New Roman"/>
-        </w:rPr>
-        <w:t xml:space="preserve">азработать и запустить в тестовую эксплуатацию веб-сервис </w:t>
+        <w:t xml:space="preserve">Разработать и запустить в тестовую эксплуатацию веб-сервис </w:t>
       </w:r>
       <w:proofErr w:type="spellStart"/>
       <w:r>
@@ -545,40 +497,17 @@
         <w:rPr>
           <w:rFonts w:ascii="Times New Roman" w:hAnsi="Times New Roman" w:cs="Times New Roman"/>
         </w:rPr>
-        <w:t>, объединяющий людей через посещение местных заведений</w:t>
-      </w:r>
-      <w:r>
-        <w:rPr>
-          <w:rFonts w:ascii="Times New Roman" w:hAnsi="Times New Roman" w:cs="Times New Roman"/>
-        </w:rPr>
-        <w:t>.</w:t>
-      </w:r>
-      <w:r>
-        <w:rPr>
-          <w:rFonts w:ascii="Times New Roman" w:hAnsi="Times New Roman" w:cs="Times New Roman"/>
-        </w:rPr>
-        <w:t xml:space="preserve"> </w:t>
-      </w:r>
-      <w:r>
-        <w:rPr>
-          <w:rFonts w:ascii="Times New Roman" w:hAnsi="Times New Roman" w:cs="Times New Roman"/>
-        </w:rPr>
-        <w:t>С</w:t>
-      </w:r>
-      <w:r>
-        <w:rPr>
-          <w:rFonts w:ascii="Times New Roman" w:hAnsi="Times New Roman" w:cs="Times New Roman"/>
-        </w:rPr>
-        <w:t xml:space="preserve"> картой заведений не менее чем с трёх улиц, отметками посещений, отзывами только от посетивших и системой достижений.</w:t>
+        <w:t>, объединяющий людей через посещение местных заведений. С картой заведений не менее чем с трёх улиц, отметками посещений, отзывами только от посетивших и системой достижений.</w:t>
       </w:r>
     </w:p>
     <w:p>
       <w:pPr>
-        <w:pStyle w:val="a7"/>
+        <w:pStyle w:val="a9"/>
         <w:numPr>
           <w:ilvl w:val="0"/>
-          <w:numId w:val="3"/>
+          <w:numId w:val="13"/>
         </w:numPr>
+        <w:jc w:val="both"/>
         <w:rPr>
           <w:rFonts w:ascii="Times New Roman" w:hAnsi="Times New Roman" w:cs="Times New Roman"/>
           <w:b/>
@@ -597,6 +526,7 @@
     <w:p>
       <w:pPr>
         <w:ind w:firstLine="360"/>
+        <w:jc w:val="both"/>
         <w:rPr>
           <w:rFonts w:ascii="Times New Roman" w:hAnsi="Times New Roman" w:cs="Times New Roman"/>
         </w:rPr>
@@ -607,86 +537,23 @@
           <w:b/>
           <w:bCs/>
         </w:rPr>
-        <w:t>Выгоды</w:t>
-      </w:r>
-      <w:r>
-        <w:rPr>
-          <w:rFonts w:ascii="Times New Roman" w:hAnsi="Times New Roman" w:cs="Times New Roman"/>
-          <w:b/>
-          <w:bCs/>
-        </w:rPr>
-        <w:t>:</w:t>
-      </w:r>
-      <w:r>
-        <w:rPr>
-          <w:rFonts w:ascii="Times New Roman" w:hAnsi="Times New Roman" w:cs="Times New Roman"/>
-          <w:b/>
-          <w:bCs/>
-        </w:rPr>
-        <w:t xml:space="preserve"> </w:t>
-      </w:r>
-      <w:r>
-        <w:rPr>
-          <w:rFonts w:ascii="Times New Roman" w:hAnsi="Times New Roman" w:cs="Times New Roman"/>
-        </w:rPr>
-        <w:t xml:space="preserve">Пользователям </w:t>
-      </w:r>
-      <w:r>
-        <w:rPr>
-          <w:rFonts w:ascii="Times New Roman" w:hAnsi="Times New Roman" w:cs="Times New Roman"/>
-        </w:rPr>
-        <w:t>-</w:t>
-      </w:r>
-      <w:r>
-        <w:rPr>
-          <w:rFonts w:ascii="Times New Roman" w:hAnsi="Times New Roman" w:cs="Times New Roman"/>
-        </w:rPr>
-        <w:t xml:space="preserve"> повод для живого общения и достоверные отзывы. Заведениям </w:t>
-      </w:r>
-      <w:r>
-        <w:rPr>
-          <w:rFonts w:ascii="Times New Roman" w:hAnsi="Times New Roman" w:cs="Times New Roman"/>
-        </w:rPr>
-        <w:t>-</w:t>
-      </w:r>
-      <w:r>
-        <w:rPr>
-          <w:rFonts w:ascii="Times New Roman" w:hAnsi="Times New Roman" w:cs="Times New Roman"/>
-        </w:rPr>
-        <w:t xml:space="preserve"> приток посетителей. Финансовая выгода по завершении проекта не предусмотрена</w:t>
-      </w:r>
-      <w:r>
-        <w:rPr>
-          <w:rFonts w:ascii="Times New Roman" w:hAnsi="Times New Roman" w:cs="Times New Roman"/>
-        </w:rPr>
-        <w:t>.</w:t>
-      </w:r>
-      <w:r>
-        <w:rPr>
-          <w:rFonts w:ascii="Times New Roman" w:hAnsi="Times New Roman" w:cs="Times New Roman"/>
-        </w:rPr>
-        <w:t xml:space="preserve"> </w:t>
-      </w:r>
-      <w:r>
-        <w:rPr>
-          <w:rFonts w:ascii="Times New Roman" w:hAnsi="Times New Roman" w:cs="Times New Roman"/>
-        </w:rPr>
-        <w:t>В</w:t>
-      </w:r>
-      <w:r>
-        <w:rPr>
-          <w:rFonts w:ascii="Times New Roman" w:hAnsi="Times New Roman" w:cs="Times New Roman"/>
-        </w:rPr>
-        <w:t xml:space="preserve"> перспективе возможна реклама без влияния на рейтинг заведений.</w:t>
+        <w:t xml:space="preserve">Выгоды: </w:t>
+      </w:r>
+      <w:r>
+        <w:rPr>
+          <w:rFonts w:ascii="Times New Roman" w:hAnsi="Times New Roman" w:cs="Times New Roman"/>
+        </w:rPr>
+        <w:t>Пользователям - повод для живого общения и достоверные отзывы. Заведениям - приток посетителей. Финансовая выгода по завершении проекта не предусмотрена. В перспективе возможна реклама без влияния на рейтинг заведений.</w:t>
       </w:r>
     </w:p>
     <w:p>
       <w:pPr>
-        <w:pStyle w:val="a7"/>
+        <w:pStyle w:val="a9"/>
         <w:numPr>
           <w:ilvl w:val="0"/>
-          <w:numId w:val="3"/>
+          <w:numId w:val="13"/>
         </w:numPr>
+        <w:jc w:val="both"/>
         <w:rPr>
           <w:rFonts w:ascii="Times New Roman" w:hAnsi="Times New Roman" w:cs="Times New Roman"/>
           <w:b/>
@@ -720,8 +587,8 @@
         <w:tblLook w:val="04A0" w:firstRow="1" w:lastRow="0" w:firstColumn="1" w:lastColumn="0" w:noHBand="0" w:noVBand="1"/>
       </w:tblPr>
       <w:tblGrid>
-        <w:gridCol w:w="700"/>
-        <w:gridCol w:w="8938"/>
+        <w:gridCol w:w="462"/>
+        <w:gridCol w:w="9176"/>
       </w:tblGrid>
       <w:tr>
         <w:trPr>
@@ -729,7 +596,7 @@
         </w:trPr>
         <w:tc>
           <w:tcPr>
-            <w:tcW w:w="700" w:type="dxa"/>
+            <w:tcW w:w="0" w:type="auto"/>
             <w:tcBorders>
               <w:top w:val="single" w:sz="4" w:space="0" w:color="808080"/>
               <w:left w:val="single" w:sz="4" w:space="0" w:color="808080"/>
@@ -748,6 +615,7 @@
           </w:tcPr>
           <w:p>
             <w:pPr>
+              <w:jc w:val="both"/>
               <w:rPr>
                 <w:rFonts w:ascii="Times New Roman" w:hAnsi="Times New Roman" w:cs="Times New Roman"/>
               </w:rPr>
@@ -764,7 +632,7 @@
         </w:tc>
         <w:tc>
           <w:tcPr>
-            <w:tcW w:w="8938" w:type="dxa"/>
+            <w:tcW w:w="0" w:type="auto"/>
             <w:tcBorders>
               <w:top w:val="single" w:sz="4" w:space="0" w:color="808080"/>
               <w:left w:val="single" w:sz="4" w:space="0" w:color="808080"/>
@@ -783,6 +651,7 @@
           </w:tcPr>
           <w:p>
             <w:pPr>
+              <w:jc w:val="both"/>
               <w:rPr>
                 <w:rFonts w:ascii="Times New Roman" w:hAnsi="Times New Roman" w:cs="Times New Roman"/>
               </w:rPr>
@@ -804,7 +673,7 @@
         </w:trPr>
         <w:tc>
           <w:tcPr>
-            <w:tcW w:w="700" w:type="dxa"/>
+            <w:tcW w:w="0" w:type="auto"/>
             <w:tcBorders>
               <w:top w:val="single" w:sz="4" w:space="0" w:color="808080"/>
               <w:left w:val="single" w:sz="4" w:space="0" w:color="808080"/>
@@ -822,6 +691,7 @@
           </w:tcPr>
           <w:p>
             <w:pPr>
+              <w:jc w:val="both"/>
               <w:rPr>
                 <w:rFonts w:ascii="Times New Roman" w:hAnsi="Times New Roman" w:cs="Times New Roman"/>
               </w:rPr>
@@ -836,7 +706,7 @@
         </w:tc>
         <w:tc>
           <w:tcPr>
-            <w:tcW w:w="8938" w:type="dxa"/>
+            <w:tcW w:w="0" w:type="auto"/>
             <w:tcBorders>
               <w:top w:val="single" w:sz="4" w:space="0" w:color="808080"/>
               <w:left w:val="single" w:sz="4" w:space="0" w:color="808080"/>
@@ -854,6 +724,7 @@
           </w:tcPr>
           <w:p>
             <w:pPr>
+              <w:jc w:val="both"/>
               <w:rPr>
                 <w:rFonts w:ascii="Times New Roman" w:hAnsi="Times New Roman" w:cs="Times New Roman"/>
               </w:rPr>
@@ -887,7 +758,7 @@
         </w:trPr>
         <w:tc>
           <w:tcPr>
-            <w:tcW w:w="700" w:type="dxa"/>
+            <w:tcW w:w="0" w:type="auto"/>
             <w:tcBorders>
               <w:top w:val="single" w:sz="4" w:space="0" w:color="808080"/>
               <w:left w:val="single" w:sz="4" w:space="0" w:color="808080"/>
@@ -905,6 +776,7 @@
           </w:tcPr>
           <w:p>
             <w:pPr>
+              <w:jc w:val="both"/>
               <w:rPr>
                 <w:rFonts w:ascii="Times New Roman" w:hAnsi="Times New Roman" w:cs="Times New Roman"/>
               </w:rPr>
@@ -913,14 +785,13 @@
               <w:rPr>
                 <w:rFonts w:ascii="Times New Roman" w:hAnsi="Times New Roman" w:cs="Times New Roman"/>
               </w:rPr>
-              <w:lastRenderedPageBreak/>
               <w:t>2</w:t>
             </w:r>
           </w:p>
         </w:tc>
         <w:tc>
           <w:tcPr>
-            <w:tcW w:w="8938" w:type="dxa"/>
+            <w:tcW w:w="0" w:type="auto"/>
             <w:tcBorders>
               <w:top w:val="single" w:sz="4" w:space="0" w:color="808080"/>
               <w:left w:val="single" w:sz="4" w:space="0" w:color="808080"/>
@@ -938,6 +809,7 @@
           </w:tcPr>
           <w:p>
             <w:pPr>
+              <w:jc w:val="both"/>
               <w:rPr>
                 <w:rFonts w:ascii="Times New Roman" w:hAnsi="Times New Roman" w:cs="Times New Roman"/>
               </w:rPr>
@@ -957,7 +829,7 @@
         </w:trPr>
         <w:tc>
           <w:tcPr>
-            <w:tcW w:w="700" w:type="dxa"/>
+            <w:tcW w:w="0" w:type="auto"/>
             <w:tcBorders>
               <w:top w:val="single" w:sz="4" w:space="0" w:color="808080"/>
               <w:left w:val="single" w:sz="4" w:space="0" w:color="808080"/>
@@ -975,6 +847,7 @@
           </w:tcPr>
           <w:p>
             <w:pPr>
+              <w:jc w:val="both"/>
               <w:rPr>
                 <w:rFonts w:ascii="Times New Roman" w:hAnsi="Times New Roman" w:cs="Times New Roman"/>
               </w:rPr>
@@ -983,13 +856,14 @@
               <w:rPr>
                 <w:rFonts w:ascii="Times New Roman" w:hAnsi="Times New Roman" w:cs="Times New Roman"/>
               </w:rPr>
+              <w:lastRenderedPageBreak/>
               <w:t>3</w:t>
             </w:r>
           </w:p>
         </w:tc>
         <w:tc>
           <w:tcPr>
-            <w:tcW w:w="8938" w:type="dxa"/>
+            <w:tcW w:w="0" w:type="auto"/>
             <w:tcBorders>
               <w:top w:val="single" w:sz="4" w:space="0" w:color="808080"/>
               <w:left w:val="single" w:sz="4" w:space="0" w:color="808080"/>
@@ -1007,6 +881,7 @@
           </w:tcPr>
           <w:p>
             <w:pPr>
+              <w:jc w:val="both"/>
               <w:rPr>
                 <w:rFonts w:ascii="Times New Roman" w:hAnsi="Times New Roman" w:cs="Times New Roman"/>
               </w:rPr>
@@ -1026,7 +901,7 @@
         </w:trPr>
         <w:tc>
           <w:tcPr>
-            <w:tcW w:w="700" w:type="dxa"/>
+            <w:tcW w:w="0" w:type="auto"/>
             <w:tcBorders>
               <w:top w:val="single" w:sz="4" w:space="0" w:color="808080"/>
               <w:left w:val="single" w:sz="4" w:space="0" w:color="808080"/>
@@ -1044,6 +919,7 @@
           </w:tcPr>
           <w:p>
             <w:pPr>
+              <w:jc w:val="both"/>
               <w:rPr>
                 <w:rFonts w:ascii="Times New Roman" w:hAnsi="Times New Roman" w:cs="Times New Roman"/>
               </w:rPr>
@@ -1058,7 +934,7 @@
         </w:tc>
         <w:tc>
           <w:tcPr>
-            <w:tcW w:w="8938" w:type="dxa"/>
+            <w:tcW w:w="0" w:type="auto"/>
             <w:tcBorders>
               <w:top w:val="single" w:sz="4" w:space="0" w:color="808080"/>
               <w:left w:val="single" w:sz="4" w:space="0" w:color="808080"/>
@@ -1076,6 +952,7 @@
           </w:tcPr>
           <w:p>
             <w:pPr>
+              <w:jc w:val="both"/>
               <w:rPr>
                 <w:rFonts w:ascii="Times New Roman" w:hAnsi="Times New Roman" w:cs="Times New Roman"/>
               </w:rPr>
@@ -1095,7 +972,7 @@
         </w:trPr>
         <w:tc>
           <w:tcPr>
-            <w:tcW w:w="700" w:type="dxa"/>
+            <w:tcW w:w="0" w:type="auto"/>
             <w:tcBorders>
               <w:top w:val="single" w:sz="4" w:space="0" w:color="808080"/>
               <w:left w:val="single" w:sz="4" w:space="0" w:color="808080"/>
@@ -1113,6 +990,7 @@
           </w:tcPr>
           <w:p>
             <w:pPr>
+              <w:jc w:val="both"/>
               <w:rPr>
                 <w:rFonts w:ascii="Times New Roman" w:hAnsi="Times New Roman" w:cs="Times New Roman"/>
               </w:rPr>
@@ -1127,7 +1005,7 @@
         </w:tc>
         <w:tc>
           <w:tcPr>
-            <w:tcW w:w="8938" w:type="dxa"/>
+            <w:tcW w:w="0" w:type="auto"/>
             <w:tcBorders>
               <w:top w:val="single" w:sz="4" w:space="0" w:color="808080"/>
               <w:left w:val="single" w:sz="4" w:space="0" w:color="808080"/>
@@ -1145,6 +1023,7 @@
           </w:tcPr>
           <w:p>
             <w:pPr>
+              <w:jc w:val="both"/>
               <w:rPr>
                 <w:rFonts w:ascii="Times New Roman" w:hAnsi="Times New Roman" w:cs="Times New Roman"/>
               </w:rPr>
@@ -1161,12 +1040,13 @@
     </w:tbl>
     <w:p>
       <w:pPr>
-        <w:pStyle w:val="a7"/>
+        <w:pStyle w:val="a9"/>
         <w:numPr>
           <w:ilvl w:val="0"/>
-          <w:numId w:val="3"/>
+          <w:numId w:val="13"/>
         </w:numPr>
         <w:spacing w:before="240"/>
+        <w:jc w:val="both"/>
         <w:rPr>
           <w:rFonts w:ascii="Times New Roman" w:hAnsi="Times New Roman" w:cs="Times New Roman"/>
           <w:b/>
@@ -1200,8 +1080,8 @@
         <w:tblLook w:val="04A0" w:firstRow="1" w:lastRow="0" w:firstColumn="1" w:lastColumn="0" w:noHBand="0" w:noVBand="1"/>
       </w:tblPr>
       <w:tblGrid>
-        <w:gridCol w:w="2800"/>
-        <w:gridCol w:w="6838"/>
+        <w:gridCol w:w="2768"/>
+        <w:gridCol w:w="6870"/>
       </w:tblGrid>
       <w:tr>
         <w:trPr>
@@ -1209,7 +1089,7 @@
         </w:trPr>
         <w:tc>
           <w:tcPr>
-            <w:tcW w:w="2800" w:type="dxa"/>
+            <w:tcW w:w="0" w:type="auto"/>
             <w:tcBorders>
               <w:top w:val="single" w:sz="4" w:space="0" w:color="808080"/>
               <w:left w:val="single" w:sz="4" w:space="0" w:color="808080"/>
@@ -1228,6 +1108,7 @@
           </w:tcPr>
           <w:p>
             <w:pPr>
+              <w:jc w:val="both"/>
               <w:rPr>
                 <w:rFonts w:ascii="Times New Roman" w:hAnsi="Times New Roman" w:cs="Times New Roman"/>
               </w:rPr>
@@ -1244,7 +1125,7 @@
         </w:tc>
         <w:tc>
           <w:tcPr>
-            <w:tcW w:w="6838" w:type="dxa"/>
+            <w:tcW w:w="0" w:type="auto"/>
             <w:tcBorders>
               <w:top w:val="single" w:sz="4" w:space="0" w:color="808080"/>
               <w:left w:val="single" w:sz="4" w:space="0" w:color="808080"/>
@@ -1263,6 +1144,7 @@
           </w:tcPr>
           <w:p>
             <w:pPr>
+              <w:jc w:val="both"/>
               <w:rPr>
                 <w:rFonts w:ascii="Times New Roman" w:hAnsi="Times New Roman" w:cs="Times New Roman"/>
               </w:rPr>
@@ -1284,7 +1166,7 @@
         </w:trPr>
         <w:tc>
           <w:tcPr>
-            <w:tcW w:w="2800" w:type="dxa"/>
+            <w:tcW w:w="0" w:type="auto"/>
             <w:tcBorders>
               <w:top w:val="single" w:sz="4" w:space="0" w:color="808080"/>
               <w:left w:val="single" w:sz="4" w:space="0" w:color="808080"/>
@@ -1302,6 +1184,7 @@
           </w:tcPr>
           <w:p>
             <w:pPr>
+              <w:jc w:val="both"/>
               <w:rPr>
                 <w:rFonts w:ascii="Times New Roman" w:hAnsi="Times New Roman" w:cs="Times New Roman"/>
               </w:rPr>
@@ -1316,7 +1199,7 @@
         </w:tc>
         <w:tc>
           <w:tcPr>
-            <w:tcW w:w="6838" w:type="dxa"/>
+            <w:tcW w:w="0" w:type="auto"/>
             <w:tcBorders>
               <w:top w:val="single" w:sz="4" w:space="0" w:color="808080"/>
               <w:left w:val="single" w:sz="4" w:space="0" w:color="808080"/>
@@ -1334,6 +1217,7 @@
           </w:tcPr>
           <w:p>
             <w:pPr>
+              <w:jc w:val="both"/>
               <w:rPr>
                 <w:rFonts w:ascii="Times New Roman" w:hAnsi="Times New Roman" w:cs="Times New Roman"/>
               </w:rPr>
@@ -1375,7 +1259,7 @@
         </w:trPr>
         <w:tc>
           <w:tcPr>
-            <w:tcW w:w="2800" w:type="dxa"/>
+            <w:tcW w:w="0" w:type="auto"/>
             <w:tcBorders>
               <w:top w:val="single" w:sz="4" w:space="0" w:color="808080"/>
               <w:left w:val="single" w:sz="4" w:space="0" w:color="808080"/>
@@ -1393,6 +1277,7 @@
           </w:tcPr>
           <w:p>
             <w:pPr>
+              <w:jc w:val="both"/>
               <w:rPr>
                 <w:rFonts w:ascii="Times New Roman" w:hAnsi="Times New Roman" w:cs="Times New Roman"/>
               </w:rPr>
@@ -1407,7 +1292,7 @@
         </w:tc>
         <w:tc>
           <w:tcPr>
-            <w:tcW w:w="6838" w:type="dxa"/>
+            <w:tcW w:w="0" w:type="auto"/>
             <w:tcBorders>
               <w:top w:val="single" w:sz="4" w:space="0" w:color="808080"/>
               <w:left w:val="single" w:sz="4" w:space="0" w:color="808080"/>
@@ -1425,6 +1310,7 @@
           </w:tcPr>
           <w:p>
             <w:pPr>
+              <w:jc w:val="both"/>
               <w:rPr>
                 <w:rFonts w:ascii="Times New Roman" w:hAnsi="Times New Roman" w:cs="Times New Roman"/>
               </w:rPr>
@@ -1480,7 +1366,7 @@
         </w:trPr>
         <w:tc>
           <w:tcPr>
-            <w:tcW w:w="2800" w:type="dxa"/>
+            <w:tcW w:w="0" w:type="auto"/>
             <w:tcBorders>
               <w:top w:val="single" w:sz="4" w:space="0" w:color="808080"/>
               <w:left w:val="single" w:sz="4" w:space="0" w:color="808080"/>
@@ -1498,6 +1384,7 @@
           </w:tcPr>
           <w:p>
             <w:pPr>
+              <w:jc w:val="both"/>
               <w:rPr>
                 <w:rFonts w:ascii="Times New Roman" w:hAnsi="Times New Roman" w:cs="Times New Roman"/>
               </w:rPr>
@@ -1512,7 +1399,7 @@
         </w:tc>
         <w:tc>
           <w:tcPr>
-            <w:tcW w:w="6838" w:type="dxa"/>
+            <w:tcW w:w="0" w:type="auto"/>
             <w:tcBorders>
               <w:top w:val="single" w:sz="4" w:space="0" w:color="808080"/>
               <w:left w:val="single" w:sz="4" w:space="0" w:color="808080"/>
@@ -1530,6 +1417,7 @@
           </w:tcPr>
           <w:p>
             <w:pPr>
+              <w:jc w:val="both"/>
               <w:rPr>
                 <w:rFonts w:ascii="Times New Roman" w:hAnsi="Times New Roman" w:cs="Times New Roman"/>
               </w:rPr>
@@ -1560,31 +1448,7 @@
               <w:rPr>
                 <w:rFonts w:ascii="Times New Roman" w:hAnsi="Times New Roman" w:cs="Times New Roman"/>
               </w:rPr>
-              <w:t xml:space="preserve"> (бесплатно, без ключей API)</w:t>
-            </w:r>
-            <w:r>
-              <w:rPr>
-                <w:rFonts w:ascii="Times New Roman" w:hAnsi="Times New Roman" w:cs="Times New Roman"/>
-              </w:rPr>
-              <w:t xml:space="preserve"> или </w:t>
-            </w:r>
-            <w:r>
-              <w:rPr>
-                <w:rFonts w:ascii="Times New Roman" w:hAnsi="Times New Roman" w:cs="Times New Roman"/>
-              </w:rPr>
-              <w:t>российские</w:t>
-            </w:r>
-            <w:r>
-              <w:rPr>
-                <w:rFonts w:ascii="Times New Roman" w:hAnsi="Times New Roman" w:cs="Times New Roman"/>
-              </w:rPr>
-              <w:t xml:space="preserve"> аналоги</w:t>
-            </w:r>
-            <w:r>
-              <w:rPr>
-                <w:rFonts w:ascii="Times New Roman" w:hAnsi="Times New Roman" w:cs="Times New Roman"/>
-              </w:rPr>
-              <w:t xml:space="preserve"> по типу </w:t>
+              <w:t xml:space="preserve"> (бесплатно, без ключей API) или российские аналоги по типу </w:t>
             </w:r>
             <w:proofErr w:type="spellStart"/>
             <w:r>
@@ -1609,7 +1473,7 @@
         </w:trPr>
         <w:tc>
           <w:tcPr>
-            <w:tcW w:w="2800" w:type="dxa"/>
+            <w:tcW w:w="0" w:type="auto"/>
             <w:tcBorders>
               <w:top w:val="single" w:sz="4" w:space="0" w:color="808080"/>
               <w:left w:val="single" w:sz="4" w:space="0" w:color="808080"/>
@@ -1627,6 +1491,7 @@
           </w:tcPr>
           <w:p>
             <w:pPr>
+              <w:jc w:val="both"/>
               <w:rPr>
                 <w:rFonts w:ascii="Times New Roman" w:hAnsi="Times New Roman" w:cs="Times New Roman"/>
               </w:rPr>
@@ -1641,7 +1506,7 @@
         </w:tc>
         <w:tc>
           <w:tcPr>
-            <w:tcW w:w="6838" w:type="dxa"/>
+            <w:tcW w:w="0" w:type="auto"/>
             <w:tcBorders>
               <w:top w:val="single" w:sz="4" w:space="0" w:color="808080"/>
               <w:left w:val="single" w:sz="4" w:space="0" w:color="808080"/>
@@ -1659,6 +1524,7 @@
           </w:tcPr>
           <w:p>
             <w:pPr>
+              <w:jc w:val="both"/>
               <w:rPr>
                 <w:rFonts w:ascii="Times New Roman" w:hAnsi="Times New Roman" w:cs="Times New Roman"/>
               </w:rPr>
@@ -1674,13 +1540,7 @@
               <w:rPr>
                 <w:rFonts w:ascii="Times New Roman" w:hAnsi="Times New Roman" w:cs="Times New Roman"/>
               </w:rPr>
-              <w:t xml:space="preserve">или </w:t>
-            </w:r>
-            <w:r>
-              <w:rPr>
-                <w:rFonts w:ascii="Times New Roman" w:hAnsi="Times New Roman" w:cs="Times New Roman"/>
-              </w:rPr>
-              <w:t xml:space="preserve"> QR</w:t>
+              <w:t>или  QR</w:t>
             </w:r>
             <w:proofErr w:type="gramEnd"/>
             <w:r>
@@ -1706,7 +1566,7 @@
         </w:trPr>
         <w:tc>
           <w:tcPr>
-            <w:tcW w:w="2800" w:type="dxa"/>
+            <w:tcW w:w="0" w:type="auto"/>
             <w:tcBorders>
               <w:top w:val="single" w:sz="4" w:space="0" w:color="808080"/>
               <w:left w:val="single" w:sz="4" w:space="0" w:color="808080"/>
@@ -1724,6 +1584,7 @@
           </w:tcPr>
           <w:p>
             <w:pPr>
+              <w:jc w:val="both"/>
               <w:rPr>
                 <w:rFonts w:ascii="Times New Roman" w:hAnsi="Times New Roman" w:cs="Times New Roman"/>
               </w:rPr>
@@ -1738,7 +1599,7 @@
         </w:tc>
         <w:tc>
           <w:tcPr>
-            <w:tcW w:w="6838" w:type="dxa"/>
+            <w:tcW w:w="0" w:type="auto"/>
             <w:tcBorders>
               <w:top w:val="single" w:sz="4" w:space="0" w:color="808080"/>
               <w:left w:val="single" w:sz="4" w:space="0" w:color="808080"/>
@@ -1756,6 +1617,7 @@
           </w:tcPr>
           <w:p>
             <w:pPr>
+              <w:jc w:val="both"/>
               <w:rPr>
                 <w:rFonts w:ascii="Times New Roman" w:hAnsi="Times New Roman" w:cs="Times New Roman"/>
               </w:rPr>
@@ -1783,7 +1645,7 @@
         </w:trPr>
         <w:tc>
           <w:tcPr>
-            <w:tcW w:w="2800" w:type="dxa"/>
+            <w:tcW w:w="0" w:type="auto"/>
             <w:tcBorders>
               <w:top w:val="single" w:sz="4" w:space="0" w:color="808080"/>
               <w:left w:val="single" w:sz="4" w:space="0" w:color="808080"/>
@@ -1801,6 +1663,7 @@
           </w:tcPr>
           <w:p>
             <w:pPr>
+              <w:jc w:val="both"/>
               <w:rPr>
                 <w:rFonts w:ascii="Times New Roman" w:hAnsi="Times New Roman" w:cs="Times New Roman"/>
               </w:rPr>
@@ -1815,7 +1678,7 @@
         </w:tc>
         <w:tc>
           <w:tcPr>
-            <w:tcW w:w="6838" w:type="dxa"/>
+            <w:tcW w:w="0" w:type="auto"/>
             <w:tcBorders>
               <w:top w:val="single" w:sz="4" w:space="0" w:color="808080"/>
               <w:left w:val="single" w:sz="4" w:space="0" w:color="808080"/>
@@ -1833,6 +1696,7 @@
           </w:tcPr>
           <w:p>
             <w:pPr>
+              <w:jc w:val="both"/>
               <w:rPr>
                 <w:rFonts w:ascii="Times New Roman" w:hAnsi="Times New Roman" w:cs="Times New Roman"/>
               </w:rPr>
@@ -1868,7 +1732,7 @@
         </w:trPr>
         <w:tc>
           <w:tcPr>
-            <w:tcW w:w="2800" w:type="dxa"/>
+            <w:tcW w:w="0" w:type="auto"/>
             <w:tcBorders>
               <w:top w:val="single" w:sz="4" w:space="0" w:color="808080"/>
               <w:left w:val="single" w:sz="4" w:space="0" w:color="808080"/>
@@ -1886,6 +1750,7 @@
           </w:tcPr>
           <w:p>
             <w:pPr>
+              <w:jc w:val="both"/>
               <w:rPr>
                 <w:rFonts w:ascii="Times New Roman" w:hAnsi="Times New Roman" w:cs="Times New Roman"/>
               </w:rPr>
@@ -1900,7 +1765,7 @@
         </w:tc>
         <w:tc>
           <w:tcPr>
-            <w:tcW w:w="6838" w:type="dxa"/>
+            <w:tcW w:w="0" w:type="auto"/>
             <w:tcBorders>
               <w:top w:val="single" w:sz="4" w:space="0" w:color="808080"/>
               <w:left w:val="single" w:sz="4" w:space="0" w:color="808080"/>
@@ -1918,6 +1783,7 @@
           </w:tcPr>
           <w:p>
             <w:pPr>
+              <w:jc w:val="both"/>
               <w:rPr>
                 <w:rFonts w:ascii="Times New Roman" w:hAnsi="Times New Roman" w:cs="Times New Roman"/>
               </w:rPr>
@@ -1956,6 +1822,7 @@
     </w:tbl>
     <w:p>
       <w:pPr>
+        <w:jc w:val="both"/>
         <w:rPr>
           <w:rFonts w:ascii="Times New Roman" w:hAnsi="Times New Roman" w:cs="Times New Roman"/>
         </w:rPr>
@@ -1963,6 +1830,7 @@
     </w:p>
     <w:p>
       <w:pPr>
+        <w:jc w:val="both"/>
         <w:rPr>
           <w:rFonts w:ascii="Times New Roman" w:hAnsi="Times New Roman" w:cs="Times New Roman"/>
         </w:rPr>
@@ -2001,21 +1869,19 @@
     <w:p>
       <w:pPr>
         <w:spacing w:after="0" w:line="360" w:lineRule="auto"/>
+        <w:ind w:firstLine="708"/>
+        <w:jc w:val="both"/>
         <w:rPr>
           <w:rFonts w:ascii="Times New Roman" w:hAnsi="Times New Roman" w:cs="Times New Roman"/>
           <w:b/>
-          <w:bCs/>
-          <w:sz w:val="28"/>
-          <w:szCs w:val="28"/>
+          <w:sz w:val="28"/>
         </w:rPr>
       </w:pPr>
       <w:r>
         <w:rPr>
           <w:rFonts w:ascii="Times New Roman" w:hAnsi="Times New Roman" w:cs="Times New Roman"/>
           <w:b/>
-          <w:bCs/>
-          <w:sz w:val="28"/>
-          <w:szCs w:val="28"/>
+          <w:sz w:val="28"/>
         </w:rPr>
         <w:t>Требования к системе</w:t>
       </w:r>
@@ -2023,824 +1889,279 @@
     <w:p>
       <w:pPr>
         <w:spacing w:after="0" w:line="360" w:lineRule="auto"/>
-        <w:ind w:firstLine="708"/>
+        <w:jc w:val="both"/>
         <w:rPr>
           <w:rFonts w:ascii="Times New Roman" w:hAnsi="Times New Roman" w:cs="Times New Roman"/>
           <w:b/>
-          <w:bCs/>
-          <w:sz w:val="28"/>
-          <w:szCs w:val="28"/>
+          <w:sz w:val="28"/>
         </w:rPr>
       </w:pPr>
       <w:r>
         <w:rPr>
           <w:rFonts w:ascii="Times New Roman" w:hAnsi="Times New Roman" w:cs="Times New Roman"/>
           <w:b/>
-          <w:bCs/>
-          <w:sz w:val="28"/>
-          <w:szCs w:val="28"/>
-        </w:rPr>
-        <w:t>Роли пользователей</w:t>
+          <w:sz w:val="28"/>
+        </w:rPr>
+        <w:t>Роли пользователей:</w:t>
       </w:r>
     </w:p>
     <w:p>
       <w:pPr>
-        <w:pStyle w:val="a7"/>
         <w:numPr>
           <w:ilvl w:val="0"/>
-          <w:numId w:val="10"/>
+          <w:numId w:val="20"/>
         </w:numPr>
         <w:spacing w:after="0" w:line="360" w:lineRule="auto"/>
-        <w:rPr>
-          <w:rFonts w:ascii="Times New Roman" w:hAnsi="Times New Roman" w:cs="Times New Roman"/>
-          <w:sz w:val="28"/>
-          <w:szCs w:val="28"/>
-        </w:rPr>
-      </w:pPr>
-      <w:r>
-        <w:rPr>
-          <w:rFonts w:ascii="Times New Roman" w:hAnsi="Times New Roman" w:cs="Times New Roman"/>
-          <w:sz w:val="28"/>
-          <w:szCs w:val="28"/>
-        </w:rPr>
-        <w:t>Гость (неавторизованный пользователь): может просматривать интерактивную карту, список заведений, их рейтинг и читать отзывы.</w:t>
+        <w:jc w:val="both"/>
+        <w:rPr>
+          <w:rFonts w:ascii="Times New Roman" w:hAnsi="Times New Roman" w:cs="Times New Roman"/>
+          <w:bCs/>
+          <w:sz w:val="28"/>
+        </w:rPr>
+      </w:pPr>
+      <w:r>
+        <w:rPr>
+          <w:rFonts w:ascii="Times New Roman" w:hAnsi="Times New Roman" w:cs="Times New Roman"/>
+          <w:bCs/>
+          <w:sz w:val="28"/>
+        </w:rPr>
+        <w:t>Гость (неавторизованный): может смотреть карту, список мест, их рейтинги и читать отзывы.</w:t>
       </w:r>
     </w:p>
     <w:p>
       <w:pPr>
-        <w:pStyle w:val="a7"/>
         <w:numPr>
           <w:ilvl w:val="0"/>
-          <w:numId w:val="10"/>
+          <w:numId w:val="20"/>
         </w:numPr>
         <w:spacing w:after="0" w:line="360" w:lineRule="auto"/>
-        <w:rPr>
-          <w:rFonts w:ascii="Times New Roman" w:hAnsi="Times New Roman" w:cs="Times New Roman"/>
-          <w:sz w:val="28"/>
-          <w:szCs w:val="28"/>
-        </w:rPr>
-      </w:pPr>
-      <w:r>
-        <w:rPr>
-          <w:rFonts w:ascii="Times New Roman" w:hAnsi="Times New Roman" w:cs="Times New Roman"/>
-          <w:sz w:val="28"/>
-          <w:szCs w:val="28"/>
-        </w:rPr>
-        <w:t>Пользователь (Посетитель): может авторизовываться, искать заведения поблизости, отмечаться в заведениях (</w:t>
-      </w:r>
-      <w:proofErr w:type="spellStart"/>
-      <w:r>
-        <w:rPr>
-          <w:rFonts w:ascii="Times New Roman" w:hAnsi="Times New Roman" w:cs="Times New Roman"/>
-          <w:sz w:val="28"/>
-          <w:szCs w:val="28"/>
-        </w:rPr>
-        <w:t>чекин</w:t>
-      </w:r>
-      <w:proofErr w:type="spellEnd"/>
-      <w:r>
-        <w:rPr>
-          <w:rFonts w:ascii="Times New Roman" w:hAnsi="Times New Roman" w:cs="Times New Roman"/>
-          <w:sz w:val="28"/>
-          <w:szCs w:val="28"/>
-        </w:rPr>
-        <w:t>) по секретному ключу</w:t>
-      </w:r>
-      <w:r>
-        <w:rPr>
-          <w:rFonts w:ascii="Times New Roman" w:hAnsi="Times New Roman" w:cs="Times New Roman"/>
-          <w:sz w:val="28"/>
-          <w:szCs w:val="28"/>
-        </w:rPr>
-        <w:t xml:space="preserve"> или </w:t>
-      </w:r>
-      <w:r>
-        <w:rPr>
-          <w:rFonts w:ascii="Times New Roman" w:hAnsi="Times New Roman" w:cs="Times New Roman"/>
-          <w:sz w:val="28"/>
-          <w:szCs w:val="28"/>
-        </w:rPr>
-        <w:t xml:space="preserve">QR-коду и геопозиции, оставлять отзывы (только после успешного </w:t>
-      </w:r>
-      <w:proofErr w:type="spellStart"/>
-      <w:r>
-        <w:rPr>
-          <w:rFonts w:ascii="Times New Roman" w:hAnsi="Times New Roman" w:cs="Times New Roman"/>
-          <w:sz w:val="28"/>
-          <w:szCs w:val="28"/>
-        </w:rPr>
-        <w:t>чекина</w:t>
-      </w:r>
-      <w:proofErr w:type="spellEnd"/>
-      <w:r>
-        <w:rPr>
-          <w:rFonts w:ascii="Times New Roman" w:hAnsi="Times New Roman" w:cs="Times New Roman"/>
-          <w:sz w:val="28"/>
-          <w:szCs w:val="28"/>
-        </w:rPr>
-        <w:t>), получать достижения и участвовать в рейтинге посетителей.</w:t>
+        <w:jc w:val="both"/>
+        <w:rPr>
+          <w:rFonts w:ascii="Times New Roman" w:hAnsi="Times New Roman" w:cs="Times New Roman"/>
+          <w:bCs/>
+          <w:sz w:val="28"/>
+        </w:rPr>
+      </w:pPr>
+      <w:r>
+        <w:rPr>
+          <w:rFonts w:ascii="Times New Roman" w:hAnsi="Times New Roman" w:cs="Times New Roman"/>
+          <w:bCs/>
+          <w:sz w:val="28"/>
+        </w:rPr>
+        <w:t>Пользователь (Посетитель): может войти в систему, искать места рядом, отмечаться в них по секретному ключу, QR-коду или геолокации, оставлять отзывы (после отметки), получать достижения и участвовать в рейтинге.</w:t>
       </w:r>
     </w:p>
     <w:p>
       <w:pPr>
-        <w:pStyle w:val="a7"/>
         <w:numPr>
           <w:ilvl w:val="0"/>
-          <w:numId w:val="10"/>
+          <w:numId w:val="20"/>
         </w:numPr>
         <w:spacing w:after="0" w:line="360" w:lineRule="auto"/>
-        <w:rPr>
-          <w:rFonts w:ascii="Times New Roman" w:hAnsi="Times New Roman" w:cs="Times New Roman"/>
-          <w:sz w:val="28"/>
-          <w:szCs w:val="28"/>
-        </w:rPr>
-      </w:pPr>
-      <w:r>
-        <w:rPr>
-          <w:rFonts w:ascii="Times New Roman" w:hAnsi="Times New Roman" w:cs="Times New Roman"/>
-          <w:sz w:val="28"/>
-          <w:szCs w:val="28"/>
-        </w:rPr>
-        <w:t xml:space="preserve">Администратор: управляет базой заведений (добавление точек, координат, описаний), генерирует и обновляет индивидуальные </w:t>
-      </w:r>
-      <w:proofErr w:type="gramStart"/>
-      <w:r>
-        <w:rPr>
-          <w:rFonts w:ascii="Times New Roman" w:hAnsi="Times New Roman" w:cs="Times New Roman"/>
-          <w:sz w:val="28"/>
-          <w:szCs w:val="28"/>
-        </w:rPr>
-        <w:t>ключи</w:t>
-      </w:r>
-      <w:r>
-        <w:rPr>
-          <w:rFonts w:ascii="Times New Roman" w:hAnsi="Times New Roman" w:cs="Times New Roman"/>
-          <w:sz w:val="28"/>
-          <w:szCs w:val="28"/>
-        </w:rPr>
-        <w:t>(</w:t>
-      </w:r>
-      <w:proofErr w:type="gramEnd"/>
-      <w:r>
-        <w:rPr>
-          <w:rFonts w:ascii="Times New Roman" w:hAnsi="Times New Roman" w:cs="Times New Roman"/>
-          <w:sz w:val="28"/>
-          <w:szCs w:val="28"/>
-        </w:rPr>
-        <w:t>QR-коды</w:t>
-      </w:r>
-      <w:r>
-        <w:rPr>
-          <w:rFonts w:ascii="Times New Roman" w:hAnsi="Times New Roman" w:cs="Times New Roman"/>
-          <w:sz w:val="28"/>
-          <w:szCs w:val="28"/>
-        </w:rPr>
-        <w:t>)</w:t>
-      </w:r>
-      <w:r>
-        <w:rPr>
-          <w:rFonts w:ascii="Times New Roman" w:hAnsi="Times New Roman" w:cs="Times New Roman"/>
-          <w:sz w:val="28"/>
-          <w:szCs w:val="28"/>
-        </w:rPr>
-        <w:t xml:space="preserve"> заведений, модерирует отзывы.</w:t>
+        <w:jc w:val="both"/>
+        <w:rPr>
+          <w:rFonts w:ascii="Times New Roman" w:hAnsi="Times New Roman" w:cs="Times New Roman"/>
+          <w:bCs/>
+          <w:sz w:val="28"/>
+        </w:rPr>
+      </w:pPr>
+      <w:r>
+        <w:rPr>
+          <w:rFonts w:ascii="Times New Roman" w:hAnsi="Times New Roman" w:cs="Times New Roman"/>
+          <w:bCs/>
+          <w:sz w:val="28"/>
+        </w:rPr>
+        <w:t>Администратор: управляет списком мест (добавляет, обновляет), делает и обновляет ключи для мест, проверяет отзывы.</w:t>
       </w:r>
     </w:p>
     <w:p>
       <w:pPr>
-        <w:pStyle w:val="a7"/>
         <w:numPr>
           <w:ilvl w:val="0"/>
-          <w:numId w:val="10"/>
+          <w:numId w:val="20"/>
         </w:numPr>
         <w:spacing w:after="0" w:line="360" w:lineRule="auto"/>
-        <w:rPr>
-          <w:rFonts w:ascii="Times New Roman" w:hAnsi="Times New Roman" w:cs="Times New Roman"/>
-          <w:sz w:val="28"/>
-          <w:szCs w:val="28"/>
-        </w:rPr>
-      </w:pPr>
-      <w:r>
-        <w:rPr>
-          <w:rFonts w:ascii="Times New Roman" w:hAnsi="Times New Roman" w:cs="Times New Roman"/>
-          <w:sz w:val="28"/>
-          <w:szCs w:val="28"/>
-        </w:rPr>
-        <w:t>Владелец заведения</w:t>
-      </w:r>
-      <w:proofErr w:type="gramStart"/>
-      <w:r>
-        <w:rPr>
-          <w:rFonts w:ascii="Times New Roman" w:hAnsi="Times New Roman" w:cs="Times New Roman"/>
-          <w:sz w:val="28"/>
-          <w:szCs w:val="28"/>
-        </w:rPr>
-        <w:t>: Дает</w:t>
-      </w:r>
-      <w:proofErr w:type="gramEnd"/>
-      <w:r>
-        <w:rPr>
-          <w:rFonts w:ascii="Times New Roman" w:hAnsi="Times New Roman" w:cs="Times New Roman"/>
-          <w:sz w:val="28"/>
-          <w:szCs w:val="28"/>
-        </w:rPr>
-        <w:t xml:space="preserve"> пользователям индивидуальные ключи, отмечая их посещения в заведение.</w:t>
+        <w:jc w:val="both"/>
+        <w:rPr>
+          <w:rFonts w:ascii="Times New Roman" w:hAnsi="Times New Roman" w:cs="Times New Roman"/>
+          <w:bCs/>
+          <w:sz w:val="28"/>
+        </w:rPr>
+      </w:pPr>
+      <w:r>
+        <w:rPr>
+          <w:rFonts w:ascii="Times New Roman" w:hAnsi="Times New Roman" w:cs="Times New Roman"/>
+          <w:bCs/>
+          <w:sz w:val="28"/>
+        </w:rPr>
+        <w:t>Владелец заведения: выдаёт ключи пользователям и отмечает их посещения.</w:t>
       </w:r>
     </w:p>
     <w:p>
       <w:pPr>
         <w:spacing w:after="0" w:line="360" w:lineRule="auto"/>
+        <w:jc w:val="both"/>
         <w:rPr>
           <w:rFonts w:ascii="Times New Roman" w:hAnsi="Times New Roman" w:cs="Times New Roman"/>
           <w:b/>
-          <w:bCs/>
-          <w:sz w:val="28"/>
-          <w:szCs w:val="28"/>
+          <w:sz w:val="28"/>
         </w:rPr>
       </w:pPr>
       <w:r>
         <w:rPr>
           <w:rFonts w:ascii="Times New Roman" w:hAnsi="Times New Roman" w:cs="Times New Roman"/>
           <w:b/>
-          <w:bCs/>
-          <w:sz w:val="28"/>
-          <w:szCs w:val="28"/>
-        </w:rPr>
-        <w:t>Функциональные требования</w:t>
+          <w:sz w:val="28"/>
+        </w:rPr>
+        <w:t>Функциональные требования:</w:t>
       </w:r>
     </w:p>
     <w:p>
       <w:pPr>
+        <w:numPr>
+          <w:ilvl w:val="0"/>
+          <w:numId w:val="21"/>
+        </w:numPr>
+        <w:spacing w:after="0" w:line="360" w:lineRule="auto"/>
+        <w:jc w:val="both"/>
+        <w:rPr>
+          <w:rFonts w:ascii="Times New Roman" w:hAnsi="Times New Roman" w:cs="Times New Roman"/>
+          <w:bCs/>
+          <w:sz w:val="28"/>
+        </w:rPr>
+      </w:pPr>
+      <w:r>
+        <w:rPr>
+          <w:rFonts w:ascii="Times New Roman" w:hAnsi="Times New Roman" w:cs="Times New Roman"/>
+          <w:bCs/>
+          <w:sz w:val="28"/>
+        </w:rPr>
+        <w:t xml:space="preserve">Модуль авторизации и профиля: регистрация, вход и выход через </w:t>
+      </w:r>
+      <w:proofErr w:type="spellStart"/>
+      <w:r>
+        <w:rPr>
+          <w:rFonts w:ascii="Times New Roman" w:hAnsi="Times New Roman" w:cs="Times New Roman"/>
+          <w:bCs/>
+          <w:sz w:val="28"/>
+        </w:rPr>
+        <w:t>Django</w:t>
+      </w:r>
+      <w:proofErr w:type="spellEnd"/>
+      <w:r>
+        <w:rPr>
+          <w:rFonts w:ascii="Times New Roman" w:hAnsi="Times New Roman" w:cs="Times New Roman"/>
+          <w:bCs/>
+          <w:sz w:val="28"/>
+        </w:rPr>
+        <w:t>. Можно смотреть профиль: историю посещений, достижения и место в рейтинге.</w:t>
+      </w:r>
+    </w:p>
+    <w:p>
+      <w:pPr>
+        <w:numPr>
+          <w:ilvl w:val="0"/>
+          <w:numId w:val="21"/>
+        </w:numPr>
+        <w:spacing w:after="0" w:line="360" w:lineRule="auto"/>
+        <w:jc w:val="both"/>
+        <w:rPr>
+          <w:rFonts w:ascii="Times New Roman" w:hAnsi="Times New Roman" w:cs="Times New Roman"/>
+          <w:bCs/>
+          <w:sz w:val="28"/>
+        </w:rPr>
+      </w:pPr>
+      <w:r>
+        <w:rPr>
+          <w:rFonts w:ascii="Times New Roman" w:hAnsi="Times New Roman" w:cs="Times New Roman"/>
+          <w:bCs/>
+          <w:sz w:val="28"/>
+        </w:rPr>
+        <w:t>Модуль карты и заведений: показывает интерактивную карту с отметками мест. Можно посмотреть информацию о месте (название, адрес, рейтинг, отзывы).</w:t>
+      </w:r>
+    </w:p>
+    <w:p>
+      <w:pPr>
+        <w:numPr>
+          <w:ilvl w:val="0"/>
+          <w:numId w:val="21"/>
+        </w:numPr>
+        <w:spacing w:after="0" w:line="360" w:lineRule="auto"/>
+        <w:jc w:val="both"/>
+        <w:rPr>
+          <w:rFonts w:ascii="Times New Roman" w:hAnsi="Times New Roman" w:cs="Times New Roman"/>
+          <w:bCs/>
+          <w:sz w:val="28"/>
+        </w:rPr>
+      </w:pPr>
+      <w:r>
+        <w:rPr>
+          <w:rFonts w:ascii="Times New Roman" w:hAnsi="Times New Roman" w:cs="Times New Roman"/>
+          <w:bCs/>
+          <w:sz w:val="28"/>
+        </w:rPr>
+        <w:t>Модуль подтверждения посещений (Check-</w:t>
+      </w:r>
+      <w:proofErr w:type="spellStart"/>
+      <w:r>
+        <w:rPr>
+          <w:rFonts w:ascii="Times New Roman" w:hAnsi="Times New Roman" w:cs="Times New Roman"/>
+          <w:bCs/>
+          <w:sz w:val="28"/>
+        </w:rPr>
+        <w:t>in</w:t>
+      </w:r>
+      <w:proofErr w:type="spellEnd"/>
+      <w:r>
+        <w:rPr>
+          <w:rFonts w:ascii="Times New Roman" w:hAnsi="Times New Roman" w:cs="Times New Roman"/>
+          <w:bCs/>
+          <w:sz w:val="28"/>
+        </w:rPr>
+        <w:t>): ввод ключа места или сканирование QR-кода. Нельзя отмечаться больше одного раза в день в одном месте.</w:t>
+      </w:r>
+    </w:p>
+    <w:p>
+      <w:pPr>
+        <w:numPr>
+          <w:ilvl w:val="0"/>
+          <w:numId w:val="21"/>
+        </w:numPr>
+        <w:spacing w:after="0" w:line="360" w:lineRule="auto"/>
+        <w:jc w:val="both"/>
+        <w:rPr>
+          <w:rFonts w:ascii="Times New Roman" w:hAnsi="Times New Roman" w:cs="Times New Roman"/>
+          <w:b/>
+          <w:sz w:val="28"/>
+        </w:rPr>
+      </w:pPr>
+      <w:r>
+        <w:rPr>
+          <w:rFonts w:ascii="Times New Roman" w:hAnsi="Times New Roman" w:cs="Times New Roman"/>
+          <w:bCs/>
+          <w:sz w:val="28"/>
+        </w:rPr>
+        <w:t>Модуль отзывов и оценок: оставить отзыв и оценку (от 1 до 5 звёзд) можно только после отметки в месте. Один человек может оставить один отзыв на одно место.</w:t>
+      </w:r>
+    </w:p>
+    <w:p>
+      <w:pPr>
         <w:spacing w:after="0" w:line="360" w:lineRule="auto"/>
         <w:ind w:firstLine="708"/>
-        <w:rPr>
-          <w:rFonts w:ascii="Times New Roman" w:hAnsi="Times New Roman" w:cs="Times New Roman"/>
-          <w:sz w:val="28"/>
-          <w:szCs w:val="28"/>
-        </w:rPr>
-      </w:pPr>
-      <w:r>
-        <w:rPr>
-          <w:rFonts w:ascii="Times New Roman" w:hAnsi="Times New Roman" w:cs="Times New Roman"/>
-          <w:b/>
-          <w:bCs/>
-          <w:sz w:val="28"/>
-          <w:szCs w:val="28"/>
-        </w:rPr>
-        <w:t>Модуль авторизации и профиля:</w:t>
-      </w:r>
-    </w:p>
-    <w:p>
-      <w:pPr>
-        <w:pStyle w:val="a7"/>
-        <w:numPr>
-          <w:ilvl w:val="1"/>
-          <w:numId w:val="9"/>
-        </w:numPr>
-        <w:spacing w:after="0" w:line="360" w:lineRule="auto"/>
-        <w:rPr>
-          <w:rFonts w:ascii="Times New Roman" w:hAnsi="Times New Roman" w:cs="Times New Roman"/>
-          <w:sz w:val="28"/>
-          <w:szCs w:val="28"/>
-        </w:rPr>
-      </w:pPr>
-      <w:r>
-        <w:rPr>
-          <w:rFonts w:ascii="Times New Roman" w:hAnsi="Times New Roman" w:cs="Times New Roman"/>
-          <w:sz w:val="28"/>
-          <w:szCs w:val="28"/>
-        </w:rPr>
-        <w:t xml:space="preserve">Регистрация, вход и выход с использованием стандартной системы аутентификации </w:t>
-      </w:r>
-      <w:proofErr w:type="spellStart"/>
-      <w:r>
-        <w:rPr>
-          <w:rFonts w:ascii="Times New Roman" w:hAnsi="Times New Roman" w:cs="Times New Roman"/>
-          <w:sz w:val="28"/>
-          <w:szCs w:val="28"/>
-        </w:rPr>
-        <w:t>Django</w:t>
-      </w:r>
-      <w:proofErr w:type="spellEnd"/>
-      <w:r>
-        <w:rPr>
-          <w:rFonts w:ascii="Times New Roman" w:hAnsi="Times New Roman" w:cs="Times New Roman"/>
-          <w:sz w:val="28"/>
-          <w:szCs w:val="28"/>
-        </w:rPr>
-        <w:t>.</w:t>
-      </w:r>
-    </w:p>
-    <w:p>
-      <w:pPr>
-        <w:pStyle w:val="a7"/>
-        <w:numPr>
-          <w:ilvl w:val="1"/>
-          <w:numId w:val="9"/>
-        </w:numPr>
-        <w:spacing w:after="0" w:line="360" w:lineRule="auto"/>
-        <w:rPr>
-          <w:rFonts w:ascii="Times New Roman" w:hAnsi="Times New Roman" w:cs="Times New Roman"/>
-          <w:sz w:val="28"/>
-          <w:szCs w:val="28"/>
-        </w:rPr>
-      </w:pPr>
-      <w:r>
-        <w:rPr>
-          <w:rFonts w:ascii="Times New Roman" w:hAnsi="Times New Roman" w:cs="Times New Roman"/>
-          <w:sz w:val="28"/>
-          <w:szCs w:val="28"/>
-        </w:rPr>
-        <w:t>Просмотр профиля пользователя: история посещений, полученные достижения, текущее место в рейтинге.</w:t>
-      </w:r>
-    </w:p>
-    <w:p>
-      <w:pPr>
-        <w:spacing w:after="0" w:line="360" w:lineRule="auto"/>
-        <w:ind w:firstLine="708"/>
-        <w:rPr>
-          <w:rFonts w:ascii="Times New Roman" w:hAnsi="Times New Roman" w:cs="Times New Roman"/>
-          <w:sz w:val="28"/>
-          <w:szCs w:val="28"/>
-        </w:rPr>
-      </w:pPr>
-      <w:r>
-        <w:rPr>
-          <w:rFonts w:ascii="Times New Roman" w:hAnsi="Times New Roman" w:cs="Times New Roman"/>
-          <w:b/>
-          <w:bCs/>
-          <w:sz w:val="28"/>
-          <w:szCs w:val="28"/>
-        </w:rPr>
-        <w:t>Модуль карты и заведений:</w:t>
-      </w:r>
-    </w:p>
-    <w:p>
-      <w:pPr>
-        <w:pStyle w:val="a7"/>
-        <w:numPr>
-          <w:ilvl w:val="1"/>
-          <w:numId w:val="8"/>
-        </w:numPr>
-        <w:spacing w:after="0" w:line="360" w:lineRule="auto"/>
-        <w:rPr>
-          <w:rFonts w:ascii="Times New Roman" w:hAnsi="Times New Roman" w:cs="Times New Roman"/>
-          <w:sz w:val="28"/>
-          <w:szCs w:val="28"/>
-        </w:rPr>
-      </w:pPr>
-      <w:r>
-        <w:rPr>
-          <w:rFonts w:ascii="Times New Roman" w:hAnsi="Times New Roman" w:cs="Times New Roman"/>
-          <w:sz w:val="28"/>
-          <w:szCs w:val="28"/>
-        </w:rPr>
-        <w:t>Отображение интерактивной карты с маркерами заведений.</w:t>
-      </w:r>
-    </w:p>
-    <w:p>
-      <w:pPr>
-        <w:pStyle w:val="a7"/>
-        <w:numPr>
-          <w:ilvl w:val="1"/>
-          <w:numId w:val="8"/>
-        </w:numPr>
-        <w:spacing w:after="0" w:line="360" w:lineRule="auto"/>
-        <w:rPr>
-          <w:rFonts w:ascii="Times New Roman" w:hAnsi="Times New Roman" w:cs="Times New Roman"/>
-          <w:sz w:val="28"/>
-          <w:szCs w:val="28"/>
-        </w:rPr>
-      </w:pPr>
-      <w:r>
-        <w:rPr>
-          <w:rFonts w:ascii="Times New Roman" w:hAnsi="Times New Roman" w:cs="Times New Roman"/>
-          <w:sz w:val="28"/>
-          <w:szCs w:val="28"/>
-        </w:rPr>
-        <w:t>Просмотр карточки заведения (название, адрес, среднее значение рейтинга, список подтверждённых отзывов).</w:t>
-      </w:r>
-    </w:p>
-    <w:p>
-      <w:pPr>
-        <w:spacing w:after="0" w:line="360" w:lineRule="auto"/>
-        <w:ind w:left="720"/>
-        <w:rPr>
-          <w:rFonts w:ascii="Times New Roman" w:hAnsi="Times New Roman" w:cs="Times New Roman"/>
-          <w:sz w:val="28"/>
-          <w:szCs w:val="28"/>
-        </w:rPr>
-      </w:pPr>
-      <w:r>
-        <w:rPr>
-          <w:rFonts w:ascii="Times New Roman" w:hAnsi="Times New Roman" w:cs="Times New Roman"/>
-          <w:b/>
-          <w:bCs/>
-          <w:sz w:val="28"/>
-          <w:szCs w:val="28"/>
-        </w:rPr>
-        <w:t>Модуль подтверждения посещений (Check-</w:t>
-      </w:r>
-      <w:proofErr w:type="spellStart"/>
-      <w:r>
-        <w:rPr>
-          <w:rFonts w:ascii="Times New Roman" w:hAnsi="Times New Roman" w:cs="Times New Roman"/>
-          <w:b/>
-          <w:bCs/>
-          <w:sz w:val="28"/>
-          <w:szCs w:val="28"/>
-        </w:rPr>
-        <w:t>in</w:t>
-      </w:r>
-      <w:proofErr w:type="spellEnd"/>
-      <w:r>
-        <w:rPr>
-          <w:rFonts w:ascii="Times New Roman" w:hAnsi="Times New Roman" w:cs="Times New Roman"/>
-          <w:b/>
-          <w:bCs/>
-          <w:sz w:val="28"/>
-          <w:szCs w:val="28"/>
-        </w:rPr>
-        <w:t>):</w:t>
-      </w:r>
-    </w:p>
-    <w:p>
-      <w:pPr>
-        <w:pStyle w:val="a7"/>
-        <w:numPr>
-          <w:ilvl w:val="2"/>
-          <w:numId w:val="9"/>
-        </w:numPr>
-        <w:spacing w:after="0" w:line="360" w:lineRule="auto"/>
-        <w:ind w:left="1418"/>
-        <w:rPr>
-          <w:rFonts w:ascii="Times New Roman" w:hAnsi="Times New Roman" w:cs="Times New Roman"/>
-          <w:sz w:val="28"/>
-          <w:szCs w:val="28"/>
-        </w:rPr>
-      </w:pPr>
-      <w:r>
-        <w:rPr>
-          <w:rFonts w:ascii="Times New Roman" w:hAnsi="Times New Roman" w:cs="Times New Roman"/>
-          <w:sz w:val="28"/>
-          <w:szCs w:val="28"/>
-        </w:rPr>
-        <w:t xml:space="preserve">Ввод индивидуального ключа заведения или сканирование QR-кода (переход по уникальной ссылке </w:t>
-      </w:r>
-      <w:proofErr w:type="spellStart"/>
-      <w:r>
-        <w:rPr>
-          <w:rFonts w:ascii="Times New Roman" w:hAnsi="Times New Roman" w:cs="Times New Roman"/>
-          <w:sz w:val="28"/>
-          <w:szCs w:val="28"/>
-        </w:rPr>
-        <w:t>чекина</w:t>
-      </w:r>
-      <w:proofErr w:type="spellEnd"/>
-      <w:r>
-        <w:rPr>
-          <w:rFonts w:ascii="Times New Roman" w:hAnsi="Times New Roman" w:cs="Times New Roman"/>
-          <w:sz w:val="28"/>
-          <w:szCs w:val="28"/>
-        </w:rPr>
-        <w:t>).</w:t>
-      </w:r>
-    </w:p>
-    <w:p>
-      <w:pPr>
-        <w:pStyle w:val="a7"/>
-        <w:numPr>
-          <w:ilvl w:val="2"/>
-          <w:numId w:val="9"/>
-        </w:numPr>
-        <w:spacing w:after="0" w:line="360" w:lineRule="auto"/>
-        <w:ind w:left="1418"/>
-        <w:rPr>
-          <w:rFonts w:ascii="Times New Roman" w:hAnsi="Times New Roman" w:cs="Times New Roman"/>
-          <w:sz w:val="28"/>
-          <w:szCs w:val="28"/>
-        </w:rPr>
-      </w:pPr>
-      <w:r>
-        <w:rPr>
-          <w:rFonts w:ascii="Times New Roman" w:hAnsi="Times New Roman" w:cs="Times New Roman"/>
-          <w:sz w:val="28"/>
-          <w:szCs w:val="28"/>
-        </w:rPr>
-        <w:lastRenderedPageBreak/>
-        <w:t>Ограничение на повторные отметки (например, не более одно</w:t>
-      </w:r>
-      <w:r>
-        <w:rPr>
-          <w:rFonts w:ascii="Times New Roman" w:hAnsi="Times New Roman" w:cs="Times New Roman"/>
-          <w:sz w:val="28"/>
-          <w:szCs w:val="28"/>
-        </w:rPr>
-        <w:t xml:space="preserve">й проверки </w:t>
-      </w:r>
-      <w:r>
-        <w:rPr>
-          <w:rFonts w:ascii="Times New Roman" w:hAnsi="Times New Roman" w:cs="Times New Roman"/>
-          <w:sz w:val="28"/>
-          <w:szCs w:val="28"/>
-        </w:rPr>
-        <w:t>в одном заведении в сутки для защиты от накрутки).</w:t>
-      </w:r>
-    </w:p>
-    <w:p>
-      <w:pPr>
-        <w:spacing w:after="0" w:line="360" w:lineRule="auto"/>
-        <w:ind w:firstLine="708"/>
-        <w:rPr>
-          <w:rFonts w:ascii="Times New Roman" w:hAnsi="Times New Roman" w:cs="Times New Roman"/>
-          <w:sz w:val="28"/>
-          <w:szCs w:val="28"/>
-        </w:rPr>
-      </w:pPr>
-      <w:r>
-        <w:rPr>
-          <w:rFonts w:ascii="Times New Roman" w:hAnsi="Times New Roman" w:cs="Times New Roman"/>
-          <w:b/>
-          <w:bCs/>
-          <w:sz w:val="28"/>
-          <w:szCs w:val="28"/>
-        </w:rPr>
-        <w:t>Модуль отзывов и оценок:</w:t>
-      </w:r>
-    </w:p>
-    <w:p>
-      <w:pPr>
-        <w:spacing w:after="0" w:line="360" w:lineRule="auto"/>
-        <w:ind w:left="993"/>
-        <w:rPr>
-          <w:rFonts w:ascii="Times New Roman" w:hAnsi="Times New Roman" w:cs="Times New Roman"/>
-          <w:sz w:val="28"/>
-          <w:szCs w:val="28"/>
-        </w:rPr>
-      </w:pPr>
-      <w:r>
-        <w:rPr>
-          <w:rFonts w:ascii="Times New Roman" w:hAnsi="Times New Roman" w:cs="Times New Roman"/>
-          <w:sz w:val="28"/>
-          <w:szCs w:val="28"/>
-        </w:rPr>
-        <w:t>1)</w:t>
-      </w:r>
-      <w:r>
-        <w:rPr>
-          <w:rFonts w:ascii="Times New Roman" w:hAnsi="Times New Roman" w:cs="Times New Roman"/>
-          <w:sz w:val="28"/>
-          <w:szCs w:val="28"/>
-        </w:rPr>
-        <w:t>Проверка права на отзыв: форма отправки отзыва и оценки (от 1 до 5 звёзд) доступна только при наличии подтверждённо</w:t>
-      </w:r>
-      <w:r>
-        <w:rPr>
-          <w:rFonts w:ascii="Times New Roman" w:hAnsi="Times New Roman" w:cs="Times New Roman"/>
-          <w:sz w:val="28"/>
-          <w:szCs w:val="28"/>
-        </w:rPr>
-        <w:t xml:space="preserve">й проверки </w:t>
-      </w:r>
-      <w:r>
-        <w:rPr>
-          <w:rFonts w:ascii="Times New Roman" w:hAnsi="Times New Roman" w:cs="Times New Roman"/>
-          <w:sz w:val="28"/>
-          <w:szCs w:val="28"/>
-        </w:rPr>
-        <w:t>в данном заведении.</w:t>
-      </w:r>
-    </w:p>
-    <w:p>
-      <w:pPr>
-        <w:spacing w:after="0" w:line="360" w:lineRule="auto"/>
-        <w:ind w:left="993"/>
-        <w:rPr>
-          <w:rFonts w:ascii="Times New Roman" w:hAnsi="Times New Roman" w:cs="Times New Roman"/>
-          <w:sz w:val="28"/>
-          <w:szCs w:val="28"/>
-        </w:rPr>
-      </w:pPr>
-      <w:r>
-        <w:rPr>
-          <w:rFonts w:ascii="Times New Roman" w:hAnsi="Times New Roman" w:cs="Times New Roman"/>
-          <w:sz w:val="28"/>
-          <w:szCs w:val="28"/>
-        </w:rPr>
-        <w:t>2)</w:t>
-      </w:r>
-      <w:r>
-        <w:rPr>
-          <w:rFonts w:ascii="Times New Roman" w:hAnsi="Times New Roman" w:cs="Times New Roman"/>
-          <w:sz w:val="28"/>
-          <w:szCs w:val="28"/>
-        </w:rPr>
-        <w:t xml:space="preserve">Один подтверждённый визит (или один пользователь) может оставить один актуальный отзыв </w:t>
-      </w:r>
-      <w:proofErr w:type="gramStart"/>
-      <w:r>
-        <w:rPr>
-          <w:rFonts w:ascii="Times New Roman" w:hAnsi="Times New Roman" w:cs="Times New Roman"/>
-          <w:sz w:val="28"/>
-          <w:szCs w:val="28"/>
-        </w:rPr>
-        <w:t>на заведение</w:t>
-      </w:r>
-      <w:proofErr w:type="gramEnd"/>
-      <w:r>
-        <w:rPr>
-          <w:rFonts w:ascii="Times New Roman" w:hAnsi="Times New Roman" w:cs="Times New Roman"/>
-          <w:sz w:val="28"/>
-          <w:szCs w:val="28"/>
-        </w:rPr>
-        <w:t>.</w:t>
-      </w:r>
-    </w:p>
-    <w:p>
-      <w:pPr>
-        <w:spacing w:after="0" w:line="360" w:lineRule="auto"/>
-        <w:ind w:left="720"/>
-        <w:rPr>
-          <w:rFonts w:ascii="Times New Roman" w:hAnsi="Times New Roman" w:cs="Times New Roman"/>
-          <w:sz w:val="28"/>
-          <w:szCs w:val="28"/>
-        </w:rPr>
-      </w:pPr>
-      <w:r>
-        <w:rPr>
-          <w:rFonts w:ascii="Times New Roman" w:hAnsi="Times New Roman" w:cs="Times New Roman"/>
-          <w:b/>
-          <w:bCs/>
-          <w:sz w:val="28"/>
-          <w:szCs w:val="28"/>
-        </w:rPr>
-        <w:t xml:space="preserve">Модуль </w:t>
-      </w:r>
-      <w:r>
-        <w:rPr>
-          <w:rFonts w:ascii="Times New Roman" w:hAnsi="Times New Roman" w:cs="Times New Roman"/>
-          <w:b/>
-          <w:bCs/>
-          <w:sz w:val="28"/>
-          <w:szCs w:val="28"/>
-        </w:rPr>
-        <w:t>д</w:t>
-      </w:r>
-      <w:r>
-        <w:rPr>
-          <w:rFonts w:ascii="Times New Roman" w:hAnsi="Times New Roman" w:cs="Times New Roman"/>
-          <w:b/>
-          <w:bCs/>
-          <w:sz w:val="28"/>
-          <w:szCs w:val="28"/>
-        </w:rPr>
-        <w:t>остижени</w:t>
-      </w:r>
-      <w:r>
-        <w:rPr>
-          <w:rFonts w:ascii="Times New Roman" w:hAnsi="Times New Roman" w:cs="Times New Roman"/>
-          <w:b/>
-          <w:bCs/>
-          <w:sz w:val="28"/>
-          <w:szCs w:val="28"/>
-        </w:rPr>
-        <w:t xml:space="preserve">й </w:t>
-      </w:r>
-      <w:r>
-        <w:rPr>
-          <w:rFonts w:ascii="Times New Roman" w:hAnsi="Times New Roman" w:cs="Times New Roman"/>
-          <w:b/>
-          <w:bCs/>
-          <w:sz w:val="28"/>
-          <w:szCs w:val="28"/>
-        </w:rPr>
-        <w:t xml:space="preserve">и </w:t>
-      </w:r>
-      <w:r>
-        <w:rPr>
-          <w:rFonts w:ascii="Times New Roman" w:hAnsi="Times New Roman" w:cs="Times New Roman"/>
-          <w:b/>
-          <w:bCs/>
-          <w:sz w:val="28"/>
-          <w:szCs w:val="28"/>
-        </w:rPr>
-        <w:t>р</w:t>
-      </w:r>
-      <w:r>
-        <w:rPr>
-          <w:rFonts w:ascii="Times New Roman" w:hAnsi="Times New Roman" w:cs="Times New Roman"/>
-          <w:b/>
-          <w:bCs/>
-          <w:sz w:val="28"/>
-          <w:szCs w:val="28"/>
-        </w:rPr>
-        <w:t>ейтинг</w:t>
-      </w:r>
-      <w:r>
-        <w:rPr>
-          <w:rFonts w:ascii="Times New Roman" w:hAnsi="Times New Roman" w:cs="Times New Roman"/>
-          <w:b/>
-          <w:bCs/>
-          <w:sz w:val="28"/>
-          <w:szCs w:val="28"/>
-        </w:rPr>
-        <w:t>а</w:t>
-      </w:r>
-      <w:r>
-        <w:rPr>
-          <w:rFonts w:ascii="Times New Roman" w:hAnsi="Times New Roman" w:cs="Times New Roman"/>
-          <w:b/>
-          <w:bCs/>
-          <w:sz w:val="28"/>
-          <w:szCs w:val="28"/>
-        </w:rPr>
-        <w:t>:</w:t>
-      </w:r>
-    </w:p>
-    <w:p>
-      <w:pPr>
-        <w:spacing w:after="0" w:line="360" w:lineRule="auto"/>
-        <w:ind w:left="993"/>
-        <w:rPr>
-          <w:rFonts w:ascii="Times New Roman" w:hAnsi="Times New Roman" w:cs="Times New Roman"/>
-          <w:sz w:val="28"/>
-          <w:szCs w:val="28"/>
-        </w:rPr>
-      </w:pPr>
-      <w:r>
-        <w:rPr>
-          <w:rFonts w:ascii="Times New Roman" w:hAnsi="Times New Roman" w:cs="Times New Roman"/>
-          <w:sz w:val="28"/>
-          <w:szCs w:val="28"/>
-        </w:rPr>
-        <w:t>1)</w:t>
-      </w:r>
-      <w:r>
-        <w:rPr>
-          <w:rFonts w:ascii="Times New Roman" w:hAnsi="Times New Roman" w:cs="Times New Roman"/>
-          <w:sz w:val="28"/>
-          <w:szCs w:val="28"/>
-        </w:rPr>
-        <w:t>Автоматическая проверка условий и выдача достижений после каждо</w:t>
-      </w:r>
-      <w:r>
-        <w:rPr>
-          <w:rFonts w:ascii="Times New Roman" w:hAnsi="Times New Roman" w:cs="Times New Roman"/>
-          <w:sz w:val="28"/>
-          <w:szCs w:val="28"/>
-        </w:rPr>
-        <w:t>й проверки</w:t>
-      </w:r>
-      <w:r>
-        <w:rPr>
-          <w:rFonts w:ascii="Times New Roman" w:hAnsi="Times New Roman" w:cs="Times New Roman"/>
-          <w:sz w:val="28"/>
-          <w:szCs w:val="28"/>
-        </w:rPr>
-        <w:t>.</w:t>
-      </w:r>
-    </w:p>
-    <w:p>
-      <w:pPr>
-        <w:spacing w:after="0" w:line="360" w:lineRule="auto"/>
-        <w:ind w:left="993"/>
-        <w:rPr>
-          <w:rFonts w:ascii="Times New Roman" w:hAnsi="Times New Roman" w:cs="Times New Roman"/>
-          <w:sz w:val="28"/>
-          <w:szCs w:val="28"/>
-        </w:rPr>
-      </w:pPr>
-      <w:r>
-        <w:rPr>
-          <w:rFonts w:ascii="Times New Roman" w:hAnsi="Times New Roman" w:cs="Times New Roman"/>
-          <w:sz w:val="28"/>
-          <w:szCs w:val="28"/>
-        </w:rPr>
-        <w:t>2)</w:t>
-      </w:r>
-      <w:r>
-        <w:rPr>
-          <w:rFonts w:ascii="Times New Roman" w:hAnsi="Times New Roman" w:cs="Times New Roman"/>
-          <w:sz w:val="28"/>
-          <w:szCs w:val="28"/>
-        </w:rPr>
-        <w:t>Формирование таблицы лидеров</w:t>
-      </w:r>
-      <w:r>
-        <w:rPr>
-          <w:rFonts w:ascii="Times New Roman" w:hAnsi="Times New Roman" w:cs="Times New Roman"/>
-          <w:sz w:val="28"/>
-          <w:szCs w:val="28"/>
-        </w:rPr>
-        <w:t xml:space="preserve"> </w:t>
-      </w:r>
-      <w:r>
-        <w:rPr>
-          <w:rFonts w:ascii="Times New Roman" w:hAnsi="Times New Roman" w:cs="Times New Roman"/>
-          <w:sz w:val="28"/>
-          <w:szCs w:val="28"/>
-        </w:rPr>
-        <w:t>по количеству посещений и набранным очкам достижений.</w:t>
+        <w:jc w:val="both"/>
+        <w:rPr>
+          <w:rFonts w:ascii="Times New Roman" w:hAnsi="Times New Roman" w:cs="Times New Roman"/>
+          <w:bCs/>
+          <w:sz w:val="28"/>
+        </w:rPr>
+      </w:pPr>
+      <w:r>
+        <w:rPr>
+          <w:rFonts w:ascii="Times New Roman" w:hAnsi="Times New Roman" w:cs="Times New Roman"/>
+          <w:bCs/>
+          <w:sz w:val="28"/>
+        </w:rPr>
+        <w:t>Модуль достижений и рейтинга: достижения выдаются автоматически после отметки. Есть таблица лидеров по количеству посещений и очков.</w:t>
       </w:r>
     </w:p>
     <w:p>
@@ -2851,9 +2172,7 @@
         <w:rPr>
           <w:rFonts w:ascii="Times New Roman" w:hAnsi="Times New Roman" w:cs="Times New Roman"/>
           <w:b/>
-          <w:bCs/>
-          <w:sz w:val="28"/>
-          <w:szCs w:val="28"/>
+          <w:sz w:val="28"/>
         </w:rPr>
       </w:pPr>
       <w:r>
@@ -2871,18 +2190,20 @@
       <w:pPr>
         <w:spacing w:after="0" w:line="360" w:lineRule="auto"/>
         <w:ind w:firstLine="708"/>
-        <w:rPr>
-          <w:rFonts w:ascii="Times New Roman" w:hAnsi="Times New Roman" w:cs="Times New Roman"/>
-          <w:sz w:val="28"/>
-          <w:szCs w:val="28"/>
-        </w:rPr>
-      </w:pPr>
-      <w:r>
-        <w:rPr>
-          <w:rFonts w:ascii="Times New Roman" w:hAnsi="Times New Roman" w:cs="Times New Roman"/>
-          <w:sz w:val="28"/>
-          <w:szCs w:val="28"/>
-        </w:rPr>
+        <w:jc w:val="both"/>
+        <w:rPr>
+          <w:rFonts w:ascii="Times New Roman" w:hAnsi="Times New Roman" w:cs="Times New Roman"/>
+          <w:sz w:val="28"/>
+          <w:szCs w:val="28"/>
+        </w:rPr>
+      </w:pPr>
+      <w:r>
+        <w:rPr>
+          <w:rFonts w:ascii="Times New Roman" w:hAnsi="Times New Roman" w:cs="Times New Roman"/>
+          <w:sz w:val="28"/>
+          <w:szCs w:val="28"/>
+        </w:rPr>
+        <w:lastRenderedPageBreak/>
         <w:t>Клиентская часть (это всё, что работает в браузере) связывается с серверной частью, чтобы получить данные, авторизоваться, подтвердить посещения и отправить отзывы. Серверная часть держит секретные ключи заведений, проверяет, кто ты (Гость, Посетитель, Владелец или Администратор), следит за тем, чтобы ты не отмечался чаще одного раза в сутки, и даёт доступ к форме отзыва только после подтверждённого посещения.</w:t>
       </w:r>
     </w:p>
@@ -2890,6 +2211,7 @@
       <w:pPr>
         <w:spacing w:after="0" w:line="360" w:lineRule="auto"/>
         <w:ind w:firstLine="708"/>
+        <w:jc w:val="both"/>
         <w:rPr>
           <w:rFonts w:ascii="Times New Roman" w:hAnsi="Times New Roman" w:cs="Times New Roman"/>
           <w:sz w:val="28"/>
@@ -2963,6 +2285,7 @@
       <w:pPr>
         <w:spacing w:after="0" w:line="360" w:lineRule="auto"/>
         <w:ind w:firstLine="708"/>
+        <w:jc w:val="both"/>
         <w:rPr>
           <w:rFonts w:ascii="Times New Roman" w:hAnsi="Times New Roman" w:cs="Times New Roman"/>
           <w:sz w:val="28"/>
@@ -3038,7 +2361,6 @@
           <w:sz w:val="28"/>
           <w:szCs w:val="28"/>
         </w:rPr>
-        <w:lastRenderedPageBreak/>
         <w:t>OpenStreetMap</w:t>
       </w:r>
       <w:proofErr w:type="spellEnd"/>
@@ -3071,7 +2393,7 @@
     </w:p>
     <w:p>
       <w:pPr>
-        <w:spacing w:before="240" w:line="360" w:lineRule="auto"/>
+        <w:spacing w:before="240" w:after="0" w:line="360" w:lineRule="auto"/>
         <w:jc w:val="center"/>
         <w:rPr>
           <w:rFonts w:ascii="Times New Roman" w:hAnsi="Times New Roman" w:cs="Times New Roman"/>
@@ -3090,7 +2412,7 @@
           <w:szCs w:val="28"/>
           <w:lang w:val="en-US"/>
         </w:rPr>
-        <w:t>ER-</w:t>
+        <w:t>ER</w:t>
       </w:r>
       <w:r>
         <w:rPr>
@@ -3100,13 +2422,13 @@
           <w:sz w:val="28"/>
           <w:szCs w:val="28"/>
         </w:rPr>
-        <w:t>Диаграмма</w:t>
+        <w:t>-Диаграмма</w:t>
       </w:r>
     </w:p>
     <w:p>
       <w:pPr>
         <w:spacing w:after="0" w:line="360" w:lineRule="auto"/>
-        <w:jc w:val="center"/>
+        <w:jc w:val="both"/>
         <w:rPr>
           <w:rFonts w:ascii="Times New Roman" w:hAnsi="Times New Roman" w:cs="Times New Roman"/>
           <w:sz w:val="28"/>
@@ -3116,14 +2438,13 @@
       <w:r>
         <w:rPr>
           <w:noProof/>
-          <w:sz w:val="28"/>
-          <w:szCs w:val="28"/>
-        </w:rPr>
+        </w:rPr>
+        <w:lastRenderedPageBreak/>
         <w:drawing>
-          <wp:inline distT="0" distB="0" distL="0" distR="0" wp14:anchorId="3A7A08C5" wp14:editId="30730F5D">
-            <wp:extent cx="5940425" cy="6327140"/>
+          <wp:inline distT="0" distB="0" distL="0" distR="0" wp14:anchorId="02851EC0" wp14:editId="47F95662">
+            <wp:extent cx="5940425" cy="7374255"/>
             <wp:effectExtent l="0" t="0" r="3175" b="0"/>
-            <wp:docPr id="2100257198" name="Рисунок 1"/>
+            <wp:docPr id="1172889320" name="Рисунок 3"/>
             <wp:cNvGraphicFramePr>
               <a:graphicFrameLocks xmlns:a="http://schemas.openxmlformats.org/drawingml/2006/main" noChangeAspect="1"/>
             </wp:cNvGraphicFramePr>
@@ -3131,13 +2452,13 @@
               <a:graphicData uri="http://schemas.openxmlformats.org/drawingml/2006/picture">
                 <pic:pic xmlns:pic="http://schemas.openxmlformats.org/drawingml/2006/picture">
                   <pic:nvPicPr>
-                    <pic:cNvPr id="0" name="Picture 1"/>
+                    <pic:cNvPr id="0" name="Picture 5"/>
                     <pic:cNvPicPr>
                       <a:picLocks noChangeAspect="1" noChangeArrowheads="1"/>
                     </pic:cNvPicPr>
                   </pic:nvPicPr>
                   <pic:blipFill>
-                    <a:blip r:embed="rId5" cstate="print">
+                    <a:blip r:embed="rId5">
                       <a:extLst>
                         <a:ext uri="{28A0092B-C50C-407E-A947-70E740481C1C}">
                           <a14:useLocalDpi xmlns:a14="http://schemas.microsoft.com/office/drawing/2010/main" val="0"/>
@@ -3152,7 +2473,7 @@
                   <pic:spPr bwMode="auto">
                     <a:xfrm>
                       <a:off x="0" y="0"/>
-                      <a:ext cx="5940425" cy="6327140"/>
+                      <a:ext cx="5940425" cy="7374255"/>
                     </a:xfrm>
                     <a:prstGeom prst="rect">
                       <a:avLst/>
@@ -3171,37 +2492,36 @@
     </w:p>
     <w:p>
       <w:pPr>
+        <w:pStyle w:val="a9"/>
         <w:spacing w:after="0" w:line="360" w:lineRule="auto"/>
+        <w:jc w:val="both"/>
         <w:rPr>
           <w:rFonts w:ascii="Times New Roman" w:hAnsi="Times New Roman" w:cs="Times New Roman"/>
           <w:b/>
-          <w:bCs/>
-          <w:sz w:val="28"/>
-          <w:szCs w:val="28"/>
+          <w:sz w:val="28"/>
         </w:rPr>
       </w:pPr>
       <w:r>
         <w:rPr>
           <w:rFonts w:ascii="Times New Roman" w:hAnsi="Times New Roman" w:cs="Times New Roman"/>
           <w:b/>
-          <w:bCs/>
-          <w:sz w:val="28"/>
-          <w:szCs w:val="28"/>
-        </w:rPr>
-        <w:t>Ограничения (в стиле документации твоего друга)</w:t>
+          <w:sz w:val="28"/>
+        </w:rPr>
+        <w:t>Ограничения:</w:t>
       </w:r>
     </w:p>
     <w:p>
       <w:pPr>
         <w:numPr>
           <w:ilvl w:val="0"/>
-          <w:numId w:val="14"/>
+          <w:numId w:val="22"/>
         </w:numPr>
         <w:spacing w:after="0" w:line="360" w:lineRule="auto"/>
-        <w:rPr>
-          <w:rFonts w:ascii="Times New Roman" w:hAnsi="Times New Roman" w:cs="Times New Roman"/>
-          <w:sz w:val="28"/>
-          <w:szCs w:val="28"/>
+        <w:jc w:val="both"/>
+        <w:rPr>
+          <w:rFonts w:ascii="Times New Roman" w:hAnsi="Times New Roman" w:cs="Times New Roman"/>
+          <w:bCs/>
+          <w:sz w:val="28"/>
         </w:rPr>
       </w:pPr>
       <w:proofErr w:type="spellStart"/>
@@ -3209,8 +2529,8 @@
       <w:r>
         <w:rPr>
           <w:rFonts w:ascii="Times New Roman" w:hAnsi="Times New Roman" w:cs="Times New Roman"/>
-          <w:sz w:val="28"/>
-          <w:szCs w:val="28"/>
+          <w:bCs/>
+          <w:sz w:val="28"/>
         </w:rPr>
         <w:t>users.username</w:t>
       </w:r>
@@ -3219,18 +2539,18 @@
       <w:r>
         <w:rPr>
           <w:rFonts w:ascii="Times New Roman" w:hAnsi="Times New Roman" w:cs="Times New Roman"/>
-          <w:sz w:val="28"/>
-          <w:szCs w:val="28"/>
-        </w:rPr>
-        <w:t> и </w:t>
+          <w:bCs/>
+          <w:sz w:val="28"/>
+        </w:rPr>
+        <w:t xml:space="preserve"> и </w:t>
       </w:r>
       <w:proofErr w:type="spellStart"/>
       <w:proofErr w:type="gramStart"/>
       <w:r>
         <w:rPr>
           <w:rFonts w:ascii="Times New Roman" w:hAnsi="Times New Roman" w:cs="Times New Roman"/>
-          <w:sz w:val="28"/>
-          <w:szCs w:val="28"/>
+          <w:bCs/>
+          <w:sz w:val="28"/>
         </w:rPr>
         <w:t>users.email</w:t>
       </w:r>
@@ -3239,23 +2559,25 @@
       <w:r>
         <w:rPr>
           <w:rFonts w:ascii="Times New Roman" w:hAnsi="Times New Roman" w:cs="Times New Roman"/>
-          <w:sz w:val="28"/>
-          <w:szCs w:val="28"/>
-        </w:rPr>
-        <w:t> уникальны;</w:t>
+          <w:bCs/>
+          <w:sz w:val="28"/>
+        </w:rPr>
+        <w:t xml:space="preserve"> уникальны.</w:t>
       </w:r>
     </w:p>
     <w:p>
       <w:pPr>
         <w:numPr>
           <w:ilvl w:val="0"/>
-          <w:numId w:val="14"/>
+          <w:numId w:val="22"/>
         </w:numPr>
         <w:spacing w:after="0" w:line="360" w:lineRule="auto"/>
-        <w:rPr>
-          <w:rFonts w:ascii="Times New Roman" w:hAnsi="Times New Roman" w:cs="Times New Roman"/>
-          <w:sz w:val="28"/>
-          <w:szCs w:val="28"/>
+        <w:jc w:val="both"/>
+        <w:rPr>
+          <w:rFonts w:ascii="Times New Roman" w:hAnsi="Times New Roman" w:cs="Times New Roman"/>
+          <w:bCs/>
+          <w:sz w:val="28"/>
+          <w:lang w:val="en-US"/>
         </w:rPr>
       </w:pPr>
       <w:proofErr w:type="spellStart"/>
@@ -3263,119 +2585,402 @@
       <w:r>
         <w:rPr>
           <w:rFonts w:ascii="Times New Roman" w:hAnsi="Times New Roman" w:cs="Times New Roman"/>
-          <w:sz w:val="28"/>
-          <w:szCs w:val="28"/>
-        </w:rPr>
-        <w:t>users.role</w:t>
+          <w:bCs/>
+          <w:sz w:val="28"/>
+          <w:lang w:val="en-US"/>
+        </w:rPr>
+        <w:t>users.total</w:t>
+      </w:r>
+      <w:proofErr w:type="gramEnd"/>
+      <w:r>
+        <w:rPr>
+          <w:rFonts w:ascii="Times New Roman" w:hAnsi="Times New Roman" w:cs="Times New Roman"/>
+          <w:bCs/>
+          <w:sz w:val="28"/>
+          <w:lang w:val="en-US"/>
+        </w:rPr>
+        <w:t>_points</w:t>
+      </w:r>
+      <w:proofErr w:type="spellEnd"/>
+      <w:r>
+        <w:rPr>
+          <w:rFonts w:ascii="Times New Roman" w:hAnsi="Times New Roman" w:cs="Times New Roman"/>
+          <w:bCs/>
+          <w:sz w:val="28"/>
+          <w:lang w:val="en-US"/>
+        </w:rPr>
+        <w:t xml:space="preserve"> &gt;= 0, </w:t>
+      </w:r>
+      <w:r>
+        <w:rPr>
+          <w:rFonts w:ascii="Times New Roman" w:hAnsi="Times New Roman" w:cs="Times New Roman"/>
+          <w:bCs/>
+          <w:sz w:val="28"/>
+        </w:rPr>
+        <w:t>по</w:t>
+      </w:r>
+      <w:r>
+        <w:rPr>
+          <w:rFonts w:ascii="Times New Roman" w:hAnsi="Times New Roman" w:cs="Times New Roman"/>
+          <w:bCs/>
+          <w:sz w:val="28"/>
+          <w:lang w:val="en-US"/>
+        </w:rPr>
+        <w:t xml:space="preserve"> </w:t>
+      </w:r>
+      <w:r>
+        <w:rPr>
+          <w:rFonts w:ascii="Times New Roman" w:hAnsi="Times New Roman" w:cs="Times New Roman"/>
+          <w:bCs/>
+          <w:sz w:val="28"/>
+        </w:rPr>
+        <w:t>умолчанию</w:t>
+      </w:r>
+      <w:r>
+        <w:rPr>
+          <w:rFonts w:ascii="Times New Roman" w:hAnsi="Times New Roman" w:cs="Times New Roman"/>
+          <w:bCs/>
+          <w:sz w:val="28"/>
+          <w:lang w:val="en-US"/>
+        </w:rPr>
+        <w:t xml:space="preserve"> 0.</w:t>
+      </w:r>
+    </w:p>
+    <w:p>
+      <w:pPr>
+        <w:numPr>
+          <w:ilvl w:val="0"/>
+          <w:numId w:val="22"/>
+        </w:numPr>
+        <w:spacing w:after="0" w:line="360" w:lineRule="auto"/>
+        <w:jc w:val="both"/>
+        <w:rPr>
+          <w:rFonts w:ascii="Times New Roman" w:hAnsi="Times New Roman" w:cs="Times New Roman"/>
+          <w:bCs/>
+          <w:sz w:val="28"/>
+        </w:rPr>
+      </w:pPr>
+      <w:proofErr w:type="spellStart"/>
+      <w:proofErr w:type="gramStart"/>
+      <w:r>
+        <w:rPr>
+          <w:rFonts w:ascii="Times New Roman" w:hAnsi="Times New Roman" w:cs="Times New Roman"/>
+          <w:bCs/>
+          <w:sz w:val="28"/>
+        </w:rPr>
+        <w:t>places.secret</w:t>
+      </w:r>
+      <w:proofErr w:type="gramEnd"/>
+      <w:r>
+        <w:rPr>
+          <w:rFonts w:ascii="Times New Roman" w:hAnsi="Times New Roman" w:cs="Times New Roman"/>
+          <w:bCs/>
+          <w:sz w:val="28"/>
+        </w:rPr>
+        <w:t>_key</w:t>
+      </w:r>
+      <w:proofErr w:type="spellEnd"/>
+      <w:r>
+        <w:rPr>
+          <w:rFonts w:ascii="Times New Roman" w:hAnsi="Times New Roman" w:cs="Times New Roman"/>
+          <w:bCs/>
+          <w:sz w:val="28"/>
+        </w:rPr>
+        <w:t xml:space="preserve"> уникален.</w:t>
+      </w:r>
+    </w:p>
+    <w:p>
+      <w:pPr>
+        <w:numPr>
+          <w:ilvl w:val="0"/>
+          <w:numId w:val="22"/>
+        </w:numPr>
+        <w:spacing w:after="0" w:line="360" w:lineRule="auto"/>
+        <w:jc w:val="both"/>
+        <w:rPr>
+          <w:rFonts w:ascii="Times New Roman" w:hAnsi="Times New Roman" w:cs="Times New Roman"/>
+          <w:bCs/>
+          <w:sz w:val="28"/>
+        </w:rPr>
+      </w:pPr>
+      <w:proofErr w:type="spellStart"/>
+      <w:proofErr w:type="gramStart"/>
+      <w:r>
+        <w:rPr>
+          <w:rFonts w:ascii="Times New Roman" w:hAnsi="Times New Roman" w:cs="Times New Roman"/>
+          <w:bCs/>
+          <w:sz w:val="28"/>
+        </w:rPr>
+        <w:t>places.owner</w:t>
+      </w:r>
+      <w:proofErr w:type="gramEnd"/>
+      <w:r>
+        <w:rPr>
+          <w:rFonts w:ascii="Times New Roman" w:hAnsi="Times New Roman" w:cs="Times New Roman"/>
+          <w:bCs/>
+          <w:sz w:val="28"/>
+        </w:rPr>
+        <w:t>_id</w:t>
+      </w:r>
+      <w:proofErr w:type="spellEnd"/>
+      <w:r>
+        <w:rPr>
+          <w:rFonts w:ascii="Times New Roman" w:hAnsi="Times New Roman" w:cs="Times New Roman"/>
+          <w:bCs/>
+          <w:sz w:val="28"/>
+        </w:rPr>
+        <w:t xml:space="preserve"> ссылается на users.id.</w:t>
+      </w:r>
+    </w:p>
+    <w:p>
+      <w:pPr>
+        <w:numPr>
+          <w:ilvl w:val="0"/>
+          <w:numId w:val="22"/>
+        </w:numPr>
+        <w:spacing w:after="0" w:line="360" w:lineRule="auto"/>
+        <w:jc w:val="both"/>
+        <w:rPr>
+          <w:rFonts w:ascii="Times New Roman" w:hAnsi="Times New Roman" w:cs="Times New Roman"/>
+          <w:bCs/>
+          <w:sz w:val="28"/>
+        </w:rPr>
+      </w:pPr>
+      <w:r>
+        <w:rPr>
+          <w:rFonts w:ascii="Times New Roman" w:hAnsi="Times New Roman" w:cs="Times New Roman"/>
+          <w:bCs/>
+          <w:sz w:val="28"/>
+        </w:rPr>
+        <w:lastRenderedPageBreak/>
+        <w:t xml:space="preserve">Один </w:t>
+      </w:r>
+      <w:proofErr w:type="spellStart"/>
+      <w:r>
+        <w:rPr>
+          <w:rFonts w:ascii="Times New Roman" w:hAnsi="Times New Roman" w:cs="Times New Roman"/>
+          <w:bCs/>
+          <w:sz w:val="28"/>
+        </w:rPr>
+        <w:t>checkin</w:t>
+      </w:r>
+      <w:proofErr w:type="spellEnd"/>
+      <w:r>
+        <w:rPr>
+          <w:rFonts w:ascii="Times New Roman" w:hAnsi="Times New Roman" w:cs="Times New Roman"/>
+          <w:bCs/>
+          <w:sz w:val="28"/>
+        </w:rPr>
+        <w:t xml:space="preserve"> на (</w:t>
+      </w:r>
+      <w:proofErr w:type="spellStart"/>
+      <w:r>
+        <w:rPr>
+          <w:rFonts w:ascii="Times New Roman" w:hAnsi="Times New Roman" w:cs="Times New Roman"/>
+          <w:bCs/>
+          <w:sz w:val="28"/>
+        </w:rPr>
+        <w:t>user_id</w:t>
+      </w:r>
+      <w:proofErr w:type="spellEnd"/>
+      <w:r>
+        <w:rPr>
+          <w:rFonts w:ascii="Times New Roman" w:hAnsi="Times New Roman" w:cs="Times New Roman"/>
+          <w:bCs/>
+          <w:sz w:val="28"/>
+        </w:rPr>
+        <w:t xml:space="preserve">, </w:t>
+      </w:r>
+      <w:proofErr w:type="spellStart"/>
+      <w:r>
+        <w:rPr>
+          <w:rFonts w:ascii="Times New Roman" w:hAnsi="Times New Roman" w:cs="Times New Roman"/>
+          <w:bCs/>
+          <w:sz w:val="28"/>
+        </w:rPr>
+        <w:t>place_id</w:t>
+      </w:r>
+      <w:proofErr w:type="spellEnd"/>
+      <w:r>
+        <w:rPr>
+          <w:rFonts w:ascii="Times New Roman" w:hAnsi="Times New Roman" w:cs="Times New Roman"/>
+          <w:bCs/>
+          <w:sz w:val="28"/>
+        </w:rPr>
+        <w:t xml:space="preserve">, </w:t>
+      </w:r>
+      <w:proofErr w:type="spellStart"/>
+      <w:r>
+        <w:rPr>
+          <w:rFonts w:ascii="Times New Roman" w:hAnsi="Times New Roman" w:cs="Times New Roman"/>
+          <w:bCs/>
+          <w:sz w:val="28"/>
+        </w:rPr>
+        <w:t>checkin_date</w:t>
+      </w:r>
+      <w:proofErr w:type="spellEnd"/>
+      <w:r>
+        <w:rPr>
+          <w:rFonts w:ascii="Times New Roman" w:hAnsi="Times New Roman" w:cs="Times New Roman"/>
+          <w:bCs/>
+          <w:sz w:val="28"/>
+        </w:rPr>
+        <w:t>), не чаще одного раза в сутки.</w:t>
+      </w:r>
+    </w:p>
+    <w:p>
+      <w:pPr>
+        <w:numPr>
+          <w:ilvl w:val="0"/>
+          <w:numId w:val="22"/>
+        </w:numPr>
+        <w:spacing w:after="0" w:line="360" w:lineRule="auto"/>
+        <w:jc w:val="both"/>
+        <w:rPr>
+          <w:rFonts w:ascii="Times New Roman" w:hAnsi="Times New Roman" w:cs="Times New Roman"/>
+          <w:bCs/>
+          <w:sz w:val="28"/>
+        </w:rPr>
+      </w:pPr>
+      <w:r>
+        <w:rPr>
+          <w:rFonts w:ascii="Times New Roman" w:hAnsi="Times New Roman" w:cs="Times New Roman"/>
+          <w:bCs/>
+          <w:sz w:val="28"/>
+        </w:rPr>
+        <w:t>Один отзыв на (</w:t>
+      </w:r>
+      <w:proofErr w:type="spellStart"/>
+      <w:r>
+        <w:rPr>
+          <w:rFonts w:ascii="Times New Roman" w:hAnsi="Times New Roman" w:cs="Times New Roman"/>
+          <w:bCs/>
+          <w:sz w:val="28"/>
+        </w:rPr>
+        <w:t>user_id</w:t>
+      </w:r>
+      <w:proofErr w:type="spellEnd"/>
+      <w:r>
+        <w:rPr>
+          <w:rFonts w:ascii="Times New Roman" w:hAnsi="Times New Roman" w:cs="Times New Roman"/>
+          <w:bCs/>
+          <w:sz w:val="28"/>
+        </w:rPr>
+        <w:t xml:space="preserve">, </w:t>
+      </w:r>
+      <w:proofErr w:type="spellStart"/>
+      <w:r>
+        <w:rPr>
+          <w:rFonts w:ascii="Times New Roman" w:hAnsi="Times New Roman" w:cs="Times New Roman"/>
+          <w:bCs/>
+          <w:sz w:val="28"/>
+        </w:rPr>
+        <w:t>place_id</w:t>
+      </w:r>
+      <w:proofErr w:type="spellEnd"/>
+      <w:r>
+        <w:rPr>
+          <w:rFonts w:ascii="Times New Roman" w:hAnsi="Times New Roman" w:cs="Times New Roman"/>
+          <w:bCs/>
+          <w:sz w:val="28"/>
+        </w:rPr>
+        <w:t xml:space="preserve">), </w:t>
+      </w:r>
+      <w:proofErr w:type="spellStart"/>
+      <w:proofErr w:type="gramStart"/>
+      <w:r>
+        <w:rPr>
+          <w:rFonts w:ascii="Times New Roman" w:hAnsi="Times New Roman" w:cs="Times New Roman"/>
+          <w:bCs/>
+          <w:sz w:val="28"/>
+        </w:rPr>
+        <w:t>reviews.checkin</w:t>
+      </w:r>
+      <w:proofErr w:type="gramEnd"/>
+      <w:r>
+        <w:rPr>
+          <w:rFonts w:ascii="Times New Roman" w:hAnsi="Times New Roman" w:cs="Times New Roman"/>
+          <w:bCs/>
+          <w:sz w:val="28"/>
+        </w:rPr>
+        <w:t>_id</w:t>
+      </w:r>
+      <w:proofErr w:type="spellEnd"/>
+      <w:r>
+        <w:rPr>
+          <w:rFonts w:ascii="Times New Roman" w:hAnsi="Times New Roman" w:cs="Times New Roman"/>
+          <w:bCs/>
+          <w:sz w:val="28"/>
+        </w:rPr>
+        <w:t xml:space="preserve"> обязателен, ссылается на </w:t>
+      </w:r>
+      <w:proofErr w:type="spellStart"/>
+      <w:r>
+        <w:rPr>
+          <w:rFonts w:ascii="Times New Roman" w:hAnsi="Times New Roman" w:cs="Times New Roman"/>
+          <w:bCs/>
+          <w:sz w:val="28"/>
+        </w:rPr>
+        <w:t>checkins</w:t>
+      </w:r>
+      <w:proofErr w:type="spellEnd"/>
+      <w:r>
+        <w:rPr>
+          <w:rFonts w:ascii="Times New Roman" w:hAnsi="Times New Roman" w:cs="Times New Roman"/>
+          <w:bCs/>
+          <w:sz w:val="28"/>
+        </w:rPr>
+        <w:t>.</w:t>
+      </w:r>
+    </w:p>
+    <w:p>
+      <w:pPr>
+        <w:numPr>
+          <w:ilvl w:val="0"/>
+          <w:numId w:val="22"/>
+        </w:numPr>
+        <w:spacing w:after="0" w:line="360" w:lineRule="auto"/>
+        <w:jc w:val="both"/>
+        <w:rPr>
+          <w:rFonts w:ascii="Times New Roman" w:hAnsi="Times New Roman" w:cs="Times New Roman"/>
+          <w:bCs/>
+          <w:sz w:val="28"/>
+        </w:rPr>
+      </w:pPr>
+      <w:proofErr w:type="spellStart"/>
+      <w:proofErr w:type="gramStart"/>
+      <w:r>
+        <w:rPr>
+          <w:rFonts w:ascii="Times New Roman" w:hAnsi="Times New Roman" w:cs="Times New Roman"/>
+          <w:bCs/>
+          <w:sz w:val="28"/>
+        </w:rPr>
+        <w:t>reviews.rating</w:t>
       </w:r>
       <w:proofErr w:type="spellEnd"/>
       <w:proofErr w:type="gramEnd"/>
       <w:r>
         <w:rPr>
           <w:rFonts w:ascii="Times New Roman" w:hAnsi="Times New Roman" w:cs="Times New Roman"/>
-          <w:sz w:val="28"/>
-          <w:szCs w:val="28"/>
-        </w:rPr>
-        <w:t> принимает одно из</w:t>
-      </w:r>
-      <w:r>
-        <w:rPr>
-          <w:rFonts w:ascii="Times New Roman" w:hAnsi="Times New Roman" w:cs="Times New Roman"/>
-          <w:sz w:val="28"/>
-          <w:szCs w:val="28"/>
-        </w:rPr>
-        <w:t xml:space="preserve"> </w:t>
-      </w:r>
-      <w:r>
-        <w:rPr>
-          <w:rFonts w:ascii="Times New Roman" w:hAnsi="Times New Roman" w:cs="Times New Roman"/>
-          <w:sz w:val="28"/>
-          <w:szCs w:val="28"/>
-        </w:rPr>
-        <w:t>значений: </w:t>
-      </w:r>
-      <w:proofErr w:type="spellStart"/>
-      <w:r>
-        <w:rPr>
-          <w:rFonts w:ascii="Times New Roman" w:hAnsi="Times New Roman" w:cs="Times New Roman"/>
-          <w:sz w:val="28"/>
-          <w:szCs w:val="28"/>
-        </w:rPr>
-        <w:t>visitor</w:t>
-      </w:r>
-      <w:proofErr w:type="spellEnd"/>
-      <w:r>
-        <w:rPr>
-          <w:rFonts w:ascii="Times New Roman" w:hAnsi="Times New Roman" w:cs="Times New Roman"/>
-          <w:sz w:val="28"/>
-          <w:szCs w:val="28"/>
-        </w:rPr>
-        <w:t> (посетитель), </w:t>
-      </w:r>
-      <w:proofErr w:type="spellStart"/>
-      <w:r>
-        <w:rPr>
-          <w:rFonts w:ascii="Times New Roman" w:hAnsi="Times New Roman" w:cs="Times New Roman"/>
-          <w:sz w:val="28"/>
-          <w:szCs w:val="28"/>
-        </w:rPr>
-        <w:t>owner</w:t>
-      </w:r>
-      <w:proofErr w:type="spellEnd"/>
-      <w:r>
-        <w:rPr>
-          <w:rFonts w:ascii="Times New Roman" w:hAnsi="Times New Roman" w:cs="Times New Roman"/>
-          <w:sz w:val="28"/>
-          <w:szCs w:val="28"/>
-        </w:rPr>
-        <w:t> (владелец</w:t>
-      </w:r>
-      <w:r>
-        <w:rPr>
-          <w:rFonts w:ascii="Times New Roman" w:hAnsi="Times New Roman" w:cs="Times New Roman"/>
-          <w:sz w:val="28"/>
-          <w:szCs w:val="28"/>
-        </w:rPr>
-        <w:t xml:space="preserve"> </w:t>
-      </w:r>
-      <w:r>
-        <w:rPr>
-          <w:rFonts w:ascii="Times New Roman" w:hAnsi="Times New Roman" w:cs="Times New Roman"/>
-          <w:sz w:val="28"/>
-          <w:szCs w:val="28"/>
-        </w:rPr>
-        <w:t>заведения), </w:t>
-      </w:r>
-      <w:proofErr w:type="spellStart"/>
-      <w:r>
-        <w:rPr>
-          <w:rFonts w:ascii="Times New Roman" w:hAnsi="Times New Roman" w:cs="Times New Roman"/>
-          <w:sz w:val="28"/>
-          <w:szCs w:val="28"/>
-        </w:rPr>
-        <w:t>admin</w:t>
-      </w:r>
-      <w:proofErr w:type="spellEnd"/>
-      <w:r>
-        <w:rPr>
-          <w:rFonts w:ascii="Times New Roman" w:hAnsi="Times New Roman" w:cs="Times New Roman"/>
-          <w:sz w:val="28"/>
-          <w:szCs w:val="28"/>
-        </w:rPr>
-        <w:t> (администратор);</w:t>
+          <w:bCs/>
+          <w:sz w:val="28"/>
+        </w:rPr>
+        <w:t xml:space="preserve"> от 1 до 5.</w:t>
       </w:r>
     </w:p>
     <w:p>
       <w:pPr>
         <w:numPr>
           <w:ilvl w:val="0"/>
-          <w:numId w:val="14"/>
+          <w:numId w:val="22"/>
         </w:numPr>
         <w:spacing w:after="0" w:line="360" w:lineRule="auto"/>
-        <w:rPr>
-          <w:rFonts w:ascii="Times New Roman" w:hAnsi="Times New Roman" w:cs="Times New Roman"/>
-          <w:sz w:val="28"/>
-          <w:szCs w:val="28"/>
+        <w:jc w:val="both"/>
+        <w:rPr>
+          <w:rFonts w:ascii="Times New Roman" w:hAnsi="Times New Roman" w:cs="Times New Roman"/>
+          <w:bCs/>
+          <w:sz w:val="28"/>
+          <w:lang w:val="en-US"/>
         </w:rPr>
       </w:pPr>
       <w:proofErr w:type="spellStart"/>
@@ -3383,153 +2988,239 @@
       <w:r>
         <w:rPr>
           <w:rFonts w:ascii="Times New Roman" w:hAnsi="Times New Roman" w:cs="Times New Roman"/>
-          <w:sz w:val="28"/>
-          <w:szCs w:val="28"/>
-        </w:rPr>
-        <w:lastRenderedPageBreak/>
-        <w:t>users.total</w:t>
-      </w:r>
+          <w:bCs/>
+          <w:sz w:val="28"/>
+          <w:lang w:val="en-US"/>
+        </w:rPr>
+        <w:t>achievements.code</w:t>
+      </w:r>
+      <w:proofErr w:type="spellEnd"/>
       <w:proofErr w:type="gramEnd"/>
       <w:r>
         <w:rPr>
           <w:rFonts w:ascii="Times New Roman" w:hAnsi="Times New Roman" w:cs="Times New Roman"/>
-          <w:sz w:val="28"/>
-          <w:szCs w:val="28"/>
-        </w:rPr>
-        <w:t>_points</w:t>
+          <w:bCs/>
+          <w:sz w:val="28"/>
+          <w:lang w:val="en-US"/>
+        </w:rPr>
+        <w:t xml:space="preserve"> </w:t>
+      </w:r>
+      <w:r>
+        <w:rPr>
+          <w:rFonts w:ascii="Times New Roman" w:hAnsi="Times New Roman" w:cs="Times New Roman"/>
+          <w:bCs/>
+          <w:sz w:val="28"/>
+        </w:rPr>
+        <w:t>уникален</w:t>
+      </w:r>
+      <w:r>
+        <w:rPr>
+          <w:rFonts w:ascii="Times New Roman" w:hAnsi="Times New Roman" w:cs="Times New Roman"/>
+          <w:bCs/>
+          <w:sz w:val="28"/>
+          <w:lang w:val="en-US"/>
+        </w:rPr>
+        <w:t xml:space="preserve">, </w:t>
+      </w:r>
+      <w:proofErr w:type="spellStart"/>
+      <w:proofErr w:type="gramStart"/>
+      <w:r>
+        <w:rPr>
+          <w:rFonts w:ascii="Times New Roman" w:hAnsi="Times New Roman" w:cs="Times New Roman"/>
+          <w:bCs/>
+          <w:sz w:val="28"/>
+          <w:lang w:val="en-US"/>
+        </w:rPr>
+        <w:t>achievements.points</w:t>
       </w:r>
       <w:proofErr w:type="spellEnd"/>
-      <w:r>
-        <w:rPr>
-          <w:rFonts w:ascii="Times New Roman" w:hAnsi="Times New Roman" w:cs="Times New Roman"/>
-          <w:sz w:val="28"/>
-          <w:szCs w:val="28"/>
-        </w:rPr>
-        <w:t xml:space="preserve"> — целое неотрицательное число </w:t>
-      </w:r>
-      <w:proofErr w:type="gramStart"/>
-      <w:r>
-        <w:rPr>
-          <w:rFonts w:ascii="Times New Roman" w:hAnsi="Times New Roman" w:cs="Times New Roman"/>
-          <w:sz w:val="28"/>
-          <w:szCs w:val="28"/>
-        </w:rPr>
-        <w:t>(&gt;=</w:t>
-      </w:r>
       <w:proofErr w:type="gramEnd"/>
       <w:r>
         <w:rPr>
           <w:rFonts w:ascii="Times New Roman" w:hAnsi="Times New Roman" w:cs="Times New Roman"/>
-          <w:sz w:val="28"/>
-          <w:szCs w:val="28"/>
-        </w:rPr>
-        <w:t xml:space="preserve"> 0, по умолчанию 0);</w:t>
+          <w:bCs/>
+          <w:sz w:val="28"/>
+          <w:lang w:val="en-US"/>
+        </w:rPr>
+        <w:t xml:space="preserve"> &gt; 0.</w:t>
       </w:r>
     </w:p>
     <w:p>
       <w:pPr>
-        <w:numPr>
-          <w:ilvl w:val="0"/>
-          <w:numId w:val="14"/>
-        </w:numPr>
         <w:spacing w:after="0" w:line="360" w:lineRule="auto"/>
-        <w:rPr>
-          <w:rFonts w:ascii="Times New Roman" w:hAnsi="Times New Roman" w:cs="Times New Roman"/>
-          <w:sz w:val="28"/>
-          <w:szCs w:val="28"/>
-        </w:rPr>
-      </w:pPr>
+        <w:jc w:val="both"/>
+        <w:rPr>
+          <w:rFonts w:ascii="Times New Roman" w:hAnsi="Times New Roman" w:cs="Times New Roman"/>
+          <w:bCs/>
+          <w:sz w:val="28"/>
+          <w:lang w:val="en-US"/>
+        </w:rPr>
+      </w:pPr>
+      <w:r>
+        <w:rPr>
+          <w:rFonts w:ascii="Times New Roman" w:hAnsi="Times New Roman" w:cs="Times New Roman"/>
+          <w:bCs/>
+          <w:sz w:val="28"/>
+        </w:rPr>
+        <w:t>Один</w:t>
+      </w:r>
+      <w:r>
+        <w:rPr>
+          <w:rFonts w:ascii="Times New Roman" w:hAnsi="Times New Roman" w:cs="Times New Roman"/>
+          <w:bCs/>
+          <w:sz w:val="28"/>
+          <w:lang w:val="en-US"/>
+        </w:rPr>
+        <w:t xml:space="preserve"> achievement </w:t>
+      </w:r>
+      <w:r>
+        <w:rPr>
+          <w:rFonts w:ascii="Times New Roman" w:hAnsi="Times New Roman" w:cs="Times New Roman"/>
+          <w:bCs/>
+          <w:sz w:val="28"/>
+        </w:rPr>
+        <w:t>на</w:t>
+      </w:r>
+      <w:r>
+        <w:rPr>
+          <w:rFonts w:ascii="Times New Roman" w:hAnsi="Times New Roman" w:cs="Times New Roman"/>
+          <w:bCs/>
+          <w:sz w:val="28"/>
+          <w:lang w:val="en-US"/>
+        </w:rPr>
+        <w:t xml:space="preserve"> (</w:t>
+      </w:r>
       <w:proofErr w:type="spellStart"/>
-      <w:proofErr w:type="gramStart"/>
-      <w:r>
-        <w:rPr>
-          <w:rFonts w:ascii="Times New Roman" w:hAnsi="Times New Roman" w:cs="Times New Roman"/>
-          <w:sz w:val="28"/>
-          <w:szCs w:val="28"/>
-        </w:rPr>
-        <w:t>places.secret</w:t>
-      </w:r>
-      <w:proofErr w:type="gramEnd"/>
-      <w:r>
-        <w:rPr>
-          <w:rFonts w:ascii="Times New Roman" w:hAnsi="Times New Roman" w:cs="Times New Roman"/>
-          <w:sz w:val="28"/>
-          <w:szCs w:val="28"/>
-        </w:rPr>
-        <w:t>_key</w:t>
+      <w:r>
+        <w:rPr>
+          <w:rFonts w:ascii="Times New Roman" w:hAnsi="Times New Roman" w:cs="Times New Roman"/>
+          <w:bCs/>
+          <w:sz w:val="28"/>
+          <w:lang w:val="en-US"/>
+        </w:rPr>
+        <w:t>user_id</w:t>
       </w:r>
       <w:proofErr w:type="spellEnd"/>
       <w:r>
         <w:rPr>
           <w:rFonts w:ascii="Times New Roman" w:hAnsi="Times New Roman" w:cs="Times New Roman"/>
-          <w:sz w:val="28"/>
-          <w:szCs w:val="28"/>
-        </w:rPr>
-        <w:t> уникален (индивидуальный ключ заведения для генерации QR-кода не может совпадать у разных точек);</w:t>
+          <w:bCs/>
+          <w:sz w:val="28"/>
+          <w:lang w:val="en-US"/>
+        </w:rPr>
+        <w:t xml:space="preserve">, </w:t>
+      </w:r>
+      <w:proofErr w:type="spellStart"/>
+      <w:r>
+        <w:rPr>
+          <w:rFonts w:ascii="Times New Roman" w:hAnsi="Times New Roman" w:cs="Times New Roman"/>
+          <w:bCs/>
+          <w:sz w:val="28"/>
+          <w:lang w:val="en-US"/>
+        </w:rPr>
+        <w:t>achievement_id</w:t>
+      </w:r>
+      <w:proofErr w:type="spellEnd"/>
+      <w:r>
+        <w:rPr>
+          <w:rFonts w:ascii="Times New Roman" w:hAnsi="Times New Roman" w:cs="Times New Roman"/>
+          <w:bCs/>
+          <w:sz w:val="28"/>
+          <w:lang w:val="en-US"/>
+        </w:rPr>
+        <w:t xml:space="preserve">), </w:t>
+      </w:r>
+      <w:r>
+        <w:rPr>
+          <w:rFonts w:ascii="Times New Roman" w:hAnsi="Times New Roman" w:cs="Times New Roman"/>
+          <w:bCs/>
+          <w:sz w:val="28"/>
+        </w:rPr>
+        <w:t>составной</w:t>
+      </w:r>
+      <w:r>
+        <w:rPr>
+          <w:rFonts w:ascii="Times New Roman" w:hAnsi="Times New Roman" w:cs="Times New Roman"/>
+          <w:bCs/>
+          <w:sz w:val="28"/>
+          <w:lang w:val="en-US"/>
+        </w:rPr>
+        <w:t xml:space="preserve"> </w:t>
+      </w:r>
+      <w:r>
+        <w:rPr>
+          <w:rFonts w:ascii="Times New Roman" w:hAnsi="Times New Roman" w:cs="Times New Roman"/>
+          <w:bCs/>
+          <w:sz w:val="28"/>
+        </w:rPr>
+        <w:t>первичный</w:t>
+      </w:r>
+      <w:r>
+        <w:rPr>
+          <w:rFonts w:ascii="Times New Roman" w:hAnsi="Times New Roman" w:cs="Times New Roman"/>
+          <w:bCs/>
+          <w:sz w:val="28"/>
+          <w:lang w:val="en-US"/>
+        </w:rPr>
+        <w:t xml:space="preserve"> </w:t>
+      </w:r>
+      <w:r>
+        <w:rPr>
+          <w:rFonts w:ascii="Times New Roman" w:hAnsi="Times New Roman" w:cs="Times New Roman"/>
+          <w:bCs/>
+          <w:sz w:val="28"/>
+        </w:rPr>
+        <w:t>ключ</w:t>
+      </w:r>
+      <w:r>
+        <w:rPr>
+          <w:rFonts w:ascii="Times New Roman" w:hAnsi="Times New Roman" w:cs="Times New Roman"/>
+          <w:bCs/>
+          <w:sz w:val="28"/>
+          <w:lang w:val="en-US"/>
+        </w:rPr>
+        <w:t>.</w:t>
       </w:r>
     </w:p>
     <w:p>
       <w:pPr>
-        <w:numPr>
-          <w:ilvl w:val="0"/>
-          <w:numId w:val="14"/>
-        </w:numPr>
-        <w:spacing w:after="0" w:line="360" w:lineRule="auto"/>
-        <w:rPr>
-          <w:rFonts w:ascii="Times New Roman" w:hAnsi="Times New Roman" w:cs="Times New Roman"/>
-          <w:sz w:val="28"/>
-          <w:szCs w:val="28"/>
-        </w:rPr>
-      </w:pPr>
-      <w:proofErr w:type="spellStart"/>
-      <w:proofErr w:type="gramStart"/>
-      <w:r>
-        <w:rPr>
-          <w:rFonts w:ascii="Times New Roman" w:hAnsi="Times New Roman" w:cs="Times New Roman"/>
-          <w:sz w:val="28"/>
-          <w:szCs w:val="28"/>
-        </w:rPr>
-        <w:t>places.owner</w:t>
-      </w:r>
-      <w:proofErr w:type="gramEnd"/>
-      <w:r>
-        <w:rPr>
-          <w:rFonts w:ascii="Times New Roman" w:hAnsi="Times New Roman" w:cs="Times New Roman"/>
-          <w:sz w:val="28"/>
-          <w:szCs w:val="28"/>
-        </w:rPr>
-        <w:t>_id</w:t>
-      </w:r>
-      <w:proofErr w:type="spellEnd"/>
-      <w:r>
-        <w:rPr>
-          <w:rFonts w:ascii="Times New Roman" w:hAnsi="Times New Roman" w:cs="Times New Roman"/>
-          <w:sz w:val="28"/>
-          <w:szCs w:val="28"/>
-        </w:rPr>
-        <w:t> ссылается на users.id (один владелец может управлять одним или несколькими заведениями);</w:t>
+        <w:spacing w:before="240" w:line="360" w:lineRule="auto"/>
+        <w:jc w:val="center"/>
+        <w:rPr>
+          <w:rFonts w:ascii="Times New Roman" w:hAnsi="Times New Roman" w:cs="Times New Roman"/>
+          <w:b/>
+          <w:sz w:val="28"/>
+        </w:rPr>
+      </w:pPr>
+      <w:r>
+        <w:rPr>
+          <w:rFonts w:ascii="Times New Roman" w:hAnsi="Times New Roman" w:cs="Times New Roman"/>
+          <w:b/>
+          <w:bCs/>
+          <w:sz w:val="28"/>
+          <w:szCs w:val="28"/>
+        </w:rPr>
+        <w:t>API и маршруты сервера</w:t>
       </w:r>
     </w:p>
     <w:p>
       <w:pPr>
-        <w:numPr>
-          <w:ilvl w:val="0"/>
-          <w:numId w:val="14"/>
-        </w:numPr>
         <w:spacing w:after="0" w:line="360" w:lineRule="auto"/>
-        <w:rPr>
-          <w:rFonts w:ascii="Times New Roman" w:hAnsi="Times New Roman" w:cs="Times New Roman"/>
-          <w:sz w:val="28"/>
-          <w:szCs w:val="28"/>
-        </w:rPr>
-      </w:pPr>
-      <w:r>
-        <w:rPr>
-          <w:rFonts w:ascii="Times New Roman" w:hAnsi="Times New Roman" w:cs="Times New Roman"/>
-          <w:sz w:val="28"/>
-          <w:szCs w:val="28"/>
-        </w:rPr>
-        <w:t>не более одной отметки о посещении (</w:t>
+        <w:ind w:firstLine="708"/>
+        <w:jc w:val="both"/>
+        <w:rPr>
+          <w:rFonts w:ascii="Times New Roman" w:hAnsi="Times New Roman" w:cs="Times New Roman"/>
+          <w:sz w:val="28"/>
+          <w:szCs w:val="28"/>
+        </w:rPr>
+      </w:pPr>
+      <w:r>
+        <w:rPr>
+          <w:rFonts w:ascii="Times New Roman" w:hAnsi="Times New Roman" w:cs="Times New Roman"/>
+          <w:sz w:val="28"/>
+          <w:szCs w:val="28"/>
+        </w:rPr>
+        <w:t>Базовый префикс для асинхронных запросов карты и клиентских скриптов: /</w:t>
       </w:r>
       <w:proofErr w:type="spellStart"/>
       <w:r>
@@ -3538,7 +3229,7 @@
           <w:sz w:val="28"/>
           <w:szCs w:val="28"/>
         </w:rPr>
-        <w:t>checkins</w:t>
+        <w:t>api</w:t>
       </w:r>
       <w:proofErr w:type="spellEnd"/>
       <w:r>
@@ -3547,7 +3238,7 @@
           <w:sz w:val="28"/>
           <w:szCs w:val="28"/>
         </w:rPr>
-        <w:t>) на тройку </w:t>
+        <w:t>. Формат обмена данными: JSON (для точек на карте - </w:t>
       </w:r>
       <w:proofErr w:type="spellStart"/>
       <w:r>
@@ -3556,7 +3247,7 @@
           <w:sz w:val="28"/>
           <w:szCs w:val="28"/>
         </w:rPr>
-        <w:t>user_id</w:t>
+        <w:t>GeoJSON</w:t>
       </w:r>
       <w:proofErr w:type="spellEnd"/>
       <w:r>
@@ -3565,7 +3256,7 @@
           <w:sz w:val="28"/>
           <w:szCs w:val="28"/>
         </w:rPr>
-        <w:t xml:space="preserve"> / </w:t>
+        <w:t xml:space="preserve">). Защищённые методы требуют авторизации через встроенную систему сессий </w:t>
       </w:r>
       <w:proofErr w:type="spellStart"/>
       <w:r>
@@ -3574,7 +3265,7 @@
           <w:sz w:val="28"/>
           <w:szCs w:val="28"/>
         </w:rPr>
-        <w:t>place_id</w:t>
+        <w:t>Django</w:t>
       </w:r>
       <w:proofErr w:type="spellEnd"/>
       <w:r>
@@ -3583,47 +3274,26 @@
           <w:sz w:val="28"/>
           <w:szCs w:val="28"/>
         </w:rPr>
-        <w:t xml:space="preserve"> / </w:t>
-      </w:r>
-      <w:proofErr w:type="spellStart"/>
-      <w:r>
-        <w:rPr>
-          <w:rFonts w:ascii="Times New Roman" w:hAnsi="Times New Roman" w:cs="Times New Roman"/>
-          <w:sz w:val="28"/>
-          <w:szCs w:val="28"/>
-        </w:rPr>
-        <w:t>checkin_date</w:t>
-      </w:r>
-      <w:proofErr w:type="spellEnd"/>
-      <w:r>
-        <w:rPr>
-          <w:rFonts w:ascii="Times New Roman" w:hAnsi="Times New Roman" w:cs="Times New Roman"/>
-          <w:sz w:val="28"/>
-          <w:szCs w:val="28"/>
-        </w:rPr>
-        <w:t> (защита от накрутки: один пользователь может отметиться в одном заведении не чаще одного раза в сутки);</w:t>
+        <w:t>.</w:t>
       </w:r>
     </w:p>
     <w:p>
       <w:pPr>
-        <w:numPr>
-          <w:ilvl w:val="0"/>
-          <w:numId w:val="14"/>
-        </w:numPr>
         <w:spacing w:after="0" w:line="360" w:lineRule="auto"/>
-        <w:rPr>
-          <w:rFonts w:ascii="Times New Roman" w:hAnsi="Times New Roman" w:cs="Times New Roman"/>
-          <w:sz w:val="28"/>
-          <w:szCs w:val="28"/>
-        </w:rPr>
-      </w:pPr>
-      <w:r>
-        <w:rPr>
-          <w:rFonts w:ascii="Times New Roman" w:hAnsi="Times New Roman" w:cs="Times New Roman"/>
-          <w:sz w:val="28"/>
-          <w:szCs w:val="28"/>
-        </w:rPr>
-        <w:t>один актуальный отзыв (</w:t>
+        <w:jc w:val="both"/>
+        <w:rPr>
+          <w:rFonts w:ascii="Times New Roman" w:hAnsi="Times New Roman" w:cs="Times New Roman"/>
+          <w:sz w:val="28"/>
+          <w:szCs w:val="28"/>
+        </w:rPr>
+      </w:pPr>
+      <w:r>
+        <w:rPr>
+          <w:rFonts w:ascii="Times New Roman" w:hAnsi="Times New Roman" w:cs="Times New Roman"/>
+          <w:sz w:val="28"/>
+          <w:szCs w:val="28"/>
+        </w:rPr>
+        <w:t>/</w:t>
       </w:r>
       <w:proofErr w:type="spellStart"/>
       <w:r>
@@ -3632,7 +3302,7 @@
           <w:sz w:val="28"/>
           <w:szCs w:val="28"/>
         </w:rPr>
-        <w:t>reviews</w:t>
+        <w:t>api</w:t>
       </w:r>
       <w:proofErr w:type="spellEnd"/>
       <w:r>
@@ -3641,25 +3311,7 @@
           <w:sz w:val="28"/>
           <w:szCs w:val="28"/>
         </w:rPr>
-        <w:t xml:space="preserve">) </w:t>
-      </w:r>
-      <w:proofErr w:type="gramStart"/>
-      <w:r>
-        <w:rPr>
-          <w:rFonts w:ascii="Times New Roman" w:hAnsi="Times New Roman" w:cs="Times New Roman"/>
-          <w:sz w:val="28"/>
-          <w:szCs w:val="28"/>
-        </w:rPr>
-        <w:t>на пару</w:t>
-      </w:r>
-      <w:proofErr w:type="gramEnd"/>
-      <w:r>
-        <w:rPr>
-          <w:rFonts w:ascii="Times New Roman" w:hAnsi="Times New Roman" w:cs="Times New Roman"/>
-          <w:sz w:val="28"/>
-          <w:szCs w:val="28"/>
-        </w:rPr>
-        <w:t> </w:t>
+        <w:t xml:space="preserve"> — логическая часть пути запроса к веб-серверу </w:t>
       </w:r>
       <w:proofErr w:type="spellStart"/>
       <w:r>
@@ -3668,7 +3320,7 @@
           <w:sz w:val="28"/>
           <w:szCs w:val="28"/>
         </w:rPr>
-        <w:t>user_id</w:t>
+        <w:t>Django</w:t>
       </w:r>
       <w:proofErr w:type="spellEnd"/>
       <w:r>
@@ -3677,7 +3329,7 @@
           <w:sz w:val="28"/>
           <w:szCs w:val="28"/>
         </w:rPr>
-        <w:t xml:space="preserve"> / </w:t>
+        <w:t xml:space="preserve">. Параметры подключения к базе данных </w:t>
       </w:r>
       <w:proofErr w:type="spellStart"/>
       <w:r>
@@ -3686,7 +3338,7 @@
           <w:sz w:val="28"/>
           <w:szCs w:val="28"/>
         </w:rPr>
-        <w:t>place_id</w:t>
+        <w:t>PostgreSQL</w:t>
       </w:r>
       <w:proofErr w:type="spellEnd"/>
       <w:r>
@@ -3695,1399 +3347,462 @@
           <w:sz w:val="28"/>
           <w:szCs w:val="28"/>
         </w:rPr>
-        <w:t xml:space="preserve"> (один пользователь может оставить только один отзыв </w:t>
-      </w:r>
-      <w:proofErr w:type="gramStart"/>
-      <w:r>
-        <w:rPr>
-          <w:rFonts w:ascii="Times New Roman" w:hAnsi="Times New Roman" w:cs="Times New Roman"/>
-          <w:sz w:val="28"/>
-          <w:szCs w:val="28"/>
-        </w:rPr>
-        <w:t>на конкретное заведение</w:t>
-      </w:r>
-      <w:proofErr w:type="gramEnd"/>
-      <w:r>
-        <w:rPr>
-          <w:rFonts w:ascii="Times New Roman" w:hAnsi="Times New Roman" w:cs="Times New Roman"/>
-          <w:sz w:val="28"/>
-          <w:szCs w:val="28"/>
-        </w:rPr>
-        <w:t>);</w:t>
+        <w:t xml:space="preserve"> и внутренние секретные настройки сервера в браузер не передаются.</w:t>
       </w:r>
     </w:p>
     <w:p>
       <w:pPr>
-        <w:numPr>
-          <w:ilvl w:val="0"/>
-          <w:numId w:val="14"/>
-        </w:numPr>
         <w:spacing w:after="0" w:line="360" w:lineRule="auto"/>
-        <w:rPr>
-          <w:rFonts w:ascii="Times New Roman" w:hAnsi="Times New Roman" w:cs="Times New Roman"/>
-          <w:sz w:val="28"/>
-          <w:szCs w:val="28"/>
-        </w:rPr>
-      </w:pPr>
-      <w:proofErr w:type="spellStart"/>
-      <w:proofErr w:type="gramStart"/>
-      <w:r>
-        <w:rPr>
-          <w:rFonts w:ascii="Times New Roman" w:hAnsi="Times New Roman" w:cs="Times New Roman"/>
-          <w:sz w:val="28"/>
-          <w:szCs w:val="28"/>
-        </w:rPr>
-        <w:t>reviews.checkin</w:t>
-      </w:r>
-      <w:proofErr w:type="gramEnd"/>
-      <w:r>
-        <w:rPr>
-          <w:rFonts w:ascii="Times New Roman" w:hAnsi="Times New Roman" w:cs="Times New Roman"/>
-          <w:sz w:val="28"/>
-          <w:szCs w:val="28"/>
-        </w:rPr>
-        <w:t>_id</w:t>
-      </w:r>
-      <w:proofErr w:type="spellEnd"/>
-      <w:r>
-        <w:rPr>
-          <w:rFonts w:ascii="Times New Roman" w:hAnsi="Times New Roman" w:cs="Times New Roman"/>
-          <w:sz w:val="28"/>
-          <w:szCs w:val="28"/>
-        </w:rPr>
-        <w:t> обязателен (NOT NULL), уникален и ссылается на существующую запись в </w:t>
-      </w:r>
-      <w:proofErr w:type="spellStart"/>
-      <w:r>
-        <w:rPr>
-          <w:rFonts w:ascii="Times New Roman" w:hAnsi="Times New Roman" w:cs="Times New Roman"/>
-          <w:sz w:val="28"/>
-          <w:szCs w:val="28"/>
-        </w:rPr>
-        <w:t>checkins</w:t>
-      </w:r>
-      <w:proofErr w:type="spellEnd"/>
-      <w:r>
-        <w:rPr>
-          <w:rFonts w:ascii="Times New Roman" w:hAnsi="Times New Roman" w:cs="Times New Roman"/>
-          <w:sz w:val="28"/>
-          <w:szCs w:val="28"/>
-        </w:rPr>
-        <w:t> — оставить отзыв без подтверждённого посещения невозможно на уровне структуры БД;</w:t>
+        <w:ind w:firstLine="708"/>
+        <w:jc w:val="both"/>
+        <w:rPr>
+          <w:rFonts w:ascii="Times New Roman" w:hAnsi="Times New Roman" w:cs="Times New Roman"/>
+          <w:b/>
+          <w:bCs/>
+          <w:sz w:val="28"/>
+          <w:szCs w:val="28"/>
+          <w:lang w:val="en-US"/>
+        </w:rPr>
+      </w:pPr>
+      <w:r>
+        <w:rPr>
+          <w:rFonts w:ascii="Times New Roman" w:hAnsi="Times New Roman" w:cs="Times New Roman"/>
+          <w:b/>
+          <w:bCs/>
+          <w:sz w:val="28"/>
+          <w:szCs w:val="28"/>
+        </w:rPr>
+        <w:t>Авторизация</w:t>
       </w:r>
     </w:p>
     <w:p>
       <w:pPr>
-        <w:numPr>
-          <w:ilvl w:val="0"/>
-          <w:numId w:val="14"/>
-        </w:numPr>
         <w:spacing w:after="0" w:line="360" w:lineRule="auto"/>
-        <w:rPr>
-          <w:rFonts w:ascii="Times New Roman" w:hAnsi="Times New Roman" w:cs="Times New Roman"/>
-          <w:sz w:val="28"/>
-          <w:szCs w:val="28"/>
-          <w:lang w:val="en-US"/>
-        </w:rPr>
-      </w:pPr>
-      <w:proofErr w:type="spellStart"/>
-      <w:proofErr w:type="gramStart"/>
-      <w:r>
-        <w:rPr>
-          <w:rFonts w:ascii="Times New Roman" w:hAnsi="Times New Roman" w:cs="Times New Roman"/>
-          <w:sz w:val="28"/>
-          <w:szCs w:val="28"/>
-          <w:lang w:val="en-US"/>
-        </w:rPr>
-        <w:t>reviews.rating</w:t>
-      </w:r>
-      <w:proofErr w:type="spellEnd"/>
-      <w:proofErr w:type="gramEnd"/>
-      <w:r>
-        <w:rPr>
-          <w:rFonts w:ascii="Times New Roman" w:hAnsi="Times New Roman" w:cs="Times New Roman"/>
-          <w:sz w:val="28"/>
-          <w:szCs w:val="28"/>
-          <w:lang w:val="en-US"/>
-        </w:rPr>
-        <w:t xml:space="preserve"> — </w:t>
-      </w:r>
-      <w:r>
-        <w:rPr>
-          <w:rFonts w:ascii="Times New Roman" w:hAnsi="Times New Roman" w:cs="Times New Roman"/>
-          <w:sz w:val="28"/>
-          <w:szCs w:val="28"/>
-        </w:rPr>
-        <w:t>целое</w:t>
-      </w:r>
-      <w:r>
-        <w:rPr>
-          <w:rFonts w:ascii="Times New Roman" w:hAnsi="Times New Roman" w:cs="Times New Roman"/>
-          <w:sz w:val="28"/>
-          <w:szCs w:val="28"/>
-          <w:lang w:val="en-US"/>
-        </w:rPr>
-        <w:t xml:space="preserve"> </w:t>
-      </w:r>
-      <w:r>
-        <w:rPr>
-          <w:rFonts w:ascii="Times New Roman" w:hAnsi="Times New Roman" w:cs="Times New Roman"/>
-          <w:sz w:val="28"/>
-          <w:szCs w:val="28"/>
-        </w:rPr>
-        <w:t>число</w:t>
-      </w:r>
-      <w:r>
-        <w:rPr>
-          <w:rFonts w:ascii="Times New Roman" w:hAnsi="Times New Roman" w:cs="Times New Roman"/>
-          <w:sz w:val="28"/>
-          <w:szCs w:val="28"/>
-          <w:lang w:val="en-US"/>
-        </w:rPr>
-        <w:t xml:space="preserve"> </w:t>
-      </w:r>
-      <w:r>
-        <w:rPr>
-          <w:rFonts w:ascii="Times New Roman" w:hAnsi="Times New Roman" w:cs="Times New Roman"/>
-          <w:sz w:val="28"/>
-          <w:szCs w:val="28"/>
-        </w:rPr>
-        <w:t>от</w:t>
-      </w:r>
-      <w:r>
-        <w:rPr>
-          <w:rFonts w:ascii="Times New Roman" w:hAnsi="Times New Roman" w:cs="Times New Roman"/>
-          <w:sz w:val="28"/>
-          <w:szCs w:val="28"/>
-          <w:lang w:val="en-US"/>
-        </w:rPr>
-        <w:t> 1 </w:t>
-      </w:r>
-      <w:r>
-        <w:rPr>
-          <w:rFonts w:ascii="Times New Roman" w:hAnsi="Times New Roman" w:cs="Times New Roman"/>
-          <w:sz w:val="28"/>
-          <w:szCs w:val="28"/>
-        </w:rPr>
-        <w:t>до</w:t>
-      </w:r>
-      <w:r>
-        <w:rPr>
-          <w:rFonts w:ascii="Times New Roman" w:hAnsi="Times New Roman" w:cs="Times New Roman"/>
-          <w:sz w:val="28"/>
-          <w:szCs w:val="28"/>
-          <w:lang w:val="en-US"/>
-        </w:rPr>
-        <w:t> 5 (CHECK (rating &gt;= 1 AND rating &lt;= 5));</w:t>
+        <w:jc w:val="both"/>
+        <w:rPr>
+          <w:rFonts w:ascii="Times New Roman" w:hAnsi="Times New Roman" w:cs="Times New Roman"/>
+          <w:sz w:val="28"/>
+          <w:szCs w:val="28"/>
+          <w:lang w:val="en-US"/>
+        </w:rPr>
+      </w:pPr>
+      <w:r>
+        <w:rPr>
+          <w:rFonts w:ascii="Times New Roman" w:hAnsi="Times New Roman" w:cs="Times New Roman"/>
+          <w:sz w:val="28"/>
+          <w:szCs w:val="28"/>
+          <w:lang w:val="en-US"/>
+        </w:rPr>
+        <w:t>Plaintext</w:t>
       </w:r>
     </w:p>
     <w:p>
       <w:pPr>
-        <w:numPr>
-          <w:ilvl w:val="0"/>
-          <w:numId w:val="14"/>
-        </w:numPr>
         <w:spacing w:after="0" w:line="360" w:lineRule="auto"/>
-        <w:rPr>
-          <w:rFonts w:ascii="Times New Roman" w:hAnsi="Times New Roman" w:cs="Times New Roman"/>
-          <w:sz w:val="28"/>
-          <w:szCs w:val="28"/>
-          <w:lang w:val="en-US"/>
-        </w:rPr>
-      </w:pPr>
-      <w:proofErr w:type="spellStart"/>
-      <w:proofErr w:type="gramStart"/>
-      <w:r>
-        <w:rPr>
-          <w:rFonts w:ascii="Times New Roman" w:hAnsi="Times New Roman" w:cs="Times New Roman"/>
-          <w:sz w:val="28"/>
-          <w:szCs w:val="28"/>
-          <w:lang w:val="en-US"/>
-        </w:rPr>
-        <w:t>achievements.code</w:t>
-      </w:r>
-      <w:proofErr w:type="spellEnd"/>
-      <w:proofErr w:type="gramEnd"/>
-      <w:r>
-        <w:rPr>
-          <w:rFonts w:ascii="Times New Roman" w:hAnsi="Times New Roman" w:cs="Times New Roman"/>
-          <w:sz w:val="28"/>
-          <w:szCs w:val="28"/>
-          <w:lang w:val="en-US"/>
-        </w:rPr>
-        <w:t> </w:t>
-      </w:r>
-      <w:r>
-        <w:rPr>
-          <w:rFonts w:ascii="Times New Roman" w:hAnsi="Times New Roman" w:cs="Times New Roman"/>
-          <w:sz w:val="28"/>
-          <w:szCs w:val="28"/>
-        </w:rPr>
-        <w:t>уникален</w:t>
-      </w:r>
-      <w:r>
-        <w:rPr>
-          <w:rFonts w:ascii="Times New Roman" w:hAnsi="Times New Roman" w:cs="Times New Roman"/>
-          <w:sz w:val="28"/>
-          <w:szCs w:val="28"/>
-          <w:lang w:val="en-US"/>
-        </w:rPr>
-        <w:t xml:space="preserve">, </w:t>
-      </w:r>
-      <w:r>
-        <w:rPr>
-          <w:rFonts w:ascii="Times New Roman" w:hAnsi="Times New Roman" w:cs="Times New Roman"/>
-          <w:sz w:val="28"/>
-          <w:szCs w:val="28"/>
-        </w:rPr>
-        <w:t>а</w:t>
-      </w:r>
-      <w:r>
-        <w:rPr>
-          <w:rFonts w:ascii="Times New Roman" w:hAnsi="Times New Roman" w:cs="Times New Roman"/>
-          <w:sz w:val="28"/>
-          <w:szCs w:val="28"/>
-          <w:lang w:val="en-US"/>
-        </w:rPr>
-        <w:t> </w:t>
-      </w:r>
-      <w:proofErr w:type="spellStart"/>
-      <w:proofErr w:type="gramStart"/>
-      <w:r>
-        <w:rPr>
-          <w:rFonts w:ascii="Times New Roman" w:hAnsi="Times New Roman" w:cs="Times New Roman"/>
-          <w:sz w:val="28"/>
-          <w:szCs w:val="28"/>
-          <w:lang w:val="en-US"/>
-        </w:rPr>
-        <w:t>achievements.points</w:t>
-      </w:r>
-      <w:proofErr w:type="spellEnd"/>
-      <w:proofErr w:type="gramEnd"/>
-      <w:r>
-        <w:rPr>
-          <w:rFonts w:ascii="Times New Roman" w:hAnsi="Times New Roman" w:cs="Times New Roman"/>
-          <w:sz w:val="28"/>
-          <w:szCs w:val="28"/>
-          <w:lang w:val="en-US"/>
-        </w:rPr>
-        <w:t xml:space="preserve"> — </w:t>
-      </w:r>
-      <w:r>
-        <w:rPr>
-          <w:rFonts w:ascii="Times New Roman" w:hAnsi="Times New Roman" w:cs="Times New Roman"/>
-          <w:sz w:val="28"/>
-          <w:szCs w:val="28"/>
-        </w:rPr>
-        <w:t>целое</w:t>
-      </w:r>
-      <w:r>
-        <w:rPr>
-          <w:rFonts w:ascii="Times New Roman" w:hAnsi="Times New Roman" w:cs="Times New Roman"/>
-          <w:sz w:val="28"/>
-          <w:szCs w:val="28"/>
-          <w:lang w:val="en-US"/>
-        </w:rPr>
-        <w:t xml:space="preserve"> </w:t>
-      </w:r>
-      <w:r>
-        <w:rPr>
-          <w:rFonts w:ascii="Times New Roman" w:hAnsi="Times New Roman" w:cs="Times New Roman"/>
-          <w:sz w:val="28"/>
-          <w:szCs w:val="28"/>
-        </w:rPr>
-        <w:t>число</w:t>
-      </w:r>
-      <w:r>
-        <w:rPr>
-          <w:rFonts w:ascii="Times New Roman" w:hAnsi="Times New Roman" w:cs="Times New Roman"/>
-          <w:sz w:val="28"/>
-          <w:szCs w:val="28"/>
-          <w:lang w:val="en-US"/>
-        </w:rPr>
-        <w:t xml:space="preserve"> </w:t>
-      </w:r>
-      <w:r>
-        <w:rPr>
-          <w:rFonts w:ascii="Times New Roman" w:hAnsi="Times New Roman" w:cs="Times New Roman"/>
-          <w:sz w:val="28"/>
-          <w:szCs w:val="28"/>
-        </w:rPr>
-        <w:t>больше</w:t>
-      </w:r>
-      <w:r>
-        <w:rPr>
-          <w:rFonts w:ascii="Times New Roman" w:hAnsi="Times New Roman" w:cs="Times New Roman"/>
-          <w:sz w:val="28"/>
-          <w:szCs w:val="28"/>
-          <w:lang w:val="en-US"/>
-        </w:rPr>
-        <w:t xml:space="preserve"> </w:t>
-      </w:r>
-      <w:r>
-        <w:rPr>
-          <w:rFonts w:ascii="Times New Roman" w:hAnsi="Times New Roman" w:cs="Times New Roman"/>
-          <w:sz w:val="28"/>
-          <w:szCs w:val="28"/>
-        </w:rPr>
-        <w:t>нуля</w:t>
-      </w:r>
-      <w:r>
-        <w:rPr>
-          <w:rFonts w:ascii="Times New Roman" w:hAnsi="Times New Roman" w:cs="Times New Roman"/>
-          <w:sz w:val="28"/>
-          <w:szCs w:val="28"/>
-          <w:lang w:val="en-US"/>
-        </w:rPr>
-        <w:t xml:space="preserve"> (CHECK (points &gt; 0));</w:t>
+        <w:jc w:val="both"/>
+        <w:rPr>
+          <w:rFonts w:ascii="Times New Roman" w:hAnsi="Times New Roman" w:cs="Times New Roman"/>
+          <w:sz w:val="28"/>
+          <w:szCs w:val="28"/>
+          <w:lang w:val="en-US"/>
+        </w:rPr>
+      </w:pPr>
+      <w:r>
+        <w:rPr>
+          <w:rFonts w:ascii="Times New Roman" w:hAnsi="Times New Roman" w:cs="Times New Roman"/>
+          <w:sz w:val="28"/>
+          <w:szCs w:val="28"/>
+          <w:lang w:val="en-US"/>
+        </w:rPr>
+        <w:t>POST /auth/register</w:t>
       </w:r>
     </w:p>
     <w:p>
       <w:pPr>
-        <w:numPr>
-          <w:ilvl w:val="0"/>
-          <w:numId w:val="14"/>
-        </w:numPr>
         <w:spacing w:after="0" w:line="360" w:lineRule="auto"/>
-        <w:rPr>
-          <w:rFonts w:ascii="Times New Roman" w:hAnsi="Times New Roman" w:cs="Times New Roman"/>
-          <w:sz w:val="28"/>
-          <w:szCs w:val="28"/>
-          <w:lang w:val="en-US"/>
-        </w:rPr>
-      </w:pPr>
-      <w:r>
-        <w:rPr>
-          <w:rFonts w:ascii="Times New Roman" w:hAnsi="Times New Roman" w:cs="Times New Roman"/>
-          <w:sz w:val="28"/>
-          <w:szCs w:val="28"/>
-        </w:rPr>
-        <w:t>одно</w:t>
-      </w:r>
-      <w:r>
-        <w:rPr>
-          <w:rFonts w:ascii="Times New Roman" w:hAnsi="Times New Roman" w:cs="Times New Roman"/>
-          <w:sz w:val="28"/>
-          <w:szCs w:val="28"/>
-          <w:lang w:val="en-US"/>
-        </w:rPr>
-        <w:t xml:space="preserve"> </w:t>
-      </w:r>
-      <w:r>
-        <w:rPr>
-          <w:rFonts w:ascii="Times New Roman" w:hAnsi="Times New Roman" w:cs="Times New Roman"/>
-          <w:sz w:val="28"/>
-          <w:szCs w:val="28"/>
-        </w:rPr>
-        <w:t>полученное</w:t>
-      </w:r>
-      <w:r>
-        <w:rPr>
-          <w:rFonts w:ascii="Times New Roman" w:hAnsi="Times New Roman" w:cs="Times New Roman"/>
-          <w:sz w:val="28"/>
-          <w:szCs w:val="28"/>
-          <w:lang w:val="en-US"/>
-        </w:rPr>
-        <w:t xml:space="preserve"> </w:t>
-      </w:r>
-      <w:r>
-        <w:rPr>
-          <w:rFonts w:ascii="Times New Roman" w:hAnsi="Times New Roman" w:cs="Times New Roman"/>
-          <w:sz w:val="28"/>
-          <w:szCs w:val="28"/>
-        </w:rPr>
-        <w:t>достижение</w:t>
-      </w:r>
-      <w:r>
-        <w:rPr>
-          <w:rFonts w:ascii="Times New Roman" w:hAnsi="Times New Roman" w:cs="Times New Roman"/>
-          <w:sz w:val="28"/>
-          <w:szCs w:val="28"/>
-          <w:lang w:val="en-US"/>
-        </w:rPr>
-        <w:t xml:space="preserve"> </w:t>
-      </w:r>
-      <w:r>
-        <w:rPr>
-          <w:rFonts w:ascii="Times New Roman" w:hAnsi="Times New Roman" w:cs="Times New Roman"/>
-          <w:sz w:val="28"/>
-          <w:szCs w:val="28"/>
-        </w:rPr>
-        <w:t>на</w:t>
-      </w:r>
-      <w:r>
-        <w:rPr>
-          <w:rFonts w:ascii="Times New Roman" w:hAnsi="Times New Roman" w:cs="Times New Roman"/>
-          <w:sz w:val="28"/>
-          <w:szCs w:val="28"/>
-          <w:lang w:val="en-US"/>
-        </w:rPr>
-        <w:t xml:space="preserve"> </w:t>
-      </w:r>
-      <w:r>
-        <w:rPr>
-          <w:rFonts w:ascii="Times New Roman" w:hAnsi="Times New Roman" w:cs="Times New Roman"/>
-          <w:sz w:val="28"/>
-          <w:szCs w:val="28"/>
-        </w:rPr>
-        <w:t>пару</w:t>
-      </w:r>
-      <w:r>
-        <w:rPr>
-          <w:rFonts w:ascii="Times New Roman" w:hAnsi="Times New Roman" w:cs="Times New Roman"/>
-          <w:sz w:val="28"/>
-          <w:szCs w:val="28"/>
-          <w:lang w:val="en-US"/>
-        </w:rPr>
-        <w:t> </w:t>
-      </w:r>
-      <w:proofErr w:type="spellStart"/>
-      <w:r>
-        <w:rPr>
-          <w:rFonts w:ascii="Times New Roman" w:hAnsi="Times New Roman" w:cs="Times New Roman"/>
-          <w:sz w:val="28"/>
-          <w:szCs w:val="28"/>
-          <w:lang w:val="en-US"/>
-        </w:rPr>
-        <w:t>user_id</w:t>
-      </w:r>
-      <w:proofErr w:type="spellEnd"/>
-      <w:r>
-        <w:rPr>
-          <w:rFonts w:ascii="Times New Roman" w:hAnsi="Times New Roman" w:cs="Times New Roman"/>
-          <w:sz w:val="28"/>
-          <w:szCs w:val="28"/>
-          <w:lang w:val="en-US"/>
-        </w:rPr>
-        <w:t xml:space="preserve"> / </w:t>
-      </w:r>
-      <w:proofErr w:type="spellStart"/>
-      <w:r>
-        <w:rPr>
-          <w:rFonts w:ascii="Times New Roman" w:hAnsi="Times New Roman" w:cs="Times New Roman"/>
-          <w:sz w:val="28"/>
-          <w:szCs w:val="28"/>
-          <w:lang w:val="en-US"/>
-        </w:rPr>
-        <w:t>achievement_id</w:t>
-      </w:r>
-      <w:proofErr w:type="spellEnd"/>
-      <w:r>
-        <w:rPr>
-          <w:rFonts w:ascii="Times New Roman" w:hAnsi="Times New Roman" w:cs="Times New Roman"/>
-          <w:sz w:val="28"/>
-          <w:szCs w:val="28"/>
-          <w:lang w:val="en-US"/>
-        </w:rPr>
-        <w:t> </w:t>
-      </w:r>
-      <w:r>
-        <w:rPr>
-          <w:rFonts w:ascii="Times New Roman" w:hAnsi="Times New Roman" w:cs="Times New Roman"/>
-          <w:sz w:val="28"/>
-          <w:szCs w:val="28"/>
-        </w:rPr>
-        <w:t>в</w:t>
-      </w:r>
-      <w:r>
-        <w:rPr>
-          <w:rFonts w:ascii="Times New Roman" w:hAnsi="Times New Roman" w:cs="Times New Roman"/>
-          <w:sz w:val="28"/>
-          <w:szCs w:val="28"/>
-          <w:lang w:val="en-US"/>
-        </w:rPr>
-        <w:t xml:space="preserve"> </w:t>
-      </w:r>
-      <w:r>
-        <w:rPr>
-          <w:rFonts w:ascii="Times New Roman" w:hAnsi="Times New Roman" w:cs="Times New Roman"/>
-          <w:sz w:val="28"/>
-          <w:szCs w:val="28"/>
-        </w:rPr>
-        <w:t>таблице</w:t>
-      </w:r>
-      <w:r>
-        <w:rPr>
-          <w:rFonts w:ascii="Times New Roman" w:hAnsi="Times New Roman" w:cs="Times New Roman"/>
-          <w:sz w:val="28"/>
-          <w:szCs w:val="28"/>
-          <w:lang w:val="en-US"/>
-        </w:rPr>
-        <w:t> </w:t>
-      </w:r>
-      <w:proofErr w:type="spellStart"/>
-      <w:r>
-        <w:rPr>
-          <w:rFonts w:ascii="Times New Roman" w:hAnsi="Times New Roman" w:cs="Times New Roman"/>
-          <w:sz w:val="28"/>
-          <w:szCs w:val="28"/>
-          <w:lang w:val="en-US"/>
-        </w:rPr>
-        <w:t>user_achievements</w:t>
-      </w:r>
-      <w:proofErr w:type="spellEnd"/>
-      <w:r>
-        <w:rPr>
-          <w:rFonts w:ascii="Times New Roman" w:hAnsi="Times New Roman" w:cs="Times New Roman"/>
-          <w:sz w:val="28"/>
-          <w:szCs w:val="28"/>
-          <w:lang w:val="en-US"/>
-        </w:rPr>
-        <w:t> (</w:t>
-      </w:r>
-      <w:r>
-        <w:rPr>
-          <w:rFonts w:ascii="Times New Roman" w:hAnsi="Times New Roman" w:cs="Times New Roman"/>
-          <w:sz w:val="28"/>
-          <w:szCs w:val="28"/>
-        </w:rPr>
-        <w:t>составной</w:t>
-      </w:r>
-      <w:r>
-        <w:rPr>
-          <w:rFonts w:ascii="Times New Roman" w:hAnsi="Times New Roman" w:cs="Times New Roman"/>
-          <w:sz w:val="28"/>
-          <w:szCs w:val="28"/>
-          <w:lang w:val="en-US"/>
-        </w:rPr>
-        <w:t xml:space="preserve"> </w:t>
-      </w:r>
-      <w:r>
-        <w:rPr>
-          <w:rFonts w:ascii="Times New Roman" w:hAnsi="Times New Roman" w:cs="Times New Roman"/>
-          <w:sz w:val="28"/>
-          <w:szCs w:val="28"/>
-        </w:rPr>
-        <w:t>первичный</w:t>
-      </w:r>
-      <w:r>
-        <w:rPr>
-          <w:rFonts w:ascii="Times New Roman" w:hAnsi="Times New Roman" w:cs="Times New Roman"/>
-          <w:sz w:val="28"/>
-          <w:szCs w:val="28"/>
-          <w:lang w:val="en-US"/>
-        </w:rPr>
-        <w:t xml:space="preserve"> </w:t>
-      </w:r>
-      <w:r>
-        <w:rPr>
-          <w:rFonts w:ascii="Times New Roman" w:hAnsi="Times New Roman" w:cs="Times New Roman"/>
-          <w:sz w:val="28"/>
-          <w:szCs w:val="28"/>
-        </w:rPr>
-        <w:t>ключ</w:t>
-      </w:r>
-      <w:r>
-        <w:rPr>
-          <w:rFonts w:ascii="Times New Roman" w:hAnsi="Times New Roman" w:cs="Times New Roman"/>
-          <w:sz w:val="28"/>
-          <w:szCs w:val="28"/>
-          <w:lang w:val="en-US"/>
-        </w:rPr>
-        <w:t> PRIMARY KEY (</w:t>
-      </w:r>
-      <w:proofErr w:type="spellStart"/>
-      <w:r>
-        <w:rPr>
-          <w:rFonts w:ascii="Times New Roman" w:hAnsi="Times New Roman" w:cs="Times New Roman"/>
-          <w:sz w:val="28"/>
-          <w:szCs w:val="28"/>
-          <w:lang w:val="en-US"/>
-        </w:rPr>
-        <w:t>user_id</w:t>
-      </w:r>
-      <w:proofErr w:type="spellEnd"/>
-      <w:r>
-        <w:rPr>
-          <w:rFonts w:ascii="Times New Roman" w:hAnsi="Times New Roman" w:cs="Times New Roman"/>
-          <w:sz w:val="28"/>
-          <w:szCs w:val="28"/>
-          <w:lang w:val="en-US"/>
-        </w:rPr>
-        <w:t xml:space="preserve">, </w:t>
-      </w:r>
-      <w:proofErr w:type="spellStart"/>
-      <w:r>
-        <w:rPr>
-          <w:rFonts w:ascii="Times New Roman" w:hAnsi="Times New Roman" w:cs="Times New Roman"/>
-          <w:sz w:val="28"/>
-          <w:szCs w:val="28"/>
-          <w:lang w:val="en-US"/>
-        </w:rPr>
-        <w:t>achievement_id</w:t>
-      </w:r>
-      <w:proofErr w:type="spellEnd"/>
-      <w:r>
-        <w:rPr>
-          <w:rFonts w:ascii="Times New Roman" w:hAnsi="Times New Roman" w:cs="Times New Roman"/>
-          <w:sz w:val="28"/>
-          <w:szCs w:val="28"/>
-          <w:lang w:val="en-US"/>
-        </w:rPr>
-        <w:t xml:space="preserve">) — </w:t>
-      </w:r>
-      <w:r>
-        <w:rPr>
-          <w:rFonts w:ascii="Times New Roman" w:hAnsi="Times New Roman" w:cs="Times New Roman"/>
-          <w:sz w:val="28"/>
-          <w:szCs w:val="28"/>
-        </w:rPr>
-        <w:t>одну</w:t>
-      </w:r>
-      <w:r>
-        <w:rPr>
-          <w:rFonts w:ascii="Times New Roman" w:hAnsi="Times New Roman" w:cs="Times New Roman"/>
-          <w:sz w:val="28"/>
-          <w:szCs w:val="28"/>
-          <w:lang w:val="en-US"/>
-        </w:rPr>
-        <w:t xml:space="preserve"> </w:t>
-      </w:r>
-      <w:r>
-        <w:rPr>
-          <w:rFonts w:ascii="Times New Roman" w:hAnsi="Times New Roman" w:cs="Times New Roman"/>
-          <w:sz w:val="28"/>
-          <w:szCs w:val="28"/>
-        </w:rPr>
-        <w:t>и</w:t>
-      </w:r>
-      <w:r>
-        <w:rPr>
-          <w:rFonts w:ascii="Times New Roman" w:hAnsi="Times New Roman" w:cs="Times New Roman"/>
-          <w:sz w:val="28"/>
-          <w:szCs w:val="28"/>
-          <w:lang w:val="en-US"/>
-        </w:rPr>
-        <w:t xml:space="preserve"> </w:t>
-      </w:r>
-      <w:r>
-        <w:rPr>
-          <w:rFonts w:ascii="Times New Roman" w:hAnsi="Times New Roman" w:cs="Times New Roman"/>
-          <w:sz w:val="28"/>
-          <w:szCs w:val="28"/>
-        </w:rPr>
-        <w:t>ту</w:t>
-      </w:r>
-      <w:r>
-        <w:rPr>
-          <w:rFonts w:ascii="Times New Roman" w:hAnsi="Times New Roman" w:cs="Times New Roman"/>
-          <w:sz w:val="28"/>
-          <w:szCs w:val="28"/>
-          <w:lang w:val="en-US"/>
-        </w:rPr>
-        <w:t xml:space="preserve"> </w:t>
-      </w:r>
-      <w:r>
-        <w:rPr>
-          <w:rFonts w:ascii="Times New Roman" w:hAnsi="Times New Roman" w:cs="Times New Roman"/>
-          <w:sz w:val="28"/>
-          <w:szCs w:val="28"/>
-        </w:rPr>
-        <w:t>же</w:t>
-      </w:r>
-      <w:r>
-        <w:rPr>
-          <w:rFonts w:ascii="Times New Roman" w:hAnsi="Times New Roman" w:cs="Times New Roman"/>
-          <w:sz w:val="28"/>
-          <w:szCs w:val="28"/>
-          <w:lang w:val="en-US"/>
-        </w:rPr>
-        <w:t xml:space="preserve"> </w:t>
-      </w:r>
-      <w:r>
-        <w:rPr>
-          <w:rFonts w:ascii="Times New Roman" w:hAnsi="Times New Roman" w:cs="Times New Roman"/>
-          <w:sz w:val="28"/>
-          <w:szCs w:val="28"/>
-        </w:rPr>
-        <w:t>награду</w:t>
-      </w:r>
-      <w:r>
-        <w:rPr>
-          <w:rFonts w:ascii="Times New Roman" w:hAnsi="Times New Roman" w:cs="Times New Roman"/>
-          <w:sz w:val="28"/>
-          <w:szCs w:val="28"/>
-          <w:lang w:val="en-US"/>
-        </w:rPr>
-        <w:t xml:space="preserve"> </w:t>
-      </w:r>
-      <w:r>
-        <w:rPr>
-          <w:rFonts w:ascii="Times New Roman" w:hAnsi="Times New Roman" w:cs="Times New Roman"/>
-          <w:sz w:val="28"/>
-          <w:szCs w:val="28"/>
-        </w:rPr>
-        <w:t>нельзя</w:t>
-      </w:r>
-      <w:r>
-        <w:rPr>
-          <w:rFonts w:ascii="Times New Roman" w:hAnsi="Times New Roman" w:cs="Times New Roman"/>
-          <w:sz w:val="28"/>
-          <w:szCs w:val="28"/>
-          <w:lang w:val="en-US"/>
-        </w:rPr>
-        <w:t xml:space="preserve"> </w:t>
-      </w:r>
-      <w:r>
-        <w:rPr>
-          <w:rFonts w:ascii="Times New Roman" w:hAnsi="Times New Roman" w:cs="Times New Roman"/>
-          <w:sz w:val="28"/>
-          <w:szCs w:val="28"/>
-        </w:rPr>
-        <w:t>получить</w:t>
-      </w:r>
-      <w:r>
-        <w:rPr>
-          <w:rFonts w:ascii="Times New Roman" w:hAnsi="Times New Roman" w:cs="Times New Roman"/>
-          <w:sz w:val="28"/>
-          <w:szCs w:val="28"/>
-          <w:lang w:val="en-US"/>
-        </w:rPr>
-        <w:t xml:space="preserve"> </w:t>
-      </w:r>
-      <w:r>
-        <w:rPr>
-          <w:rFonts w:ascii="Times New Roman" w:hAnsi="Times New Roman" w:cs="Times New Roman"/>
-          <w:sz w:val="28"/>
-          <w:szCs w:val="28"/>
-        </w:rPr>
-        <w:t>дважды</w:t>
-      </w:r>
-      <w:r>
-        <w:rPr>
-          <w:rFonts w:ascii="Times New Roman" w:hAnsi="Times New Roman" w:cs="Times New Roman"/>
-          <w:sz w:val="28"/>
-          <w:szCs w:val="28"/>
-          <w:lang w:val="en-US"/>
-        </w:rPr>
-        <w:t>).</w:t>
+        <w:jc w:val="both"/>
+        <w:rPr>
+          <w:rFonts w:ascii="Times New Roman" w:hAnsi="Times New Roman" w:cs="Times New Roman"/>
+          <w:sz w:val="28"/>
+          <w:szCs w:val="28"/>
+          <w:lang w:val="en-US"/>
+        </w:rPr>
+      </w:pPr>
+      <w:r>
+        <w:rPr>
+          <w:rFonts w:ascii="Times New Roman" w:hAnsi="Times New Roman" w:cs="Times New Roman"/>
+          <w:sz w:val="28"/>
+          <w:szCs w:val="28"/>
+          <w:lang w:val="en-US"/>
+        </w:rPr>
+        <w:t>POST /auth/login</w:t>
       </w:r>
     </w:p>
     <w:p>
       <w:pPr>
-        <w:spacing w:before="240" w:line="360" w:lineRule="auto"/>
-        <w:jc w:val="center"/>
-        <w:rPr>
-          <w:rFonts w:ascii="Times New Roman" w:hAnsi="Times New Roman" w:cs="Times New Roman"/>
-          <w:b/>
-          <w:bCs/>
-          <w:sz w:val="28"/>
-          <w:szCs w:val="28"/>
-        </w:rPr>
-      </w:pPr>
-      <w:r>
-        <w:rPr>
-          <w:rFonts w:ascii="Times New Roman" w:hAnsi="Times New Roman" w:cs="Times New Roman"/>
-          <w:b/>
-          <w:bCs/>
-          <w:sz w:val="28"/>
-          <w:szCs w:val="28"/>
-        </w:rPr>
-        <w:t>API и маршруты сервера</w:t>
+        <w:spacing w:after="0" w:line="360" w:lineRule="auto"/>
+        <w:jc w:val="both"/>
+        <w:rPr>
+          <w:rFonts w:ascii="Times New Roman" w:hAnsi="Times New Roman" w:cs="Times New Roman"/>
+          <w:sz w:val="28"/>
+          <w:szCs w:val="28"/>
+          <w:lang w:val="en-US"/>
+        </w:rPr>
+      </w:pPr>
+      <w:r>
+        <w:rPr>
+          <w:rFonts w:ascii="Times New Roman" w:hAnsi="Times New Roman" w:cs="Times New Roman"/>
+          <w:sz w:val="28"/>
+          <w:szCs w:val="28"/>
+          <w:lang w:val="en-US"/>
+        </w:rPr>
+        <w:t>POST /auth/logout</w:t>
       </w:r>
     </w:p>
     <w:p>
       <w:pPr>
         <w:spacing w:after="0" w:line="360" w:lineRule="auto"/>
-        <w:ind w:firstLine="708"/>
-        <w:rPr>
-          <w:rFonts w:ascii="Times New Roman" w:hAnsi="Times New Roman" w:cs="Times New Roman"/>
-          <w:sz w:val="28"/>
-          <w:szCs w:val="28"/>
-        </w:rPr>
-      </w:pPr>
-      <w:r>
-        <w:rPr>
-          <w:rFonts w:ascii="Times New Roman" w:hAnsi="Times New Roman" w:cs="Times New Roman"/>
-          <w:sz w:val="28"/>
-          <w:szCs w:val="28"/>
-        </w:rPr>
-        <w:t>Базовый префикс для асинхронных запросов карты и клиентских скриптов: /</w:t>
-      </w:r>
-      <w:proofErr w:type="spellStart"/>
-      <w:r>
-        <w:rPr>
-          <w:rFonts w:ascii="Times New Roman" w:hAnsi="Times New Roman" w:cs="Times New Roman"/>
-          <w:sz w:val="28"/>
-          <w:szCs w:val="28"/>
-        </w:rPr>
-        <w:t>api</w:t>
-      </w:r>
-      <w:proofErr w:type="spellEnd"/>
-      <w:r>
-        <w:rPr>
-          <w:rFonts w:ascii="Times New Roman" w:hAnsi="Times New Roman" w:cs="Times New Roman"/>
-          <w:sz w:val="28"/>
-          <w:szCs w:val="28"/>
-        </w:rPr>
-        <w:t xml:space="preserve">. Формат обмена данными: JSON (для точек на карте </w:t>
-      </w:r>
-      <w:r>
-        <w:rPr>
-          <w:rFonts w:ascii="Times New Roman" w:hAnsi="Times New Roman" w:cs="Times New Roman"/>
-          <w:sz w:val="28"/>
-          <w:szCs w:val="28"/>
-        </w:rPr>
-        <w:t>-</w:t>
-      </w:r>
-      <w:r>
-        <w:rPr>
-          <w:rFonts w:ascii="Times New Roman" w:hAnsi="Times New Roman" w:cs="Times New Roman"/>
-          <w:sz w:val="28"/>
-          <w:szCs w:val="28"/>
-        </w:rPr>
-        <w:t> </w:t>
-      </w:r>
-      <w:proofErr w:type="spellStart"/>
-      <w:r>
-        <w:rPr>
-          <w:rFonts w:ascii="Times New Roman" w:hAnsi="Times New Roman" w:cs="Times New Roman"/>
-          <w:sz w:val="28"/>
-          <w:szCs w:val="28"/>
-        </w:rPr>
-        <w:t>GeoJSON</w:t>
-      </w:r>
-      <w:proofErr w:type="spellEnd"/>
-      <w:r>
-        <w:rPr>
-          <w:rFonts w:ascii="Times New Roman" w:hAnsi="Times New Roman" w:cs="Times New Roman"/>
-          <w:sz w:val="28"/>
-          <w:szCs w:val="28"/>
-        </w:rPr>
-        <w:t xml:space="preserve">). Защищённые методы требуют авторизации через встроенную систему сессий </w:t>
-      </w:r>
-      <w:proofErr w:type="spellStart"/>
-      <w:r>
-        <w:rPr>
-          <w:rFonts w:ascii="Times New Roman" w:hAnsi="Times New Roman" w:cs="Times New Roman"/>
-          <w:sz w:val="28"/>
-          <w:szCs w:val="28"/>
-        </w:rPr>
-        <w:t>Django</w:t>
-      </w:r>
-      <w:proofErr w:type="spellEnd"/>
-      <w:r>
-        <w:rPr>
-          <w:rFonts w:ascii="Times New Roman" w:hAnsi="Times New Roman" w:cs="Times New Roman"/>
-          <w:sz w:val="28"/>
-          <w:szCs w:val="28"/>
-        </w:rPr>
-        <w:t>.</w:t>
+        <w:jc w:val="both"/>
+        <w:rPr>
+          <w:rFonts w:ascii="Times New Roman" w:hAnsi="Times New Roman" w:cs="Times New Roman"/>
+          <w:sz w:val="28"/>
+          <w:szCs w:val="28"/>
+          <w:lang w:val="en-US"/>
+        </w:rPr>
+      </w:pPr>
+      <w:proofErr w:type="gramStart"/>
+      <w:r>
+        <w:rPr>
+          <w:rFonts w:ascii="Times New Roman" w:hAnsi="Times New Roman" w:cs="Times New Roman"/>
+          <w:sz w:val="28"/>
+          <w:szCs w:val="28"/>
+          <w:lang w:val="en-US"/>
+        </w:rPr>
+        <w:t>GET  /</w:t>
+      </w:r>
+      <w:proofErr w:type="gramEnd"/>
+      <w:r>
+        <w:rPr>
+          <w:rFonts w:ascii="Times New Roman" w:hAnsi="Times New Roman" w:cs="Times New Roman"/>
+          <w:sz w:val="28"/>
+          <w:szCs w:val="28"/>
+          <w:lang w:val="en-US"/>
+        </w:rPr>
+        <w:t>auth/me</w:t>
       </w:r>
     </w:p>
     <w:p>
       <w:pPr>
         <w:spacing w:after="0" w:line="360" w:lineRule="auto"/>
-        <w:rPr>
-          <w:rFonts w:ascii="Times New Roman" w:hAnsi="Times New Roman" w:cs="Times New Roman"/>
-          <w:sz w:val="28"/>
-          <w:szCs w:val="28"/>
-        </w:rPr>
-      </w:pPr>
-      <w:r>
-        <w:rPr>
-          <w:rFonts w:ascii="Times New Roman" w:hAnsi="Times New Roman" w:cs="Times New Roman"/>
-          <w:sz w:val="28"/>
-          <w:szCs w:val="28"/>
-        </w:rPr>
-        <w:lastRenderedPageBreak/>
-        <w:t>/</w:t>
-      </w:r>
-      <w:proofErr w:type="spellStart"/>
-      <w:r>
-        <w:rPr>
-          <w:rFonts w:ascii="Times New Roman" w:hAnsi="Times New Roman" w:cs="Times New Roman"/>
-          <w:sz w:val="28"/>
-          <w:szCs w:val="28"/>
-        </w:rPr>
-        <w:t>api</w:t>
-      </w:r>
-      <w:proofErr w:type="spellEnd"/>
-      <w:r>
-        <w:rPr>
-          <w:rFonts w:ascii="Times New Roman" w:hAnsi="Times New Roman" w:cs="Times New Roman"/>
-          <w:sz w:val="28"/>
-          <w:szCs w:val="28"/>
-        </w:rPr>
-        <w:t xml:space="preserve"> — логическая часть пути запроса к веб-серверу </w:t>
-      </w:r>
-      <w:proofErr w:type="spellStart"/>
-      <w:r>
-        <w:rPr>
-          <w:rFonts w:ascii="Times New Roman" w:hAnsi="Times New Roman" w:cs="Times New Roman"/>
-          <w:sz w:val="28"/>
-          <w:szCs w:val="28"/>
-        </w:rPr>
-        <w:t>Django</w:t>
-      </w:r>
-      <w:proofErr w:type="spellEnd"/>
-      <w:r>
-        <w:rPr>
-          <w:rFonts w:ascii="Times New Roman" w:hAnsi="Times New Roman" w:cs="Times New Roman"/>
-          <w:sz w:val="28"/>
-          <w:szCs w:val="28"/>
-        </w:rPr>
-        <w:t xml:space="preserve">. Параметры подключения к базе данных </w:t>
-      </w:r>
-      <w:proofErr w:type="spellStart"/>
-      <w:r>
-        <w:rPr>
-          <w:rFonts w:ascii="Times New Roman" w:hAnsi="Times New Roman" w:cs="Times New Roman"/>
-          <w:sz w:val="28"/>
-          <w:szCs w:val="28"/>
-        </w:rPr>
-        <w:t>PostgreSQL</w:t>
-      </w:r>
-      <w:proofErr w:type="spellEnd"/>
-      <w:r>
-        <w:rPr>
-          <w:rFonts w:ascii="Times New Roman" w:hAnsi="Times New Roman" w:cs="Times New Roman"/>
-          <w:sz w:val="28"/>
-          <w:szCs w:val="28"/>
-        </w:rPr>
-        <w:t xml:space="preserve"> и внутренние секретные настройки сервера в браузер не передаются.</w:t>
+        <w:ind w:firstLine="708"/>
+        <w:jc w:val="both"/>
+        <w:rPr>
+          <w:rFonts w:ascii="Times New Roman" w:hAnsi="Times New Roman" w:cs="Times New Roman"/>
+          <w:b/>
+          <w:bCs/>
+          <w:sz w:val="28"/>
+          <w:szCs w:val="28"/>
+          <w:lang w:val="en-US"/>
+        </w:rPr>
+      </w:pPr>
+      <w:r>
+        <w:rPr>
+          <w:rFonts w:ascii="Times New Roman" w:hAnsi="Times New Roman" w:cs="Times New Roman"/>
+          <w:b/>
+          <w:bCs/>
+          <w:sz w:val="28"/>
+          <w:szCs w:val="28"/>
+        </w:rPr>
+        <w:t>Карта</w:t>
+      </w:r>
+      <w:r>
+        <w:rPr>
+          <w:rFonts w:ascii="Times New Roman" w:hAnsi="Times New Roman" w:cs="Times New Roman"/>
+          <w:b/>
+          <w:bCs/>
+          <w:sz w:val="28"/>
+          <w:szCs w:val="28"/>
+          <w:lang w:val="en-US"/>
+        </w:rPr>
+        <w:t xml:space="preserve"> </w:t>
+      </w:r>
+      <w:r>
+        <w:rPr>
+          <w:rFonts w:ascii="Times New Roman" w:hAnsi="Times New Roman" w:cs="Times New Roman"/>
+          <w:b/>
+          <w:bCs/>
+          <w:sz w:val="28"/>
+          <w:szCs w:val="28"/>
+        </w:rPr>
+        <w:t>и</w:t>
+      </w:r>
+      <w:r>
+        <w:rPr>
+          <w:rFonts w:ascii="Times New Roman" w:hAnsi="Times New Roman" w:cs="Times New Roman"/>
+          <w:b/>
+          <w:bCs/>
+          <w:sz w:val="28"/>
+          <w:szCs w:val="28"/>
+          <w:lang w:val="en-US"/>
+        </w:rPr>
+        <w:t xml:space="preserve"> </w:t>
+      </w:r>
+      <w:r>
+        <w:rPr>
+          <w:rFonts w:ascii="Times New Roman" w:hAnsi="Times New Roman" w:cs="Times New Roman"/>
+          <w:b/>
+          <w:bCs/>
+          <w:sz w:val="28"/>
+          <w:szCs w:val="28"/>
+        </w:rPr>
+        <w:t>заведения</w:t>
       </w:r>
     </w:p>
     <w:p>
       <w:pPr>
         <w:spacing w:after="0" w:line="360" w:lineRule="auto"/>
-        <w:ind w:firstLine="708"/>
-        <w:rPr>
-          <w:rFonts w:ascii="Times New Roman" w:hAnsi="Times New Roman" w:cs="Times New Roman"/>
-          <w:b/>
-          <w:bCs/>
-          <w:sz w:val="28"/>
-          <w:szCs w:val="28"/>
-          <w:lang w:val="en-US"/>
-        </w:rPr>
-      </w:pPr>
-      <w:r>
-        <w:rPr>
-          <w:rFonts w:ascii="Times New Roman" w:hAnsi="Times New Roman" w:cs="Times New Roman"/>
-          <w:b/>
-          <w:bCs/>
-          <w:sz w:val="28"/>
-          <w:szCs w:val="28"/>
-        </w:rPr>
-        <w:t>Авторизация</w:t>
+        <w:jc w:val="both"/>
+        <w:rPr>
+          <w:rFonts w:ascii="Times New Roman" w:hAnsi="Times New Roman" w:cs="Times New Roman"/>
+          <w:sz w:val="28"/>
+          <w:szCs w:val="28"/>
+          <w:lang w:val="en-US"/>
+        </w:rPr>
+      </w:pPr>
+      <w:r>
+        <w:rPr>
+          <w:rFonts w:ascii="Times New Roman" w:hAnsi="Times New Roman" w:cs="Times New Roman"/>
+          <w:sz w:val="28"/>
+          <w:szCs w:val="28"/>
+          <w:lang w:val="en-US"/>
+        </w:rPr>
+        <w:t>Plaintext</w:t>
       </w:r>
     </w:p>
     <w:p>
       <w:pPr>
         <w:spacing w:after="0" w:line="360" w:lineRule="auto"/>
-        <w:rPr>
-          <w:rFonts w:ascii="Times New Roman" w:hAnsi="Times New Roman" w:cs="Times New Roman"/>
-          <w:sz w:val="28"/>
-          <w:szCs w:val="28"/>
-          <w:lang w:val="en-US"/>
-        </w:rPr>
-      </w:pPr>
-      <w:r>
-        <w:rPr>
-          <w:rFonts w:ascii="Times New Roman" w:hAnsi="Times New Roman" w:cs="Times New Roman"/>
-          <w:sz w:val="28"/>
-          <w:szCs w:val="28"/>
-          <w:lang w:val="en-US"/>
-        </w:rPr>
-        <w:t>Plaintext</w:t>
+        <w:jc w:val="both"/>
+        <w:rPr>
+          <w:rFonts w:ascii="Times New Roman" w:hAnsi="Times New Roman" w:cs="Times New Roman"/>
+          <w:sz w:val="28"/>
+          <w:szCs w:val="28"/>
+          <w:lang w:val="en-US"/>
+        </w:rPr>
+      </w:pPr>
+      <w:proofErr w:type="gramStart"/>
+      <w:r>
+        <w:rPr>
+          <w:rFonts w:ascii="Times New Roman" w:hAnsi="Times New Roman" w:cs="Times New Roman"/>
+          <w:sz w:val="28"/>
+          <w:szCs w:val="28"/>
+          <w:lang w:val="en-US"/>
+        </w:rPr>
+        <w:t>GET  /</w:t>
+      </w:r>
+      <w:proofErr w:type="spellStart"/>
+      <w:proofErr w:type="gramEnd"/>
+      <w:r>
+        <w:rPr>
+          <w:rFonts w:ascii="Times New Roman" w:hAnsi="Times New Roman" w:cs="Times New Roman"/>
+          <w:sz w:val="28"/>
+          <w:szCs w:val="28"/>
+          <w:lang w:val="en-US"/>
+        </w:rPr>
+        <w:t>api</w:t>
+      </w:r>
+      <w:proofErr w:type="spellEnd"/>
+      <w:r>
+        <w:rPr>
+          <w:rFonts w:ascii="Times New Roman" w:hAnsi="Times New Roman" w:cs="Times New Roman"/>
+          <w:sz w:val="28"/>
+          <w:szCs w:val="28"/>
+          <w:lang w:val="en-US"/>
+        </w:rPr>
+        <w:t>/</w:t>
+      </w:r>
+      <w:proofErr w:type="spellStart"/>
+      <w:r>
+        <w:rPr>
+          <w:rFonts w:ascii="Times New Roman" w:hAnsi="Times New Roman" w:cs="Times New Roman"/>
+          <w:sz w:val="28"/>
+          <w:szCs w:val="28"/>
+          <w:lang w:val="en-US"/>
+        </w:rPr>
+        <w:t>places?street</w:t>
+      </w:r>
+      <w:proofErr w:type="spellEnd"/>
+      <w:r>
+        <w:rPr>
+          <w:rFonts w:ascii="Times New Roman" w:hAnsi="Times New Roman" w:cs="Times New Roman"/>
+          <w:sz w:val="28"/>
+          <w:szCs w:val="28"/>
+          <w:lang w:val="en-US"/>
+        </w:rPr>
+        <w:t>=&amp;category=&amp;search=</w:t>
       </w:r>
     </w:p>
     <w:p>
       <w:pPr>
         <w:spacing w:after="0" w:line="360" w:lineRule="auto"/>
-        <w:rPr>
-          <w:rFonts w:ascii="Times New Roman" w:hAnsi="Times New Roman" w:cs="Times New Roman"/>
-          <w:sz w:val="28"/>
-          <w:szCs w:val="28"/>
-          <w:lang w:val="en-US"/>
-        </w:rPr>
-      </w:pPr>
-      <w:r>
-        <w:rPr>
-          <w:rFonts w:ascii="Times New Roman" w:hAnsi="Times New Roman" w:cs="Times New Roman"/>
-          <w:sz w:val="28"/>
-          <w:szCs w:val="28"/>
-          <w:lang w:val="en-US"/>
-        </w:rPr>
-        <w:t>POST /auth/register</w:t>
+        <w:jc w:val="both"/>
+        <w:rPr>
+          <w:rFonts w:ascii="Times New Roman" w:hAnsi="Times New Roman" w:cs="Times New Roman"/>
+          <w:sz w:val="28"/>
+          <w:szCs w:val="28"/>
+          <w:lang w:val="en-US"/>
+        </w:rPr>
+      </w:pPr>
+      <w:proofErr w:type="gramStart"/>
+      <w:r>
+        <w:rPr>
+          <w:rFonts w:ascii="Times New Roman" w:hAnsi="Times New Roman" w:cs="Times New Roman"/>
+          <w:sz w:val="28"/>
+          <w:szCs w:val="28"/>
+          <w:lang w:val="en-US"/>
+        </w:rPr>
+        <w:t>GET  /</w:t>
+      </w:r>
+      <w:proofErr w:type="spellStart"/>
+      <w:proofErr w:type="gramEnd"/>
+      <w:r>
+        <w:rPr>
+          <w:rFonts w:ascii="Times New Roman" w:hAnsi="Times New Roman" w:cs="Times New Roman"/>
+          <w:sz w:val="28"/>
+          <w:szCs w:val="28"/>
+          <w:lang w:val="en-US"/>
+        </w:rPr>
+        <w:t>api</w:t>
+      </w:r>
+      <w:proofErr w:type="spellEnd"/>
+      <w:r>
+        <w:rPr>
+          <w:rFonts w:ascii="Times New Roman" w:hAnsi="Times New Roman" w:cs="Times New Roman"/>
+          <w:sz w:val="28"/>
+          <w:szCs w:val="28"/>
+          <w:lang w:val="en-US"/>
+        </w:rPr>
+        <w:t>/places/</w:t>
+      </w:r>
+      <w:proofErr w:type="spellStart"/>
+      <w:r>
+        <w:rPr>
+          <w:rFonts w:ascii="Times New Roman" w:hAnsi="Times New Roman" w:cs="Times New Roman"/>
+          <w:sz w:val="28"/>
+          <w:szCs w:val="28"/>
+          <w:lang w:val="en-US"/>
+        </w:rPr>
+        <w:t>nearby?lat</w:t>
+      </w:r>
+      <w:proofErr w:type="spellEnd"/>
+      <w:r>
+        <w:rPr>
+          <w:rFonts w:ascii="Times New Roman" w:hAnsi="Times New Roman" w:cs="Times New Roman"/>
+          <w:sz w:val="28"/>
+          <w:szCs w:val="28"/>
+          <w:lang w:val="en-US"/>
+        </w:rPr>
+        <w:t>=...&amp;</w:t>
+      </w:r>
+      <w:proofErr w:type="spellStart"/>
+      <w:r>
+        <w:rPr>
+          <w:rFonts w:ascii="Times New Roman" w:hAnsi="Times New Roman" w:cs="Times New Roman"/>
+          <w:sz w:val="28"/>
+          <w:szCs w:val="28"/>
+          <w:lang w:val="en-US"/>
+        </w:rPr>
+        <w:t>lon</w:t>
+      </w:r>
+      <w:proofErr w:type="spellEnd"/>
+      <w:r>
+        <w:rPr>
+          <w:rFonts w:ascii="Times New Roman" w:hAnsi="Times New Roman" w:cs="Times New Roman"/>
+          <w:sz w:val="28"/>
+          <w:szCs w:val="28"/>
+          <w:lang w:val="en-US"/>
+        </w:rPr>
+        <w:t>=...&amp;radius=1000</w:t>
       </w:r>
     </w:p>
     <w:p>
       <w:pPr>
         <w:spacing w:after="0" w:line="360" w:lineRule="auto"/>
-        <w:rPr>
-          <w:rFonts w:ascii="Times New Roman" w:hAnsi="Times New Roman" w:cs="Times New Roman"/>
-          <w:sz w:val="28"/>
-          <w:szCs w:val="28"/>
-          <w:lang w:val="en-US"/>
-        </w:rPr>
-      </w:pPr>
-      <w:r>
-        <w:rPr>
-          <w:rFonts w:ascii="Times New Roman" w:hAnsi="Times New Roman" w:cs="Times New Roman"/>
-          <w:sz w:val="28"/>
-          <w:szCs w:val="28"/>
-          <w:lang w:val="en-US"/>
-        </w:rPr>
-        <w:t>POST /auth/login</w:t>
+        <w:jc w:val="both"/>
+        <w:rPr>
+          <w:rFonts w:ascii="Times New Roman" w:hAnsi="Times New Roman" w:cs="Times New Roman"/>
+          <w:sz w:val="28"/>
+          <w:szCs w:val="28"/>
+          <w:lang w:val="en-US"/>
+        </w:rPr>
+      </w:pPr>
+      <w:proofErr w:type="gramStart"/>
+      <w:r>
+        <w:rPr>
+          <w:rFonts w:ascii="Times New Roman" w:hAnsi="Times New Roman" w:cs="Times New Roman"/>
+          <w:sz w:val="28"/>
+          <w:szCs w:val="28"/>
+          <w:lang w:val="en-US"/>
+        </w:rPr>
+        <w:t>GET  /</w:t>
+      </w:r>
+      <w:proofErr w:type="spellStart"/>
+      <w:proofErr w:type="gramEnd"/>
+      <w:r>
+        <w:rPr>
+          <w:rFonts w:ascii="Times New Roman" w:hAnsi="Times New Roman" w:cs="Times New Roman"/>
+          <w:sz w:val="28"/>
+          <w:szCs w:val="28"/>
+          <w:lang w:val="en-US"/>
+        </w:rPr>
+        <w:t>api</w:t>
+      </w:r>
+      <w:proofErr w:type="spellEnd"/>
+      <w:r>
+        <w:rPr>
+          <w:rFonts w:ascii="Times New Roman" w:hAnsi="Times New Roman" w:cs="Times New Roman"/>
+          <w:sz w:val="28"/>
+          <w:szCs w:val="28"/>
+          <w:lang w:val="en-US"/>
+        </w:rPr>
+        <w:t>/</w:t>
+      </w:r>
+      <w:proofErr w:type="gramStart"/>
+      <w:r>
+        <w:rPr>
+          <w:rFonts w:ascii="Times New Roman" w:hAnsi="Times New Roman" w:cs="Times New Roman"/>
+          <w:sz w:val="28"/>
+          <w:szCs w:val="28"/>
+          <w:lang w:val="en-US"/>
+        </w:rPr>
+        <w:t>places/{</w:t>
+      </w:r>
+      <w:proofErr w:type="spellStart"/>
+      <w:proofErr w:type="gramEnd"/>
+      <w:r>
+        <w:rPr>
+          <w:rFonts w:ascii="Times New Roman" w:hAnsi="Times New Roman" w:cs="Times New Roman"/>
+          <w:sz w:val="28"/>
+          <w:szCs w:val="28"/>
+          <w:lang w:val="en-US"/>
+        </w:rPr>
+        <w:t>place_id</w:t>
+      </w:r>
+      <w:proofErr w:type="spellEnd"/>
+      <w:r>
+        <w:rPr>
+          <w:rFonts w:ascii="Times New Roman" w:hAnsi="Times New Roman" w:cs="Times New Roman"/>
+          <w:sz w:val="28"/>
+          <w:szCs w:val="28"/>
+          <w:lang w:val="en-US"/>
+        </w:rPr>
+        <w:t>}</w:t>
       </w:r>
     </w:p>
     <w:p>
       <w:pPr>
         <w:spacing w:after="0" w:line="360" w:lineRule="auto"/>
-        <w:rPr>
-          <w:rFonts w:ascii="Times New Roman" w:hAnsi="Times New Roman" w:cs="Times New Roman"/>
-          <w:sz w:val="28"/>
-          <w:szCs w:val="28"/>
-          <w:lang w:val="en-US"/>
-        </w:rPr>
-      </w:pPr>
-      <w:r>
-        <w:rPr>
-          <w:rFonts w:ascii="Times New Roman" w:hAnsi="Times New Roman" w:cs="Times New Roman"/>
-          <w:sz w:val="28"/>
-          <w:szCs w:val="28"/>
-          <w:lang w:val="en-US"/>
-        </w:rPr>
-        <w:t>POST /auth/logout</w:t>
-      </w:r>
-    </w:p>
-    <w:p>
-      <w:pPr>
-        <w:spacing w:after="0" w:line="360" w:lineRule="auto"/>
-        <w:rPr>
-          <w:rFonts w:ascii="Times New Roman" w:hAnsi="Times New Roman" w:cs="Times New Roman"/>
-          <w:sz w:val="28"/>
-          <w:szCs w:val="28"/>
-        </w:rPr>
-      </w:pPr>
-      <w:proofErr w:type="gramStart"/>
-      <w:r>
-        <w:rPr>
-          <w:rFonts w:ascii="Times New Roman" w:hAnsi="Times New Roman" w:cs="Times New Roman"/>
-          <w:sz w:val="28"/>
-          <w:szCs w:val="28"/>
-          <w:lang w:val="en-US"/>
-        </w:rPr>
-        <w:t>GET  /</w:t>
-      </w:r>
-      <w:proofErr w:type="gramEnd"/>
-      <w:r>
-        <w:rPr>
-          <w:rFonts w:ascii="Times New Roman" w:hAnsi="Times New Roman" w:cs="Times New Roman"/>
-          <w:sz w:val="28"/>
-          <w:szCs w:val="28"/>
-          <w:lang w:val="en-US"/>
-        </w:rPr>
-        <w:t>auth/me</w:t>
-      </w:r>
-    </w:p>
-    <w:p>
-      <w:pPr>
-        <w:spacing w:after="0" w:line="360" w:lineRule="auto"/>
-        <w:ind w:firstLine="708"/>
-        <w:rPr>
-          <w:rFonts w:ascii="Times New Roman" w:hAnsi="Times New Roman" w:cs="Times New Roman"/>
-          <w:b/>
-          <w:bCs/>
-          <w:sz w:val="28"/>
-          <w:szCs w:val="28"/>
-          <w:lang w:val="en-US"/>
-        </w:rPr>
-      </w:pPr>
-      <w:r>
-        <w:rPr>
-          <w:rFonts w:ascii="Times New Roman" w:hAnsi="Times New Roman" w:cs="Times New Roman"/>
-          <w:b/>
-          <w:bCs/>
-          <w:sz w:val="28"/>
-          <w:szCs w:val="28"/>
-        </w:rPr>
-        <w:t>Карта</w:t>
-      </w:r>
-      <w:r>
-        <w:rPr>
-          <w:rFonts w:ascii="Times New Roman" w:hAnsi="Times New Roman" w:cs="Times New Roman"/>
-          <w:b/>
-          <w:bCs/>
-          <w:sz w:val="28"/>
-          <w:szCs w:val="28"/>
-          <w:lang w:val="en-US"/>
-        </w:rPr>
-        <w:t xml:space="preserve"> </w:t>
-      </w:r>
-      <w:r>
-        <w:rPr>
-          <w:rFonts w:ascii="Times New Roman" w:hAnsi="Times New Roman" w:cs="Times New Roman"/>
-          <w:b/>
-          <w:bCs/>
-          <w:sz w:val="28"/>
-          <w:szCs w:val="28"/>
-        </w:rPr>
-        <w:t>и</w:t>
-      </w:r>
-      <w:r>
-        <w:rPr>
-          <w:rFonts w:ascii="Times New Roman" w:hAnsi="Times New Roman" w:cs="Times New Roman"/>
-          <w:b/>
-          <w:bCs/>
-          <w:sz w:val="28"/>
-          <w:szCs w:val="28"/>
-          <w:lang w:val="en-US"/>
-        </w:rPr>
-        <w:t xml:space="preserve"> </w:t>
-      </w:r>
-      <w:r>
-        <w:rPr>
-          <w:rFonts w:ascii="Times New Roman" w:hAnsi="Times New Roman" w:cs="Times New Roman"/>
-          <w:b/>
-          <w:bCs/>
-          <w:sz w:val="28"/>
-          <w:szCs w:val="28"/>
-        </w:rPr>
-        <w:t>заведения</w:t>
-      </w:r>
-    </w:p>
-    <w:p>
-      <w:pPr>
-        <w:spacing w:after="0" w:line="360" w:lineRule="auto"/>
-        <w:rPr>
-          <w:rFonts w:ascii="Times New Roman" w:hAnsi="Times New Roman" w:cs="Times New Roman"/>
-          <w:sz w:val="28"/>
-          <w:szCs w:val="28"/>
-          <w:lang w:val="en-US"/>
-        </w:rPr>
-      </w:pPr>
-      <w:r>
-        <w:rPr>
-          <w:rFonts w:ascii="Times New Roman" w:hAnsi="Times New Roman" w:cs="Times New Roman"/>
-          <w:sz w:val="28"/>
-          <w:szCs w:val="28"/>
-          <w:lang w:val="en-US"/>
-        </w:rPr>
-        <w:t>Plaintext</w:t>
-      </w:r>
-    </w:p>
-    <w:p>
-      <w:pPr>
-        <w:spacing w:after="0" w:line="360" w:lineRule="auto"/>
-        <w:rPr>
-          <w:rFonts w:ascii="Times New Roman" w:hAnsi="Times New Roman" w:cs="Times New Roman"/>
-          <w:sz w:val="28"/>
-          <w:szCs w:val="28"/>
-          <w:lang w:val="en-US"/>
-        </w:rPr>
-      </w:pPr>
-      <w:proofErr w:type="gramStart"/>
-      <w:r>
-        <w:rPr>
-          <w:rFonts w:ascii="Times New Roman" w:hAnsi="Times New Roman" w:cs="Times New Roman"/>
-          <w:sz w:val="28"/>
-          <w:szCs w:val="28"/>
-          <w:lang w:val="en-US"/>
-        </w:rPr>
-        <w:t>GET  /</w:t>
-      </w:r>
-      <w:proofErr w:type="spellStart"/>
-      <w:proofErr w:type="gramEnd"/>
-      <w:r>
-        <w:rPr>
-          <w:rFonts w:ascii="Times New Roman" w:hAnsi="Times New Roman" w:cs="Times New Roman"/>
-          <w:sz w:val="28"/>
-          <w:szCs w:val="28"/>
-          <w:lang w:val="en-US"/>
-        </w:rPr>
-        <w:t>api</w:t>
-      </w:r>
-      <w:proofErr w:type="spellEnd"/>
-      <w:r>
-        <w:rPr>
-          <w:rFonts w:ascii="Times New Roman" w:hAnsi="Times New Roman" w:cs="Times New Roman"/>
-          <w:sz w:val="28"/>
-          <w:szCs w:val="28"/>
-          <w:lang w:val="en-US"/>
-        </w:rPr>
-        <w:t>/</w:t>
-      </w:r>
-      <w:proofErr w:type="spellStart"/>
-      <w:r>
-        <w:rPr>
-          <w:rFonts w:ascii="Times New Roman" w:hAnsi="Times New Roman" w:cs="Times New Roman"/>
-          <w:sz w:val="28"/>
-          <w:szCs w:val="28"/>
-          <w:lang w:val="en-US"/>
-        </w:rPr>
-        <w:t>places?street</w:t>
-      </w:r>
-      <w:proofErr w:type="spellEnd"/>
-      <w:r>
-        <w:rPr>
-          <w:rFonts w:ascii="Times New Roman" w:hAnsi="Times New Roman" w:cs="Times New Roman"/>
-          <w:sz w:val="28"/>
-          <w:szCs w:val="28"/>
-          <w:lang w:val="en-US"/>
-        </w:rPr>
-        <w:t>=&amp;category=&amp;search=</w:t>
-      </w:r>
-    </w:p>
-    <w:p>
-      <w:pPr>
-        <w:spacing w:after="0" w:line="360" w:lineRule="auto"/>
-        <w:rPr>
-          <w:rFonts w:ascii="Times New Roman" w:hAnsi="Times New Roman" w:cs="Times New Roman"/>
-          <w:sz w:val="28"/>
-          <w:szCs w:val="28"/>
-          <w:lang w:val="en-US"/>
-        </w:rPr>
-      </w:pPr>
-      <w:proofErr w:type="gramStart"/>
-      <w:r>
-        <w:rPr>
-          <w:rFonts w:ascii="Times New Roman" w:hAnsi="Times New Roman" w:cs="Times New Roman"/>
-          <w:sz w:val="28"/>
-          <w:szCs w:val="28"/>
-          <w:lang w:val="en-US"/>
-        </w:rPr>
-        <w:t>GET  /</w:t>
-      </w:r>
-      <w:proofErr w:type="spellStart"/>
-      <w:proofErr w:type="gramEnd"/>
-      <w:r>
-        <w:rPr>
-          <w:rFonts w:ascii="Times New Roman" w:hAnsi="Times New Roman" w:cs="Times New Roman"/>
-          <w:sz w:val="28"/>
-          <w:szCs w:val="28"/>
-          <w:lang w:val="en-US"/>
-        </w:rPr>
-        <w:t>api</w:t>
-      </w:r>
-      <w:proofErr w:type="spellEnd"/>
-      <w:r>
-        <w:rPr>
-          <w:rFonts w:ascii="Times New Roman" w:hAnsi="Times New Roman" w:cs="Times New Roman"/>
-          <w:sz w:val="28"/>
-          <w:szCs w:val="28"/>
-          <w:lang w:val="en-US"/>
-        </w:rPr>
-        <w:t>/places/</w:t>
-      </w:r>
-      <w:proofErr w:type="spellStart"/>
-      <w:r>
-        <w:rPr>
-          <w:rFonts w:ascii="Times New Roman" w:hAnsi="Times New Roman" w:cs="Times New Roman"/>
-          <w:sz w:val="28"/>
-          <w:szCs w:val="28"/>
-          <w:lang w:val="en-US"/>
-        </w:rPr>
-        <w:t>nearby?lat</w:t>
-      </w:r>
-      <w:proofErr w:type="spellEnd"/>
-      <w:r>
-        <w:rPr>
-          <w:rFonts w:ascii="Times New Roman" w:hAnsi="Times New Roman" w:cs="Times New Roman"/>
-          <w:sz w:val="28"/>
-          <w:szCs w:val="28"/>
-          <w:lang w:val="en-US"/>
-        </w:rPr>
-        <w:t>=...&amp;</w:t>
-      </w:r>
-      <w:proofErr w:type="spellStart"/>
-      <w:r>
-        <w:rPr>
-          <w:rFonts w:ascii="Times New Roman" w:hAnsi="Times New Roman" w:cs="Times New Roman"/>
-          <w:sz w:val="28"/>
-          <w:szCs w:val="28"/>
-          <w:lang w:val="en-US"/>
-        </w:rPr>
-        <w:t>lon</w:t>
-      </w:r>
-      <w:proofErr w:type="spellEnd"/>
-      <w:r>
-        <w:rPr>
-          <w:rFonts w:ascii="Times New Roman" w:hAnsi="Times New Roman" w:cs="Times New Roman"/>
-          <w:sz w:val="28"/>
-          <w:szCs w:val="28"/>
-          <w:lang w:val="en-US"/>
-        </w:rPr>
-        <w:t>=...&amp;radius=1000</w:t>
-      </w:r>
-    </w:p>
-    <w:p>
-      <w:pPr>
-        <w:spacing w:after="0" w:line="360" w:lineRule="auto"/>
-        <w:rPr>
-          <w:rFonts w:ascii="Times New Roman" w:hAnsi="Times New Roman" w:cs="Times New Roman"/>
-          <w:sz w:val="28"/>
-          <w:szCs w:val="28"/>
-          <w:lang w:val="en-US"/>
-        </w:rPr>
-      </w:pPr>
-      <w:proofErr w:type="gramStart"/>
-      <w:r>
-        <w:rPr>
-          <w:rFonts w:ascii="Times New Roman" w:hAnsi="Times New Roman" w:cs="Times New Roman"/>
-          <w:sz w:val="28"/>
-          <w:szCs w:val="28"/>
-          <w:lang w:val="en-US"/>
-        </w:rPr>
-        <w:t>GET  /</w:t>
-      </w:r>
-      <w:proofErr w:type="spellStart"/>
-      <w:proofErr w:type="gramEnd"/>
-      <w:r>
-        <w:rPr>
-          <w:rFonts w:ascii="Times New Roman" w:hAnsi="Times New Roman" w:cs="Times New Roman"/>
-          <w:sz w:val="28"/>
-          <w:szCs w:val="28"/>
-          <w:lang w:val="en-US"/>
-        </w:rPr>
-        <w:t>api</w:t>
-      </w:r>
-      <w:proofErr w:type="spellEnd"/>
-      <w:r>
-        <w:rPr>
-          <w:rFonts w:ascii="Times New Roman" w:hAnsi="Times New Roman" w:cs="Times New Roman"/>
-          <w:sz w:val="28"/>
-          <w:szCs w:val="28"/>
-          <w:lang w:val="en-US"/>
-        </w:rPr>
-        <w:t>/</w:t>
-      </w:r>
-      <w:proofErr w:type="gramStart"/>
-      <w:r>
-        <w:rPr>
-          <w:rFonts w:ascii="Times New Roman" w:hAnsi="Times New Roman" w:cs="Times New Roman"/>
-          <w:sz w:val="28"/>
-          <w:szCs w:val="28"/>
-          <w:lang w:val="en-US"/>
-        </w:rPr>
-        <w:t>places/{</w:t>
-      </w:r>
-      <w:proofErr w:type="spellStart"/>
-      <w:proofErr w:type="gramEnd"/>
-      <w:r>
-        <w:rPr>
-          <w:rFonts w:ascii="Times New Roman" w:hAnsi="Times New Roman" w:cs="Times New Roman"/>
-          <w:sz w:val="28"/>
-          <w:szCs w:val="28"/>
-          <w:lang w:val="en-US"/>
-        </w:rPr>
-        <w:t>place_id</w:t>
-      </w:r>
-      <w:proofErr w:type="spellEnd"/>
-      <w:r>
-        <w:rPr>
-          <w:rFonts w:ascii="Times New Roman" w:hAnsi="Times New Roman" w:cs="Times New Roman"/>
-          <w:sz w:val="28"/>
-          <w:szCs w:val="28"/>
-          <w:lang w:val="en-US"/>
-        </w:rPr>
-        <w:t>}</w:t>
-      </w:r>
-    </w:p>
-    <w:p>
-      <w:pPr>
-        <w:spacing w:after="0" w:line="360" w:lineRule="auto"/>
+        <w:jc w:val="both"/>
         <w:rPr>
           <w:rFonts w:ascii="Times New Roman" w:hAnsi="Times New Roman" w:cs="Times New Roman"/>
           <w:sz w:val="28"/>
@@ -5135,6 +3850,7 @@
       <w:pPr>
         <w:spacing w:after="0" w:line="360" w:lineRule="auto"/>
         <w:ind w:firstLine="708"/>
+        <w:jc w:val="both"/>
         <w:rPr>
           <w:rFonts w:ascii="Times New Roman" w:hAnsi="Times New Roman" w:cs="Times New Roman"/>
           <w:sz w:val="28"/>
@@ -5165,7 +3881,16 @@
           <w:sz w:val="28"/>
           <w:szCs w:val="28"/>
         </w:rPr>
-        <w:t>, адрес и средний рейтинг. Секретный индивидуальный ключ заведения (</w:t>
+        <w:t xml:space="preserve">, адрес и средний рейтинг. Секретный </w:t>
+      </w:r>
+      <w:r>
+        <w:rPr>
+          <w:rFonts w:ascii="Times New Roman" w:hAnsi="Times New Roman" w:cs="Times New Roman"/>
+          <w:sz w:val="28"/>
+          <w:szCs w:val="28"/>
+        </w:rPr>
+        <w:lastRenderedPageBreak/>
+        <w:t>индивидуальный ключ заведения (</w:t>
       </w:r>
       <w:proofErr w:type="spellStart"/>
       <w:r>
@@ -5190,6 +3915,7 @@
       <w:pPr>
         <w:spacing w:after="0" w:line="360" w:lineRule="auto"/>
         <w:ind w:firstLine="708"/>
+        <w:jc w:val="both"/>
         <w:rPr>
           <w:rFonts w:ascii="Times New Roman" w:hAnsi="Times New Roman" w:cs="Times New Roman"/>
           <w:b/>
@@ -5234,6 +3960,7 @@
     <w:p>
       <w:pPr>
         <w:spacing w:after="0" w:line="360" w:lineRule="auto"/>
+        <w:jc w:val="both"/>
         <w:rPr>
           <w:rFonts w:ascii="Times New Roman" w:hAnsi="Times New Roman" w:cs="Times New Roman"/>
           <w:sz w:val="28"/>
@@ -5254,6 +3981,7 @@
     <w:p>
       <w:pPr>
         <w:spacing w:after="0" w:line="360" w:lineRule="auto"/>
+        <w:jc w:val="both"/>
         <w:rPr>
           <w:rFonts w:ascii="Times New Roman" w:hAnsi="Times New Roman" w:cs="Times New Roman"/>
           <w:sz w:val="28"/>
@@ -5387,6 +4115,7 @@
     <w:p>
       <w:pPr>
         <w:spacing w:after="0" w:line="360" w:lineRule="auto"/>
+        <w:jc w:val="both"/>
         <w:rPr>
           <w:rFonts w:ascii="Times New Roman" w:hAnsi="Times New Roman" w:cs="Times New Roman"/>
           <w:sz w:val="28"/>
@@ -5570,6 +4299,7 @@
     <w:p>
       <w:pPr>
         <w:spacing w:after="0" w:line="360" w:lineRule="auto"/>
+        <w:jc w:val="both"/>
         <w:rPr>
           <w:rFonts w:ascii="Times New Roman" w:hAnsi="Times New Roman" w:cs="Times New Roman"/>
           <w:sz w:val="28"/>
@@ -5739,6 +4469,7 @@
     <w:p>
       <w:pPr>
         <w:spacing w:after="0" w:line="360" w:lineRule="auto"/>
+        <w:jc w:val="both"/>
         <w:rPr>
           <w:rFonts w:ascii="Times New Roman" w:hAnsi="Times New Roman" w:cs="Times New Roman"/>
           <w:sz w:val="28"/>
@@ -5889,6 +4620,7 @@
     <w:p>
       <w:pPr>
         <w:spacing w:after="0" w:line="360" w:lineRule="auto"/>
+        <w:jc w:val="both"/>
         <w:rPr>
           <w:rFonts w:ascii="Times New Roman" w:hAnsi="Times New Roman" w:cs="Times New Roman"/>
           <w:sz w:val="28"/>
@@ -5901,6 +4633,7 @@
       <w:pPr>
         <w:spacing w:after="0" w:line="360" w:lineRule="auto"/>
         <w:ind w:firstLine="708"/>
+        <w:jc w:val="both"/>
         <w:rPr>
           <w:rFonts w:ascii="Times New Roman" w:hAnsi="Times New Roman" w:cs="Times New Roman"/>
           <w:sz w:val="28"/>
@@ -6003,22 +4736,14 @@
           <w:sz w:val="28"/>
           <w:szCs w:val="28"/>
         </w:rPr>
-        <w:t xml:space="preserve"> сервер проверяет </w:t>
-      </w:r>
-      <w:r>
-        <w:rPr>
-          <w:rFonts w:ascii="Times New Roman" w:hAnsi="Times New Roman" w:cs="Times New Roman"/>
-          <w:sz w:val="28"/>
-          <w:szCs w:val="28"/>
-        </w:rPr>
-        <w:lastRenderedPageBreak/>
-        <w:t>совпадение ключа и убеждается, что пользователь ещё не отмечался в этом заведении за текущие сутки.</w:t>
+        <w:t xml:space="preserve"> сервер проверяет совпадение ключа и убеждается, что пользователь ещё не отмечался в этом заведении за текущие сутки.</w:t>
       </w:r>
     </w:p>
     <w:p>
       <w:pPr>
         <w:spacing w:after="0" w:line="360" w:lineRule="auto"/>
         <w:ind w:firstLine="708"/>
+        <w:jc w:val="both"/>
         <w:rPr>
           <w:rFonts w:ascii="Times New Roman" w:hAnsi="Times New Roman" w:cs="Times New Roman"/>
           <w:b/>
@@ -6084,6 +4809,7 @@
     <w:p>
       <w:pPr>
         <w:spacing w:after="0" w:line="360" w:lineRule="auto"/>
+        <w:jc w:val="both"/>
         <w:rPr>
           <w:rFonts w:ascii="Times New Roman" w:hAnsi="Times New Roman" w:cs="Times New Roman"/>
           <w:sz w:val="28"/>
@@ -6104,6 +4830,7 @@
     <w:p>
       <w:pPr>
         <w:spacing w:after="0" w:line="360" w:lineRule="auto"/>
+        <w:jc w:val="both"/>
         <w:rPr>
           <w:rFonts w:ascii="Times New Roman" w:hAnsi="Times New Roman" w:cs="Times New Roman"/>
           <w:sz w:val="28"/>
@@ -6195,6 +4922,7 @@
     <w:p>
       <w:pPr>
         <w:spacing w:after="0" w:line="360" w:lineRule="auto"/>
+        <w:jc w:val="both"/>
         <w:rPr>
           <w:rFonts w:ascii="Times New Roman" w:hAnsi="Times New Roman" w:cs="Times New Roman"/>
           <w:sz w:val="28"/>
@@ -6320,6 +5048,7 @@
     <w:p>
       <w:pPr>
         <w:spacing w:after="0" w:line="360" w:lineRule="auto"/>
+        <w:jc w:val="both"/>
         <w:rPr>
           <w:rFonts w:ascii="Times New Roman" w:hAnsi="Times New Roman" w:cs="Times New Roman"/>
           <w:sz w:val="28"/>
@@ -6393,6 +5122,7 @@
     <w:p>
       <w:pPr>
         <w:spacing w:after="0" w:line="360" w:lineRule="auto"/>
+        <w:jc w:val="both"/>
         <w:rPr>
           <w:rFonts w:ascii="Times New Roman" w:hAnsi="Times New Roman" w:cs="Times New Roman"/>
           <w:sz w:val="28"/>
@@ -6464,6 +5194,7 @@
     <w:p>
       <w:pPr>
         <w:spacing w:after="0" w:line="360" w:lineRule="auto"/>
+        <w:jc w:val="both"/>
         <w:rPr>
           <w:rFonts w:ascii="Times New Roman" w:hAnsi="Times New Roman" w:cs="Times New Roman"/>
           <w:sz w:val="28"/>
@@ -6476,6 +5207,7 @@
       <w:pPr>
         <w:spacing w:after="0" w:line="360" w:lineRule="auto"/>
         <w:ind w:firstLine="708"/>
+        <w:jc w:val="both"/>
         <w:rPr>
           <w:rFonts w:ascii="Times New Roman" w:hAnsi="Times New Roman" w:cs="Times New Roman"/>
           <w:sz w:val="28"/>
@@ -6513,6 +5245,7 @@
       <w:pPr>
         <w:spacing w:after="0" w:line="360" w:lineRule="auto"/>
         <w:ind w:firstLine="708"/>
+        <w:jc w:val="both"/>
         <w:rPr>
           <w:rFonts w:ascii="Times New Roman" w:hAnsi="Times New Roman" w:cs="Times New Roman"/>
           <w:b/>
@@ -6535,6 +5268,7 @@
     <w:p>
       <w:pPr>
         <w:spacing w:after="0" w:line="360" w:lineRule="auto"/>
+        <w:jc w:val="both"/>
         <w:rPr>
           <w:rFonts w:ascii="Times New Roman" w:hAnsi="Times New Roman" w:cs="Times New Roman"/>
           <w:sz w:val="28"/>
@@ -6555,6 +5289,7 @@
     <w:p>
       <w:pPr>
         <w:spacing w:after="0" w:line="360" w:lineRule="auto"/>
+        <w:jc w:val="both"/>
         <w:rPr>
           <w:rFonts w:ascii="Times New Roman" w:hAnsi="Times New Roman" w:cs="Times New Roman"/>
           <w:sz w:val="28"/>
@@ -6627,6 +5362,7 @@
     <w:p>
       <w:pPr>
         <w:spacing w:after="0" w:line="360" w:lineRule="auto"/>
+        <w:jc w:val="both"/>
         <w:rPr>
           <w:rFonts w:ascii="Times New Roman" w:hAnsi="Times New Roman" w:cs="Times New Roman"/>
           <w:sz w:val="28"/>
@@ -6667,20 +5403,22 @@
     <w:p>
       <w:pPr>
         <w:spacing w:after="0" w:line="360" w:lineRule="auto"/>
-        <w:rPr>
-          <w:rFonts w:ascii="Times New Roman" w:hAnsi="Times New Roman" w:cs="Times New Roman"/>
-          <w:sz w:val="28"/>
-          <w:szCs w:val="28"/>
-          <w:lang w:val="en-US"/>
-        </w:rPr>
-      </w:pPr>
-      <w:r>
-        <w:rPr>
-          <w:rFonts w:ascii="Times New Roman" w:hAnsi="Times New Roman" w:cs="Times New Roman"/>
-          <w:sz w:val="28"/>
-          <w:szCs w:val="28"/>
-          <w:lang w:val="en-US"/>
-        </w:rPr>
+        <w:jc w:val="both"/>
+        <w:rPr>
+          <w:rFonts w:ascii="Times New Roman" w:hAnsi="Times New Roman" w:cs="Times New Roman"/>
+          <w:sz w:val="28"/>
+          <w:szCs w:val="28"/>
+          <w:lang w:val="en-US"/>
+        </w:rPr>
+      </w:pPr>
+      <w:r>
+        <w:rPr>
+          <w:rFonts w:ascii="Times New Roman" w:hAnsi="Times New Roman" w:cs="Times New Roman"/>
+          <w:sz w:val="28"/>
+          <w:szCs w:val="28"/>
+          <w:lang w:val="en-US"/>
+        </w:rPr>
+        <w:lastRenderedPageBreak/>
         <w:t>GET   /</w:t>
       </w:r>
       <w:proofErr w:type="spellStart"/>
@@ -6729,6 +5467,7 @@
     <w:p>
       <w:pPr>
         <w:spacing w:after="0" w:line="360" w:lineRule="auto"/>
+        <w:jc w:val="both"/>
         <w:rPr>
           <w:rFonts w:ascii="Times New Roman" w:hAnsi="Times New Roman" w:cs="Times New Roman"/>
           <w:sz w:val="28"/>
@@ -6789,21 +5528,31 @@
     <w:p>
       <w:pPr>
         <w:spacing w:after="0" w:line="360" w:lineRule="auto"/>
-        <w:rPr>
-          <w:rFonts w:ascii="Times New Roman" w:hAnsi="Times New Roman" w:cs="Times New Roman"/>
-          <w:sz w:val="28"/>
-          <w:szCs w:val="28"/>
-          <w:lang w:val="en-US"/>
-        </w:rPr>
-      </w:pPr>
-      <w:r>
-        <w:rPr>
-          <w:rFonts w:ascii="Times New Roman" w:hAnsi="Times New Roman" w:cs="Times New Roman"/>
-          <w:sz w:val="28"/>
-          <w:szCs w:val="28"/>
-          <w:lang w:val="en-US"/>
-        </w:rPr>
-        <w:t>GET   /</w:t>
+        <w:jc w:val="both"/>
+        <w:rPr>
+          <w:rFonts w:ascii="Times New Roman" w:hAnsi="Times New Roman" w:cs="Times New Roman"/>
+          <w:sz w:val="28"/>
+          <w:szCs w:val="28"/>
+          <w:lang w:val="en-US"/>
+        </w:rPr>
+      </w:pPr>
+      <w:r>
+        <w:rPr>
+          <w:rFonts w:ascii="Times New Roman" w:hAnsi="Times New Roman" w:cs="Times New Roman"/>
+          <w:sz w:val="28"/>
+          <w:szCs w:val="28"/>
+          <w:lang w:val="en-US"/>
+        </w:rPr>
+        <w:t>GET</w:t>
+      </w:r>
+      <w:r>
+        <w:rPr>
+          <w:rFonts w:ascii="Times New Roman" w:hAnsi="Times New Roman" w:cs="Times New Roman"/>
+          <w:sz w:val="28"/>
+          <w:szCs w:val="28"/>
+          <w:lang w:val="en-US"/>
+        </w:rPr>
+        <w:t xml:space="preserve">   /</w:t>
       </w:r>
       <w:proofErr w:type="spellStart"/>
       <w:r>
@@ -6833,7 +5582,25 @@
           <w:szCs w:val="28"/>
           <w:lang w:val="en-US"/>
         </w:rPr>
-        <w:t>leaderboard?limit</w:t>
+        <w:t>leaderboard</w:t>
+      </w:r>
+      <w:r>
+        <w:rPr>
+          <w:rFonts w:ascii="Times New Roman" w:hAnsi="Times New Roman" w:cs="Times New Roman"/>
+          <w:sz w:val="28"/>
+          <w:szCs w:val="28"/>
+          <w:lang w:val="en-US"/>
+        </w:rPr>
+        <w:t>?</w:t>
+      </w:r>
+      <w:r>
+        <w:rPr>
+          <w:rFonts w:ascii="Times New Roman" w:hAnsi="Times New Roman" w:cs="Times New Roman"/>
+          <w:sz w:val="28"/>
+          <w:szCs w:val="28"/>
+          <w:lang w:val="en-US"/>
+        </w:rPr>
+        <w:t>limit</w:t>
       </w:r>
       <w:proofErr w:type="spellEnd"/>
       <w:r>
@@ -6849,6 +5616,7 @@
     <w:p>
       <w:pPr>
         <w:spacing w:after="0" w:line="360" w:lineRule="auto"/>
+        <w:jc w:val="both"/>
         <w:rPr>
           <w:rFonts w:ascii="Times New Roman" w:hAnsi="Times New Roman" w:cs="Times New Roman"/>
           <w:sz w:val="28"/>
@@ -6861,6 +5629,7 @@
       <w:pPr>
         <w:spacing w:after="0" w:line="360" w:lineRule="auto"/>
         <w:ind w:firstLine="708"/>
+        <w:jc w:val="both"/>
         <w:rPr>
           <w:rFonts w:ascii="Times New Roman" w:hAnsi="Times New Roman" w:cs="Times New Roman"/>
           <w:sz w:val="28"/>
@@ -6934,6 +5703,7 @@
       <w:pPr>
         <w:spacing w:after="0" w:line="360" w:lineRule="auto"/>
         <w:ind w:firstLine="708"/>
+        <w:jc w:val="both"/>
         <w:rPr>
           <w:rFonts w:ascii="Times New Roman" w:hAnsi="Times New Roman" w:cs="Times New Roman"/>
           <w:b/>
@@ -6956,6 +5726,7 @@
     <w:p>
       <w:pPr>
         <w:spacing w:after="0" w:line="360" w:lineRule="auto"/>
+        <w:jc w:val="both"/>
         <w:rPr>
           <w:rFonts w:ascii="Times New Roman" w:hAnsi="Times New Roman" w:cs="Times New Roman"/>
           <w:sz w:val="28"/>
@@ -6974,6 +5745,7 @@
     <w:p>
       <w:pPr>
         <w:spacing w:after="0" w:line="360" w:lineRule="auto"/>
+        <w:jc w:val="both"/>
         <w:rPr>
           <w:rFonts w:ascii="Times New Roman" w:hAnsi="Times New Roman" w:cs="Times New Roman"/>
           <w:sz w:val="28"/>
@@ -7046,6 +5818,7 @@
     <w:p>
       <w:pPr>
         <w:spacing w:after="0" w:line="360" w:lineRule="auto"/>
+        <w:jc w:val="both"/>
         <w:rPr>
           <w:rFonts w:ascii="Times New Roman" w:hAnsi="Times New Roman" w:cs="Times New Roman"/>
           <w:sz w:val="28"/>
@@ -7057,6 +5830,7 @@
       <w:pPr>
         <w:spacing w:after="0" w:line="360" w:lineRule="auto"/>
         <w:ind w:firstLine="360"/>
+        <w:jc w:val="both"/>
         <w:rPr>
           <w:rFonts w:ascii="Times New Roman" w:hAnsi="Times New Roman" w:cs="Times New Roman"/>
           <w:sz w:val="28"/>
@@ -7086,22 +5860,22 @@
       <w:pPr>
         <w:numPr>
           <w:ilvl w:val="0"/>
-          <w:numId w:val="15"/>
+          <w:numId w:val="7"/>
         </w:numPr>
         <w:spacing w:after="0" w:line="360" w:lineRule="auto"/>
-        <w:rPr>
-          <w:rFonts w:ascii="Times New Roman" w:hAnsi="Times New Roman" w:cs="Times New Roman"/>
-          <w:sz w:val="28"/>
-          <w:szCs w:val="28"/>
-        </w:rPr>
-      </w:pPr>
-      <w:r>
-        <w:rPr>
-          <w:rFonts w:ascii="Times New Roman" w:hAnsi="Times New Roman" w:cs="Times New Roman"/>
-          <w:sz w:val="28"/>
-          <w:szCs w:val="28"/>
-        </w:rPr>
-        <w:lastRenderedPageBreak/>
+        <w:jc w:val="both"/>
+        <w:rPr>
+          <w:rFonts w:ascii="Times New Roman" w:hAnsi="Times New Roman" w:cs="Times New Roman"/>
+          <w:sz w:val="28"/>
+          <w:szCs w:val="28"/>
+        </w:rPr>
+      </w:pPr>
+      <w:r>
+        <w:rPr>
+          <w:rFonts w:ascii="Times New Roman" w:hAnsi="Times New Roman" w:cs="Times New Roman"/>
+          <w:sz w:val="28"/>
+          <w:szCs w:val="28"/>
+        </w:rPr>
         <w:t xml:space="preserve">401 </w:t>
       </w:r>
       <w:proofErr w:type="spellStart"/>
@@ -7120,32 +5894,17 @@
           <w:sz w:val="28"/>
           <w:szCs w:val="28"/>
         </w:rPr>
-        <w:t> </w:t>
-      </w:r>
-      <w:r>
-        <w:rPr>
-          <w:rFonts w:ascii="Times New Roman" w:hAnsi="Times New Roman" w:cs="Times New Roman"/>
-          <w:sz w:val="28"/>
-          <w:szCs w:val="28"/>
-        </w:rPr>
-        <w:t>-</w:t>
-      </w:r>
-      <w:r>
-        <w:rPr>
-          <w:rFonts w:ascii="Times New Roman" w:hAnsi="Times New Roman" w:cs="Times New Roman"/>
-          <w:sz w:val="28"/>
-          <w:szCs w:val="28"/>
-        </w:rPr>
-        <w:t xml:space="preserve"> попытка выполнить отметку или оставить отзыв без входа в аккаунт.</w:t>
+        <w:t> - попытка выполнить отметку или оставить отзыв без входа в аккаунт.</w:t>
       </w:r>
     </w:p>
     <w:p>
       <w:pPr>
         <w:numPr>
           <w:ilvl w:val="0"/>
-          <w:numId w:val="15"/>
+          <w:numId w:val="7"/>
         </w:numPr>
         <w:spacing w:after="0" w:line="360" w:lineRule="auto"/>
+        <w:jc w:val="both"/>
         <w:rPr>
           <w:rFonts w:ascii="Times New Roman" w:hAnsi="Times New Roman" w:cs="Times New Roman"/>
           <w:sz w:val="28"/>
@@ -7176,23 +5935,7 @@
           <w:sz w:val="28"/>
           <w:szCs w:val="28"/>
         </w:rPr>
-        <w:t> </w:t>
-      </w:r>
-      <w:r>
-        <w:rPr>
-          <w:rFonts w:ascii="Times New Roman" w:hAnsi="Times New Roman" w:cs="Times New Roman"/>
-          <w:sz w:val="28"/>
-          <w:szCs w:val="28"/>
-        </w:rPr>
-        <w:t>-</w:t>
-      </w:r>
-      <w:r>
-        <w:rPr>
-          <w:rFonts w:ascii="Times New Roman" w:hAnsi="Times New Roman" w:cs="Times New Roman"/>
-          <w:sz w:val="28"/>
-          <w:szCs w:val="28"/>
-        </w:rPr>
-        <w:t xml:space="preserve"> попытка оставить отзыв без подтверждённого </w:t>
+        <w:t xml:space="preserve"> - попытка оставить отзыв без подтверждённого </w:t>
       </w:r>
       <w:proofErr w:type="spellStart"/>
       <w:r>
@@ -7217,9 +5960,10 @@
       <w:pPr>
         <w:numPr>
           <w:ilvl w:val="0"/>
-          <w:numId w:val="15"/>
+          <w:numId w:val="7"/>
         </w:numPr>
         <w:spacing w:after="0" w:line="360" w:lineRule="auto"/>
+        <w:jc w:val="both"/>
         <w:rPr>
           <w:rFonts w:ascii="Times New Roman" w:hAnsi="Times New Roman" w:cs="Times New Roman"/>
           <w:sz w:val="28"/>
@@ -7275,9 +6019,10 @@
       <w:pPr>
         <w:numPr>
           <w:ilvl w:val="0"/>
-          <w:numId w:val="15"/>
+          <w:numId w:val="7"/>
         </w:numPr>
         <w:spacing w:after="0" w:line="360" w:lineRule="auto"/>
+        <w:jc w:val="both"/>
         <w:rPr>
           <w:rFonts w:ascii="Times New Roman" w:hAnsi="Times New Roman" w:cs="Times New Roman"/>
           <w:sz w:val="28"/>
@@ -7326,29 +6071,14 @@
           <w:sz w:val="28"/>
           <w:szCs w:val="28"/>
         </w:rPr>
-        <w:t> </w:t>
-      </w:r>
-      <w:r>
-        <w:rPr>
-          <w:rFonts w:ascii="Times New Roman" w:hAnsi="Times New Roman" w:cs="Times New Roman"/>
-          <w:sz w:val="28"/>
-          <w:szCs w:val="28"/>
-        </w:rPr>
-        <w:t>-</w:t>
-      </w:r>
-      <w:r>
-        <w:rPr>
-          <w:rFonts w:ascii="Times New Roman" w:hAnsi="Times New Roman" w:cs="Times New Roman"/>
-          <w:sz w:val="28"/>
-          <w:szCs w:val="28"/>
-        </w:rPr>
-        <w:t xml:space="preserve"> введён неверный индивидуальный ключ заведения (INVALID_SECRET_KEY) или указана оценка вне диапазона от 1 до 5.</w:t>
+        <w:t> - введён неверный индивидуальный ключ заведения (INVALID_SECRET_KEY) или указана оценка вне диапазона от 1 до 5.</w:t>
       </w:r>
     </w:p>
     <w:p>
       <w:pPr>
         <w:spacing w:after="0" w:line="360" w:lineRule="auto"/>
         <w:ind w:firstLine="360"/>
+        <w:jc w:val="both"/>
         <w:rPr>
           <w:rFonts w:ascii="Times New Roman" w:hAnsi="Times New Roman" w:cs="Times New Roman"/>
           <w:sz w:val="28"/>
@@ -7366,6 +6096,7 @@
     </w:p>
     <w:p>
       <w:pPr>
+        <w:jc w:val="both"/>
         <w:rPr>
           <w:rFonts w:ascii="Times New Roman" w:hAnsi="Times New Roman" w:cs="Times New Roman"/>
           <w:sz w:val="28"/>
@@ -7386,6 +6117,178 @@
 <file path=word/numbering.xml><?xml version="1.0" encoding="utf-8"?>
 <w:numbering xmlns:wpc="http://schemas.microsoft.com/office/word/2010/wordprocessingCanvas" xmlns:cx="http://schemas.microsoft.com/office/drawing/2014/chartex" xmlns:cx1="http://schemas.microsoft.com/office/drawing/2015/9/8/chartex" xmlns:cx2="http://schemas.microsoft.com/office/drawing/2015/10/21/chartex" xmlns:cx3="http://schemas.microsoft.com/office/drawing/2016/5/9/chartex" xmlns:cx4="http://schemas.microsoft.com/office/drawing/2016/5/10/chartex" xmlns:cx5="http://schemas.microsoft.com/office/drawing/2016/5/11/chartex" xmlns:cx6="http://schemas.microsoft.com/office/drawing/2016/5/12/chartex" xmlns:cx7="http://schemas.microsoft.com/office/drawing/2016/5/13/chartex" xmlns:cx8="http://schemas.microsoft.com/office/drawing/2016/5/14/chartex" xmlns:mc="http://schemas.openxmlformats.org/markup-compatibility/2006" xmlns:aink="http://schemas.microsoft.com/office/drawing/2016/ink" xmlns:am3d="http://schemas.microsoft.com/office/drawing/2017/model3d" xmlns:o="urn:schemas-microsoft-com:office:office" xmlns:oel="http://schemas.microsoft.com/office/2019/extlst" xmlns:r="http://schemas.openxmlformats.org/officeDocument/2006/relationships" xmlns:m="http://schemas.openxmlformats.org/officeDocument/2006/math" xmlns:v="urn:schemas-microsoft-com:vml" xmlns:wp14="http://schemas.microsoft.com/office/word/2010/wordprocessingDrawing" xmlns:wp="http://schemas.openxmlformats.org/drawingml/2006/wordprocessingDrawing" xmlns:w10="urn:schemas-microsoft-com:office:word" xmlns:w="http://schemas.openxmlformats.org/wordprocessingml/2006/main" xmlns:w14="http://schemas.microsoft.com/office/word/2010/wordml" xmlns:w15="http://schemas.microsoft.com/office/word/2012/wordml" xmlns:w16cex="http://schemas.microsoft.com/office/word/2018/wordml/cex" xmlns:w16cid="http://schemas.microsoft.com/office/word/2016/wordml/cid" xmlns:w16="http://schemas.microsoft.com/office/word/2018/wordml" xmlns:w16du="http://schemas.microsoft.com/office/word/2023/wordml/word16du" xmlns:w16sdtdh="http://schemas.microsoft.com/office/word/2020/wordml/sdtdatahash" xmlns:w16sdtfl="http://schemas.microsoft.com/office/word/2024/wordml/sdtformatlock" xmlns:w16se="http://schemas.microsoft.com/office/word/2015/wordml/symex" xmlns:wpg="http://schemas.microsoft.com/office/word/2010/wordprocessingGroup" xmlns:wpi="http://schemas.microsoft.com/office/word/2010/wordprocessingInk" xmlns:wne="http://schemas.microsoft.com/office/word/2006/wordml" xmlns:wps="http://schemas.microsoft.com/office/word/2010/wordprocessingShape" mc:Ignorable="w14 w15 w16se w16cid w16 w16cex w16sdtdh w16sdtfl w16du wp14">
   <w:abstractNum w:abstractNumId="0" w15:restartNumberingAfterBreak="0">
+    <w:nsid w:val="004C1A0D"/>
+    <w:multiLevelType w:val="hybridMultilevel"/>
+    <w:tmpl w:val="150E2F76"/>
+    <w:lvl w:ilvl="0" w:tplc="4ADC2872">
+      <w:start w:val="1"/>
+      <w:numFmt w:val="bullet"/>
+      <w:lvlText w:val="●"/>
+      <w:lvlJc w:val="left"/>
+      <w:pPr>
+        <w:ind w:left="720" w:hanging="360"/>
+      </w:pPr>
+    </w:lvl>
+    <w:lvl w:ilvl="1" w:tplc="061A69C0">
+      <w:start w:val="1"/>
+      <w:numFmt w:val="bullet"/>
+      <w:lvlText w:val="○"/>
+      <w:lvlJc w:val="left"/>
+      <w:pPr>
+        <w:ind w:left="1440" w:hanging="360"/>
+      </w:pPr>
+    </w:lvl>
+    <w:lvl w:ilvl="2" w:tplc="7C6CD13E">
+      <w:start w:val="1"/>
+      <w:numFmt w:val="bullet"/>
+      <w:lvlText w:val="■"/>
+      <w:lvlJc w:val="left"/>
+      <w:pPr>
+        <w:ind w:left="2160" w:hanging="360"/>
+      </w:pPr>
+    </w:lvl>
+    <w:lvl w:ilvl="3" w:tplc="BC92BADA">
+      <w:start w:val="1"/>
+      <w:numFmt w:val="bullet"/>
+      <w:lvlText w:val="●"/>
+      <w:lvlJc w:val="left"/>
+      <w:pPr>
+        <w:ind w:left="2880" w:hanging="360"/>
+      </w:pPr>
+    </w:lvl>
+    <w:lvl w:ilvl="4" w:tplc="CFE4EC90">
+      <w:start w:val="1"/>
+      <w:numFmt w:val="bullet"/>
+      <w:lvlText w:val="○"/>
+      <w:lvlJc w:val="left"/>
+      <w:pPr>
+        <w:ind w:left="3600" w:hanging="360"/>
+      </w:pPr>
+    </w:lvl>
+    <w:lvl w:ilvl="5" w:tplc="02E2F62A">
+      <w:start w:val="1"/>
+      <w:numFmt w:val="bullet"/>
+      <w:lvlText w:val="■"/>
+      <w:lvlJc w:val="left"/>
+      <w:pPr>
+        <w:ind w:left="4320" w:hanging="360"/>
+      </w:pPr>
+    </w:lvl>
+    <w:lvl w:ilvl="6" w:tplc="4B48633C">
+      <w:start w:val="1"/>
+      <w:numFmt w:val="bullet"/>
+      <w:lvlText w:val="●"/>
+      <w:lvlJc w:val="left"/>
+      <w:pPr>
+        <w:ind w:left="5040" w:hanging="360"/>
+      </w:pPr>
+    </w:lvl>
+    <w:lvl w:ilvl="7" w:tplc="907C842E">
+      <w:start w:val="1"/>
+      <w:numFmt w:val="bullet"/>
+      <w:lvlText w:val="○"/>
+      <w:lvlJc w:val="left"/>
+      <w:pPr>
+        <w:ind w:left="5760" w:hanging="360"/>
+      </w:pPr>
+    </w:lvl>
+    <w:lvl w:ilvl="8" w:tplc="5C24349E">
+      <w:start w:val="1"/>
+      <w:numFmt w:val="bullet"/>
+      <w:lvlText w:val="■"/>
+      <w:lvlJc w:val="left"/>
+      <w:pPr>
+        <w:ind w:left="6480" w:hanging="360"/>
+      </w:pPr>
+    </w:lvl>
+  </w:abstractNum>
+  <w:abstractNum w:abstractNumId="1" w15:restartNumberingAfterBreak="0">
+    <w:nsid w:val="087404CA"/>
+    <w:multiLevelType w:val="hybridMultilevel"/>
+    <w:tmpl w:val="B15C8D66"/>
+    <w:lvl w:ilvl="0" w:tplc="E7D462CC">
+      <w:start w:val="1"/>
+      <w:numFmt w:val="bullet"/>
+      <w:lvlText w:val="●"/>
+      <w:lvlJc w:val="left"/>
+      <w:pPr>
+        <w:ind w:left="720" w:hanging="360"/>
+      </w:pPr>
+    </w:lvl>
+    <w:lvl w:ilvl="1" w:tplc="BB2C062C">
+      <w:start w:val="1"/>
+      <w:numFmt w:val="bullet"/>
+      <w:lvlText w:val="○"/>
+      <w:lvlJc w:val="left"/>
+      <w:pPr>
+        <w:ind w:left="1440" w:hanging="360"/>
+      </w:pPr>
+    </w:lvl>
+    <w:lvl w:ilvl="2" w:tplc="00B20522">
+      <w:start w:val="1"/>
+      <w:numFmt w:val="bullet"/>
+      <w:lvlText w:val="■"/>
+      <w:lvlJc w:val="left"/>
+      <w:pPr>
+        <w:ind w:left="2160" w:hanging="360"/>
+      </w:pPr>
+    </w:lvl>
+    <w:lvl w:ilvl="3" w:tplc="32D2243A">
+      <w:start w:val="1"/>
+      <w:numFmt w:val="bullet"/>
+      <w:lvlText w:val="●"/>
+      <w:lvlJc w:val="left"/>
+      <w:pPr>
+        <w:ind w:left="2880" w:hanging="360"/>
+      </w:pPr>
+    </w:lvl>
+    <w:lvl w:ilvl="4" w:tplc="4DB82220">
+      <w:start w:val="1"/>
+      <w:numFmt w:val="bullet"/>
+      <w:lvlText w:val="○"/>
+      <w:lvlJc w:val="left"/>
+      <w:pPr>
+        <w:ind w:left="3600" w:hanging="360"/>
+      </w:pPr>
+    </w:lvl>
+    <w:lvl w:ilvl="5" w:tplc="66DEB494">
+      <w:start w:val="1"/>
+      <w:numFmt w:val="bullet"/>
+      <w:lvlText w:val="■"/>
+      <w:lvlJc w:val="left"/>
+      <w:pPr>
+        <w:ind w:left="4320" w:hanging="360"/>
+      </w:pPr>
+    </w:lvl>
+    <w:lvl w:ilvl="6" w:tplc="21A075E8">
+      <w:start w:val="1"/>
+      <w:numFmt w:val="bullet"/>
+      <w:lvlText w:val="●"/>
+      <w:lvlJc w:val="left"/>
+      <w:pPr>
+        <w:ind w:left="5040" w:hanging="360"/>
+      </w:pPr>
+    </w:lvl>
+    <w:lvl w:ilvl="7" w:tplc="CE4024F0">
+      <w:start w:val="1"/>
+      <w:numFmt w:val="bullet"/>
+      <w:lvlText w:val="○"/>
+      <w:lvlJc w:val="left"/>
+      <w:pPr>
+        <w:ind w:left="5760" w:hanging="360"/>
+      </w:pPr>
+    </w:lvl>
+    <w:lvl w:ilvl="8" w:tplc="93049B6E">
+      <w:start w:val="1"/>
+      <w:numFmt w:val="bullet"/>
+      <w:lvlText w:val="■"/>
+      <w:lvlJc w:val="left"/>
+      <w:pPr>
+        <w:ind w:left="6480" w:hanging="360"/>
+      </w:pPr>
+    </w:lvl>
+  </w:abstractNum>
+  <w:abstractNum w:abstractNumId="2" w15:restartNumberingAfterBreak="0">
     <w:nsid w:val="0BFA34B1"/>
     <w:multiLevelType w:val="hybridMultilevel"/>
     <w:tmpl w:val="32B25232"/>
@@ -7474,7 +6377,7 @@
       </w:pPr>
     </w:lvl>
   </w:abstractNum>
-  <w:abstractNum w:abstractNumId="1" w15:restartNumberingAfterBreak="0">
+  <w:abstractNum w:abstractNumId="3" w15:restartNumberingAfterBreak="0">
     <w:nsid w:val="11B3384F"/>
     <w:multiLevelType w:val="hybridMultilevel"/>
     <w:tmpl w:val="615C652E"/>
@@ -7563,7 +6466,7 @@
       </w:pPr>
     </w:lvl>
   </w:abstractNum>
-  <w:abstractNum w:abstractNumId="2" w15:restartNumberingAfterBreak="0">
+  <w:abstractNum w:abstractNumId="4" w15:restartNumberingAfterBreak="0">
     <w:nsid w:val="146E78C2"/>
     <w:multiLevelType w:val="multilevel"/>
     <w:tmpl w:val="07382E4C"/>
@@ -7712,7 +6615,265 @@
       </w:rPr>
     </w:lvl>
   </w:abstractNum>
-  <w:abstractNum w:abstractNumId="3" w15:restartNumberingAfterBreak="0">
+  <w:abstractNum w:abstractNumId="5" w15:restartNumberingAfterBreak="0">
+    <w:nsid w:val="169037A5"/>
+    <w:multiLevelType w:val="hybridMultilevel"/>
+    <w:tmpl w:val="F02AFA6A"/>
+    <w:lvl w:ilvl="0" w:tplc="04190011">
+      <w:start w:val="1"/>
+      <w:numFmt w:val="decimal"/>
+      <w:lvlText w:val="%1)"/>
+      <w:lvlJc w:val="left"/>
+      <w:pPr>
+        <w:ind w:left="720" w:hanging="360"/>
+      </w:pPr>
+    </w:lvl>
+    <w:lvl w:ilvl="1" w:tplc="FFFFFFFF">
+      <w:start w:val="1"/>
+      <w:numFmt w:val="bullet"/>
+      <w:lvlText w:val="○"/>
+      <w:lvlJc w:val="left"/>
+      <w:pPr>
+        <w:ind w:left="1440" w:hanging="360"/>
+      </w:pPr>
+    </w:lvl>
+    <w:lvl w:ilvl="2" w:tplc="FFFFFFFF">
+      <w:start w:val="1"/>
+      <w:numFmt w:val="bullet"/>
+      <w:lvlText w:val="■"/>
+      <w:lvlJc w:val="left"/>
+      <w:pPr>
+        <w:ind w:left="2160" w:hanging="360"/>
+      </w:pPr>
+    </w:lvl>
+    <w:lvl w:ilvl="3" w:tplc="FFFFFFFF">
+      <w:start w:val="1"/>
+      <w:numFmt w:val="bullet"/>
+      <w:lvlText w:val="●"/>
+      <w:lvlJc w:val="left"/>
+      <w:pPr>
+        <w:ind w:left="2880" w:hanging="360"/>
+      </w:pPr>
+    </w:lvl>
+    <w:lvl w:ilvl="4" w:tplc="FFFFFFFF">
+      <w:start w:val="1"/>
+      <w:numFmt w:val="bullet"/>
+      <w:lvlText w:val="○"/>
+      <w:lvlJc w:val="left"/>
+      <w:pPr>
+        <w:ind w:left="3600" w:hanging="360"/>
+      </w:pPr>
+    </w:lvl>
+    <w:lvl w:ilvl="5" w:tplc="FFFFFFFF">
+      <w:start w:val="1"/>
+      <w:numFmt w:val="bullet"/>
+      <w:lvlText w:val="■"/>
+      <w:lvlJc w:val="left"/>
+      <w:pPr>
+        <w:ind w:left="4320" w:hanging="360"/>
+      </w:pPr>
+    </w:lvl>
+    <w:lvl w:ilvl="6" w:tplc="FFFFFFFF">
+      <w:start w:val="1"/>
+      <w:numFmt w:val="bullet"/>
+      <w:lvlText w:val="●"/>
+      <w:lvlJc w:val="left"/>
+      <w:pPr>
+        <w:ind w:left="5040" w:hanging="360"/>
+      </w:pPr>
+    </w:lvl>
+    <w:lvl w:ilvl="7" w:tplc="FFFFFFFF">
+      <w:start w:val="1"/>
+      <w:numFmt w:val="bullet"/>
+      <w:lvlText w:val="○"/>
+      <w:lvlJc w:val="left"/>
+      <w:pPr>
+        <w:ind w:left="5760" w:hanging="360"/>
+      </w:pPr>
+    </w:lvl>
+    <w:lvl w:ilvl="8" w:tplc="FFFFFFFF">
+      <w:start w:val="1"/>
+      <w:numFmt w:val="bullet"/>
+      <w:lvlText w:val="■"/>
+      <w:lvlJc w:val="left"/>
+      <w:pPr>
+        <w:ind w:left="6480" w:hanging="360"/>
+      </w:pPr>
+    </w:lvl>
+  </w:abstractNum>
+  <w:abstractNum w:abstractNumId="6" w15:restartNumberingAfterBreak="0">
+    <w:nsid w:val="18DE32E3"/>
+    <w:multiLevelType w:val="hybridMultilevel"/>
+    <w:tmpl w:val="DDEC3332"/>
+    <w:lvl w:ilvl="0" w:tplc="63DAF8B6">
+      <w:start w:val="1"/>
+      <w:numFmt w:val="bullet"/>
+      <w:lvlText w:val="●"/>
+      <w:lvlJc w:val="left"/>
+      <w:pPr>
+        <w:ind w:left="720" w:hanging="360"/>
+      </w:pPr>
+    </w:lvl>
+    <w:lvl w:ilvl="1" w:tplc="FADA3B6C">
+      <w:start w:val="1"/>
+      <w:numFmt w:val="bullet"/>
+      <w:lvlText w:val="○"/>
+      <w:lvlJc w:val="left"/>
+      <w:pPr>
+        <w:ind w:left="1440" w:hanging="360"/>
+      </w:pPr>
+    </w:lvl>
+    <w:lvl w:ilvl="2" w:tplc="196A5916">
+      <w:start w:val="1"/>
+      <w:numFmt w:val="bullet"/>
+      <w:lvlText w:val="■"/>
+      <w:lvlJc w:val="left"/>
+      <w:pPr>
+        <w:ind w:left="2160" w:hanging="360"/>
+      </w:pPr>
+    </w:lvl>
+    <w:lvl w:ilvl="3" w:tplc="2E1A1408">
+      <w:start w:val="1"/>
+      <w:numFmt w:val="bullet"/>
+      <w:lvlText w:val="●"/>
+      <w:lvlJc w:val="left"/>
+      <w:pPr>
+        <w:ind w:left="2880" w:hanging="360"/>
+      </w:pPr>
+    </w:lvl>
+    <w:lvl w:ilvl="4" w:tplc="BCEAEC14">
+      <w:start w:val="1"/>
+      <w:numFmt w:val="bullet"/>
+      <w:lvlText w:val="○"/>
+      <w:lvlJc w:val="left"/>
+      <w:pPr>
+        <w:ind w:left="3600" w:hanging="360"/>
+      </w:pPr>
+    </w:lvl>
+    <w:lvl w:ilvl="5" w:tplc="767604E2">
+      <w:start w:val="1"/>
+      <w:numFmt w:val="bullet"/>
+      <w:lvlText w:val="■"/>
+      <w:lvlJc w:val="left"/>
+      <w:pPr>
+        <w:ind w:left="4320" w:hanging="360"/>
+      </w:pPr>
+    </w:lvl>
+    <w:lvl w:ilvl="6" w:tplc="8DE4D46A">
+      <w:start w:val="1"/>
+      <w:numFmt w:val="bullet"/>
+      <w:lvlText w:val="●"/>
+      <w:lvlJc w:val="left"/>
+      <w:pPr>
+        <w:ind w:left="5040" w:hanging="360"/>
+      </w:pPr>
+    </w:lvl>
+    <w:lvl w:ilvl="7" w:tplc="61789CEE">
+      <w:start w:val="1"/>
+      <w:numFmt w:val="bullet"/>
+      <w:lvlText w:val="○"/>
+      <w:lvlJc w:val="left"/>
+      <w:pPr>
+        <w:ind w:left="5760" w:hanging="360"/>
+      </w:pPr>
+    </w:lvl>
+    <w:lvl w:ilvl="8" w:tplc="E4C8677C">
+      <w:start w:val="1"/>
+      <w:numFmt w:val="bullet"/>
+      <w:lvlText w:val="■"/>
+      <w:lvlJc w:val="left"/>
+      <w:pPr>
+        <w:ind w:left="6480" w:hanging="360"/>
+      </w:pPr>
+    </w:lvl>
+  </w:abstractNum>
+  <w:abstractNum w:abstractNumId="7" w15:restartNumberingAfterBreak="0">
+    <w:nsid w:val="21CD0044"/>
+    <w:multiLevelType w:val="hybridMultilevel"/>
+    <w:tmpl w:val="CD50F22C"/>
+    <w:lvl w:ilvl="0" w:tplc="46A24680">
+      <w:start w:val="1"/>
+      <w:numFmt w:val="decimal"/>
+      <w:lvlText w:val="%1)"/>
+      <w:lvlJc w:val="left"/>
+      <w:pPr>
+        <w:ind w:left="720" w:hanging="360"/>
+      </w:pPr>
+    </w:lvl>
+    <w:lvl w:ilvl="1" w:tplc="FC4462FE">
+      <w:start w:val="1"/>
+      <w:numFmt w:val="lowerLetter"/>
+      <w:lvlText w:val="%2)"/>
+      <w:lvlJc w:val="left"/>
+      <w:pPr>
+        <w:ind w:left="1440" w:hanging="360"/>
+      </w:pPr>
+    </w:lvl>
+    <w:lvl w:ilvl="2" w:tplc="2BA4859E">
+      <w:start w:val="1"/>
+      <w:numFmt w:val="lowerRoman"/>
+      <w:lvlText w:val="%3)"/>
+      <w:lvlJc w:val="right"/>
+      <w:pPr>
+        <w:ind w:left="2160" w:hanging="180"/>
+      </w:pPr>
+    </w:lvl>
+    <w:lvl w:ilvl="3" w:tplc="7F24F592">
+      <w:start w:val="1"/>
+      <w:numFmt w:val="decimal"/>
+      <w:lvlText w:val="%4)"/>
+      <w:lvlJc w:val="left"/>
+      <w:pPr>
+        <w:ind w:left="2880" w:hanging="360"/>
+      </w:pPr>
+    </w:lvl>
+    <w:lvl w:ilvl="4" w:tplc="74C64706">
+      <w:start w:val="1"/>
+      <w:numFmt w:val="lowerLetter"/>
+      <w:lvlText w:val="%5)"/>
+      <w:lvlJc w:val="left"/>
+      <w:pPr>
+        <w:ind w:left="3600" w:hanging="360"/>
+      </w:pPr>
+    </w:lvl>
+    <w:lvl w:ilvl="5" w:tplc="22B4D3FC">
+      <w:start w:val="1"/>
+      <w:numFmt w:val="lowerRoman"/>
+      <w:lvlText w:val="%6)"/>
+      <w:lvlJc w:val="right"/>
+      <w:pPr>
+        <w:ind w:left="4320" w:hanging="180"/>
+      </w:pPr>
+    </w:lvl>
+    <w:lvl w:ilvl="6" w:tplc="E50CB68C">
+      <w:start w:val="1"/>
+      <w:numFmt w:val="decimal"/>
+      <w:lvlText w:val="%7)"/>
+      <w:lvlJc w:val="left"/>
+      <w:pPr>
+        <w:ind w:left="5040" w:hanging="360"/>
+      </w:pPr>
+    </w:lvl>
+    <w:lvl w:ilvl="7" w:tplc="AB042D38">
+      <w:start w:val="1"/>
+      <w:numFmt w:val="lowerLetter"/>
+      <w:lvlText w:val="%8)"/>
+      <w:lvlJc w:val="left"/>
+      <w:pPr>
+        <w:ind w:left="5760" w:hanging="360"/>
+      </w:pPr>
+    </w:lvl>
+    <w:lvl w:ilvl="8" w:tplc="4406F414">
+      <w:start w:val="1"/>
+      <w:numFmt w:val="lowerRoman"/>
+      <w:lvlText w:val="%9)"/>
+      <w:lvlJc w:val="right"/>
+      <w:pPr>
+        <w:ind w:left="6480" w:hanging="180"/>
+      </w:pPr>
+    </w:lvl>
+  </w:abstractNum>
+  <w:abstractNum w:abstractNumId="8" w15:restartNumberingAfterBreak="0">
     <w:nsid w:val="259744EF"/>
     <w:multiLevelType w:val="hybridMultilevel"/>
     <w:tmpl w:val="5F66459E"/>
@@ -7801,7 +6962,7 @@
       </w:pPr>
     </w:lvl>
   </w:abstractNum>
-  <w:abstractNum w:abstractNumId="4" w15:restartNumberingAfterBreak="0">
+  <w:abstractNum w:abstractNumId="9" w15:restartNumberingAfterBreak="0">
     <w:nsid w:val="26944091"/>
     <w:multiLevelType w:val="multilevel"/>
     <w:tmpl w:val="6A3CF9FA"/>
@@ -7947,7 +7108,93 @@
       </w:rPr>
     </w:lvl>
   </w:abstractNum>
-  <w:abstractNum w:abstractNumId="5" w15:restartNumberingAfterBreak="0">
+  <w:abstractNum w:abstractNumId="10" w15:restartNumberingAfterBreak="0">
+    <w:nsid w:val="39C865D1"/>
+    <w:multiLevelType w:val="hybridMultilevel"/>
+    <w:tmpl w:val="549660DC"/>
+    <w:lvl w:ilvl="0" w:tplc="04190011">
+      <w:start w:val="1"/>
+      <w:numFmt w:val="decimal"/>
+      <w:lvlText w:val="%1)"/>
+      <w:lvlJc w:val="left"/>
+      <w:pPr>
+        <w:ind w:left="720" w:hanging="360"/>
+      </w:pPr>
+    </w:lvl>
+    <w:lvl w:ilvl="1" w:tplc="FFFFFFFF">
+      <w:start w:val="1"/>
+      <w:numFmt w:val="bullet"/>
+      <w:lvlText w:val="○"/>
+      <w:lvlJc w:val="left"/>
+      <w:pPr>
+        <w:ind w:left="1440" w:hanging="360"/>
+      </w:pPr>
+    </w:lvl>
+    <w:lvl w:ilvl="2" w:tplc="FFFFFFFF">
+      <w:start w:val="1"/>
+      <w:numFmt w:val="bullet"/>
+      <w:lvlText w:val="■"/>
+      <w:lvlJc w:val="left"/>
+      <w:pPr>
+        <w:ind w:left="2160" w:hanging="360"/>
+      </w:pPr>
+    </w:lvl>
+    <w:lvl w:ilvl="3" w:tplc="FFFFFFFF">
+      <w:start w:val="1"/>
+      <w:numFmt w:val="bullet"/>
+      <w:lvlText w:val="●"/>
+      <w:lvlJc w:val="left"/>
+      <w:pPr>
+        <w:ind w:left="2880" w:hanging="360"/>
+      </w:pPr>
+    </w:lvl>
+    <w:lvl w:ilvl="4" w:tplc="FFFFFFFF">
+      <w:start w:val="1"/>
+      <w:numFmt w:val="bullet"/>
+      <w:lvlText w:val="○"/>
+      <w:lvlJc w:val="left"/>
+      <w:pPr>
+        <w:ind w:left="3600" w:hanging="360"/>
+      </w:pPr>
+    </w:lvl>
+    <w:lvl w:ilvl="5" w:tplc="FFFFFFFF">
+      <w:start w:val="1"/>
+      <w:numFmt w:val="bullet"/>
+      <w:lvlText w:val="■"/>
+      <w:lvlJc w:val="left"/>
+      <w:pPr>
+        <w:ind w:left="4320" w:hanging="360"/>
+      </w:pPr>
+    </w:lvl>
+    <w:lvl w:ilvl="6" w:tplc="FFFFFFFF">
+      <w:start w:val="1"/>
+      <w:numFmt w:val="bullet"/>
+      <w:lvlText w:val="●"/>
+      <w:lvlJc w:val="left"/>
+      <w:pPr>
+        <w:ind w:left="5040" w:hanging="360"/>
+      </w:pPr>
+    </w:lvl>
+    <w:lvl w:ilvl="7" w:tplc="FFFFFFFF">
+      <w:start w:val="1"/>
+      <w:numFmt w:val="bullet"/>
+      <w:lvlText w:val="○"/>
+      <w:lvlJc w:val="left"/>
+      <w:pPr>
+        <w:ind w:left="5760" w:hanging="360"/>
+      </w:pPr>
+    </w:lvl>
+    <w:lvl w:ilvl="8" w:tplc="FFFFFFFF">
+      <w:start w:val="1"/>
+      <w:numFmt w:val="bullet"/>
+      <w:lvlText w:val="■"/>
+      <w:lvlJc w:val="left"/>
+      <w:pPr>
+        <w:ind w:left="6480" w:hanging="360"/>
+      </w:pPr>
+    </w:lvl>
+  </w:abstractNum>
+  <w:abstractNum w:abstractNumId="11" w15:restartNumberingAfterBreak="0">
     <w:nsid w:val="3B1F456A"/>
     <w:multiLevelType w:val="hybridMultilevel"/>
     <w:tmpl w:val="78AA9456"/>
@@ -8025,7 +7272,7 @@
       </w:pPr>
     </w:lvl>
   </w:abstractNum>
-  <w:abstractNum w:abstractNumId="6" w15:restartNumberingAfterBreak="0">
+  <w:abstractNum w:abstractNumId="12" w15:restartNumberingAfterBreak="0">
     <w:nsid w:val="3B2D6319"/>
     <w:multiLevelType w:val="multilevel"/>
     <w:tmpl w:val="FB12A416"/>
@@ -8172,7 +7419,7 @@
       </w:rPr>
     </w:lvl>
   </w:abstractNum>
-  <w:abstractNum w:abstractNumId="7" w15:restartNumberingAfterBreak="0">
+  <w:abstractNum w:abstractNumId="13" w15:restartNumberingAfterBreak="0">
     <w:nsid w:val="4447288B"/>
     <w:multiLevelType w:val="multilevel"/>
     <w:tmpl w:val="445CF952"/>
@@ -8321,7 +7568,7 @@
       </w:rPr>
     </w:lvl>
   </w:abstractNum>
-  <w:abstractNum w:abstractNumId="8" w15:restartNumberingAfterBreak="0">
+  <w:abstractNum w:abstractNumId="14" w15:restartNumberingAfterBreak="0">
     <w:nsid w:val="4D5E618C"/>
     <w:multiLevelType w:val="multilevel"/>
     <w:tmpl w:val="A9F23474"/>
@@ -8471,7 +7718,7 @@
       </w:rPr>
     </w:lvl>
   </w:abstractNum>
-  <w:abstractNum w:abstractNumId="9" w15:restartNumberingAfterBreak="0">
+  <w:abstractNum w:abstractNumId="15" w15:restartNumberingAfterBreak="0">
     <w:nsid w:val="4FD97B88"/>
     <w:multiLevelType w:val="hybridMultilevel"/>
     <w:tmpl w:val="A760BE60"/>
@@ -8557,7 +7804,93 @@
       </w:pPr>
     </w:lvl>
   </w:abstractNum>
-  <w:abstractNum w:abstractNumId="10" w15:restartNumberingAfterBreak="0">
+  <w:abstractNum w:abstractNumId="16" w15:restartNumberingAfterBreak="0">
+    <w:nsid w:val="573E235B"/>
+    <w:multiLevelType w:val="hybridMultilevel"/>
+    <w:tmpl w:val="2D80E10A"/>
+    <w:lvl w:ilvl="0" w:tplc="04190011">
+      <w:start w:val="1"/>
+      <w:numFmt w:val="decimal"/>
+      <w:lvlText w:val="%1)"/>
+      <w:lvlJc w:val="left"/>
+      <w:pPr>
+        <w:ind w:left="720" w:hanging="360"/>
+      </w:pPr>
+    </w:lvl>
+    <w:lvl w:ilvl="1" w:tplc="04190019" w:tentative="1">
+      <w:start w:val="1"/>
+      <w:numFmt w:val="lowerLetter"/>
+      <w:lvlText w:val="%2."/>
+      <w:lvlJc w:val="left"/>
+      <w:pPr>
+        <w:ind w:left="1440" w:hanging="360"/>
+      </w:pPr>
+    </w:lvl>
+    <w:lvl w:ilvl="2" w:tplc="0419001B" w:tentative="1">
+      <w:start w:val="1"/>
+      <w:numFmt w:val="lowerRoman"/>
+      <w:lvlText w:val="%3."/>
+      <w:lvlJc w:val="right"/>
+      <w:pPr>
+        <w:ind w:left="2160" w:hanging="180"/>
+      </w:pPr>
+    </w:lvl>
+    <w:lvl w:ilvl="3" w:tplc="0419000F" w:tentative="1">
+      <w:start w:val="1"/>
+      <w:numFmt w:val="decimal"/>
+      <w:lvlText w:val="%4."/>
+      <w:lvlJc w:val="left"/>
+      <w:pPr>
+        <w:ind w:left="2880" w:hanging="360"/>
+      </w:pPr>
+    </w:lvl>
+    <w:lvl w:ilvl="4" w:tplc="04190019" w:tentative="1">
+      <w:start w:val="1"/>
+      <w:numFmt w:val="lowerLetter"/>
+      <w:lvlText w:val="%5."/>
+      <w:lvlJc w:val="left"/>
+      <w:pPr>
+        <w:ind w:left="3600" w:hanging="360"/>
+      </w:pPr>
+    </w:lvl>
+    <w:lvl w:ilvl="5" w:tplc="0419001B" w:tentative="1">
+      <w:start w:val="1"/>
+      <w:numFmt w:val="lowerRoman"/>
+      <w:lvlText w:val="%6."/>
+      <w:lvlJc w:val="right"/>
+      <w:pPr>
+        <w:ind w:left="4320" w:hanging="180"/>
+      </w:pPr>
+    </w:lvl>
+    <w:lvl w:ilvl="6" w:tplc="0419000F" w:tentative="1">
+      <w:start w:val="1"/>
+      <w:numFmt w:val="decimal"/>
+      <w:lvlText w:val="%7."/>
+      <w:lvlJc w:val="left"/>
+      <w:pPr>
+        <w:ind w:left="5040" w:hanging="360"/>
+      </w:pPr>
+    </w:lvl>
+    <w:lvl w:ilvl="7" w:tplc="04190019" w:tentative="1">
+      <w:start w:val="1"/>
+      <w:numFmt w:val="lowerLetter"/>
+      <w:lvlText w:val="%8."/>
+      <w:lvlJc w:val="left"/>
+      <w:pPr>
+        <w:ind w:left="5760" w:hanging="360"/>
+      </w:pPr>
+    </w:lvl>
+    <w:lvl w:ilvl="8" w:tplc="0419001B" w:tentative="1">
+      <w:start w:val="1"/>
+      <w:numFmt w:val="lowerRoman"/>
+      <w:lvlText w:val="%9."/>
+      <w:lvlJc w:val="right"/>
+      <w:pPr>
+        <w:ind w:left="6480" w:hanging="180"/>
+      </w:pPr>
+    </w:lvl>
+  </w:abstractNum>
+  <w:abstractNum w:abstractNumId="17" w15:restartNumberingAfterBreak="0">
     <w:nsid w:val="66905EFA"/>
     <w:multiLevelType w:val="hybridMultilevel"/>
     <w:tmpl w:val="EF86A7C2"/>
@@ -8670,7 +8003,7 @@
       </w:rPr>
     </w:lvl>
   </w:abstractNum>
-  <w:abstractNum w:abstractNumId="11" w15:restartNumberingAfterBreak="0">
+  <w:abstractNum w:abstractNumId="18" w15:restartNumberingAfterBreak="0">
     <w:nsid w:val="6760277B"/>
     <w:multiLevelType w:val="multilevel"/>
     <w:tmpl w:val="EF424436"/>
@@ -8791,7 +8124,7 @@
       </w:rPr>
     </w:lvl>
   </w:abstractNum>
-  <w:abstractNum w:abstractNumId="12" w15:restartNumberingAfterBreak="0">
+  <w:abstractNum w:abstractNumId="19" w15:restartNumberingAfterBreak="0">
     <w:nsid w:val="6E5C0BA6"/>
     <w:multiLevelType w:val="multilevel"/>
     <w:tmpl w:val="A8D0A5D6"/>
@@ -8909,7 +8242,7 @@
       </w:pPr>
     </w:lvl>
   </w:abstractNum>
-  <w:abstractNum w:abstractNumId="13" w15:restartNumberingAfterBreak="0">
+  <w:abstractNum w:abstractNumId="20" w15:restartNumberingAfterBreak="0">
     <w:nsid w:val="6F6E2A13"/>
     <w:multiLevelType w:val="multilevel"/>
     <w:tmpl w:val="26B8BF0C"/>
@@ -9056,7 +8389,7 @@
       </w:rPr>
     </w:lvl>
   </w:abstractNum>
-  <w:abstractNum w:abstractNumId="14" w15:restartNumberingAfterBreak="0">
+  <w:abstractNum w:abstractNumId="21" w15:restartNumberingAfterBreak="0">
     <w:nsid w:val="728822E4"/>
     <w:multiLevelType w:val="hybridMultilevel"/>
     <w:tmpl w:val="90EC504A"/>
@@ -9143,49 +8476,70 @@
     </w:lvl>
   </w:abstractNum>
   <w:num w:numId="1" w16cid:durableId="1095050528">
+    <w:abstractNumId w:val="11"/>
+  </w:num>
+  <w:num w:numId="2" w16cid:durableId="143550296">
+    <w:abstractNumId w:val="2"/>
+  </w:num>
+  <w:num w:numId="3" w16cid:durableId="732047725">
+    <w:abstractNumId w:val="17"/>
+  </w:num>
+  <w:num w:numId="4" w16cid:durableId="451828427">
+    <w:abstractNumId w:val="21"/>
+  </w:num>
+  <w:num w:numId="5" w16cid:durableId="8723988">
+    <w:abstractNumId w:val="9"/>
+  </w:num>
+  <w:num w:numId="6" w16cid:durableId="2077585277">
+    <w:abstractNumId w:val="12"/>
+  </w:num>
+  <w:num w:numId="7" w16cid:durableId="1054040559">
+    <w:abstractNumId w:val="20"/>
+  </w:num>
+  <w:num w:numId="8" w16cid:durableId="203059736">
+    <w:abstractNumId w:val="6"/>
+  </w:num>
+  <w:num w:numId="9" w16cid:durableId="1534492648">
+    <w:abstractNumId w:val="0"/>
+  </w:num>
+  <w:num w:numId="10" w16cid:durableId="1713993835">
+    <w:abstractNumId w:val="7"/>
+  </w:num>
+  <w:num w:numId="11" w16cid:durableId="42600863">
+    <w:abstractNumId w:val="1"/>
+  </w:num>
+  <w:num w:numId="12" w16cid:durableId="1161234627">
+    <w:abstractNumId w:val="15"/>
+  </w:num>
+  <w:num w:numId="13" w16cid:durableId="328485775">
+    <w:abstractNumId w:val="8"/>
+  </w:num>
+  <w:num w:numId="14" w16cid:durableId="1019502082">
+    <w:abstractNumId w:val="4"/>
+  </w:num>
+  <w:num w:numId="15" w16cid:durableId="730422807">
+    <w:abstractNumId w:val="13"/>
+  </w:num>
+  <w:num w:numId="16" w16cid:durableId="413165309">
+    <w:abstractNumId w:val="18"/>
+  </w:num>
+  <w:num w:numId="17" w16cid:durableId="926966295">
+    <w:abstractNumId w:val="3"/>
+  </w:num>
+  <w:num w:numId="18" w16cid:durableId="1873154812">
+    <w:abstractNumId w:val="14"/>
+  </w:num>
+  <w:num w:numId="19" w16cid:durableId="2129548647">
+    <w:abstractNumId w:val="19"/>
+  </w:num>
+  <w:num w:numId="20" w16cid:durableId="1736196333">
     <w:abstractNumId w:val="5"/>
   </w:num>
-  <w:num w:numId="2" w16cid:durableId="1161234627">
-    <w:abstractNumId w:val="9"/>
-  </w:num>
-  <w:num w:numId="3" w16cid:durableId="328485775">
-    <w:abstractNumId w:val="3"/>
-  </w:num>
-  <w:num w:numId="4" w16cid:durableId="1019502082">
-    <w:abstractNumId w:val="2"/>
-  </w:num>
-  <w:num w:numId="5" w16cid:durableId="730422807">
-    <w:abstractNumId w:val="7"/>
-  </w:num>
-  <w:num w:numId="6" w16cid:durableId="413165309">
-    <w:abstractNumId w:val="11"/>
-  </w:num>
-  <w:num w:numId="7" w16cid:durableId="926966295">
-    <w:abstractNumId w:val="1"/>
-  </w:num>
-  <w:num w:numId="8" w16cid:durableId="1873154812">
-    <w:abstractNumId w:val="8"/>
-  </w:num>
-  <w:num w:numId="9" w16cid:durableId="2129548647">
-    <w:abstractNumId w:val="12"/>
-  </w:num>
-  <w:num w:numId="10" w16cid:durableId="143550296">
-    <w:abstractNumId w:val="0"/>
-  </w:num>
-  <w:num w:numId="11" w16cid:durableId="732047725">
+  <w:num w:numId="21" w16cid:durableId="1558322034">
     <w:abstractNumId w:val="10"/>
   </w:num>
-  <w:num w:numId="12" w16cid:durableId="451828427">
-    <w:abstractNumId w:val="14"/>
-  </w:num>
-  <w:num w:numId="13" w16cid:durableId="8723988">
-    <w:abstractNumId w:val="4"/>
-  </w:num>
-  <w:num w:numId="14" w16cid:durableId="2077585277">
-    <w:abstractNumId w:val="6"/>
-  </w:num>
-  <w:num w:numId="15" w16cid:durableId="1054040559">
-    <w:abstractNumId w:val="13"/>
+  <w:num w:numId="22" w16cid:durableId="82067688">
+    <w:abstractNumId w:val="16"/>
   </w:num>
 </w:numbering>
 </file>
@@ -9199,7 +8553,7 @@
         <w:kern w:val="2"/>
         <w:sz w:val="24"/>
         <w:szCs w:val="24"/>
-        <w:lang w:val="ru-RU" w:eastAsia="en-US" w:bidi="ar-SA"/>
+        <w:lang w:val="ru-RU" w:eastAsia="ru-RU" w:bidi="ar-SA"/>
         <w14:ligatures w14:val="standardContextual"/>
       </w:rPr>
     </w:rPrDefault>
@@ -9209,8 +8563,8 @@
       </w:pPr>
     </w:pPrDefault>
   </w:docDefaults>
-  <w:latentStyles w:defLockedState="0" w:defUIPriority="99" w:defSemiHidden="0" w:defUnhideWhenUsed="0" w:defQFormat="0" w:count="376">
-    <w:lsdException w:name="Normal" w:uiPriority="0" w:qFormat="1"/>
+  <w:latentStyles w:defLockedState="0" w:defUIPriority="0" w:defSemiHidden="0" w:defUnhideWhenUsed="0" w:defQFormat="0" w:count="376">
+    <w:lsdException w:name="Normal" w:qFormat="1"/>
     <w:lsdException w:name="heading 1" w:uiPriority="9" w:qFormat="1"/>
     <w:lsdException w:name="heading 2" w:semiHidden="1" w:uiPriority="9" w:unhideWhenUsed="1" w:qFormat="1"/>
     <w:lsdException w:name="heading 3" w:semiHidden="1" w:uiPriority="9" w:unhideWhenUsed="1" w:qFormat="1"/>
@@ -9793,6 +9147,7 @@
   <w:style w:type="character" w:default="1" w:styleId="a0">
     <w:name w:val="Default Paragraph Font"/>
     <w:uiPriority w:val="1"/>
+    <w:semiHidden/>
     <w:unhideWhenUsed/>
   </w:style>
   <w:style w:type="table" w:default="1" w:styleId="a1">
@@ -9841,6 +9196,36 @@
       <w:color w:val="0F4761" w:themeColor="accent1" w:themeShade="BF"/>
       <w:sz w:val="32"/>
       <w:szCs w:val="32"/>
+    </w:rPr>
+  </w:style>
+  <w:style w:type="paragraph" w:styleId="21">
+    <w:name w:val="Quote"/>
+    <w:basedOn w:val="a"/>
+    <w:next w:val="a"/>
+    <w:link w:val="22"/>
+    <w:uiPriority w:val="29"/>
+    <w:qFormat/>
+    <w:rsid w:val="00833D25"/>
+    <w:pPr>
+      <w:spacing w:before="160"/>
+      <w:jc w:val="center"/>
+    </w:pPr>
+    <w:rPr>
+      <w:i/>
+      <w:iCs/>
+      <w:color w:val="404040" w:themeColor="text1" w:themeTint="BF"/>
+    </w:rPr>
+  </w:style>
+  <w:style w:type="character" w:customStyle="1" w:styleId="22">
+    <w:name w:val="Цитата 2 Знак"/>
+    <w:basedOn w:val="a0"/>
+    <w:link w:val="21"/>
+    <w:uiPriority w:val="29"/>
+    <w:rsid w:val="00833D25"/>
+    <w:rPr>
+      <w:i/>
+      <w:iCs/>
+      <w:color w:val="404040" w:themeColor="text1" w:themeTint="BF"/>
     </w:rPr>
   </w:style>
   <w:style w:type="character" w:customStyle="1" w:styleId="30">
@@ -9935,11 +9320,35 @@
       <w:color w:val="272727" w:themeColor="text1" w:themeTint="D8"/>
     </w:rPr>
   </w:style>
-  <w:style w:type="paragraph" w:styleId="a3">
+  <w:style w:type="character" w:styleId="a3">
+    <w:name w:val="Hyperlink"/>
+    <w:uiPriority w:val="99"/>
+    <w:semiHidden/>
+    <w:unhideWhenUsed/>
+    <w:rPr>
+      <w:color w:val="2F69C7"/>
+      <w:u w:val="single"/>
+    </w:rPr>
+  </w:style>
+  <w:style w:type="table" w:styleId="a4">
+    <w:name w:val="Table Grid"/>
+    <w:basedOn w:val="a1"/>
+    <w:tblPr>
+      <w:tblBorders>
+        <w:top w:val="single" w:sz="6" w:space="0" w:color="000000"/>
+        <w:left w:val="single" w:sz="6" w:space="0" w:color="000000"/>
+        <w:bottom w:val="single" w:sz="6" w:space="0" w:color="000000"/>
+        <w:right w:val="single" w:sz="6" w:space="0" w:color="000000"/>
+        <w:insideH w:val="single" w:sz="6" w:space="0" w:color="000000"/>
+        <w:insideV w:val="single" w:sz="6" w:space="0" w:color="000000"/>
+      </w:tblBorders>
+    </w:tblPr>
+  </w:style>
+  <w:style w:type="paragraph" w:styleId="a5">
     <w:name w:val="Title"/>
     <w:basedOn w:val="a"/>
     <w:next w:val="a"/>
-    <w:link w:val="a4"/>
+    <w:link w:val="a6"/>
     <w:uiPriority w:val="10"/>
     <w:qFormat/>
     <w:rsid w:val="00833D25"/>
@@ -9955,10 +9364,10 @@
       <w:szCs w:val="56"/>
     </w:rPr>
   </w:style>
-  <w:style w:type="character" w:customStyle="1" w:styleId="a4">
+  <w:style w:type="character" w:customStyle="1" w:styleId="a6">
     <w:name w:val="Заголовок Знак"/>
     <w:basedOn w:val="a0"/>
-    <w:link w:val="a3"/>
+    <w:link w:val="a5"/>
     <w:uiPriority w:val="10"/>
     <w:rsid w:val="00833D25"/>
     <w:rPr>
@@ -9969,11 +9378,11 @@
       <w:szCs w:val="56"/>
     </w:rPr>
   </w:style>
-  <w:style w:type="paragraph" w:styleId="a5">
+  <w:style w:type="paragraph" w:styleId="a7">
     <w:name w:val="Subtitle"/>
     <w:basedOn w:val="a"/>
     <w:next w:val="a"/>
-    <w:link w:val="a6"/>
+    <w:link w:val="a8"/>
     <w:uiPriority w:val="11"/>
     <w:qFormat/>
     <w:rsid w:val="00833D25"/>
@@ -9990,10 +9399,10 @@
       <w:szCs w:val="28"/>
     </w:rPr>
   </w:style>
-  <w:style w:type="character" w:customStyle="1" w:styleId="a6">
+  <w:style w:type="character" w:customStyle="1" w:styleId="a8">
     <w:name w:val="Подзаголовок Знак"/>
     <w:basedOn w:val="a0"/>
-    <w:link w:val="a5"/>
+    <w:link w:val="a7"/>
     <w:uiPriority w:val="11"/>
     <w:rsid w:val="00833D25"/>
     <w:rPr>
@@ -10004,37 +9413,7 @@
       <w:szCs w:val="28"/>
     </w:rPr>
   </w:style>
-  <w:style w:type="paragraph" w:styleId="21">
-    <w:name w:val="Quote"/>
-    <w:basedOn w:val="a"/>
-    <w:next w:val="a"/>
-    <w:link w:val="22"/>
-    <w:uiPriority w:val="29"/>
-    <w:qFormat/>
-    <w:rsid w:val="00833D25"/>
-    <w:pPr>
-      <w:spacing w:before="160"/>
-      <w:jc w:val="center"/>
-    </w:pPr>
-    <w:rPr>
-      <w:i/>
-      <w:iCs/>
-      <w:color w:val="404040" w:themeColor="text1" w:themeTint="BF"/>
-    </w:rPr>
-  </w:style>
-  <w:style w:type="character" w:customStyle="1" w:styleId="22">
-    <w:name w:val="Цитата 2 Знак"/>
-    <w:basedOn w:val="a0"/>
-    <w:link w:val="21"/>
-    <w:uiPriority w:val="29"/>
-    <w:rsid w:val="00833D25"/>
-    <w:rPr>
-      <w:i/>
-      <w:iCs/>
-      <w:color w:val="404040" w:themeColor="text1" w:themeTint="BF"/>
-    </w:rPr>
-  </w:style>
-  <w:style w:type="paragraph" w:styleId="a7">
+  <w:style w:type="paragraph" w:styleId="a9">
     <w:name w:val="List Paragraph"/>
     <w:basedOn w:val="a"/>
     <w:uiPriority w:val="34"/>
@@ -10045,7 +9424,7 @@
       <w:contextualSpacing/>
     </w:pPr>
   </w:style>
-  <w:style w:type="character" w:styleId="a8">
+  <w:style w:type="character" w:styleId="aa">
     <w:name w:val="Intense Emphasis"/>
     <w:basedOn w:val="a0"/>
     <w:uiPriority w:val="21"/>
@@ -10057,11 +9436,11 @@
       <w:color w:val="0F4761" w:themeColor="accent1" w:themeShade="BF"/>
     </w:rPr>
   </w:style>
-  <w:style w:type="paragraph" w:styleId="a9">
+  <w:style w:type="paragraph" w:styleId="ab">
     <w:name w:val="Intense Quote"/>
     <w:basedOn w:val="a"/>
     <w:next w:val="a"/>
-    <w:link w:val="aa"/>
+    <w:link w:val="ac"/>
     <w:uiPriority w:val="30"/>
     <w:qFormat/>
     <w:rsid w:val="00833D25"/>
@@ -10080,10 +9459,10 @@
       <w:color w:val="0F4761" w:themeColor="accent1" w:themeShade="BF"/>
     </w:rPr>
   </w:style>
-  <w:style w:type="character" w:customStyle="1" w:styleId="aa">
+  <w:style w:type="character" w:customStyle="1" w:styleId="ac">
     <w:name w:val="Выделенная цитата Знак"/>
     <w:basedOn w:val="a0"/>
-    <w:link w:val="a9"/>
+    <w:link w:val="ab"/>
     <w:uiPriority w:val="30"/>
     <w:rsid w:val="00833D25"/>
     <w:rPr>
@@ -10092,7 +9471,7 @@
       <w:color w:val="0F4761" w:themeColor="accent1" w:themeShade="BF"/>
     </w:rPr>
   </w:style>
-  <w:style w:type="character" w:styleId="ab">
+  <w:style w:type="character" w:styleId="ad">
     <w:name w:val="Intense Reference"/>
     <w:basedOn w:val="a0"/>
     <w:uiPriority w:val="32"/>
@@ -10110,7 +9489,7 @@
 </file>
 
 <file path=word/theme/theme1.xml><?xml version="1.0" encoding="utf-8"?>
-<a:theme xmlns:a="http://schemas.openxmlformats.org/drawingml/2006/main" name="Тема Office">
+<a:theme xmlns:a="http://schemas.openxmlformats.org/drawingml/2006/main">
   <a:themeElements>
     <a:clrScheme name="Стандартная">
       <a:dk1>
